--- a/static/coursework.docx
+++ b/static/coursework.docx
@@ -416,7 +416,7 @@
         </w:rPr>
         <w:fldChar w:fldCharType="separate"/>
       </w:r>
-      <w:hyperlink w:anchor="_Toc224501913" w:history="1">
+      <w:hyperlink w:anchor="_Toc224575594" w:history="1">
         <w:r>
           <w:rPr>
             <w:rStyle w:val="ac"/>
@@ -443,7 +443,7 @@
             <w:noProof/>
             <w:webHidden/>
           </w:rPr>
-          <w:instrText xml:space="preserve"> PAGEREF _Toc224501913 \h </w:instrText>
+          <w:instrText xml:space="preserve"> PAGEREF _Toc224575594 \h </w:instrText>
         </w:r>
         <w:r>
           <w:rPr>
@@ -487,7 +487,7 @@
           <w:lang w:eastAsia="ru-RU"/>
         </w:rPr>
       </w:pPr>
-      <w:hyperlink w:anchor="_Toc224501914" w:history="1">
+      <w:hyperlink w:anchor="_Toc224575595" w:history="1">
         <w:r>
           <w:rPr>
             <w:rStyle w:val="ac"/>
@@ -514,7 +514,7 @@
             <w:noProof/>
             <w:webHidden/>
           </w:rPr>
-          <w:instrText xml:space="preserve"> PAGEREF _Toc224501914 \h </w:instrText>
+          <w:instrText xml:space="preserve"> PAGEREF _Toc224575595 \h </w:instrText>
         </w:r>
         <w:r>
           <w:rPr>
@@ -558,7 +558,7 @@
           <w:lang w:eastAsia="ru-RU"/>
         </w:rPr>
       </w:pPr>
-      <w:hyperlink w:anchor="_Toc224501915" w:history="1">
+      <w:hyperlink w:anchor="_Toc224575596" w:history="1">
         <w:r>
           <w:rPr>
             <w:rStyle w:val="ac"/>
@@ -585,7 +585,7 @@
             <w:noProof/>
             <w:webHidden/>
           </w:rPr>
-          <w:instrText xml:space="preserve"> PAGEREF _Toc224501915 \h </w:instrText>
+          <w:instrText xml:space="preserve"> PAGEREF _Toc224575596 \h </w:instrText>
         </w:r>
         <w:r>
           <w:rPr>
@@ -630,7 +630,7 @@
           <w:lang w:eastAsia="ru-RU"/>
         </w:rPr>
       </w:pPr>
-      <w:hyperlink w:anchor="_Toc224501916" w:history="1">
+      <w:hyperlink w:anchor="_Toc224575597" w:history="1">
         <w:r>
           <w:rPr>
             <w:rStyle w:val="ac"/>
@@ -673,7 +673,7 @@
             <w:noProof/>
             <w:webHidden/>
           </w:rPr>
-          <w:instrText xml:space="preserve"> PAGEREF _Toc224501916 \h </w:instrText>
+          <w:instrText xml:space="preserve"> PAGEREF _Toc224575597 \h </w:instrText>
         </w:r>
         <w:r>
           <w:rPr>
@@ -717,7 +717,7 @@
           <w:lang w:eastAsia="ru-RU"/>
         </w:rPr>
       </w:pPr>
-      <w:hyperlink w:anchor="_Toc224501917" w:history="1">
+      <w:hyperlink w:anchor="_Toc224575598" w:history="1">
         <w:r>
           <w:rPr>
             <w:rStyle w:val="ac"/>
@@ -744,7 +744,7 @@
             <w:noProof/>
             <w:webHidden/>
           </w:rPr>
-          <w:instrText xml:space="preserve"> PAGEREF _Toc224501917 \h </w:instrText>
+          <w:instrText xml:space="preserve"> PAGEREF _Toc224575598 \h </w:instrText>
         </w:r>
         <w:r>
           <w:rPr>
@@ -788,7 +788,7 @@
           <w:lang w:eastAsia="ru-RU"/>
         </w:rPr>
       </w:pPr>
-      <w:hyperlink w:anchor="_Toc224501918" w:history="1">
+      <w:hyperlink w:anchor="_Toc224575599" w:history="1">
         <w:r>
           <w:rPr>
             <w:rStyle w:val="ac"/>
@@ -815,7 +815,7 @@
             <w:noProof/>
             <w:webHidden/>
           </w:rPr>
-          <w:instrText xml:space="preserve"> PAGEREF _Toc224501918 \h </w:instrText>
+          <w:instrText xml:space="preserve"> PAGEREF _Toc224575599 \h </w:instrText>
         </w:r>
         <w:r>
           <w:rPr>
@@ -859,7 +859,7 @@
           <w:lang w:eastAsia="ru-RU"/>
         </w:rPr>
       </w:pPr>
-      <w:hyperlink w:anchor="_Toc224501919" w:history="1">
+      <w:hyperlink w:anchor="_Toc224575600" w:history="1">
         <w:r>
           <w:rPr>
             <w:rStyle w:val="ac"/>
@@ -886,7 +886,7 @@
             <w:noProof/>
             <w:webHidden/>
           </w:rPr>
-          <w:instrText xml:space="preserve"> PAGEREF _Toc224501919 \h </w:instrText>
+          <w:instrText xml:space="preserve"> PAGEREF _Toc224575600 \h </w:instrText>
         </w:r>
         <w:r>
           <w:rPr>
@@ -930,7 +930,7 @@
           <w:lang w:eastAsia="ru-RU"/>
         </w:rPr>
       </w:pPr>
-      <w:hyperlink w:anchor="_Toc224501920" w:history="1">
+      <w:hyperlink w:anchor="_Toc224575601" w:history="1">
         <w:r>
           <w:rPr>
             <w:rStyle w:val="ac"/>
@@ -957,7 +957,7 @@
             <w:noProof/>
             <w:webHidden/>
           </w:rPr>
-          <w:instrText xml:space="preserve"> PAGEREF _Toc224501920 \h </w:instrText>
+          <w:instrText xml:space="preserve"> PAGEREF _Toc224575601 \h </w:instrText>
         </w:r>
         <w:r>
           <w:rPr>
@@ -1001,7 +1001,7 @@
           <w:lang w:eastAsia="ru-RU"/>
         </w:rPr>
       </w:pPr>
-      <w:hyperlink w:anchor="_Toc224501921" w:history="1">
+      <w:hyperlink w:anchor="_Toc224575602" w:history="1">
         <w:r>
           <w:rPr>
             <w:rStyle w:val="ac"/>
@@ -1028,7 +1028,7 @@
             <w:noProof/>
             <w:webHidden/>
           </w:rPr>
-          <w:instrText xml:space="preserve"> PAGEREF _Toc224501921 \h </w:instrText>
+          <w:instrText xml:space="preserve"> PAGEREF _Toc224575602 \h </w:instrText>
         </w:r>
         <w:r>
           <w:rPr>
@@ -1049,6 +1049,77 @@
             <w:webHidden/>
           </w:rPr>
           <w:t>13</w:t>
+        </w:r>
+        <w:r>
+          <w:rPr>
+            <w:noProof/>
+            <w:webHidden/>
+          </w:rPr>
+          <w:fldChar w:fldCharType="end"/>
+        </w:r>
+      </w:hyperlink>
+    </w:p>
+    <w:p>
+      <w:pPr>
+        <w:pStyle w:val="41"/>
+        <w:tabs>
+          <w:tab w:val="right" w:leader="dot" w:pos="9345"/>
+        </w:tabs>
+        <w:rPr>
+          <w:rFonts w:asciiTheme="minorHAnsi" w:eastAsiaTheme="minorEastAsia" w:hAnsiTheme="minorHAnsi"/>
+          <w:noProof/>
+          <w:sz w:val="24"/>
+          <w:lang w:eastAsia="ru-RU"/>
+        </w:rPr>
+      </w:pPr>
+      <w:hyperlink w:anchor="_Toc224575603" w:history="1">
+        <w:r>
+          <w:rPr>
+            <w:rStyle w:val="ac"/>
+            <w:noProof/>
+          </w:rPr>
+          <w:t>1.1.3.3. Итоги анализа</w:t>
+        </w:r>
+        <w:r>
+          <w:rPr>
+            <w:noProof/>
+            <w:webHidden/>
+          </w:rPr>
+          <w:tab/>
+        </w:r>
+        <w:r>
+          <w:rPr>
+            <w:noProof/>
+            <w:webHidden/>
+          </w:rPr>
+          <w:fldChar w:fldCharType="begin"/>
+        </w:r>
+        <w:r>
+          <w:rPr>
+            <w:noProof/>
+            <w:webHidden/>
+          </w:rPr>
+          <w:instrText xml:space="preserve"> PAGEREF _Toc224575603 \h </w:instrText>
+        </w:r>
+        <w:r>
+          <w:rPr>
+            <w:noProof/>
+            <w:webHidden/>
+          </w:rPr>
+        </w:r>
+        <w:r>
+          <w:rPr>
+            <w:noProof/>
+            <w:webHidden/>
+          </w:rPr>
+          <w:fldChar w:fldCharType="separate"/>
+        </w:r>
+        <w:r>
+          <w:rPr>
+            <w:noProof/>
+            <w:webHidden/>
+          </w:rPr>
+          <w:t>14</w:t>
         </w:r>
         <w:r>
           <w:rPr>
@@ -1072,7 +1143,7 @@
           <w:lang w:eastAsia="ru-RU"/>
         </w:rPr>
       </w:pPr>
-      <w:hyperlink w:anchor="_Toc224501922" w:history="1">
+      <w:hyperlink w:anchor="_Toc224575604" w:history="1">
         <w:r>
           <w:rPr>
             <w:rStyle w:val="ac"/>
@@ -1099,7 +1170,7 @@
             <w:noProof/>
             <w:webHidden/>
           </w:rPr>
-          <w:instrText xml:space="preserve"> PAGEREF _Toc224501922 \h </w:instrText>
+          <w:instrText xml:space="preserve"> PAGEREF _Toc224575604 \h </w:instrText>
         </w:r>
         <w:r>
           <w:rPr>
@@ -1143,7 +1214,7 @@
           <w:lang w:eastAsia="ru-RU"/>
         </w:rPr>
       </w:pPr>
-      <w:hyperlink w:anchor="_Toc224501923" w:history="1">
+      <w:hyperlink w:anchor="_Toc224575605" w:history="1">
         <w:r>
           <w:rPr>
             <w:rStyle w:val="ac"/>
@@ -1170,7 +1241,7 @@
             <w:noProof/>
             <w:webHidden/>
           </w:rPr>
-          <w:instrText xml:space="preserve"> PAGEREF _Toc224501923 \h </w:instrText>
+          <w:instrText xml:space="preserve"> PAGEREF _Toc224575605 \h </w:instrText>
         </w:r>
         <w:r>
           <w:rPr>
@@ -1214,7 +1285,7 @@
           <w:lang w:eastAsia="ru-RU"/>
         </w:rPr>
       </w:pPr>
-      <w:hyperlink w:anchor="_Toc224501924" w:history="1">
+      <w:hyperlink w:anchor="_Toc224575606" w:history="1">
         <w:r>
           <w:rPr>
             <w:rStyle w:val="ac"/>
@@ -1241,7 +1312,7 @@
             <w:noProof/>
             <w:webHidden/>
           </w:rPr>
-          <w:instrText xml:space="preserve"> PAGEREF _Toc224501924 \h </w:instrText>
+          <w:instrText xml:space="preserve"> PAGEREF _Toc224575606 \h </w:instrText>
         </w:r>
         <w:r>
           <w:rPr>
@@ -1285,7 +1356,7 @@
           <w:lang w:eastAsia="ru-RU"/>
         </w:rPr>
       </w:pPr>
-      <w:hyperlink w:anchor="_Toc224501925" w:history="1">
+      <w:hyperlink w:anchor="_Toc224575607" w:history="1">
         <w:r>
           <w:rPr>
             <w:rStyle w:val="ac"/>
@@ -1312,7 +1383,7 @@
             <w:noProof/>
             <w:webHidden/>
           </w:rPr>
-          <w:instrText xml:space="preserve"> PAGEREF _Toc224501925 \h </w:instrText>
+          <w:instrText xml:space="preserve"> PAGEREF _Toc224575607 \h </w:instrText>
         </w:r>
         <w:r>
           <w:rPr>
@@ -1333,6 +1404,157 @@
             <w:webHidden/>
           </w:rPr>
           <w:t>17</w:t>
+        </w:r>
+        <w:r>
+          <w:rPr>
+            <w:noProof/>
+            <w:webHidden/>
+          </w:rPr>
+          <w:fldChar w:fldCharType="end"/>
+        </w:r>
+      </w:hyperlink>
+    </w:p>
+    <w:p>
+      <w:pPr>
+        <w:pStyle w:val="41"/>
+        <w:tabs>
+          <w:tab w:val="right" w:leader="dot" w:pos="9345"/>
+        </w:tabs>
+        <w:rPr>
+          <w:rFonts w:asciiTheme="minorHAnsi" w:eastAsiaTheme="minorEastAsia" w:hAnsiTheme="minorHAnsi"/>
+          <w:noProof/>
+          <w:sz w:val="24"/>
+          <w:lang w:eastAsia="ru-RU"/>
+        </w:rPr>
+      </w:pPr>
+      <w:hyperlink w:anchor="_Toc224575608" w:history="1">
+        <w:r>
+          <w:rPr>
+            <w:rStyle w:val="ac"/>
+            <w:noProof/>
+          </w:rPr>
+          <w:t xml:space="preserve">1.2.2.1. </w:t>
+        </w:r>
+        <w:r>
+          <w:rPr>
+            <w:rStyle w:val="ac"/>
+            <w:noProof/>
+            <w:lang w:val="en-US"/>
+          </w:rPr>
+          <w:t>RabbitMQ</w:t>
+        </w:r>
+        <w:r>
+          <w:rPr>
+            <w:noProof/>
+            <w:webHidden/>
+          </w:rPr>
+          <w:tab/>
+        </w:r>
+        <w:r>
+          <w:rPr>
+            <w:noProof/>
+            <w:webHidden/>
+          </w:rPr>
+          <w:fldChar w:fldCharType="begin"/>
+        </w:r>
+        <w:r>
+          <w:rPr>
+            <w:noProof/>
+            <w:webHidden/>
+          </w:rPr>
+          <w:instrText xml:space="preserve"> PAGEREF _Toc224575608 \h </w:instrText>
+        </w:r>
+        <w:r>
+          <w:rPr>
+            <w:noProof/>
+            <w:webHidden/>
+          </w:rPr>
+        </w:r>
+        <w:r>
+          <w:rPr>
+            <w:noProof/>
+            <w:webHidden/>
+          </w:rPr>
+          <w:fldChar w:fldCharType="separate"/>
+        </w:r>
+        <w:r>
+          <w:rPr>
+            <w:noProof/>
+            <w:webHidden/>
+          </w:rPr>
+          <w:t>17</w:t>
+        </w:r>
+        <w:r>
+          <w:rPr>
+            <w:noProof/>
+            <w:webHidden/>
+          </w:rPr>
+          <w:fldChar w:fldCharType="end"/>
+        </w:r>
+      </w:hyperlink>
+    </w:p>
+    <w:p>
+      <w:pPr>
+        <w:pStyle w:val="41"/>
+        <w:tabs>
+          <w:tab w:val="right" w:leader="dot" w:pos="9345"/>
+        </w:tabs>
+        <w:rPr>
+          <w:rFonts w:asciiTheme="minorHAnsi" w:eastAsiaTheme="minorEastAsia" w:hAnsiTheme="minorHAnsi"/>
+          <w:noProof/>
+          <w:sz w:val="24"/>
+          <w:lang w:eastAsia="ru-RU"/>
+        </w:rPr>
+      </w:pPr>
+      <w:hyperlink w:anchor="_Toc224575609" w:history="1">
+        <w:r>
+          <w:rPr>
+            <w:rStyle w:val="ac"/>
+            <w:noProof/>
+            <w:lang w:val="en-US"/>
+          </w:rPr>
+          <w:t>1.2.2.2. Apache Kafka</w:t>
+        </w:r>
+        <w:r>
+          <w:rPr>
+            <w:noProof/>
+            <w:webHidden/>
+          </w:rPr>
+          <w:tab/>
+        </w:r>
+        <w:r>
+          <w:rPr>
+            <w:noProof/>
+            <w:webHidden/>
+          </w:rPr>
+          <w:fldChar w:fldCharType="begin"/>
+        </w:r>
+        <w:r>
+          <w:rPr>
+            <w:noProof/>
+            <w:webHidden/>
+          </w:rPr>
+          <w:instrText xml:space="preserve"> PAGEREF _Toc224575609 \h </w:instrText>
+        </w:r>
+        <w:r>
+          <w:rPr>
+            <w:noProof/>
+            <w:webHidden/>
+          </w:rPr>
+        </w:r>
+        <w:r>
+          <w:rPr>
+            <w:noProof/>
+            <w:webHidden/>
+          </w:rPr>
+          <w:fldChar w:fldCharType="separate"/>
+        </w:r>
+        <w:r>
+          <w:rPr>
+            <w:noProof/>
+            <w:webHidden/>
+          </w:rPr>
+          <w:t>18</w:t>
         </w:r>
         <w:r>
           <w:rPr>
@@ -1356,7 +1578,7 @@
           <w:lang w:eastAsia="ru-RU"/>
         </w:rPr>
       </w:pPr>
-      <w:hyperlink w:anchor="_Toc224501926" w:history="1">
+      <w:hyperlink w:anchor="_Toc224575610" w:history="1">
         <w:r>
           <w:rPr>
             <w:rStyle w:val="ac"/>
@@ -1383,7 +1605,7 @@
             <w:noProof/>
             <w:webHidden/>
           </w:rPr>
-          <w:instrText xml:space="preserve"> PAGEREF _Toc224501926 \h </w:instrText>
+          <w:instrText xml:space="preserve"> PAGEREF _Toc224575610 \h </w:instrText>
         </w:r>
         <w:r>
           <w:rPr>
@@ -1403,7 +1625,78 @@
             <w:noProof/>
             <w:webHidden/>
           </w:rPr>
-          <w:t>17</w:t>
+          <w:t>19</w:t>
+        </w:r>
+        <w:r>
+          <w:rPr>
+            <w:noProof/>
+            <w:webHidden/>
+          </w:rPr>
+          <w:fldChar w:fldCharType="end"/>
+        </w:r>
+      </w:hyperlink>
+    </w:p>
+    <w:p>
+      <w:pPr>
+        <w:pStyle w:val="31"/>
+        <w:tabs>
+          <w:tab w:val="right" w:leader="dot" w:pos="9345"/>
+        </w:tabs>
+        <w:rPr>
+          <w:rFonts w:asciiTheme="minorHAnsi" w:eastAsiaTheme="minorEastAsia" w:hAnsiTheme="minorHAnsi"/>
+          <w:noProof/>
+          <w:sz w:val="24"/>
+          <w:lang w:eastAsia="ru-RU"/>
+        </w:rPr>
+      </w:pPr>
+      <w:hyperlink w:anchor="_Toc224575611" w:history="1">
+        <w:r>
+          <w:rPr>
+            <w:rStyle w:val="ac"/>
+            <w:noProof/>
+          </w:rPr>
+          <w:t>1.2.4. Итоги анализа</w:t>
+        </w:r>
+        <w:r>
+          <w:rPr>
+            <w:noProof/>
+            <w:webHidden/>
+          </w:rPr>
+          <w:tab/>
+        </w:r>
+        <w:r>
+          <w:rPr>
+            <w:noProof/>
+            <w:webHidden/>
+          </w:rPr>
+          <w:fldChar w:fldCharType="begin"/>
+        </w:r>
+        <w:r>
+          <w:rPr>
+            <w:noProof/>
+            <w:webHidden/>
+          </w:rPr>
+          <w:instrText xml:space="preserve"> PAGEREF _Toc224575611 \h </w:instrText>
+        </w:r>
+        <w:r>
+          <w:rPr>
+            <w:noProof/>
+            <w:webHidden/>
+          </w:rPr>
+        </w:r>
+        <w:r>
+          <w:rPr>
+            <w:noProof/>
+            <w:webHidden/>
+          </w:rPr>
+          <w:fldChar w:fldCharType="separate"/>
+        </w:r>
+        <w:r>
+          <w:rPr>
+            <w:noProof/>
+            <w:webHidden/>
+          </w:rPr>
+          <w:t>22</w:t>
         </w:r>
         <w:r>
           <w:rPr>
@@ -1427,88 +1720,13 @@
           <w:lang w:eastAsia="ru-RU"/>
         </w:rPr>
       </w:pPr>
-      <w:hyperlink w:anchor="_Toc224501927" w:history="1">
+      <w:hyperlink w:anchor="_Toc224575612" w:history="1">
         <w:r>
           <w:rPr>
             <w:rStyle w:val="ac"/>
             <w:noProof/>
           </w:rPr>
-          <w:t xml:space="preserve">1.3. Принципы работы </w:t>
-        </w:r>
-        <w:r>
-          <w:rPr>
-            <w:rStyle w:val="ac"/>
-            <w:noProof/>
-            <w:lang w:val="en-US"/>
-          </w:rPr>
-          <w:t>S</w:t>
-        </w:r>
-        <w:r>
-          <w:rPr>
-            <w:rStyle w:val="ac"/>
-            <w:noProof/>
-          </w:rPr>
-          <w:t>3-совместимых объектных хранилищ (</w:t>
-        </w:r>
-        <w:r>
-          <w:rPr>
-            <w:rStyle w:val="ac"/>
-            <w:noProof/>
-            <w:lang w:val="en-US"/>
-          </w:rPr>
-          <w:t>MinIO</w:t>
-        </w:r>
-        <w:r>
-          <w:rPr>
-            <w:rStyle w:val="ac"/>
-            <w:noProof/>
-          </w:rPr>
-          <w:t xml:space="preserve">, </w:t>
-        </w:r>
-        <w:r>
-          <w:rPr>
-            <w:rStyle w:val="ac"/>
-            <w:noProof/>
-            <w:lang w:val="en-US"/>
-          </w:rPr>
-          <w:t>Garage</w:t>
-        </w:r>
-        <w:r>
-          <w:rPr>
-            <w:rStyle w:val="ac"/>
-            <w:noProof/>
-          </w:rPr>
-          <w:t xml:space="preserve">, </w:t>
-        </w:r>
-        <w:r>
-          <w:rPr>
-            <w:rStyle w:val="ac"/>
-            <w:noProof/>
-            <w:lang w:val="en-US"/>
-          </w:rPr>
-          <w:t>SeaweedFS</w:t>
-        </w:r>
-        <w:r>
-          <w:rPr>
-            <w:rStyle w:val="ac"/>
-            <w:noProof/>
-          </w:rPr>
-          <w:t xml:space="preserve">, </w:t>
-        </w:r>
-        <w:r>
-          <w:rPr>
-            <w:rStyle w:val="ac"/>
-            <w:noProof/>
-            <w:lang w:val="en-US"/>
-          </w:rPr>
-          <w:t>Ceph</w:t>
-        </w:r>
-        <w:r>
-          <w:rPr>
-            <w:rStyle w:val="ac"/>
-            <w:noProof/>
-          </w:rPr>
-          <w:t>)</w:t>
+          <w:t>1.3. Принципы работы S3-совместимых объектных хранилищ (MinIO, Garage, SeaweedFS, Ceph)</w:t>
         </w:r>
         <w:r>
           <w:rPr>
@@ -1529,7 +1747,7 @@
             <w:noProof/>
             <w:webHidden/>
           </w:rPr>
-          <w:instrText xml:space="preserve"> PAGEREF _Toc224501927 \h </w:instrText>
+          <w:instrText xml:space="preserve"> PAGEREF _Toc224575612 \h </w:instrText>
         </w:r>
         <w:r>
           <w:rPr>
@@ -1549,7 +1767,7 @@
             <w:noProof/>
             <w:webHidden/>
           </w:rPr>
-          <w:t>17</w:t>
+          <w:t>23</w:t>
         </w:r>
         <w:r>
           <w:rPr>
@@ -1573,7 +1791,7 @@
           <w:lang w:eastAsia="ru-RU"/>
         </w:rPr>
       </w:pPr>
-      <w:hyperlink w:anchor="_Toc224501928" w:history="1">
+      <w:hyperlink w:anchor="_Toc224575613" w:history="1">
         <w:r>
           <w:rPr>
             <w:rStyle w:val="ac"/>
@@ -1600,7 +1818,7 @@
             <w:noProof/>
             <w:webHidden/>
           </w:rPr>
-          <w:instrText xml:space="preserve"> PAGEREF _Toc224501928 \h </w:instrText>
+          <w:instrText xml:space="preserve"> PAGEREF _Toc224575613 \h </w:instrText>
         </w:r>
         <w:r>
           <w:rPr>
@@ -1620,7 +1838,7 @@
             <w:noProof/>
             <w:webHidden/>
           </w:rPr>
-          <w:t>17</w:t>
+          <w:t>23</w:t>
         </w:r>
         <w:r>
           <w:rPr>
@@ -1644,7 +1862,7 @@
           <w:lang w:eastAsia="ru-RU"/>
         </w:rPr>
       </w:pPr>
-      <w:hyperlink w:anchor="_Toc224501929" w:history="1">
+      <w:hyperlink w:anchor="_Toc224575614" w:history="1">
         <w:r>
           <w:rPr>
             <w:rStyle w:val="ac"/>
@@ -1671,7 +1889,7 @@
             <w:noProof/>
             <w:webHidden/>
           </w:rPr>
-          <w:instrText xml:space="preserve"> PAGEREF _Toc224501929 \h </w:instrText>
+          <w:instrText xml:space="preserve"> PAGEREF _Toc224575614 \h </w:instrText>
         </w:r>
         <w:r>
           <w:rPr>
@@ -1691,7 +1909,7 @@
             <w:noProof/>
             <w:webHidden/>
           </w:rPr>
-          <w:t>18</w:t>
+          <w:t>24</w:t>
         </w:r>
         <w:r>
           <w:rPr>
@@ -1715,7 +1933,7 @@
           <w:lang w:eastAsia="ru-RU"/>
         </w:rPr>
       </w:pPr>
-      <w:hyperlink w:anchor="_Toc224501930" w:history="1">
+      <w:hyperlink w:anchor="_Toc224575615" w:history="1">
         <w:r>
           <w:rPr>
             <w:rStyle w:val="ac"/>
@@ -1742,7 +1960,7 @@
             <w:noProof/>
             <w:webHidden/>
           </w:rPr>
-          <w:instrText xml:space="preserve"> PAGEREF _Toc224501930 \h </w:instrText>
+          <w:instrText xml:space="preserve"> PAGEREF _Toc224575615 \h </w:instrText>
         </w:r>
         <w:r>
           <w:rPr>
@@ -1762,7 +1980,7 @@
             <w:noProof/>
             <w:webHidden/>
           </w:rPr>
-          <w:t>18</w:t>
+          <w:t>24</w:t>
         </w:r>
         <w:r>
           <w:rPr>
@@ -1786,7 +2004,7 @@
           <w:lang w:eastAsia="ru-RU"/>
         </w:rPr>
       </w:pPr>
-      <w:hyperlink w:anchor="_Toc224501931" w:history="1">
+      <w:hyperlink w:anchor="_Toc224575616" w:history="1">
         <w:r>
           <w:rPr>
             <w:rStyle w:val="ac"/>
@@ -1813,7 +2031,7 @@
             <w:noProof/>
             <w:webHidden/>
           </w:rPr>
-          <w:instrText xml:space="preserve"> PAGEREF _Toc224501931 \h </w:instrText>
+          <w:instrText xml:space="preserve"> PAGEREF _Toc224575616 \h </w:instrText>
         </w:r>
         <w:r>
           <w:rPr>
@@ -1833,7 +2051,7 @@
             <w:noProof/>
             <w:webHidden/>
           </w:rPr>
-          <w:t>18</w:t>
+          <w:t>24</w:t>
         </w:r>
         <w:r>
           <w:rPr>
@@ -1857,7 +2075,7 @@
           <w:lang w:eastAsia="ru-RU"/>
         </w:rPr>
       </w:pPr>
-      <w:hyperlink w:anchor="_Toc224501932" w:history="1">
+      <w:hyperlink w:anchor="_Toc224575617" w:history="1">
         <w:r>
           <w:rPr>
             <w:rStyle w:val="ac"/>
@@ -1884,7 +2102,7 @@
             <w:noProof/>
             <w:webHidden/>
           </w:rPr>
-          <w:instrText xml:space="preserve"> PAGEREF _Toc224501932 \h </w:instrText>
+          <w:instrText xml:space="preserve"> PAGEREF _Toc224575617 \h </w:instrText>
         </w:r>
         <w:r>
           <w:rPr>
@@ -1904,7 +2122,7 @@
             <w:noProof/>
             <w:webHidden/>
           </w:rPr>
-          <w:t>18</w:t>
+          <w:t>24</w:t>
         </w:r>
         <w:r>
           <w:rPr>
@@ -1928,7 +2146,7 @@
           <w:lang w:eastAsia="ru-RU"/>
         </w:rPr>
       </w:pPr>
-      <w:hyperlink w:anchor="_Toc224501933" w:history="1">
+      <w:hyperlink w:anchor="_Toc224575618" w:history="1">
         <w:r>
           <w:rPr>
             <w:rStyle w:val="ac"/>
@@ -1955,7 +2173,7 @@
             <w:noProof/>
             <w:webHidden/>
           </w:rPr>
-          <w:instrText xml:space="preserve"> PAGEREF _Toc224501933 \h </w:instrText>
+          <w:instrText xml:space="preserve"> PAGEREF _Toc224575618 \h </w:instrText>
         </w:r>
         <w:r>
           <w:rPr>
@@ -1975,7 +2193,7 @@
             <w:noProof/>
             <w:webHidden/>
           </w:rPr>
-          <w:t>18</w:t>
+          <w:t>24</w:t>
         </w:r>
         <w:r>
           <w:rPr>
@@ -1999,7 +2217,7 @@
           <w:lang w:eastAsia="ru-RU"/>
         </w:rPr>
       </w:pPr>
-      <w:hyperlink w:anchor="_Toc224501934" w:history="1">
+      <w:hyperlink w:anchor="_Toc224575619" w:history="1">
         <w:r>
           <w:rPr>
             <w:rStyle w:val="ac"/>
@@ -2026,7 +2244,7 @@
             <w:noProof/>
             <w:webHidden/>
           </w:rPr>
-          <w:instrText xml:space="preserve"> PAGEREF _Toc224501934 \h </w:instrText>
+          <w:instrText xml:space="preserve"> PAGEREF _Toc224575619 \h </w:instrText>
         </w:r>
         <w:r>
           <w:rPr>
@@ -2046,7 +2264,7 @@
             <w:noProof/>
             <w:webHidden/>
           </w:rPr>
-          <w:t>18</w:t>
+          <w:t>24</w:t>
         </w:r>
         <w:r>
           <w:rPr>
@@ -2070,7 +2288,7 @@
           <w:lang w:eastAsia="ru-RU"/>
         </w:rPr>
       </w:pPr>
-      <w:hyperlink w:anchor="_Toc224501935" w:history="1">
+      <w:hyperlink w:anchor="_Toc224575620" w:history="1">
         <w:r>
           <w:rPr>
             <w:rStyle w:val="ac"/>
@@ -2097,7 +2315,7 @@
             <w:noProof/>
             <w:webHidden/>
           </w:rPr>
-          <w:instrText xml:space="preserve"> PAGEREF _Toc224501935 \h </w:instrText>
+          <w:instrText xml:space="preserve"> PAGEREF _Toc224575620 \h </w:instrText>
         </w:r>
         <w:r>
           <w:rPr>
@@ -2117,7 +2335,7 @@
             <w:noProof/>
             <w:webHidden/>
           </w:rPr>
-          <w:t>19</w:t>
+          <w:t>25</w:t>
         </w:r>
         <w:r>
           <w:rPr>
@@ -2141,7 +2359,7 @@
           <w:lang w:eastAsia="ru-RU"/>
         </w:rPr>
       </w:pPr>
-      <w:hyperlink w:anchor="_Toc224501936" w:history="1">
+      <w:hyperlink w:anchor="_Toc224575621" w:history="1">
         <w:r>
           <w:rPr>
             <w:rStyle w:val="ac"/>
@@ -2251,7 +2469,7 @@
             <w:noProof/>
             <w:webHidden/>
           </w:rPr>
-          <w:instrText xml:space="preserve"> PAGEREF _Toc224501936 \h </w:instrText>
+          <w:instrText xml:space="preserve"> PAGEREF _Toc224575621 \h </w:instrText>
         </w:r>
         <w:r>
           <w:rPr>
@@ -2271,7 +2489,7 @@
             <w:noProof/>
             <w:webHidden/>
           </w:rPr>
-          <w:t>19</w:t>
+          <w:t>25</w:t>
         </w:r>
         <w:r>
           <w:rPr>
@@ -2295,7 +2513,7 @@
           <w:lang w:eastAsia="ru-RU"/>
         </w:rPr>
       </w:pPr>
-      <w:hyperlink w:anchor="_Toc224501937" w:history="1">
+      <w:hyperlink w:anchor="_Toc224575622" w:history="1">
         <w:r>
           <w:rPr>
             <w:rStyle w:val="ac"/>
@@ -2322,7 +2540,7 @@
             <w:noProof/>
             <w:webHidden/>
           </w:rPr>
-          <w:instrText xml:space="preserve"> PAGEREF _Toc224501937 \h </w:instrText>
+          <w:instrText xml:space="preserve"> PAGEREF _Toc224575622 \h </w:instrText>
         </w:r>
         <w:r>
           <w:rPr>
@@ -2342,7 +2560,7 @@
             <w:noProof/>
             <w:webHidden/>
           </w:rPr>
-          <w:t>19</w:t>
+          <w:t>25</w:t>
         </w:r>
         <w:r>
           <w:rPr>
@@ -2366,7 +2584,7 @@
           <w:lang w:eastAsia="ru-RU"/>
         </w:rPr>
       </w:pPr>
-      <w:hyperlink w:anchor="_Toc224501938" w:history="1">
+      <w:hyperlink w:anchor="_Toc224575623" w:history="1">
         <w:r>
           <w:rPr>
             <w:rStyle w:val="ac"/>
@@ -2393,7 +2611,7 @@
             <w:noProof/>
             <w:webHidden/>
           </w:rPr>
-          <w:instrText xml:space="preserve"> PAGEREF _Toc224501938 \h </w:instrText>
+          <w:instrText xml:space="preserve"> PAGEREF _Toc224575623 \h </w:instrText>
         </w:r>
         <w:r>
           <w:rPr>
@@ -2413,7 +2631,7 @@
             <w:noProof/>
             <w:webHidden/>
           </w:rPr>
-          <w:t>19</w:t>
+          <w:t>25</w:t>
         </w:r>
         <w:r>
           <w:rPr>
@@ -2437,7 +2655,7 @@
           <w:lang w:eastAsia="ru-RU"/>
         </w:rPr>
       </w:pPr>
-      <w:hyperlink w:anchor="_Toc224501939" w:history="1">
+      <w:hyperlink w:anchor="_Toc224575624" w:history="1">
         <w:r>
           <w:rPr>
             <w:rStyle w:val="ac"/>
@@ -2464,7 +2682,7 @@
             <w:noProof/>
             <w:webHidden/>
           </w:rPr>
-          <w:instrText xml:space="preserve"> PAGEREF _Toc224501939 \h </w:instrText>
+          <w:instrText xml:space="preserve"> PAGEREF _Toc224575624 \h </w:instrText>
         </w:r>
         <w:r>
           <w:rPr>
@@ -2484,7 +2702,7 @@
             <w:noProof/>
             <w:webHidden/>
           </w:rPr>
-          <w:t>19</w:t>
+          <w:t>25</w:t>
         </w:r>
         <w:r>
           <w:rPr>
@@ -2508,7 +2726,7 @@
           <w:lang w:eastAsia="ru-RU"/>
         </w:rPr>
       </w:pPr>
-      <w:hyperlink w:anchor="_Toc224501940" w:history="1">
+      <w:hyperlink w:anchor="_Toc224575625" w:history="1">
         <w:r>
           <w:rPr>
             <w:rStyle w:val="ac"/>
@@ -2535,7 +2753,7 @@
             <w:noProof/>
             <w:webHidden/>
           </w:rPr>
-          <w:instrText xml:space="preserve"> PAGEREF _Toc224501940 \h </w:instrText>
+          <w:instrText xml:space="preserve"> PAGEREF _Toc224575625 \h </w:instrText>
         </w:r>
         <w:r>
           <w:rPr>
@@ -2555,7 +2773,7 @@
             <w:noProof/>
             <w:webHidden/>
           </w:rPr>
-          <w:t>19</w:t>
+          <w:t>25</w:t>
         </w:r>
         <w:r>
           <w:rPr>
@@ -2579,7 +2797,7 @@
           <w:lang w:eastAsia="ru-RU"/>
         </w:rPr>
       </w:pPr>
-      <w:hyperlink w:anchor="_Toc224501941" w:history="1">
+      <w:hyperlink w:anchor="_Toc224575626" w:history="1">
         <w:r>
           <w:rPr>
             <w:rStyle w:val="ac"/>
@@ -2652,7 +2870,7 @@
             <w:noProof/>
             <w:webHidden/>
           </w:rPr>
-          <w:instrText xml:space="preserve"> PAGEREF _Toc224501941 \h </w:instrText>
+          <w:instrText xml:space="preserve"> PAGEREF _Toc224575626 \h </w:instrText>
         </w:r>
         <w:r>
           <w:rPr>
@@ -2672,7 +2890,7 @@
             <w:noProof/>
             <w:webHidden/>
           </w:rPr>
-          <w:t>19</w:t>
+          <w:t>25</w:t>
         </w:r>
         <w:r>
           <w:rPr>
@@ -2696,7 +2914,7 @@
           <w:lang w:eastAsia="ru-RU"/>
         </w:rPr>
       </w:pPr>
-      <w:hyperlink w:anchor="_Toc224501942" w:history="1">
+      <w:hyperlink w:anchor="_Toc224575627" w:history="1">
         <w:r>
           <w:rPr>
             <w:rStyle w:val="ac"/>
@@ -2723,7 +2941,7 @@
             <w:noProof/>
             <w:webHidden/>
           </w:rPr>
-          <w:instrText xml:space="preserve"> PAGEREF _Toc224501942 \h </w:instrText>
+          <w:instrText xml:space="preserve"> PAGEREF _Toc224575627 \h </w:instrText>
         </w:r>
         <w:r>
           <w:rPr>
@@ -2743,7 +2961,7 @@
             <w:noProof/>
             <w:webHidden/>
           </w:rPr>
-          <w:t>19</w:t>
+          <w:t>25</w:t>
         </w:r>
         <w:r>
           <w:rPr>
@@ -2767,7 +2985,7 @@
           <w:lang w:eastAsia="ru-RU"/>
         </w:rPr>
       </w:pPr>
-      <w:hyperlink w:anchor="_Toc224501943" w:history="1">
+      <w:hyperlink w:anchor="_Toc224575628" w:history="1">
         <w:r>
           <w:rPr>
             <w:rStyle w:val="ac"/>
@@ -2794,7 +3012,7 @@
             <w:noProof/>
             <w:webHidden/>
           </w:rPr>
-          <w:instrText xml:space="preserve"> PAGEREF _Toc224501943 \h </w:instrText>
+          <w:instrText xml:space="preserve"> PAGEREF _Toc224575628 \h </w:instrText>
         </w:r>
         <w:r>
           <w:rPr>
@@ -2814,7 +3032,7 @@
             <w:noProof/>
             <w:webHidden/>
           </w:rPr>
-          <w:t>20</w:t>
+          <w:t>26</w:t>
         </w:r>
         <w:r>
           <w:rPr>
@@ -2838,7 +3056,7 @@
           <w:lang w:eastAsia="ru-RU"/>
         </w:rPr>
       </w:pPr>
-      <w:hyperlink w:anchor="_Toc224501944" w:history="1">
+      <w:hyperlink w:anchor="_Toc224575629" w:history="1">
         <w:r>
           <w:rPr>
             <w:rStyle w:val="ac"/>
@@ -2865,7 +3083,7 @@
             <w:noProof/>
             <w:webHidden/>
           </w:rPr>
-          <w:instrText xml:space="preserve"> PAGEREF _Toc224501944 \h </w:instrText>
+          <w:instrText xml:space="preserve"> PAGEREF _Toc224575629 \h </w:instrText>
         </w:r>
         <w:r>
           <w:rPr>
@@ -2885,7 +3103,7 @@
             <w:noProof/>
             <w:webHidden/>
           </w:rPr>
-          <w:t>21</w:t>
+          <w:t>27</w:t>
         </w:r>
         <w:r>
           <w:rPr>
@@ -2909,7 +3127,7 @@
           <w:lang w:eastAsia="ru-RU"/>
         </w:rPr>
       </w:pPr>
-      <w:hyperlink w:anchor="_Toc224501945" w:history="1">
+      <w:hyperlink w:anchor="_Toc224575630" w:history="1">
         <w:r>
           <w:rPr>
             <w:rStyle w:val="ac"/>
@@ -2936,7 +3154,7 @@
             <w:noProof/>
             <w:webHidden/>
           </w:rPr>
-          <w:instrText xml:space="preserve"> PAGEREF _Toc224501945 \h </w:instrText>
+          <w:instrText xml:space="preserve"> PAGEREF _Toc224575630 \h </w:instrText>
         </w:r>
         <w:r>
           <w:rPr>
@@ -2956,7 +3174,7 @@
             <w:noProof/>
             <w:webHidden/>
           </w:rPr>
-          <w:t>23</w:t>
+          <w:t>29</w:t>
         </w:r>
         <w:r>
           <w:rPr>
@@ -2989,7 +3207,7 @@
       <w:pPr>
         <w:pStyle w:val="1"/>
       </w:pPr>
-      <w:bookmarkStart w:id="0" w:name="_Toc224501913"/>
+      <w:bookmarkStart w:id="0" w:name="_Toc224575594"/>
       <w:r>
         <w:lastRenderedPageBreak/>
         <w:t>Аннотация</w:t>
@@ -3441,7 +3659,7 @@
       <w:pPr>
         <w:pStyle w:val="1"/>
       </w:pPr>
-      <w:bookmarkStart w:id="1" w:name="_Toc224501914"/>
+      <w:bookmarkStart w:id="1" w:name="_Toc224575595"/>
       <w:r>
         <w:lastRenderedPageBreak/>
         <w:t>Введение</w:t>
@@ -3681,7 +3899,7 @@
       <w:pPr>
         <w:pStyle w:val="1"/>
       </w:pPr>
-      <w:bookmarkStart w:id="2" w:name="_Toc224501915"/>
+      <w:bookmarkStart w:id="2" w:name="_Toc224575596"/>
       <w:r>
         <w:lastRenderedPageBreak/>
         <w:t xml:space="preserve">Глава </w:t>
@@ -3703,7 +3921,7 @@
           <w:numId w:val="7"/>
         </w:numPr>
       </w:pPr>
-      <w:bookmarkStart w:id="3" w:name="_Toc224501916"/>
+      <w:bookmarkStart w:id="3" w:name="_Toc224575597"/>
       <w:r>
         <w:t>Понятие асинхронности в веб-приложениях</w:t>
       </w:r>
@@ -3714,7 +3932,7 @@
       <w:pPr>
         <w:pStyle w:val="3"/>
       </w:pPr>
-      <w:bookmarkStart w:id="4" w:name="_Toc224501917"/>
+      <w:bookmarkStart w:id="4" w:name="_Toc224575598"/>
       <w:r>
         <w:t>1.1.1. Определение и основные концепции</w:t>
       </w:r>
@@ -3817,7 +4035,7 @@
           <w:b/>
         </w:rPr>
       </w:pPr>
-      <w:bookmarkStart w:id="5" w:name="_Toc224501918"/>
+      <w:bookmarkStart w:id="5" w:name="_Toc224575599"/>
       <w:r>
         <w:rPr>
           <w:rStyle w:val="30"/>
@@ -4242,7 +4460,7 @@
       <w:pPr>
         <w:pStyle w:val="3"/>
       </w:pPr>
-      <w:bookmarkStart w:id="6" w:name="_Toc224501919"/>
+      <w:bookmarkStart w:id="6" w:name="_Toc224575600"/>
       <w:r>
         <w:t>1.1.3. Преимущества и недостатки асинхронно</w:t>
       </w:r>
@@ -4263,7 +4481,7 @@
         <w:pStyle w:val="4"/>
         <w:ind w:firstLine="708"/>
       </w:pPr>
-      <w:bookmarkStart w:id="7" w:name="_Toc224501920"/>
+      <w:bookmarkStart w:id="7" w:name="_Toc224575601"/>
       <w:r>
         <w:t>1.1.3.1. Преимущества асинхронной обработки</w:t>
       </w:r>
@@ -4439,7 +4657,7 @@
         <w:pStyle w:val="4"/>
         <w:ind w:firstLine="708"/>
       </w:pPr>
-      <w:bookmarkStart w:id="8" w:name="_Toc224501921"/>
+      <w:bookmarkStart w:id="8" w:name="_Toc224575602"/>
       <w:r>
         <w:t xml:space="preserve">1.1.3.2. </w:t>
       </w:r>
@@ -4624,6 +4842,24 @@
     </w:p>
     <w:p>
       <w:pPr>
+        <w:pStyle w:val="4"/>
+      </w:pPr>
+      <w:bookmarkStart w:id="9" w:name="_Toc224575603"/>
+      <w:r>
+        <w:t xml:space="preserve">1.1.3.3. </w:t>
+      </w:r>
+      <w:r>
+        <w:t>Итоги анализа</w:t>
+      </w:r>
+      <w:bookmarkEnd w:id="9"/>
+    </w:p>
+    <w:p>
+      <w:pPr>
+        <w:ind w:left="709" w:firstLine="0"/>
+      </w:pPr>
+    </w:p>
+    <w:p>
+      <w:pPr>
         <w:ind w:left="709" w:firstLine="0"/>
       </w:pPr>
       <w:r>
@@ -4641,14 +4877,14 @@
       <w:pPr>
         <w:pStyle w:val="3"/>
       </w:pPr>
-      <w:bookmarkStart w:id="9" w:name="_Toc224501922"/>
+      <w:bookmarkStart w:id="10" w:name="_Toc224575604"/>
       <w:r>
         <w:t xml:space="preserve">1.1.4. </w:t>
       </w:r>
       <w:r>
         <w:t>Типичные сценарии использования</w:t>
       </w:r>
-      <w:bookmarkEnd w:id="9"/>
+      <w:bookmarkEnd w:id="10"/>
     </w:p>
     <w:p/>
     <w:p>
@@ -4679,11 +4915,11 @@
       </w:r>
       <w:proofErr w:type="spellEnd"/>
       <w:r>
-        <w:t xml:space="preserve">-сервисы может занимать несколько секунд. Асинхронная постановка в очередь позволяет немедленно вернуть пользователю ответ об </w:t>
+        <w:t xml:space="preserve">-сервисы </w:t>
       </w:r>
       <w:r>
         <w:lastRenderedPageBreak/>
-        <w:t>успешном принятии запроса, гарантируя при этом доставку уведомления.</w:t>
+        <w:t>может занимать несколько секунд. Асинхронная постановка в очередь позволяет немедленно вернуть пользователю ответ об успешном принятии запроса, гарантируя при этом доставку уведомления.</w:t>
       </w:r>
     </w:p>
     <w:p>
@@ -4881,7 +5117,11 @@
         <w:t>S</w:t>
       </w:r>
       <w:r>
-        <w:t>3-совместимого хранилища в качестве ключевых компонентов проектируемого решения.</w:t>
+        <w:t>3-</w:t>
+      </w:r>
+      <w:r>
+        <w:lastRenderedPageBreak/>
+        <w:t>совместимого хранилища в качестве ключевых компонентов проектируемого решения.</w:t>
       </w:r>
     </w:p>
     <w:p/>
@@ -4895,7 +5135,7 @@
       <w:pPr>
         <w:pStyle w:val="2"/>
       </w:pPr>
-      <w:bookmarkStart w:id="10" w:name="_Toc224501923"/>
+      <w:bookmarkStart w:id="11" w:name="_Toc224575605"/>
       <w:r>
         <w:t xml:space="preserve">1.2. </w:t>
       </w:r>
@@ -4918,7 +5158,7 @@
       <w:r>
         <w:t>) и реляционные базы данных</w:t>
       </w:r>
-      <w:bookmarkEnd w:id="10"/>
+      <w:bookmarkEnd w:id="11"/>
     </w:p>
     <w:p>
       <w:pPr>
@@ -4930,11 +5170,11 @@
       <w:pPr>
         <w:pStyle w:val="3"/>
       </w:pPr>
-      <w:bookmarkStart w:id="11" w:name="_Toc224501924"/>
+      <w:bookmarkStart w:id="12" w:name="_Toc224575606"/>
       <w:r>
         <w:t>1.2.1. Реляционные базы данных как очередь</w:t>
       </w:r>
-      <w:bookmarkEnd w:id="11"/>
+      <w:bookmarkEnd w:id="12"/>
     </w:p>
     <w:p/>
     <w:p>
@@ -5070,7 +5310,11 @@
         <w:tab/>
       </w:r>
       <w:r>
-        <w:t xml:space="preserve">Основным преимуществом использования реляционной БД в качестве очереди является простота и отсутствие дополнительных инфраструктурных компонентов. Если приложение уже использует базу данных, такой подход не требует развёртывания и администрирования отдельного брокера сообщений. Кроме того, транзакционная модель </w:t>
+        <w:t xml:space="preserve">Основным преимуществом использования реляционной БД в качестве очереди является простота и отсутствие дополнительных инфраструктурных компонентов. Если приложение уже использует базу данных, такой подход не требует развёртывания и администрирования отдельного брокера сообщений. </w:t>
+      </w:r>
+      <w:r>
+        <w:lastRenderedPageBreak/>
+        <w:t xml:space="preserve">Кроме того, транзакционная модель </w:t>
       </w:r>
       <w:r>
         <w:rPr>
@@ -5079,132 +5323,1150 @@
         <w:t>ACID</w:t>
       </w:r>
       <w:r>
-        <w:t xml:space="preserve"> позволяет гарантировать, что изменение статуса задачи и связанные с ней изменения других данных будут </w:t>
+        <w:t xml:space="preserve"> позволяет гарантировать, что изменение статуса задачи и связанные с ней изменения других данных будут выполнены атомарно — это важно для систем, требующих строгой согласованности.</w:t>
+      </w:r>
+    </w:p>
+    <w:p>
+      <w:pPr>
+        <w:ind w:firstLine="0"/>
+      </w:pPr>
+    </w:p>
+    <w:p>
+      <w:pPr>
+        <w:ind w:firstLine="0"/>
+      </w:pPr>
+      <w:r>
+        <w:tab/>
+      </w:r>
+      <w:r>
+        <w:t>Однако по мере роста нагрузки и усложнения требований к обработке, у этого подхода проявляются существенные ограничения, которые делают его малопригодным для высоконагруженных и отказоустойчивых систем</w:t>
+      </w:r>
+      <w:r>
+        <w:t xml:space="preserve"> [9]</w:t>
+      </w:r>
+      <w:r>
+        <w:t>.</w:t>
+      </w:r>
+    </w:p>
+    <w:p>
+      <w:pPr>
+        <w:ind w:firstLine="0"/>
+      </w:pPr>
+    </w:p>
+    <w:p>
+      <w:pPr>
+        <w:ind w:firstLine="0"/>
+      </w:pPr>
+    </w:p>
+    <w:p>
+      <w:pPr>
+        <w:pStyle w:val="3"/>
+      </w:pPr>
+      <w:bookmarkStart w:id="13" w:name="_Toc224575607"/>
+      <w:r>
+        <w:t>1.2.2. Специализированные брокеры сообщений</w:t>
+      </w:r>
+      <w:bookmarkEnd w:id="13"/>
+    </w:p>
+    <w:p/>
+    <w:p>
+      <w:r>
+        <w:t>Как было показано в предыдущем разделе, использование реляционных баз данных в качестве очереди сообщений сопряжено с существенными ограничениями по производительности, масштабируемости и гибкости маршрутизации. Для решения этих проблем в современных высоконагруженных системах применяются специализированные программные продукты — брокеры сообщений</w:t>
+      </w:r>
+      <w:r>
+        <w:t xml:space="preserve">. </w:t>
+      </w:r>
+      <w:r>
+        <w:t>Они представляют собой промежуточное ПО, обеспечивающее надёжную асинхронную передачу данных между независимыми компонентами, выступая в роли центрального хаба коммуникации</w:t>
+      </w:r>
+      <w:r>
+        <w:t>.</w:t>
+      </w:r>
+    </w:p>
+    <w:p/>
+    <w:p>
+      <w:r>
+        <w:t>Далее мы р</w:t>
+      </w:r>
+      <w:r>
+        <w:t>ассмотрим архитектуры таких брокеров как</w:t>
+      </w:r>
+      <w:r>
+        <w:t xml:space="preserve"> </w:t>
+      </w:r>
+      <w:proofErr w:type="spellStart"/>
+      <w:r>
+        <w:t>RabbitMQ</w:t>
+      </w:r>
+      <w:proofErr w:type="spellEnd"/>
+      <w:r>
+        <w:t xml:space="preserve"> и</w:t>
+      </w:r>
+      <w:r>
+        <w:t xml:space="preserve"> </w:t>
+      </w:r>
+      <w:r>
+        <w:rPr>
+          <w:lang w:val="en-US"/>
+        </w:rPr>
+        <w:t>Apache</w:t>
+      </w:r>
+      <w:r>
+        <w:t xml:space="preserve"> </w:t>
+      </w:r>
+      <w:proofErr w:type="spellStart"/>
+      <w:r>
+        <w:t>Kafka</w:t>
+      </w:r>
+      <w:proofErr w:type="spellEnd"/>
+      <w:r>
+        <w:t>.</w:t>
+      </w:r>
+    </w:p>
+    <w:p/>
+    <w:p>
+      <w:pPr>
+        <w:pStyle w:val="4"/>
+      </w:pPr>
+      <w:bookmarkStart w:id="14" w:name="_Toc224575608"/>
+      <w:r>
+        <w:t xml:space="preserve">1.2.2.1. </w:t>
+      </w:r>
+      <w:r>
+        <w:rPr>
+          <w:lang w:val="en-US"/>
+        </w:rPr>
+        <w:t>RabbitMQ</w:t>
+      </w:r>
+      <w:bookmarkEnd w:id="14"/>
+    </w:p>
+    <w:p/>
+    <w:p>
+      <w:r>
+        <w:t xml:space="preserve">Архитектура </w:t>
+      </w:r>
+      <w:proofErr w:type="spellStart"/>
+      <w:r>
+        <w:t>RabbitMQ</w:t>
+      </w:r>
+      <w:proofErr w:type="spellEnd"/>
+      <w:r>
+        <w:t xml:space="preserve"> базируется на взаимодействии двух основных компонентов: обменников и очередей сообщений. Обменники функционируют как интеллектуальные маршрутизаторы, которые на основе </w:t>
       </w:r>
       <w:r>
         <w:lastRenderedPageBreak/>
-        <w:t>выполнены атомарно — это важно для систем, требующих строгой согласованности.</w:t>
-      </w:r>
-    </w:p>
-    <w:p>
-      <w:pPr>
-        <w:ind w:firstLine="0"/>
-      </w:pPr>
-    </w:p>
-    <w:p>
-      <w:pPr>
-        <w:ind w:firstLine="0"/>
-      </w:pPr>
-      <w:r>
-        <w:tab/>
-      </w:r>
-      <w:r>
-        <w:t>Однако по мере роста нагрузки и усложнения требований к обработке, у этого подхода проявляются существенные ограничения, которые делают его малопригодным для высоконагруженных и отказоустойчивых систем</w:t>
-      </w:r>
-      <w:r>
-        <w:t xml:space="preserve"> [9]</w:t>
-      </w:r>
-      <w:r>
-        <w:t>. Далее рассмотрены основные недостатки использования реляционных баз данных в роли очереди задач.</w:t>
-      </w:r>
-    </w:p>
-    <w:p>
-      <w:pPr>
-        <w:ind w:firstLine="0"/>
-      </w:pPr>
-    </w:p>
-    <w:p>
-      <w:pPr>
-        <w:ind w:firstLine="0"/>
-      </w:pPr>
-    </w:p>
-    <w:p>
-      <w:pPr>
-        <w:pStyle w:val="3"/>
-      </w:pPr>
-      <w:bookmarkStart w:id="12" w:name="_Toc224501925"/>
-      <w:r>
-        <w:t>1.2.2. Специализированные брокеры сообщений</w:t>
-      </w:r>
-      <w:bookmarkEnd w:id="12"/>
-    </w:p>
-    <w:p/>
-    <w:p>
-      <w:r>
-        <w:t>Как было показано в предыдущем разделе, использование реляционных баз данных в качестве очереди сообщений сопряжено с существенными ограничениями по производительности, масштабируемости и гибкости маршрутизации. Для решения этих проблем в современных высоконагруженных системах применяются специализированные программные продукты — брокеры сообщений</w:t>
-      </w:r>
-      <w:r>
-        <w:t xml:space="preserve">. </w:t>
-      </w:r>
-      <w:r>
-        <w:t>Они представляют собой промежуточное ПО, обеспечивающее надёжную асинхронную передачу данных между независимыми компонентами, выступая в роли центрального хаба коммуникации</w:t>
-      </w:r>
-      <w:r>
-        <w:t>.</w:t>
+        <w:t xml:space="preserve">заданных правил направляют поступающие сообщения в соответствующие очереди. Данный механизм обеспечивает архитектурную гибкость: поддержка различных типов обменников позволяет адаптировать систему под широкий спектр сценариев взаимодействия между сервисами. Отличительной особенностью </w:t>
+      </w:r>
+      <w:proofErr w:type="spellStart"/>
+      <w:r>
+        <w:t>RabbitMQ</w:t>
+      </w:r>
+      <w:proofErr w:type="spellEnd"/>
+      <w:r>
+        <w:t xml:space="preserve"> является его способность работать с распространенными протоколами обмена сообщениями, такими как AMQP, MQTT и STOMP. Это позиционирует брокер как универсальное средство для интеграции гетерогенных систем, требующих реализации сложной логики маршрутизации, а также для приложений, в которых применяются разнообразные паттерны обмена сообщениями</w:t>
+      </w:r>
+      <w:r>
+        <w:t xml:space="preserve"> </w:t>
+      </w:r>
+      <w:r>
+        <w:t>[10].</w:t>
       </w:r>
     </w:p>
     <w:p/>
     <w:p/>
     <w:p>
       <w:pPr>
+        <w:pStyle w:val="4"/>
+      </w:pPr>
+      <w:bookmarkStart w:id="15" w:name="_Toc224575609"/>
+      <w:r>
+        <w:t xml:space="preserve">1.2.2.2. </w:t>
+      </w:r>
+      <w:r>
+        <w:rPr>
+          <w:lang w:val="en-US"/>
+        </w:rPr>
+        <w:t>Apache</w:t>
+      </w:r>
+      <w:r>
+        <w:t xml:space="preserve"> </w:t>
+      </w:r>
+      <w:r>
+        <w:rPr>
+          <w:lang w:val="en-US"/>
+        </w:rPr>
+        <w:t>Kafka</w:t>
+      </w:r>
+      <w:bookmarkEnd w:id="15"/>
+    </w:p>
+    <w:p/>
+    <w:p>
+      <w:r>
+        <w:t xml:space="preserve">Архитектура Apache </w:t>
+      </w:r>
+      <w:proofErr w:type="spellStart"/>
+      <w:r>
+        <w:t>Kafka</w:t>
+      </w:r>
+      <w:proofErr w:type="spellEnd"/>
+      <w:r>
+        <w:t xml:space="preserve"> базируется на концепции распределенного журнала сообщений. Данные в </w:t>
+      </w:r>
+      <w:proofErr w:type="spellStart"/>
+      <w:r>
+        <w:t>Kafka</w:t>
+      </w:r>
+      <w:proofErr w:type="spellEnd"/>
+      <w:r>
+        <w:t xml:space="preserve"> организованы в тематические разделы — топики, которые, в свою очередь, делятся на </w:t>
+      </w:r>
+      <w:proofErr w:type="spellStart"/>
+      <w:r>
+        <w:t>партиции</w:t>
+      </w:r>
+      <w:proofErr w:type="spellEnd"/>
+      <w:r>
+        <w:t xml:space="preserve"> для обеспечения параллелизма обработки и распределения нагрузки. Все сообщения сохраняются на диске, а их репликация автоматически регулируется между узлами кластера, что обеспечивает высокую степень отказоустойчивости системы.</w:t>
+      </w:r>
+    </w:p>
+    <w:p/>
+    <w:p>
+      <w:proofErr w:type="spellStart"/>
+      <w:r>
+        <w:t>Kafka</w:t>
+      </w:r>
+      <w:proofErr w:type="spellEnd"/>
+      <w:r>
+        <w:t xml:space="preserve"> демонстрирует наибольшую эффективность в сценариях, требующих обработки потоков данных большой интенсивности: система способна обрабатывать миллионы сообщений в секунду. Ключевым преимуществом данной архитектуры является гарантированное сохранение порядка сообщений в пределах одной </w:t>
+      </w:r>
+      <w:proofErr w:type="spellStart"/>
+      <w:r>
+        <w:t>партиции</w:t>
+      </w:r>
+      <w:proofErr w:type="spellEnd"/>
+      <w:r>
+        <w:t xml:space="preserve">, что является критически важным требованием для множества бизнес-процессов. Кроме того, платформа поддерживает долговременное хранение информации. Указанные характеристики обусловливают применение </w:t>
+      </w:r>
+      <w:proofErr w:type="spellStart"/>
+      <w:r>
+        <w:t>Kafka</w:t>
+      </w:r>
+      <w:proofErr w:type="spellEnd"/>
+      <w:r>
+        <w:t xml:space="preserve"> преимущественно в </w:t>
+      </w:r>
+      <w:r>
+        <w:lastRenderedPageBreak/>
+        <w:t>высоконагруженных системах с большими объемами данных, а также в приложениях, ориентированных на потоковую обработку информации в режиме реального времени</w:t>
+      </w:r>
+      <w:r>
+        <w:t xml:space="preserve"> [10]</w:t>
+      </w:r>
+      <w:r>
+        <w:t>.</w:t>
+      </w:r>
+    </w:p>
+    <w:p/>
+    <w:p>
+      <w:pPr>
         <w:pStyle w:val="3"/>
       </w:pPr>
-      <w:bookmarkStart w:id="13" w:name="_Toc224501926"/>
+      <w:bookmarkStart w:id="16" w:name="_Toc224575610"/>
       <w:r>
         <w:t>1.2.3. Сравнительный анализ существующих решений</w:t>
       </w:r>
-      <w:bookmarkEnd w:id="13"/>
+      <w:bookmarkEnd w:id="16"/>
+    </w:p>
+    <w:p/>
+    <w:p>
+      <w:r>
+        <w:t>Кажд</w:t>
+      </w:r>
+      <w:r>
+        <w:t xml:space="preserve">ая из представленных технологий </w:t>
+      </w:r>
+      <w:r>
+        <w:t xml:space="preserve">имеет свои особенности и сильные стороны, но как же выбрать между этими </w:t>
+      </w:r>
+      <w:r>
+        <w:t>тремя</w:t>
+      </w:r>
+      <w:r>
+        <w:t xml:space="preserve"> решениями на практике? Давайте проведем детальное сравнение по основным параметрам, которые критически важны при выборе брокера сообщений для определенных проектов. В таблице ниже рассматриваются критически важные параметры и сведения для каждого из брокеров.</w:t>
+      </w:r>
+    </w:p>
+    <w:p/>
+    <w:p>
+      <w:r>
+        <w:t>Результаты сравнительного анализа представлены ниже (см. Таблица 1).</w:t>
+      </w:r>
+    </w:p>
+    <w:tbl>
+      <w:tblPr>
+        <w:tblStyle w:val="af3"/>
+        <w:tblW w:w="0" w:type="auto"/>
+        <w:tblLook w:val="04A0" w:firstRow="1" w:lastRow="0" w:firstColumn="1" w:lastColumn="0" w:noHBand="0" w:noVBand="1"/>
+      </w:tblPr>
+      <w:tblGrid>
+        <w:gridCol w:w="2452"/>
+        <w:gridCol w:w="2328"/>
+        <w:gridCol w:w="2251"/>
+        <w:gridCol w:w="2314"/>
+      </w:tblGrid>
+      <w:tr>
+        <w:tc>
+          <w:tcPr>
+            <w:tcW w:w="2336" w:type="dxa"/>
+          </w:tcPr>
+          <w:p>
+            <w:pPr>
+              <w:ind w:firstLine="0"/>
+            </w:pPr>
+            <w:r>
+              <w:t>Критерий</w:t>
+            </w:r>
+          </w:p>
+        </w:tc>
+        <w:tc>
+          <w:tcPr>
+            <w:tcW w:w="2336" w:type="dxa"/>
+          </w:tcPr>
+          <w:p>
+            <w:pPr>
+              <w:ind w:firstLine="0"/>
+            </w:pPr>
+            <w:r>
+              <w:t>Реляционная база данных как очередь</w:t>
+            </w:r>
+          </w:p>
+        </w:tc>
+        <w:tc>
+          <w:tcPr>
+            <w:tcW w:w="2336" w:type="dxa"/>
+          </w:tcPr>
+          <w:p>
+            <w:pPr>
+              <w:ind w:firstLine="0"/>
+            </w:pPr>
+            <w:r>
+              <w:rPr>
+                <w:lang w:val="en-US"/>
+              </w:rPr>
+              <w:t>RabbitMQ</w:t>
+            </w:r>
+          </w:p>
+        </w:tc>
+        <w:tc>
+          <w:tcPr>
+            <w:tcW w:w="2337" w:type="dxa"/>
+          </w:tcPr>
+          <w:p>
+            <w:pPr>
+              <w:ind w:firstLine="0"/>
+            </w:pPr>
+            <w:r>
+              <w:rPr>
+                <w:lang w:val="en-US"/>
+              </w:rPr>
+              <w:t>Apache Kafka</w:t>
+            </w:r>
+          </w:p>
+        </w:tc>
+      </w:tr>
+      <w:tr>
+        <w:tc>
+          <w:tcPr>
+            <w:tcW w:w="2336" w:type="dxa"/>
+          </w:tcPr>
+          <w:p>
+            <w:pPr>
+              <w:ind w:firstLine="0"/>
+            </w:pPr>
+            <w:r>
+              <w:t>Потребление ресурсов сервера</w:t>
+            </w:r>
+          </w:p>
+        </w:tc>
+        <w:tc>
+          <w:tcPr>
+            <w:tcW w:w="2336" w:type="dxa"/>
+          </w:tcPr>
+          <w:p>
+            <w:pPr>
+              <w:ind w:firstLine="0"/>
+            </w:pPr>
+            <w:r>
+              <w:t>Низкое. Используется уже существующий сервер БД</w:t>
+            </w:r>
+          </w:p>
+        </w:tc>
+        <w:tc>
+          <w:tcPr>
+            <w:tcW w:w="2336" w:type="dxa"/>
+          </w:tcPr>
+          <w:p>
+            <w:pPr>
+              <w:ind w:firstLine="0"/>
+            </w:pPr>
+            <w:r>
+              <w:t xml:space="preserve">Среднее [10]. Требуется отдельный процесс/контейнер для брокера. Написан на языке, который использует </w:t>
+            </w:r>
+            <w:r>
+              <w:rPr>
+                <w:lang w:val="en-US"/>
+              </w:rPr>
+              <w:t>Erlang</w:t>
+            </w:r>
+            <w:r>
+              <w:t xml:space="preserve"> </w:t>
+            </w:r>
+            <w:r>
+              <w:t>VM, что увеличивает потребление памяти</w:t>
+            </w:r>
+          </w:p>
+        </w:tc>
+        <w:tc>
+          <w:tcPr>
+            <w:tcW w:w="2337" w:type="dxa"/>
+          </w:tcPr>
+          <w:p>
+            <w:pPr>
+              <w:ind w:firstLine="0"/>
+            </w:pPr>
+            <w:r>
+              <w:t>Среднее</w:t>
+            </w:r>
+            <w:r>
+              <w:t xml:space="preserve"> [10]</w:t>
+            </w:r>
+            <w:r>
+              <w:t>. Требуется отдельный процесс</w:t>
+            </w:r>
+            <w:r>
+              <w:t>/</w:t>
+            </w:r>
+            <w:r>
+              <w:t xml:space="preserve">контейнер. Написан на языке, который использует </w:t>
+            </w:r>
+            <w:r>
+              <w:rPr>
+                <w:lang w:val="en-US"/>
+              </w:rPr>
+              <w:t>JVM</w:t>
+            </w:r>
+            <w:r>
+              <w:t>, что увеличивает потребление памяти</w:t>
+            </w:r>
+          </w:p>
+        </w:tc>
+      </w:tr>
+      <w:tr>
+        <w:tc>
+          <w:tcPr>
+            <w:tcW w:w="2336" w:type="dxa"/>
+          </w:tcPr>
+          <w:p>
+            <w:pPr>
+              <w:ind w:firstLine="0"/>
+            </w:pPr>
+            <w:r>
+              <w:lastRenderedPageBreak/>
+              <w:t>Необходимость отдельного сервера</w:t>
+            </w:r>
+          </w:p>
+        </w:tc>
+        <w:tc>
+          <w:tcPr>
+            <w:tcW w:w="2336" w:type="dxa"/>
+          </w:tcPr>
+          <w:p>
+            <w:pPr>
+              <w:ind w:firstLine="0"/>
+            </w:pPr>
+            <w:r>
+              <w:t>Нет. Используется та же СУБД, что и для хранения основных данных</w:t>
+            </w:r>
+          </w:p>
+        </w:tc>
+        <w:tc>
+          <w:tcPr>
+            <w:tcW w:w="2336" w:type="dxa"/>
+          </w:tcPr>
+          <w:p>
+            <w:pPr>
+              <w:ind w:firstLine="0"/>
+            </w:pPr>
+            <w:r>
+              <w:t>Да. Нужен отдельный брокер</w:t>
+            </w:r>
+          </w:p>
+        </w:tc>
+        <w:tc>
+          <w:tcPr>
+            <w:tcW w:w="2337" w:type="dxa"/>
+          </w:tcPr>
+          <w:p>
+            <w:pPr>
+              <w:ind w:firstLine="0"/>
+            </w:pPr>
+            <w:r>
+              <w:t xml:space="preserve">Да. Нужен отдельный кластер </w:t>
+            </w:r>
+            <w:r>
+              <w:rPr>
+                <w:lang w:val="en-US"/>
+              </w:rPr>
+              <w:t>Kafka</w:t>
+            </w:r>
+            <w:r>
+              <w:t xml:space="preserve"> [10]</w:t>
+            </w:r>
+          </w:p>
+        </w:tc>
+      </w:tr>
+      <w:tr>
+        <w:tc>
+          <w:tcPr>
+            <w:tcW w:w="2336" w:type="dxa"/>
+          </w:tcPr>
+          <w:p>
+            <w:pPr>
+              <w:ind w:firstLine="0"/>
+            </w:pPr>
+            <w:r>
+              <w:t>Время изучения</w:t>
+            </w:r>
+          </w:p>
+        </w:tc>
+        <w:tc>
+          <w:tcPr>
+            <w:tcW w:w="2336" w:type="dxa"/>
+          </w:tcPr>
+          <w:p>
+            <w:pPr>
+              <w:ind w:firstLine="0"/>
+            </w:pPr>
+            <w:r>
+              <w:t>Низкое. Используется знакомый любому разработчику</w:t>
+            </w:r>
+            <w:r>
+              <w:t xml:space="preserve"> </w:t>
+            </w:r>
+            <w:r>
+              <w:rPr>
+                <w:lang w:val="en-US"/>
+              </w:rPr>
+              <w:t>SQL</w:t>
+            </w:r>
+          </w:p>
+        </w:tc>
+        <w:tc>
+          <w:tcPr>
+            <w:tcW w:w="2336" w:type="dxa"/>
+          </w:tcPr>
+          <w:p>
+            <w:pPr>
+              <w:ind w:firstLine="0"/>
+            </w:pPr>
+            <w:r>
+              <w:t xml:space="preserve">Среднее. Требуется устройство </w:t>
+            </w:r>
+            <w:r>
+              <w:rPr>
+                <w:lang w:val="en-US"/>
+              </w:rPr>
+              <w:t>RabbitMQ</w:t>
+            </w:r>
+          </w:p>
+        </w:tc>
+        <w:tc>
+          <w:tcPr>
+            <w:tcW w:w="2337" w:type="dxa"/>
+          </w:tcPr>
+          <w:p>
+            <w:pPr>
+              <w:ind w:firstLine="0"/>
+            </w:pPr>
+            <w:r>
+              <w:t xml:space="preserve">Среднее. Требуется изучить устройство </w:t>
+            </w:r>
+            <w:r>
+              <w:rPr>
+                <w:lang w:val="en-US"/>
+              </w:rPr>
+              <w:t>Kafka</w:t>
+            </w:r>
+          </w:p>
+        </w:tc>
+      </w:tr>
+      <w:tr>
+        <w:tc>
+          <w:tcPr>
+            <w:tcW w:w="2336" w:type="dxa"/>
+          </w:tcPr>
+          <w:p>
+            <w:pPr>
+              <w:ind w:firstLine="0"/>
+            </w:pPr>
+            <w:r>
+              <w:t>Производительность</w:t>
+            </w:r>
+          </w:p>
+        </w:tc>
+        <w:tc>
+          <w:tcPr>
+            <w:tcW w:w="2336" w:type="dxa"/>
+          </w:tcPr>
+          <w:p>
+            <w:pPr>
+              <w:ind w:firstLine="0"/>
+            </w:pPr>
+            <w:r>
+              <w:t>Низкая</w:t>
+            </w:r>
+            <w:r>
+              <w:t>/</w:t>
+            </w:r>
+            <w:r>
+              <w:t xml:space="preserve">Средняя. Подходит до </w:t>
+            </w:r>
+            <w:r>
+              <w:t>~</w:t>
+            </w:r>
+            <w:r>
+              <w:t>1,000 задач</w:t>
+            </w:r>
+            <w:r>
+              <w:t>/</w:t>
+            </w:r>
+            <w:r>
+              <w:t>с [9]</w:t>
+            </w:r>
+          </w:p>
+        </w:tc>
+        <w:tc>
+          <w:tcPr>
+            <w:tcW w:w="2336" w:type="dxa"/>
+          </w:tcPr>
+          <w:p>
+            <w:pPr>
+              <w:ind w:firstLine="0"/>
+            </w:pPr>
+            <w:r>
+              <w:t xml:space="preserve">Средняя. Подходит до </w:t>
+            </w:r>
+            <w:r>
+              <w:t>~</w:t>
+            </w:r>
+            <w:r>
+              <w:t>45,000</w:t>
+            </w:r>
+            <w:r>
+              <w:t xml:space="preserve"> </w:t>
+            </w:r>
+            <w:r>
+              <w:t>задач</w:t>
+            </w:r>
+            <w:r>
+              <w:t>/</w:t>
+            </w:r>
+            <w:r>
+              <w:t xml:space="preserve">с </w:t>
+            </w:r>
+            <w:r>
+              <w:t>[10]</w:t>
+            </w:r>
+          </w:p>
+        </w:tc>
+        <w:tc>
+          <w:tcPr>
+            <w:tcW w:w="2337" w:type="dxa"/>
+          </w:tcPr>
+          <w:p>
+            <w:pPr>
+              <w:ind w:firstLine="0"/>
+            </w:pPr>
+            <w:r>
+              <w:t xml:space="preserve">Очень высокая. Подходит до </w:t>
+            </w:r>
+            <w:r>
+              <w:t>~</w:t>
+            </w:r>
+            <w:r>
+              <w:t>1,000,000 задач</w:t>
+            </w:r>
+            <w:r>
+              <w:t>/</w:t>
+            </w:r>
+            <w:r>
+              <w:t>с</w:t>
+            </w:r>
+            <w:r>
+              <w:t xml:space="preserve"> [10]</w:t>
+            </w:r>
+          </w:p>
+        </w:tc>
+      </w:tr>
+      <w:tr>
+        <w:tc>
+          <w:tcPr>
+            <w:tcW w:w="2336" w:type="dxa"/>
+          </w:tcPr>
+          <w:p>
+            <w:pPr>
+              <w:ind w:firstLine="0"/>
+            </w:pPr>
+            <w:r>
+              <w:t>Гибкость маршрутизации</w:t>
+            </w:r>
+          </w:p>
+        </w:tc>
+        <w:tc>
+          <w:tcPr>
+            <w:tcW w:w="2336" w:type="dxa"/>
+          </w:tcPr>
+          <w:p>
+            <w:pPr>
+              <w:ind w:firstLine="0"/>
+            </w:pPr>
+            <w:r>
+              <w:t>Отсутствует. Все задачи кладутся в таблицы, а выборка происходит по статусу. Любая маршрутизация будет самодельной реализацией разработчика [9</w:t>
+            </w:r>
+            <w:r>
+              <w:rPr>
+                <w:lang w:val="en-US"/>
+              </w:rPr>
+              <w:t>]</w:t>
+            </w:r>
+          </w:p>
+        </w:tc>
+        <w:tc>
+          <w:tcPr>
+            <w:tcW w:w="2336" w:type="dxa"/>
+          </w:tcPr>
+          <w:p>
+            <w:pPr>
+              <w:ind w:firstLine="0"/>
+              <w:rPr>
+                <w:lang w:val="en-US"/>
+              </w:rPr>
+            </w:pPr>
+            <w:r>
+              <w:t xml:space="preserve">Очень гибкая </w:t>
+            </w:r>
+            <w:r>
+              <w:rPr>
+                <w:lang w:val="en-US"/>
+              </w:rPr>
+              <w:t>[10]</w:t>
+            </w:r>
+          </w:p>
+        </w:tc>
+        <w:tc>
+          <w:tcPr>
+            <w:tcW w:w="2337" w:type="dxa"/>
+          </w:tcPr>
+          <w:p>
+            <w:pPr>
+              <w:ind w:firstLine="0"/>
+              <w:rPr>
+                <w:lang w:val="en-US"/>
+              </w:rPr>
+            </w:pPr>
+            <w:r>
+              <w:t xml:space="preserve">Базовая </w:t>
+            </w:r>
+            <w:r>
+              <w:rPr>
+                <w:lang w:val="en-US"/>
+              </w:rPr>
+              <w:t>[10]</w:t>
+            </w:r>
+          </w:p>
+        </w:tc>
+      </w:tr>
+      <w:tr>
+        <w:tc>
+          <w:tcPr>
+            <w:tcW w:w="2336" w:type="dxa"/>
+          </w:tcPr>
+          <w:p>
+            <w:pPr>
+              <w:ind w:firstLine="0"/>
+            </w:pPr>
+            <w:r>
+              <w:t>Устойчивость к сбоям</w:t>
+            </w:r>
+          </w:p>
+        </w:tc>
+        <w:tc>
+          <w:tcPr>
+            <w:tcW w:w="2336" w:type="dxa"/>
+          </w:tcPr>
+          <w:p>
+            <w:pPr>
+              <w:ind w:firstLine="0"/>
+            </w:pPr>
+            <w:r>
+              <w:t xml:space="preserve">Зависит от настроек СУБД. При сбое СУБД </w:t>
+            </w:r>
+            <w:r>
+              <w:lastRenderedPageBreak/>
+              <w:t>очередь тоже падает</w:t>
+            </w:r>
+          </w:p>
+        </w:tc>
+        <w:tc>
+          <w:tcPr>
+            <w:tcW w:w="2336" w:type="dxa"/>
+          </w:tcPr>
+          <w:p>
+            <w:pPr>
+              <w:ind w:firstLine="0"/>
+              <w:rPr>
+                <w:lang w:val="en-US"/>
+              </w:rPr>
+            </w:pPr>
+            <w:r>
+              <w:lastRenderedPageBreak/>
+              <w:t xml:space="preserve">Высокая </w:t>
+            </w:r>
+            <w:r>
+              <w:rPr>
+                <w:lang w:val="en-US"/>
+              </w:rPr>
+              <w:t>[10]</w:t>
+            </w:r>
+          </w:p>
+        </w:tc>
+        <w:tc>
+          <w:tcPr>
+            <w:tcW w:w="2337" w:type="dxa"/>
+          </w:tcPr>
+          <w:p>
+            <w:pPr>
+              <w:ind w:firstLine="0"/>
+              <w:rPr>
+                <w:lang w:val="en-US"/>
+              </w:rPr>
+            </w:pPr>
+            <w:r>
+              <w:t>Высокая</w:t>
+            </w:r>
+            <w:r>
+              <w:rPr>
+                <w:lang w:val="en-US"/>
+              </w:rPr>
+              <w:t xml:space="preserve"> [10]</w:t>
+            </w:r>
+          </w:p>
+        </w:tc>
+      </w:tr>
+      <w:tr>
+        <w:tc>
+          <w:tcPr>
+            <w:tcW w:w="2336" w:type="dxa"/>
+          </w:tcPr>
+          <w:p>
+            <w:pPr>
+              <w:ind w:firstLine="0"/>
+            </w:pPr>
+            <w:r>
+              <w:t>Наличие готовых библиотек и инструментов</w:t>
+            </w:r>
+          </w:p>
+        </w:tc>
+        <w:tc>
+          <w:tcPr>
+            <w:tcW w:w="2336" w:type="dxa"/>
+          </w:tcPr>
+          <w:p>
+            <w:pPr>
+              <w:ind w:firstLine="0"/>
+            </w:pPr>
+            <w:r>
+              <w:t>Есть драйверы для всех языков программирования</w:t>
+            </w:r>
+            <w:r>
+              <w:t>. В некоторых СУБД существуют различные способы мониторинга очереди</w:t>
+            </w:r>
+            <w:r>
+              <w:t xml:space="preserve"> (</w:t>
+            </w:r>
+            <w:r>
+              <w:rPr>
+                <w:lang w:val="en-US"/>
+              </w:rPr>
+              <w:t>LISTEN</w:t>
+            </w:r>
+            <w:r>
+              <w:t>/</w:t>
+            </w:r>
+            <w:r>
+              <w:rPr>
+                <w:lang w:val="en-US"/>
+              </w:rPr>
+              <w:t>NOTIFY</w:t>
+            </w:r>
+            <w:r>
+              <w:t xml:space="preserve"> </w:t>
+            </w:r>
+            <w:r>
+              <w:t xml:space="preserve">в </w:t>
+            </w:r>
+            <w:r>
+              <w:rPr>
+                <w:lang w:val="en-US"/>
+              </w:rPr>
+              <w:t>PostgreSQL</w:t>
+            </w:r>
+            <w:r>
+              <w:t xml:space="preserve">) </w:t>
+            </w:r>
+            <w:r>
+              <w:t>[9]</w:t>
+            </w:r>
+          </w:p>
+        </w:tc>
+        <w:tc>
+          <w:tcPr>
+            <w:tcW w:w="2336" w:type="dxa"/>
+          </w:tcPr>
+          <w:p>
+            <w:pPr>
+              <w:ind w:firstLine="0"/>
+            </w:pPr>
+            <w:r>
+              <w:t>Доступна на всех основных языках, имеет богатую экосистему</w:t>
+            </w:r>
+            <w:r>
+              <w:t xml:space="preserve"> [10]</w:t>
+            </w:r>
+          </w:p>
+        </w:tc>
+        <w:tc>
+          <w:tcPr>
+            <w:tcW w:w="2337" w:type="dxa"/>
+          </w:tcPr>
+          <w:p>
+            <w:pPr>
+              <w:ind w:firstLine="0"/>
+            </w:pPr>
+            <w:r>
+              <w:t>Доступна на всех основных языках, имеет богатую экосистему</w:t>
+            </w:r>
+            <w:r>
+              <w:t xml:space="preserve"> [10]</w:t>
+            </w:r>
+          </w:p>
+        </w:tc>
+      </w:tr>
+    </w:tbl>
+    <w:p/>
+    <w:p>
+      <w:r>
+        <w:t xml:space="preserve">Проведённый обзор показывает, что специализированные брокеры сообщений, такие как </w:t>
+      </w:r>
+      <w:proofErr w:type="spellStart"/>
+      <w:r>
+        <w:t>RabbitMQ</w:t>
+      </w:r>
+      <w:proofErr w:type="spellEnd"/>
+      <w:r>
+        <w:t xml:space="preserve"> и Apache </w:t>
+      </w:r>
+      <w:proofErr w:type="spellStart"/>
+      <w:r>
+        <w:t>Kafka</w:t>
+      </w:r>
+      <w:proofErr w:type="spellEnd"/>
+      <w:r>
+        <w:t xml:space="preserve">, предоставляют развитые механизмы маршрутизации, высокую производительность и масштабируемость, необходимые для построения отказоустойчивых высоконагруженных систем. </w:t>
+      </w:r>
+      <w:proofErr w:type="spellStart"/>
+      <w:r>
+        <w:t>RabbitMQ</w:t>
+      </w:r>
+      <w:proofErr w:type="spellEnd"/>
+      <w:r>
+        <w:t xml:space="preserve"> благодаря гибкой системе обменников и подтверждений хорошо подходит для задач со сложной логикой доставки и требованиями гарантий обработки. </w:t>
+      </w:r>
+      <w:proofErr w:type="spellStart"/>
+      <w:r>
+        <w:t>Kafka</w:t>
+      </w:r>
+      <w:proofErr w:type="spellEnd"/>
+      <w:r>
+        <w:t>, в свою очередь, обеспечивает колоссальную пропускную способность и долговременное хранение событий, что делает её стандартом для потоковой обработки данных и сбора логов в крупных интернет-сервисах.</w:t>
+      </w:r>
+    </w:p>
+    <w:p/>
+    <w:p>
+      <w:r>
+        <w:t xml:space="preserve">Однако применение этих брокеров сопряжено с рядом требований: они нуждаются в развёртывании отдельных сервисов, потребляют дополнительные вычислительные ресурсы (оперативную память, дисковое </w:t>
+      </w:r>
+      <w:r>
+        <w:lastRenderedPageBreak/>
+        <w:t>пространство, процессорное время), а также требуют от разработчика изучения новых парадигм и инструментов. В условиях, когда проектируемая система рассчитана на невысокую нагрузку (порядка десятков или сотен задач в сутки), а инфраструктура ограничена виртуальным сервером с минимальными характеристиками, использование тяжёлых брокеров может оказаться избыточным и неоправданно ресурсоёмким.</w:t>
+      </w:r>
+    </w:p>
+    <w:p/>
+    <w:p>
+      <w:r>
+        <w:t xml:space="preserve">В таких сценариях допустимым и прагматичным решением становится применение уже имеющейся реляционной базы данных (например, </w:t>
+      </w:r>
+      <w:proofErr w:type="spellStart"/>
+      <w:r>
+        <w:t>PostgreSQL</w:t>
+      </w:r>
+      <w:proofErr w:type="spellEnd"/>
+      <w:r>
+        <w:t xml:space="preserve"> [9]) для организации очереди задач. Хотя такой подход уступает профессиональным брокерам в производительности при высоких нагрузках и не поддерживает сложную маршрутизацию, он обладает рядом преимуществ в контексте малых проектов</w:t>
+      </w:r>
+      <w:r>
+        <w:t>:</w:t>
+      </w:r>
+    </w:p>
+    <w:p>
+      <w:pPr>
+        <w:pStyle w:val="a7"/>
+        <w:numPr>
+          <w:ilvl w:val="0"/>
+          <w:numId w:val="13"/>
+        </w:numPr>
+      </w:pPr>
+      <w:r>
+        <w:t>Отсутствие дополнительной инфраструктуры</w:t>
+      </w:r>
+      <w:r>
+        <w:t>. О</w:t>
+      </w:r>
+      <w:r>
+        <w:t>чередь работает в той же СУБД, что и основное приложение, не требуя установки и администрирования новых компонентов.</w:t>
+      </w:r>
+    </w:p>
+    <w:p>
+      <w:pPr>
+        <w:pStyle w:val="a7"/>
+        <w:numPr>
+          <w:ilvl w:val="0"/>
+          <w:numId w:val="13"/>
+        </w:numPr>
+      </w:pPr>
+      <w:r>
+        <w:t>Минимальное потребление ресурсов</w:t>
+      </w:r>
+      <w:r>
+        <w:t>. Н</w:t>
+      </w:r>
+      <w:r>
+        <w:t>е запускаются лишние процессы, нагрузка на сервер практически не возрастает по сравнению с обычной работой базы данных.</w:t>
+      </w:r>
+    </w:p>
+    <w:p>
+      <w:pPr>
+        <w:pStyle w:val="a7"/>
+        <w:numPr>
+          <w:ilvl w:val="0"/>
+          <w:numId w:val="13"/>
+        </w:numPr>
+      </w:pPr>
+      <w:r>
+        <w:t>Простота реализации</w:t>
+      </w:r>
+      <w:r>
+        <w:t>. Р</w:t>
+      </w:r>
+      <w:r>
+        <w:t>азработчик использует знакомый SQL и существующие библиотеки доступа к данным, не тратя время на изучение новых API.</w:t>
+      </w:r>
+    </w:p>
+    <w:p>
+      <w:pPr>
+        <w:pStyle w:val="a7"/>
+        <w:numPr>
+          <w:ilvl w:val="0"/>
+          <w:numId w:val="13"/>
+        </w:numPr>
+      </w:pPr>
+      <w:r>
+        <w:t>ACID-гарантии</w:t>
+      </w:r>
+      <w:r>
+        <w:t>. В</w:t>
+      </w:r>
+      <w:r>
+        <w:t>озможность атомарно изменять статус задачи и связанные данные в единой транзакции, что критично для некоторых бизнес-процессов.</w:t>
+      </w:r>
     </w:p>
     <w:p/>
     <w:p/>
     <w:p>
       <w:pPr>
+        <w:pStyle w:val="3"/>
+      </w:pPr>
+      <w:bookmarkStart w:id="17" w:name="_Toc224575611"/>
+      <w:r>
+        <w:t>1.2.4. Итоги анализа</w:t>
+      </w:r>
+      <w:bookmarkEnd w:id="17"/>
+    </w:p>
+    <w:p/>
+    <w:p>
+      <w:r>
+        <w:lastRenderedPageBreak/>
+        <w:t xml:space="preserve">Таким образом, выбор между реляционной БД и профессиональным брокером должен определяться контекстом: ожидаемой нагрузкой, доступными ресурсами, сложностью предметной области и квалификацией команды. Для масштабных систем с высокими требованиями к производительности и отказоустойчивости предпочтительны </w:t>
+      </w:r>
+      <w:r>
+        <w:rPr>
+          <w:lang w:val="en-US"/>
+        </w:rPr>
+        <w:t>RabbitMQ</w:t>
+      </w:r>
+      <w:r>
+        <w:t xml:space="preserve"> или </w:t>
+      </w:r>
+      <w:r>
+        <w:rPr>
+          <w:lang w:val="en-US"/>
+        </w:rPr>
+        <w:t>Kafka</w:t>
+      </w:r>
+      <w:r>
+        <w:t>. Для небольших проектов, работающих в условиях ограниченных ресурсов и не предъявляющих жёстких требований к пропускной способности, использование реляционной базы данных в качестве очереди является вполне оправданным решением, позволяющим сосредоточиться на реализации бизнес-логики без излишних инфраструктурных затрат.</w:t>
+      </w:r>
+    </w:p>
+    <w:p/>
+    <w:p/>
+    <w:p>
+      <w:pPr>
         <w:pStyle w:val="2"/>
       </w:pPr>
-      <w:bookmarkStart w:id="14" w:name="_Toc224501927"/>
-      <w:r>
-        <w:t xml:space="preserve">1.3. Принципы работы </w:t>
-      </w:r>
-      <w:r>
-        <w:rPr>
-          <w:lang w:val="en-US"/>
-        </w:rPr>
-        <w:t>S</w:t>
-      </w:r>
-      <w:r>
-        <w:t>3-</w:t>
-      </w:r>
-      <w:r>
-        <w:t xml:space="preserve">совместимых объектных хранилищ </w:t>
-      </w:r>
-      <w:r>
-        <w:t>(</w:t>
-      </w:r>
-      <w:proofErr w:type="spellStart"/>
-      <w:r>
-        <w:rPr>
-          <w:lang w:val="en-US"/>
-        </w:rPr>
+      <w:bookmarkStart w:id="18" w:name="_Toc224575612"/>
+      <w:r>
+        <w:t xml:space="preserve">1.3. </w:t>
+      </w:r>
+      <w:r>
+        <w:t>Принципы работы S3-совместимых объектных хранилищ (</w:t>
+      </w:r>
+      <w:proofErr w:type="spellStart"/>
+      <w:r>
         <w:t>MinIO</w:t>
       </w:r>
       <w:proofErr w:type="spellEnd"/>
       <w:r>
         <w:t xml:space="preserve">, </w:t>
       </w:r>
-      <w:r>
-        <w:rPr>
-          <w:lang w:val="en-US"/>
-        </w:rPr>
+      <w:proofErr w:type="spellStart"/>
+      <w:r>
         <w:t>Garage</w:t>
       </w:r>
+      <w:proofErr w:type="spellEnd"/>
       <w:r>
         <w:t xml:space="preserve">, </w:t>
       </w:r>
       <w:proofErr w:type="spellStart"/>
       <w:r>
-        <w:rPr>
-          <w:lang w:val="en-US"/>
-        </w:rPr>
         <w:t>SeaweedFS</w:t>
       </w:r>
       <w:proofErr w:type="spellEnd"/>
@@ -5213,46 +6475,56 @@
       </w:r>
       <w:proofErr w:type="spellStart"/>
       <w:r>
-        <w:rPr>
-          <w:lang w:val="en-US"/>
-        </w:rPr>
         <w:t>Ceph</w:t>
       </w:r>
       <w:proofErr w:type="spellEnd"/>
       <w:r>
         <w:t>)</w:t>
       </w:r>
-      <w:bookmarkEnd w:id="14"/>
-    </w:p>
+      <w:bookmarkEnd w:id="18"/>
+    </w:p>
+    <w:p>
+      <w:pPr>
+        <w:pStyle w:val="a7"/>
+        <w:ind w:left="0"/>
+      </w:pPr>
+    </w:p>
+    <w:p>
+      <w:pPr>
+        <w:pStyle w:val="a7"/>
+        <w:ind w:left="0"/>
+      </w:pPr>
+    </w:p>
+    <w:p/>
     <w:p>
       <w:pPr>
         <w:pStyle w:val="2"/>
       </w:pPr>
-      <w:bookmarkStart w:id="15" w:name="_Toc224501928"/>
+      <w:bookmarkStart w:id="19" w:name="_Toc224575613"/>
       <w:r>
         <w:t xml:space="preserve">1.4. </w:t>
       </w:r>
       <w:r>
         <w:t>Сравнительный анализ существующих решений и обоснование выбора технологий</w:t>
       </w:r>
-      <w:bookmarkEnd w:id="15"/>
+      <w:bookmarkEnd w:id="19"/>
     </w:p>
     <w:p>
       <w:pPr>
         <w:pStyle w:val="1"/>
       </w:pPr>
-      <w:bookmarkStart w:id="16" w:name="_Toc224501929"/>
+      <w:bookmarkStart w:id="20" w:name="_Toc224575614"/>
       <w:r>
         <w:lastRenderedPageBreak/>
         <w:t>Глава 2. Проектирование архитектуры веб-приложения</w:t>
       </w:r>
-      <w:bookmarkEnd w:id="16"/>
+      <w:bookmarkEnd w:id="20"/>
     </w:p>
     <w:p>
       <w:pPr>
         <w:pStyle w:val="2"/>
       </w:pPr>
-      <w:bookmarkStart w:id="17" w:name="_Toc224501930"/>
+      <w:bookmarkStart w:id="21" w:name="_Toc224575615"/>
       <w:r>
         <w:t>2</w:t>
       </w:r>
@@ -5262,14 +6534,14 @@
       <w:r>
         <w:t>Схема взаимодействия компонентов сервиса</w:t>
       </w:r>
-      <w:bookmarkEnd w:id="17"/>
+      <w:bookmarkEnd w:id="21"/>
     </w:p>
     <w:p/>
     <w:p>
       <w:pPr>
         <w:pStyle w:val="2"/>
       </w:pPr>
-      <w:bookmarkStart w:id="18" w:name="_Toc224501931"/>
+      <w:bookmarkStart w:id="22" w:name="_Toc224575616"/>
       <w:r>
         <w:t xml:space="preserve">2.2. </w:t>
       </w:r>
@@ -5279,28 +6551,28 @@
       <w:r>
         <w:t>роектирование базы данных</w:t>
       </w:r>
-      <w:bookmarkEnd w:id="18"/>
+      <w:bookmarkEnd w:id="22"/>
     </w:p>
     <w:p/>
     <w:p>
       <w:pPr>
         <w:pStyle w:val="2"/>
       </w:pPr>
-      <w:bookmarkStart w:id="19" w:name="_Toc224501932"/>
+      <w:bookmarkStart w:id="23" w:name="_Toc224575617"/>
       <w:r>
         <w:t xml:space="preserve">2.3. </w:t>
       </w:r>
       <w:r>
         <w:t>Определение функциональных требований и REST API</w:t>
       </w:r>
-      <w:bookmarkEnd w:id="19"/>
+      <w:bookmarkEnd w:id="23"/>
     </w:p>
     <w:p/>
     <w:p>
       <w:pPr>
         <w:pStyle w:val="2"/>
       </w:pPr>
-      <w:bookmarkStart w:id="20" w:name="_Toc224501933"/>
+      <w:bookmarkStart w:id="24" w:name="_Toc224575618"/>
       <w:r>
         <w:t>2</w:t>
       </w:r>
@@ -5310,14 +6582,14 @@
       <w:r>
         <w:t>Организация асинхронной обработки задач: двухуровневая очередь и планировщик Spring</w:t>
       </w:r>
-      <w:bookmarkEnd w:id="20"/>
+      <w:bookmarkEnd w:id="24"/>
     </w:p>
     <w:p/>
     <w:p>
       <w:pPr>
         <w:pStyle w:val="2"/>
       </w:pPr>
-      <w:bookmarkStart w:id="21" w:name="_Toc224501934"/>
+      <w:bookmarkStart w:id="25" w:name="_Toc224575619"/>
       <w:r>
         <w:t xml:space="preserve">2.5. </w:t>
       </w:r>
@@ -5332,7 +6604,7 @@
       <w:r>
         <w:t xml:space="preserve"> с ограниченным числом потоков</w:t>
       </w:r>
-      <w:bookmarkEnd w:id="21"/>
+      <w:bookmarkEnd w:id="25"/>
     </w:p>
     <w:p/>
     <w:p/>
@@ -5341,18 +6613,18 @@
       <w:pPr>
         <w:pStyle w:val="1"/>
       </w:pPr>
-      <w:bookmarkStart w:id="22" w:name="_Toc224501935"/>
+      <w:bookmarkStart w:id="26" w:name="_Toc224575620"/>
       <w:r>
         <w:lastRenderedPageBreak/>
         <w:t>Глава 3. Реализация ключевых компонентов</w:t>
       </w:r>
-      <w:bookmarkEnd w:id="22"/>
+      <w:bookmarkEnd w:id="26"/>
     </w:p>
     <w:p>
       <w:pPr>
         <w:pStyle w:val="2"/>
       </w:pPr>
-      <w:bookmarkStart w:id="23" w:name="_Toc224501936"/>
+      <w:bookmarkStart w:id="27" w:name="_Toc224575621"/>
       <w:r>
         <w:t xml:space="preserve">3.1. </w:t>
       </w:r>
@@ -5425,14 +6697,14 @@
         </w:rPr>
         <w:t>JPA</w:t>
       </w:r>
-      <w:bookmarkEnd w:id="23"/>
+      <w:bookmarkEnd w:id="27"/>
     </w:p>
     <w:p/>
     <w:p>
       <w:pPr>
         <w:pStyle w:val="2"/>
       </w:pPr>
-      <w:bookmarkStart w:id="24" w:name="_Toc224501937"/>
+      <w:bookmarkStart w:id="28" w:name="_Toc224575622"/>
       <w:r>
         <w:t xml:space="preserve">3.2. </w:t>
       </w:r>
@@ -5447,28 +6719,28 @@
       <w:r>
         <w:t>, планировщик задач</w:t>
       </w:r>
-      <w:bookmarkEnd w:id="24"/>
+      <w:bookmarkEnd w:id="28"/>
     </w:p>
     <w:p/>
     <w:p>
       <w:pPr>
         <w:pStyle w:val="2"/>
       </w:pPr>
-      <w:bookmarkStart w:id="25" w:name="_Toc224501938"/>
+      <w:bookmarkStart w:id="29" w:name="_Toc224575623"/>
       <w:r>
         <w:t xml:space="preserve">3.3. </w:t>
       </w:r>
       <w:r>
         <w:t>Интеграция с S3-хранилищем через AWS SDK v2</w:t>
       </w:r>
-      <w:bookmarkEnd w:id="25"/>
+      <w:bookmarkEnd w:id="29"/>
     </w:p>
     <w:p/>
     <w:p>
       <w:pPr>
         <w:pStyle w:val="2"/>
       </w:pPr>
-      <w:bookmarkStart w:id="26" w:name="_Toc224501939"/>
+      <w:bookmarkStart w:id="30" w:name="_Toc224575624"/>
       <w:r>
         <w:t>3</w:t>
       </w:r>
@@ -5490,7 +6762,7 @@
       <w:r>
         <w:t>JavaCV</w:t>
       </w:r>
-      <w:bookmarkEnd w:id="26"/>
+      <w:bookmarkEnd w:id="30"/>
       <w:proofErr w:type="spellEnd"/>
     </w:p>
     <w:p/>
@@ -5498,7 +6770,7 @@
       <w:pPr>
         <w:pStyle w:val="2"/>
       </w:pPr>
-      <w:bookmarkStart w:id="27" w:name="_Toc224501940"/>
+      <w:bookmarkStart w:id="31" w:name="_Toc224575625"/>
       <w:r>
         <w:t xml:space="preserve">3.5. </w:t>
       </w:r>
@@ -5524,7 +6796,7 @@
       <w:r>
         <w:t>, паттерн «конечный автомат», взаимодействие с API</w:t>
       </w:r>
-      <w:bookmarkEnd w:id="27"/>
+      <w:bookmarkEnd w:id="31"/>
     </w:p>
     <w:p/>
     <w:p>
@@ -5534,7 +6806,7 @@
           <w:lang w:val="en-US"/>
         </w:rPr>
       </w:pPr>
-      <w:bookmarkStart w:id="28" w:name="_Toc224501941"/>
+      <w:bookmarkStart w:id="32" w:name="_Toc224575626"/>
       <w:r>
         <w:rPr>
           <w:lang w:val="en-US"/>
@@ -5568,7 +6840,7 @@
         </w:rPr>
         <w:t>: Docker, docker-compose, reverse proxy Caddy, HTTPS</w:t>
       </w:r>
-      <w:bookmarkEnd w:id="28"/>
+      <w:bookmarkEnd w:id="32"/>
     </w:p>
     <w:p>
       <w:pPr>
@@ -5581,33 +6853,33 @@
       <w:pPr>
         <w:pStyle w:val="2"/>
       </w:pPr>
-      <w:bookmarkStart w:id="29" w:name="_Toc224501942"/>
+      <w:bookmarkStart w:id="33" w:name="_Toc224575627"/>
       <w:r>
         <w:t>3.7. Тестирование основных сценариев работы и оценка производительности</w:t>
       </w:r>
-      <w:bookmarkEnd w:id="29"/>
+      <w:bookmarkEnd w:id="33"/>
     </w:p>
     <w:p>
       <w:pPr>
         <w:pStyle w:val="1"/>
       </w:pPr>
-      <w:bookmarkStart w:id="30" w:name="_Toc224501943"/>
+      <w:bookmarkStart w:id="34" w:name="_Toc224575628"/>
       <w:r>
         <w:lastRenderedPageBreak/>
         <w:t>Заключение</w:t>
       </w:r>
-      <w:bookmarkEnd w:id="30"/>
+      <w:bookmarkEnd w:id="34"/>
     </w:p>
     <w:p>
       <w:pPr>
         <w:pStyle w:val="1"/>
       </w:pPr>
-      <w:bookmarkStart w:id="31" w:name="_Toc224501944"/>
+      <w:bookmarkStart w:id="35" w:name="_Toc224575629"/>
       <w:r>
         <w:lastRenderedPageBreak/>
         <w:t>Список использованной литературы</w:t>
       </w:r>
-      <w:bookmarkEnd w:id="31"/>
+      <w:bookmarkEnd w:id="35"/>
     </w:p>
     <w:p>
       <w:pPr>
@@ -5743,15 +7015,32 @@
         </w:rPr>
         <w:t>]. – 2025. – URL:</w:t>
       </w:r>
-      <w:hyperlink r:id="rId9" w:history="1">
-        <w:r>
-          <w:rPr>
-            <w:rStyle w:val="ac"/>
-            <w:lang w:val="en-US"/>
-          </w:rPr>
-          <w:t>https://www.risingwave.com/glossary/message-queue</w:t>
-        </w:r>
-      </w:hyperlink>
+      <w:r>
+        <w:fldChar w:fldCharType="begin"/>
+      </w:r>
+      <w:r>
+        <w:rPr>
+          <w:lang w:val="en-US"/>
+        </w:rPr>
+        <w:instrText>HYPERLINK "https://www.risingwave.com/glossary/message-queue"</w:instrText>
+      </w:r>
+      <w:r>
+        <w:fldChar w:fldCharType="separate"/>
+      </w:r>
+      <w:r>
+        <w:rPr>
+          <w:rStyle w:val="ac"/>
+          <w:lang w:val="en-US"/>
+        </w:rPr>
+        <w:t>https://www.risingwave.com/glossary/message-queue</w:t>
+      </w:r>
+      <w:r>
+        <w:rPr>
+          <w:rStyle w:val="ac"/>
+          <w:lang w:val="en-US"/>
+        </w:rPr>
+        <w:fldChar w:fldCharType="end"/>
+      </w:r>
       <w:r>
         <w:rPr>
           <w:lang w:val="en-US"/>
@@ -5860,15 +7149,32 @@
         </w:rPr>
         <w:t>]. – 2025. – URL:</w:t>
       </w:r>
-      <w:hyperlink r:id="rId10" w:history="1">
-        <w:r>
-          <w:rPr>
-            <w:rStyle w:val="ac"/>
-            <w:lang w:val="en-US"/>
-          </w:rPr>
-          <w:t>https://risingwave.com/glossary/event-driven-architecture-(eda)</w:t>
-        </w:r>
-      </w:hyperlink>
+      <w:r>
+        <w:fldChar w:fldCharType="begin"/>
+      </w:r>
+      <w:r>
+        <w:rPr>
+          <w:lang w:val="en-US"/>
+        </w:rPr>
+        <w:instrText>HYPERLINK "https://risingwave.com/glossary/event-driven-architecture-(eda)"</w:instrText>
+      </w:r>
+      <w:r>
+        <w:fldChar w:fldCharType="separate"/>
+      </w:r>
+      <w:r>
+        <w:rPr>
+          <w:rStyle w:val="ac"/>
+          <w:lang w:val="en-US"/>
+        </w:rPr>
+        <w:t>https://risingwave.com/glossary/event-driven-architecture-(eda)</w:t>
+      </w:r>
+      <w:r>
+        <w:rPr>
+          <w:rStyle w:val="ac"/>
+          <w:lang w:val="en-US"/>
+        </w:rPr>
+        <w:fldChar w:fldCharType="end"/>
+      </w:r>
       <w:r>
         <w:rPr>
           <w:lang w:val="en-US"/>
@@ -6380,14 +7686,54 @@
     </w:p>
     <w:p>
       <w:pPr>
+        <w:ind w:left="709" w:firstLine="0"/>
+      </w:pPr>
+      <w:r>
+        <w:t xml:space="preserve">10. Оптимизация взаимодействия </w:t>
+      </w:r>
+      <w:proofErr w:type="spellStart"/>
+      <w:r>
+        <w:t>микросервисов</w:t>
+      </w:r>
+      <w:proofErr w:type="spellEnd"/>
+      <w:r>
+        <w:t xml:space="preserve"> с использованием асинхронных вызовов и брокеров сообщений (</w:t>
+      </w:r>
+      <w:proofErr w:type="spellStart"/>
+      <w:r>
+        <w:t>Kafka</w:t>
+      </w:r>
+      <w:proofErr w:type="spellEnd"/>
+      <w:r>
+        <w:t xml:space="preserve">, </w:t>
+      </w:r>
+      <w:proofErr w:type="spellStart"/>
+      <w:r>
+        <w:t>RabbitMQ</w:t>
+      </w:r>
+      <w:proofErr w:type="spellEnd"/>
+      <w:r>
+        <w:t xml:space="preserve">) / А. Э. Баженов, А. В. Райков, М. В. Нехаев, Н. В. Ореховский // Программные системы и вычислительные методы. – 2025. – № 4. – С. 77-93. – DOI 10.7256/2454-0714.2025.4.77228. – EDN URNSWS. – Текст: электронный. – </w:t>
+      </w:r>
+      <w:proofErr w:type="gramStart"/>
+      <w:r>
+        <w:t>URL:https://ru.aurora-journals.com/library_read_article.php?id=77228</w:t>
+      </w:r>
+      <w:proofErr w:type="gramEnd"/>
+      <w:r>
+        <w:t xml:space="preserve"> (дата обращения: 16.03.2026).</w:t>
+      </w:r>
+    </w:p>
+    <w:p>
+      <w:pPr>
         <w:pStyle w:val="1"/>
       </w:pPr>
-      <w:bookmarkStart w:id="32" w:name="_Toc224501945"/>
+      <w:bookmarkStart w:id="36" w:name="_Toc224575630"/>
       <w:r>
         <w:lastRenderedPageBreak/>
         <w:t>Приложение</w:t>
       </w:r>
-      <w:bookmarkEnd w:id="32"/>
+      <w:bookmarkEnd w:id="36"/>
     </w:p>
     <w:sectPr>
       <w:pgSz w:w="11906" w:h="16838"/>
@@ -7034,6 +8380,95 @@
     </w:lvl>
   </w:abstractNum>
   <w:abstractNum w:abstractNumId="6" w15:restartNumberingAfterBreak="0">
+    <w:nsid w:val="3E184CBB"/>
+    <w:multiLevelType w:val="hybridMultilevel"/>
+    <w:tmpl w:val="BD40BC44"/>
+    <w:lvl w:ilvl="0" w:tplc="CA20DF5E">
+      <w:start w:val="1"/>
+      <w:numFmt w:val="decimal"/>
+      <w:lvlText w:val="%1."/>
+      <w:lvlJc w:val="left"/>
+      <w:pPr>
+        <w:ind w:left="1069" w:hanging="360"/>
+      </w:pPr>
+      <w:rPr>
+        <w:rFonts w:hint="default"/>
+      </w:rPr>
+    </w:lvl>
+    <w:lvl w:ilvl="1" w:tplc="04190019" w:tentative="1">
+      <w:start w:val="1"/>
+      <w:numFmt w:val="lowerLetter"/>
+      <w:lvlText w:val="%2."/>
+      <w:lvlJc w:val="left"/>
+      <w:pPr>
+        <w:ind w:left="1789" w:hanging="360"/>
+      </w:pPr>
+    </w:lvl>
+    <w:lvl w:ilvl="2" w:tplc="0419001B" w:tentative="1">
+      <w:start w:val="1"/>
+      <w:numFmt w:val="lowerRoman"/>
+      <w:lvlText w:val="%3."/>
+      <w:lvlJc w:val="right"/>
+      <w:pPr>
+        <w:ind w:left="2509" w:hanging="180"/>
+      </w:pPr>
+    </w:lvl>
+    <w:lvl w:ilvl="3" w:tplc="0419000F" w:tentative="1">
+      <w:start w:val="1"/>
+      <w:numFmt w:val="decimal"/>
+      <w:lvlText w:val="%4."/>
+      <w:lvlJc w:val="left"/>
+      <w:pPr>
+        <w:ind w:left="3229" w:hanging="360"/>
+      </w:pPr>
+    </w:lvl>
+    <w:lvl w:ilvl="4" w:tplc="04190019" w:tentative="1">
+      <w:start w:val="1"/>
+      <w:numFmt w:val="lowerLetter"/>
+      <w:lvlText w:val="%5."/>
+      <w:lvlJc w:val="left"/>
+      <w:pPr>
+        <w:ind w:left="3949" w:hanging="360"/>
+      </w:pPr>
+    </w:lvl>
+    <w:lvl w:ilvl="5" w:tplc="0419001B" w:tentative="1">
+      <w:start w:val="1"/>
+      <w:numFmt w:val="lowerRoman"/>
+      <w:lvlText w:val="%6."/>
+      <w:lvlJc w:val="right"/>
+      <w:pPr>
+        <w:ind w:left="4669" w:hanging="180"/>
+      </w:pPr>
+    </w:lvl>
+    <w:lvl w:ilvl="6" w:tplc="0419000F" w:tentative="1">
+      <w:start w:val="1"/>
+      <w:numFmt w:val="decimal"/>
+      <w:lvlText w:val="%7."/>
+      <w:lvlJc w:val="left"/>
+      <w:pPr>
+        <w:ind w:left="5389" w:hanging="360"/>
+      </w:pPr>
+    </w:lvl>
+    <w:lvl w:ilvl="7" w:tplc="04190019" w:tentative="1">
+      <w:start w:val="1"/>
+      <w:numFmt w:val="lowerLetter"/>
+      <w:lvlText w:val="%8."/>
+      <w:lvlJc w:val="left"/>
+      <w:pPr>
+        <w:ind w:left="6109" w:hanging="360"/>
+      </w:pPr>
+    </w:lvl>
+    <w:lvl w:ilvl="8" w:tplc="0419001B" w:tentative="1">
+      <w:start w:val="1"/>
+      <w:numFmt w:val="lowerRoman"/>
+      <w:lvlText w:val="%9."/>
+      <w:lvlJc w:val="right"/>
+      <w:pPr>
+        <w:ind w:left="6829" w:hanging="180"/>
+      </w:pPr>
+    </w:lvl>
+  </w:abstractNum>
+  <w:abstractNum w:abstractNumId="7" w15:restartNumberingAfterBreak="0">
     <w:nsid w:val="3FCC44A2"/>
     <w:multiLevelType w:val="multilevel"/>
     <w:tmpl w:val="76E6CF0A"/>
@@ -7146,7 +8581,7 @@
       </w:rPr>
     </w:lvl>
   </w:abstractNum>
-  <w:abstractNum w:abstractNumId="7" w15:restartNumberingAfterBreak="0">
+  <w:abstractNum w:abstractNumId="8" w15:restartNumberingAfterBreak="0">
     <w:nsid w:val="50A33DAA"/>
     <w:multiLevelType w:val="multilevel"/>
     <w:tmpl w:val="A74A2DC8"/>
@@ -7259,7 +8694,7 @@
       </w:pPr>
     </w:lvl>
   </w:abstractNum>
-  <w:abstractNum w:abstractNumId="8" w15:restartNumberingAfterBreak="0">
+  <w:abstractNum w:abstractNumId="9" w15:restartNumberingAfterBreak="0">
     <w:nsid w:val="554A3DD2"/>
     <w:multiLevelType w:val="hybridMultilevel"/>
     <w:tmpl w:val="C204CAE0"/>
@@ -7348,7 +8783,7 @@
       </w:pPr>
     </w:lvl>
   </w:abstractNum>
-  <w:abstractNum w:abstractNumId="9" w15:restartNumberingAfterBreak="0">
+  <w:abstractNum w:abstractNumId="10" w15:restartNumberingAfterBreak="0">
     <w:nsid w:val="5FDB28BB"/>
     <w:multiLevelType w:val="hybridMultilevel"/>
     <w:tmpl w:val="4FDAD284"/>
@@ -7437,7 +8872,7 @@
       </w:pPr>
     </w:lvl>
   </w:abstractNum>
-  <w:abstractNum w:abstractNumId="10" w15:restartNumberingAfterBreak="0">
+  <w:abstractNum w:abstractNumId="11" w15:restartNumberingAfterBreak="0">
     <w:nsid w:val="71BF7F60"/>
     <w:multiLevelType w:val="multilevel"/>
     <w:tmpl w:val="BA62E300"/>
@@ -7550,7 +8985,7 @@
       </w:rPr>
     </w:lvl>
   </w:abstractNum>
-  <w:abstractNum w:abstractNumId="11" w15:restartNumberingAfterBreak="0">
+  <w:abstractNum w:abstractNumId="12" w15:restartNumberingAfterBreak="0">
     <w:nsid w:val="782F7DAE"/>
     <w:multiLevelType w:val="multilevel"/>
     <w:tmpl w:val="7C66C7EC"/>
@@ -7664,13 +9099,13 @@
     </w:lvl>
   </w:abstractNum>
   <w:num w:numId="1" w16cid:durableId="1437288115">
-    <w:abstractNumId w:val="7"/>
+    <w:abstractNumId w:val="8"/>
   </w:num>
   <w:num w:numId="2" w16cid:durableId="458913771">
-    <w:abstractNumId w:val="10"/>
+    <w:abstractNumId w:val="11"/>
   </w:num>
   <w:num w:numId="3" w16cid:durableId="902062108">
-    <w:abstractNumId w:val="6"/>
+    <w:abstractNumId w:val="7"/>
   </w:num>
   <w:num w:numId="4" w16cid:durableId="1902324891">
     <w:abstractNumId w:val="1"/>
@@ -7679,10 +9114,10 @@
     <w:abstractNumId w:val="4"/>
   </w:num>
   <w:num w:numId="6" w16cid:durableId="1014577011">
-    <w:abstractNumId w:val="9"/>
+    <w:abstractNumId w:val="10"/>
   </w:num>
   <w:num w:numId="7" w16cid:durableId="703094474">
-    <w:abstractNumId w:val="11"/>
+    <w:abstractNumId w:val="12"/>
   </w:num>
   <w:num w:numId="8" w16cid:durableId="1707482584">
     <w:abstractNumId w:val="0"/>
@@ -7691,13 +9126,16 @@
     <w:abstractNumId w:val="5"/>
   </w:num>
   <w:num w:numId="10" w16cid:durableId="942610561">
-    <w:abstractNumId w:val="8"/>
+    <w:abstractNumId w:val="9"/>
   </w:num>
   <w:num w:numId="11" w16cid:durableId="1534340801">
     <w:abstractNumId w:val="3"/>
   </w:num>
   <w:num w:numId="12" w16cid:durableId="310209658">
     <w:abstractNumId w:val="2"/>
+  </w:num>
+  <w:num w:numId="13" w16cid:durableId="454175675">
+    <w:abstractNumId w:val="6"/>
   </w:num>
 </w:numbering>
 </file>
@@ -8759,6 +10197,25 @@
       <w:color w:val="000000" w:themeColor="text1"/>
     </w:rPr>
   </w:style>
+  <w:style w:type="table" w:styleId="af3">
+    <w:name w:val="Table Grid"/>
+    <w:basedOn w:val="a1"/>
+    <w:uiPriority w:val="39"/>
+    <w:rsid w:val="00570D0C"/>
+    <w:pPr>
+      <w:spacing w:after="0" w:line="240" w:lineRule="auto"/>
+    </w:pPr>
+    <w:tblPr>
+      <w:tblBorders>
+        <w:top w:val="single" w:sz="4" w:space="0" w:color="auto"/>
+        <w:left w:val="single" w:sz="4" w:space="0" w:color="auto"/>
+        <w:bottom w:val="single" w:sz="4" w:space="0" w:color="auto"/>
+        <w:right w:val="single" w:sz="4" w:space="0" w:color="auto"/>
+        <w:insideH w:val="single" w:sz="4" w:space="0" w:color="auto"/>
+        <w:insideV w:val="single" w:sz="4" w:space="0" w:color="auto"/>
+      </w:tblBorders>
+    </w:tblPr>
+  </w:style>
 </w:styles>
 </file>
 
@@ -9058,11 +10515,11 @@
 </file>
 
 <file path=customXml/item1.xml><?xml version="1.0" encoding="utf-8"?>
-<b:Sources xmlns:b="http://schemas.openxmlformats.org/officeDocument/2006/bibliography" xmlns="http://schemas.openxmlformats.org/officeDocument/2006/bibliography" SelectedStyle="\APASixthEditionOfficeOnline.xsl" StyleName="APA" Version="6"/>
+<b:Sources xmlns:b="http://schemas.openxmlformats.org/officeDocument/2006/bibliography" xmlns="http://schemas.openxmlformats.org/officeDocument/2006/bibliography" SelectedStyle="\GostTitle.XSL" StyleName="ГОСТ — сортировка по названиям" Version="2003"/>
 </file>
 
 <file path=customXml/itemProps1.xml><?xml version="1.0" encoding="utf-8"?>
-<ds:datastoreItem xmlns:ds="http://schemas.openxmlformats.org/officeDocument/2006/customXml" ds:itemID="{1AEC8002-13D5-4811-BBCA-B14032405AF2}">
+<ds:datastoreItem xmlns:ds="http://schemas.openxmlformats.org/officeDocument/2006/customXml" ds:itemID="{2CD6A036-C0A4-468E-8AE7-4E112263328E}">
   <ds:schemaRefs>
     <ds:schemaRef ds:uri="http://schemas.openxmlformats.org/officeDocument/2006/bibliography"/>
   </ds:schemaRefs>

--- a/static/coursework.docx
+++ b/static/coursework.docx
@@ -244,8 +244,13 @@
       <w:pPr>
         <w:jc w:val="right"/>
       </w:pPr>
-      <w:r>
-        <w:t xml:space="preserve">Яриго Иван Николаевич </w:t>
+      <w:proofErr w:type="spellStart"/>
+      <w:r>
+        <w:t>Яриго</w:t>
+      </w:r>
+      <w:proofErr w:type="spellEnd"/>
+      <w:r>
+        <w:t xml:space="preserve"> Иван Николаевич </w:t>
       </w:r>
     </w:p>
     <w:p>
@@ -299,8 +304,13 @@
       <w:pPr>
         <w:jc w:val="right"/>
       </w:pPr>
-      <w:r>
-        <w:t>Саросек Сергей Михайлович</w:t>
+      <w:proofErr w:type="spellStart"/>
+      <w:r>
+        <w:t>Саросек</w:t>
+      </w:r>
+      <w:proofErr w:type="spellEnd"/>
+      <w:r>
+        <w:t xml:space="preserve"> Сергей Михайлович</w:t>
       </w:r>
     </w:p>
     <w:p>
@@ -406,7 +416,7 @@
         </w:rPr>
         <w:fldChar w:fldCharType="separate"/>
       </w:r>
-      <w:hyperlink w:anchor="_Toc225600764" w:history="1">
+      <w:hyperlink w:anchor="_Toc225695520" w:history="1">
         <w:r>
           <w:rPr>
             <w:rStyle w:val="ac"/>
@@ -433,7 +443,7 @@
             <w:noProof/>
             <w:webHidden/>
           </w:rPr>
-          <w:instrText xml:space="preserve"> PAGEREF _Toc225600764 \h </w:instrText>
+          <w:instrText xml:space="preserve"> PAGEREF _Toc225695520 \h </w:instrText>
         </w:r>
         <w:r>
           <w:rPr>
@@ -477,7 +487,7 @@
           <w:lang w:eastAsia="ru-RU"/>
         </w:rPr>
       </w:pPr>
-      <w:hyperlink w:anchor="_Toc225600765" w:history="1">
+      <w:hyperlink w:anchor="_Toc225695521" w:history="1">
         <w:r>
           <w:rPr>
             <w:rStyle w:val="ac"/>
@@ -504,7 +514,7 @@
             <w:noProof/>
             <w:webHidden/>
           </w:rPr>
-          <w:instrText xml:space="preserve"> PAGEREF _Toc225600765 \h </w:instrText>
+          <w:instrText xml:space="preserve"> PAGEREF _Toc225695521 \h </w:instrText>
         </w:r>
         <w:r>
           <w:rPr>
@@ -548,7 +558,7 @@
           <w:lang w:eastAsia="ru-RU"/>
         </w:rPr>
       </w:pPr>
-      <w:hyperlink w:anchor="_Toc225600766" w:history="1">
+      <w:hyperlink w:anchor="_Toc225695522" w:history="1">
         <w:r>
           <w:rPr>
             <w:rStyle w:val="ac"/>
@@ -575,7 +585,7 @@
             <w:noProof/>
             <w:webHidden/>
           </w:rPr>
-          <w:instrText xml:space="preserve"> PAGEREF _Toc225600766 \h </w:instrText>
+          <w:instrText xml:space="preserve"> PAGEREF _Toc225695522 \h </w:instrText>
         </w:r>
         <w:r>
           <w:rPr>
@@ -619,7 +629,7 @@
           <w:lang w:eastAsia="ru-RU"/>
         </w:rPr>
       </w:pPr>
-      <w:hyperlink w:anchor="_Toc225600767" w:history="1">
+      <w:hyperlink w:anchor="_Toc225695523" w:history="1">
         <w:r>
           <w:rPr>
             <w:rStyle w:val="ac"/>
@@ -646,7 +656,7 @@
             <w:noProof/>
             <w:webHidden/>
           </w:rPr>
-          <w:instrText xml:space="preserve"> PAGEREF _Toc225600767 \h </w:instrText>
+          <w:instrText xml:space="preserve"> PAGEREF _Toc225695523 \h </w:instrText>
         </w:r>
         <w:r>
           <w:rPr>
@@ -690,7 +700,7 @@
           <w:lang w:eastAsia="ru-RU"/>
         </w:rPr>
       </w:pPr>
-      <w:hyperlink w:anchor="_Toc225600768" w:history="1">
+      <w:hyperlink w:anchor="_Toc225695524" w:history="1">
         <w:r>
           <w:rPr>
             <w:rStyle w:val="ac"/>
@@ -717,7 +727,7 @@
             <w:noProof/>
             <w:webHidden/>
           </w:rPr>
-          <w:instrText xml:space="preserve"> PAGEREF _Toc225600768 \h </w:instrText>
+          <w:instrText xml:space="preserve"> PAGEREF _Toc225695524 \h </w:instrText>
         </w:r>
         <w:r>
           <w:rPr>
@@ -761,7 +771,7 @@
           <w:lang w:eastAsia="ru-RU"/>
         </w:rPr>
       </w:pPr>
-      <w:hyperlink w:anchor="_Toc225600769" w:history="1">
+      <w:hyperlink w:anchor="_Toc225695525" w:history="1">
         <w:r>
           <w:rPr>
             <w:rStyle w:val="ac"/>
@@ -788,7 +798,7 @@
             <w:noProof/>
             <w:webHidden/>
           </w:rPr>
-          <w:instrText xml:space="preserve"> PAGEREF _Toc225600769 \h </w:instrText>
+          <w:instrText xml:space="preserve"> PAGEREF _Toc225695525 \h </w:instrText>
         </w:r>
         <w:r>
           <w:rPr>
@@ -832,7 +842,7 @@
           <w:lang w:eastAsia="ru-RU"/>
         </w:rPr>
       </w:pPr>
-      <w:hyperlink w:anchor="_Toc225600770" w:history="1">
+      <w:hyperlink w:anchor="_Toc225695526" w:history="1">
         <w:r>
           <w:rPr>
             <w:rStyle w:val="ac"/>
@@ -859,7 +869,7 @@
             <w:noProof/>
             <w:webHidden/>
           </w:rPr>
-          <w:instrText xml:space="preserve"> PAGEREF _Toc225600770 \h </w:instrText>
+          <w:instrText xml:space="preserve"> PAGEREF _Toc225695526 \h </w:instrText>
         </w:r>
         <w:r>
           <w:rPr>
@@ -903,7 +913,7 @@
           <w:lang w:eastAsia="ru-RU"/>
         </w:rPr>
       </w:pPr>
-      <w:hyperlink w:anchor="_Toc225600771" w:history="1">
+      <w:hyperlink w:anchor="_Toc225695527" w:history="1">
         <w:r>
           <w:rPr>
             <w:rStyle w:val="ac"/>
@@ -930,7 +940,7 @@
             <w:noProof/>
             <w:webHidden/>
           </w:rPr>
-          <w:instrText xml:space="preserve"> PAGEREF _Toc225600771 \h </w:instrText>
+          <w:instrText xml:space="preserve"> PAGEREF _Toc225695527 \h </w:instrText>
         </w:r>
         <w:r>
           <w:rPr>
@@ -974,13 +984,13 @@
           <w:lang w:eastAsia="ru-RU"/>
         </w:rPr>
       </w:pPr>
-      <w:hyperlink w:anchor="_Toc225600772" w:history="1">
+      <w:hyperlink w:anchor="_Toc225695528" w:history="1">
         <w:r>
           <w:rPr>
             <w:rStyle w:val="ac"/>
             <w:noProof/>
           </w:rPr>
-          <w:t>2.1 Архитектура сервиса и взаимодействие компонентов</w:t>
+          <w:t>2.1. Архитектура сервиса и взаимодействие компонентов</w:t>
         </w:r>
         <w:r>
           <w:rPr>
@@ -1001,7 +1011,7 @@
             <w:noProof/>
             <w:webHidden/>
           </w:rPr>
-          <w:instrText xml:space="preserve"> PAGEREF _Toc225600772 \h </w:instrText>
+          <w:instrText xml:space="preserve"> PAGEREF _Toc225695528 \h </w:instrText>
         </w:r>
         <w:r>
           <w:rPr>
@@ -1045,13 +1055,13 @@
           <w:lang w:eastAsia="ru-RU"/>
         </w:rPr>
       </w:pPr>
-      <w:hyperlink w:anchor="_Toc225600773" w:history="1">
+      <w:hyperlink w:anchor="_Toc225695529" w:history="1">
         <w:r>
           <w:rPr>
             <w:rStyle w:val="ac"/>
             <w:noProof/>
           </w:rPr>
-          <w:t>2.2 Проектирование базы данных и объектов хранения</w:t>
+          <w:t>2.2. Проектирование базы данных и объектов хранения</w:t>
         </w:r>
         <w:r>
           <w:rPr>
@@ -1072,7 +1082,7 @@
             <w:noProof/>
             <w:webHidden/>
           </w:rPr>
-          <w:instrText xml:space="preserve"> PAGEREF _Toc225600773 \h </w:instrText>
+          <w:instrText xml:space="preserve"> PAGEREF _Toc225695529 \h </w:instrText>
         </w:r>
         <w:r>
           <w:rPr>
@@ -1092,7 +1102,7 @@
             <w:noProof/>
             <w:webHidden/>
           </w:rPr>
-          <w:t>28</w:t>
+          <w:t>31</w:t>
         </w:r>
         <w:r>
           <w:rPr>
@@ -1116,13 +1126,13 @@
           <w:lang w:eastAsia="ru-RU"/>
         </w:rPr>
       </w:pPr>
-      <w:hyperlink w:anchor="_Toc225600774" w:history="1">
+      <w:hyperlink w:anchor="_Toc225695530" w:history="1">
         <w:r>
           <w:rPr>
             <w:rStyle w:val="ac"/>
             <w:noProof/>
           </w:rPr>
-          <w:t>2.3 Организация асинхронной обработки задач</w:t>
+          <w:t>2.3. Организация асинхронной обработки задач</w:t>
         </w:r>
         <w:r>
           <w:rPr>
@@ -1143,7 +1153,7 @@
             <w:noProof/>
             <w:webHidden/>
           </w:rPr>
-          <w:instrText xml:space="preserve"> PAGEREF _Toc225600774 \h </w:instrText>
+          <w:instrText xml:space="preserve"> PAGEREF _Toc225695530 \h </w:instrText>
         </w:r>
         <w:r>
           <w:rPr>
@@ -1163,7 +1173,7 @@
             <w:noProof/>
             <w:webHidden/>
           </w:rPr>
-          <w:t>28</w:t>
+          <w:t>34</w:t>
         </w:r>
         <w:r>
           <w:rPr>
@@ -1187,13 +1197,13 @@
           <w:lang w:eastAsia="ru-RU"/>
         </w:rPr>
       </w:pPr>
-      <w:hyperlink w:anchor="_Toc225600775" w:history="1">
+      <w:hyperlink w:anchor="_Toc225695531" w:history="1">
         <w:r>
           <w:rPr>
             <w:rStyle w:val="ac"/>
             <w:noProof/>
           </w:rPr>
-          <w:t>2.4 Реализация серверной и клиентской частей приложения</w:t>
+          <w:t>2.4. Реализация серверной и клиентской частей приложения</w:t>
         </w:r>
         <w:r>
           <w:rPr>
@@ -1214,7 +1224,7 @@
             <w:noProof/>
             <w:webHidden/>
           </w:rPr>
-          <w:instrText xml:space="preserve"> PAGEREF _Toc225600775 \h </w:instrText>
+          <w:instrText xml:space="preserve"> PAGEREF _Toc225695531 \h </w:instrText>
         </w:r>
         <w:r>
           <w:rPr>
@@ -1234,7 +1244,7 @@
             <w:noProof/>
             <w:webHidden/>
           </w:rPr>
-          <w:t>28</w:t>
+          <w:t>34</w:t>
         </w:r>
         <w:r>
           <w:rPr>
@@ -1258,13 +1268,13 @@
           <w:lang w:eastAsia="ru-RU"/>
         </w:rPr>
       </w:pPr>
-      <w:hyperlink w:anchor="_Toc225600776" w:history="1">
+      <w:hyperlink w:anchor="_Toc225695532" w:history="1">
         <w:r>
           <w:rPr>
             <w:rStyle w:val="ac"/>
             <w:noProof/>
           </w:rPr>
-          <w:t>2.5 Контейнеризация, развёртывание и тестирование</w:t>
+          <w:t>2.5. Контейнеризация, развёртывание и тестирование</w:t>
         </w:r>
         <w:r>
           <w:rPr>
@@ -1285,7 +1295,7 @@
             <w:noProof/>
             <w:webHidden/>
           </w:rPr>
-          <w:instrText xml:space="preserve"> PAGEREF _Toc225600776 \h </w:instrText>
+          <w:instrText xml:space="preserve"> PAGEREF _Toc225695532 \h </w:instrText>
         </w:r>
         <w:r>
           <w:rPr>
@@ -1305,7 +1315,7 @@
             <w:noProof/>
             <w:webHidden/>
           </w:rPr>
-          <w:t>28</w:t>
+          <w:t>35</w:t>
         </w:r>
         <w:r>
           <w:rPr>
@@ -1329,7 +1339,7 @@
           <w:lang w:eastAsia="ru-RU"/>
         </w:rPr>
       </w:pPr>
-      <w:hyperlink w:anchor="_Toc225600777" w:history="1">
+      <w:hyperlink w:anchor="_Toc225695533" w:history="1">
         <w:r>
           <w:rPr>
             <w:rStyle w:val="ac"/>
@@ -1356,7 +1366,7 @@
             <w:noProof/>
             <w:webHidden/>
           </w:rPr>
-          <w:instrText xml:space="preserve"> PAGEREF _Toc225600777 \h </w:instrText>
+          <w:instrText xml:space="preserve"> PAGEREF _Toc225695533 \h </w:instrText>
         </w:r>
         <w:r>
           <w:rPr>
@@ -1376,7 +1386,7 @@
             <w:noProof/>
             <w:webHidden/>
           </w:rPr>
-          <w:t>29</w:t>
+          <w:t>36</w:t>
         </w:r>
         <w:r>
           <w:rPr>
@@ -1400,7 +1410,7 @@
           <w:lang w:eastAsia="ru-RU"/>
         </w:rPr>
       </w:pPr>
-      <w:hyperlink w:anchor="_Toc225600778" w:history="1">
+      <w:hyperlink w:anchor="_Toc225695534" w:history="1">
         <w:r>
           <w:rPr>
             <w:rStyle w:val="ac"/>
@@ -1427,7 +1437,7 @@
             <w:noProof/>
             <w:webHidden/>
           </w:rPr>
-          <w:instrText xml:space="preserve"> PAGEREF _Toc225600778 \h </w:instrText>
+          <w:instrText xml:space="preserve"> PAGEREF _Toc225695534 \h </w:instrText>
         </w:r>
         <w:r>
           <w:rPr>
@@ -1447,7 +1457,7 @@
             <w:noProof/>
             <w:webHidden/>
           </w:rPr>
-          <w:t>30</w:t>
+          <w:t>37</w:t>
         </w:r>
         <w:r>
           <w:rPr>
@@ -1471,7 +1481,7 @@
           <w:lang w:eastAsia="ru-RU"/>
         </w:rPr>
       </w:pPr>
-      <w:hyperlink w:anchor="_Toc225600779" w:history="1">
+      <w:hyperlink w:anchor="_Toc225695535" w:history="1">
         <w:r>
           <w:rPr>
             <w:rStyle w:val="ac"/>
@@ -1498,7 +1508,7 @@
             <w:noProof/>
             <w:webHidden/>
           </w:rPr>
-          <w:instrText xml:space="preserve"> PAGEREF _Toc225600779 \h </w:instrText>
+          <w:instrText xml:space="preserve"> PAGEREF _Toc225695535 \h </w:instrText>
         </w:r>
         <w:r>
           <w:rPr>
@@ -1518,7 +1528,7 @@
             <w:noProof/>
             <w:webHidden/>
           </w:rPr>
-          <w:t>32</w:t>
+          <w:t>39</w:t>
         </w:r>
         <w:r>
           <w:rPr>
@@ -1551,7 +1561,7 @@
       <w:pPr>
         <w:pStyle w:val="1"/>
       </w:pPr>
-      <w:bookmarkStart w:id="0" w:name="_Toc225600764"/>
+      <w:bookmarkStart w:id="0" w:name="_Toc225695520"/>
       <w:r>
         <w:lastRenderedPageBreak/>
         <w:t>Аннотация</w:t>
@@ -1582,26 +1592,59 @@
     </w:p>
     <w:p>
       <w:r>
-        <w:t>В первой главе рассматриваются теоретические основы асинхронной обработки данных: понятие асинхронности, способы организации очередей задач (на основе RabbitMQ, Kafka и реляционных баз данных), а также принципы работы объектных хранилищ, совместимых с S3 (MinIO, Garage</w:t>
-      </w:r>
+        <w:t xml:space="preserve">В первой главе рассматриваются теоретические основы асинхронной обработки данных: понятие асинхронности, способы организации очередей задач (на основе </w:t>
+      </w:r>
+      <w:proofErr w:type="spellStart"/>
+      <w:r>
+        <w:t>RabbitMQ</w:t>
+      </w:r>
+      <w:proofErr w:type="spellEnd"/>
       <w:r>
         <w:t xml:space="preserve">, </w:t>
       </w:r>
+      <w:proofErr w:type="spellStart"/>
+      <w:r>
+        <w:t>Kafka</w:t>
+      </w:r>
+      <w:proofErr w:type="spellEnd"/>
+      <w:r>
+        <w:t xml:space="preserve"> и реляционных баз данных), а также принципы работы объектных хранилищ, совместимых с S3 (</w:t>
+      </w:r>
+      <w:proofErr w:type="spellStart"/>
+      <w:r>
+        <w:t>MinIO</w:t>
+      </w:r>
+      <w:proofErr w:type="spellEnd"/>
+      <w:r>
+        <w:t xml:space="preserve">, </w:t>
+      </w:r>
+      <w:proofErr w:type="spellStart"/>
+      <w:r>
+        <w:t>Garage</w:t>
+      </w:r>
+      <w:proofErr w:type="spellEnd"/>
+      <w:r>
+        <w:t xml:space="preserve">, </w:t>
+      </w:r>
+      <w:proofErr w:type="spellStart"/>
       <w:r>
         <w:rPr>
           <w:lang w:val="en-US"/>
         </w:rPr>
         <w:t>Ceph</w:t>
       </w:r>
+      <w:proofErr w:type="spellEnd"/>
       <w:r>
         <w:t xml:space="preserve">, </w:t>
       </w:r>
+      <w:proofErr w:type="spellStart"/>
       <w:r>
         <w:rPr>
           <w:lang w:val="en-US"/>
         </w:rPr>
         <w:t>SeaweedFS</w:t>
       </w:r>
+      <w:proofErr w:type="spellEnd"/>
       <w:r>
         <w:t>). Проведён сравнительный анализ существующих решений и обоснован выбор технологий для реализации проекта.</w:t>
       </w:r>
@@ -1619,14 +1662,43 @@
       <w:r>
         <w:t>_</w:t>
       </w:r>
-      <w:r>
-        <w:t xml:space="preserve">jobs для хранения задач), определены функциональные требования и REST API (эндпоинты для создания задачи, получения статуса, скачивания файла и </w:t>
+      <w:proofErr w:type="spellStart"/>
+      <w:r>
+        <w:t>jobs</w:t>
+      </w:r>
+      <w:proofErr w:type="spellEnd"/>
+      <w:r>
+        <w:t xml:space="preserve"> для хранения задач), определены функциональные требования и REST API (</w:t>
+      </w:r>
+      <w:proofErr w:type="spellStart"/>
+      <w:r>
+        <w:t>эндпоинты</w:t>
+      </w:r>
+      <w:proofErr w:type="spellEnd"/>
+      <w:r>
+        <w:t xml:space="preserve"> для создания задачи, получения статуса, скачивания файла и </w:t>
       </w:r>
       <w:r>
         <w:t>группового получения статусов задач</w:t>
       </w:r>
       <w:r>
-        <w:t xml:space="preserve">). Особое внимание уделено организации асинхронной обработки: предложена двухуровневая очередь на основе PostgreSQL и встроенного планировщика Spring, а также пул воркеров с </w:t>
+        <w:t xml:space="preserve">). Особое внимание уделено организации асинхронной обработки: предложена двухуровневая очередь на основе </w:t>
+      </w:r>
+      <w:proofErr w:type="spellStart"/>
+      <w:r>
+        <w:t>PostgreSQL</w:t>
+      </w:r>
+      <w:proofErr w:type="spellEnd"/>
+      <w:r>
+        <w:t xml:space="preserve"> и встроенного планировщика Spring, а также пул </w:t>
+      </w:r>
+      <w:proofErr w:type="spellStart"/>
+      <w:r>
+        <w:t>воркеров</w:t>
+      </w:r>
+      <w:proofErr w:type="spellEnd"/>
+      <w:r>
+        <w:t xml:space="preserve"> с </w:t>
       </w:r>
       <w:r>
         <w:t>ограниченным</w:t>
@@ -1655,16 +1727,26 @@
         <w:t xml:space="preserve"> 4</w:t>
       </w:r>
       <w:r>
-        <w:t>, Spring Data JPA; для многопоточной обработки задействован ThreadPool</w:t>
-      </w:r>
+        <w:t xml:space="preserve">, Spring Data JPA; для многопоточной обработки задействован </w:t>
+      </w:r>
+      <w:proofErr w:type="spellStart"/>
+      <w:r>
+        <w:t>ThreadPool</w:t>
+      </w:r>
+      <w:proofErr w:type="spellEnd"/>
       <w:r>
         <w:rPr>
           <w:lang w:val="en-US"/>
         </w:rPr>
         <w:t>Task</w:t>
       </w:r>
-      <w:r>
-        <w:t xml:space="preserve">Executor. Интеграция с S3-хранилищем выполнена через библиотеку </w:t>
+      <w:proofErr w:type="spellStart"/>
+      <w:r>
+        <w:t>Executor</w:t>
+      </w:r>
+      <w:proofErr w:type="spellEnd"/>
+      <w:r>
+        <w:t xml:space="preserve">. Интеграция с S3-хранилищем выполнена через библиотеку </w:t>
       </w:r>
       <w:r>
         <w:t xml:space="preserve">взаимодействия с </w:t>
@@ -1708,9 +1790,19 @@
         </w:rPr>
         <w:t>m</w:t>
       </w:r>
-      <w:r>
-        <w:t>peg через библиотеку JavaCV</w:t>
-      </w:r>
+      <w:proofErr w:type="spellStart"/>
+      <w:r>
+        <w:t>peg</w:t>
+      </w:r>
+      <w:proofErr w:type="spellEnd"/>
+      <w:r>
+        <w:t xml:space="preserve"> через библиотеку </w:t>
+      </w:r>
+      <w:proofErr w:type="spellStart"/>
+      <w:r>
+        <w:t>JavaCV</w:t>
+      </w:r>
+      <w:proofErr w:type="spellEnd"/>
       <w:r>
         <w:t xml:space="preserve">. </w:t>
       </w:r>
@@ -1747,10 +1839,12 @@
       <w:r>
         <w:t xml:space="preserve"> </w:t>
       </w:r>
+      <w:proofErr w:type="spellStart"/>
       <w:r>
         <w:lastRenderedPageBreak/>
         <w:t>React</w:t>
       </w:r>
+      <w:proofErr w:type="spellEnd"/>
       <w:r>
         <w:t>,</w:t>
       </w:r>
@@ -1767,14 +1861,22 @@
         <w:t>,</w:t>
       </w:r>
       <w:r>
-        <w:t xml:space="preserve"> и периодического опроса статуса задач. Выполнена контейнеризация всех сервисов (Docker, </w:t>
-      </w:r>
-      <w:r>
-        <w:rPr>
-          <w:lang w:val="en-US"/>
-        </w:rPr>
+        <w:t xml:space="preserve"> и периодического опроса статуса задач. Выполнена контейнеризация всех сервисов (</w:t>
+      </w:r>
+      <w:proofErr w:type="spellStart"/>
+      <w:r>
         <w:t>Docker</w:t>
       </w:r>
+      <w:proofErr w:type="spellEnd"/>
+      <w:r>
+        <w:t xml:space="preserve">, </w:t>
+      </w:r>
+      <w:r>
+        <w:rPr>
+          <w:lang w:val="en-US"/>
+        </w:rPr>
+        <w:t>Docker</w:t>
+      </w:r>
       <w:r>
         <w:t xml:space="preserve"> </w:t>
       </w:r>
@@ -1785,7 +1887,31 @@
         <w:t>Compose</w:t>
       </w:r>
       <w:r>
-        <w:t>), настроен reverse proxy (Caddy) с автоматическим HTTPS</w:t>
+        <w:t xml:space="preserve">), настроен </w:t>
+      </w:r>
+      <w:proofErr w:type="spellStart"/>
+      <w:r>
+        <w:t>reverse</w:t>
+      </w:r>
+      <w:proofErr w:type="spellEnd"/>
+      <w:r>
+        <w:t xml:space="preserve"> </w:t>
+      </w:r>
+      <w:proofErr w:type="spellStart"/>
+      <w:r>
+        <w:t>proxy</w:t>
+      </w:r>
+      <w:proofErr w:type="spellEnd"/>
+      <w:r>
+        <w:t xml:space="preserve"> (</w:t>
+      </w:r>
+      <w:proofErr w:type="spellStart"/>
+      <w:r>
+        <w:t>Caddy</w:t>
+      </w:r>
+      <w:proofErr w:type="spellEnd"/>
+      <w:r>
+        <w:t>) с автоматическим HTTPS</w:t>
       </w:r>
       <w:r>
         <w:t xml:space="preserve"> с </w:t>
@@ -1859,14 +1985,30 @@
         <w:t>,</w:t>
       </w:r>
       <w:r>
-        <w:t xml:space="preserve"> React, S3-хранилище, Docker, многопоточность.</w:t>
+        <w:t xml:space="preserve"> </w:t>
+      </w:r>
+      <w:proofErr w:type="spellStart"/>
+      <w:r>
+        <w:t>React</w:t>
+      </w:r>
+      <w:proofErr w:type="spellEnd"/>
+      <w:r>
+        <w:t xml:space="preserve">, S3-хранилище, </w:t>
+      </w:r>
+      <w:proofErr w:type="spellStart"/>
+      <w:r>
+        <w:t>Docker</w:t>
+      </w:r>
+      <w:proofErr w:type="spellEnd"/>
+      <w:r>
+        <w:t>, многопоточность.</w:t>
       </w:r>
     </w:p>
     <w:p>
       <w:pPr>
         <w:pStyle w:val="1"/>
       </w:pPr>
-      <w:bookmarkStart w:id="1" w:name="_Toc225600765"/>
+      <w:bookmarkStart w:id="1" w:name="_Toc225695521"/>
       <w:r>
         <w:lastRenderedPageBreak/>
         <w:t>Введение</w:t>
@@ -1875,7 +2017,15 @@
     </w:p>
     <w:p>
       <w:r>
-        <w:t>Современные веб-приложения всё чаще сталкиваются с необходимостью обработки больших объёмов медиаданных – изображений, аудио и видео. Пользователи ожидают быстрого отклика, однако конвертация медиафайлов является ресурсоёмкой и может занимать значительное время. Выполнение таких операций в синхронном режиме приводит к блокировке интерфейса и неэффективному использованию серверных ресурсов. В связи с этим актуальна разработка асинхронных систем, способных принимать задачи на обработку и выполнять их в фоновом режиме.</w:t>
+        <w:t xml:space="preserve">Современные веб-приложения всё чаще сталкиваются с необходимостью обработки больших объёмов </w:t>
+      </w:r>
+      <w:proofErr w:type="spellStart"/>
+      <w:r>
+        <w:t>медиаданных</w:t>
+      </w:r>
+      <w:proofErr w:type="spellEnd"/>
+      <w:r>
+        <w:t xml:space="preserve"> – изображений, аудио и видео. Пользователи ожидают быстрого отклика, однако конвертация медиафайлов является ресурсоёмкой и может занимать значительное время. Выполнение таких операций в синхронном режиме приводит к блокировке интерфейса и неэффективному использованию серверных ресурсов. В связи с этим актуальна разработка асинхронных систем, способных принимать задачи на обработку и выполнять их в фоновом режиме.</w:t>
       </w:r>
     </w:p>
     <w:p>
@@ -1959,14 +2109,24 @@
         </w:numPr>
       </w:pPr>
       <w:r>
-        <w:t>Разработать бэкенд на Java Spring Boot, реализующий пул воркеров, планировщик задач и интеграцию с S3-хранилищем (</w:t>
-      </w:r>
+        <w:t xml:space="preserve">Разработать бэкенд на Java Spring Boot, реализующий пул </w:t>
+      </w:r>
+      <w:proofErr w:type="spellStart"/>
+      <w:r>
+        <w:t>воркеров</w:t>
+      </w:r>
+      <w:proofErr w:type="spellEnd"/>
+      <w:r>
+        <w:t>, планировщик задач и интеграцию с S3-хранилищем (</w:t>
+      </w:r>
+      <w:proofErr w:type="spellStart"/>
       <w:r>
         <w:rPr>
           <w:lang w:val="en-US"/>
         </w:rPr>
         <w:t>MinIO</w:t>
       </w:r>
+      <w:proofErr w:type="spellEnd"/>
       <w:r>
         <w:t>).</w:t>
       </w:r>
@@ -1989,7 +2149,15 @@
         <w:t>TypeScript</w:t>
       </w:r>
       <w:r>
-        <w:t xml:space="preserve"> React с использованием конечного автомата для управления состоянием и реализовать взаимодействие с API.</w:t>
+        <w:t xml:space="preserve"> </w:t>
+      </w:r>
+      <w:proofErr w:type="spellStart"/>
+      <w:r>
+        <w:t>React</w:t>
+      </w:r>
+      <w:proofErr w:type="spellEnd"/>
+      <w:r>
+        <w:t xml:space="preserve"> с использованием конечного автомата для управления состоянием и реализовать взаимодействие с API.</w:t>
       </w:r>
     </w:p>
     <w:p>
@@ -2000,7 +2168,39 @@
         </w:numPr>
       </w:pPr>
       <w:r>
-        <w:t>Выполнить контейнеризацию всех компонентов с помощью Docker, настроить reverse proxy (Caddy) с автоматическим HTTPS и развернуть сервис на удалённом сервере.</w:t>
+        <w:t xml:space="preserve">Выполнить контейнеризацию всех компонентов с помощью </w:t>
+      </w:r>
+      <w:proofErr w:type="spellStart"/>
+      <w:r>
+        <w:t>Docker</w:t>
+      </w:r>
+      <w:proofErr w:type="spellEnd"/>
+      <w:r>
+        <w:t xml:space="preserve">, настроить </w:t>
+      </w:r>
+      <w:proofErr w:type="spellStart"/>
+      <w:r>
+        <w:t>reverse</w:t>
+      </w:r>
+      <w:proofErr w:type="spellEnd"/>
+      <w:r>
+        <w:t xml:space="preserve"> </w:t>
+      </w:r>
+      <w:proofErr w:type="spellStart"/>
+      <w:r>
+        <w:t>proxy</w:t>
+      </w:r>
+      <w:proofErr w:type="spellEnd"/>
+      <w:r>
+        <w:t xml:space="preserve"> (</w:t>
+      </w:r>
+      <w:proofErr w:type="spellStart"/>
+      <w:r>
+        <w:t>Caddy</w:t>
+      </w:r>
+      <w:proofErr w:type="spellEnd"/>
+      <w:r>
+        <w:t>) с автоматическим HTTPS и развернуть сервис на удалённом сервере.</w:t>
       </w:r>
     </w:p>
     <w:p>
@@ -2043,7 +2243,7 @@
       <w:pPr>
         <w:pStyle w:val="1"/>
       </w:pPr>
-      <w:bookmarkStart w:id="2" w:name="_Toc225600766"/>
+      <w:bookmarkStart w:id="2" w:name="_Toc225695522"/>
       <w:r>
         <w:lastRenderedPageBreak/>
         <w:t xml:space="preserve">Глава </w:t>
@@ -2061,7 +2261,7 @@
       <w:pPr>
         <w:pStyle w:val="2"/>
       </w:pPr>
-      <w:bookmarkStart w:id="3" w:name="_Toc225600767"/>
+      <w:bookmarkStart w:id="3" w:name="_Toc225695523"/>
       <w:r>
         <w:t xml:space="preserve">1.1. </w:t>
       </w:r>
@@ -2155,30 +2355,112 @@
     </w:p>
     <w:p>
       <w:r>
-        <w:t>Одним из распространённых способов организации асинхронной обработки в веб-приложениях является использование очередей задач. Эта модель предполагает наличие трёх основных компонентов: поставщика задач (producer или publisher), очереди (queue) и темы (topic), и потребителя (consumer или subscriber) [2; 5, с. 6-7]. В отличие от классической событийно-ориентированной архитектуры, где компоненты реагируют на произошедшие события предметной области [3], в модели очередей задач каждое сообщение интерпретируется как явная команда на выполнение конкретной работы (например, «отправить электронное письмо» или «сгенерировать отчёт») [2]. Такой подход проще в реализации и хорошо подходит для задач, требующих гарантированного выполнения и масштабирования обработчиков.</w:t>
-      </w:r>
-    </w:p>
-    <w:p>
-      <w:pPr>
-        <w:rPr>
-          <w:lang w:val="en-US"/>
-        </w:rPr>
-      </w:pPr>
-      <w:r>
-        <w:t xml:space="preserve">Поставщик задач – это компонент приложения (например, веб-сервер или обработчик API-запроса), который создаёт задачу и помещает её в очередь. Поставщик не занимается непосредственным выполнением задачи, а лишь формирует её описание (часто в виде JSON- или XML-сообщения) и передаёт в промежуточное хранилище. Благодаря этому время ответа пользователю сокращается до минимума [2; 5, с. 6]. Очередь представляет собой буфер, который надёжно хранит поступившие задачи до момента их обработки. Очередь может быть реализована как на основе специализированных брокеров сообщений (RabbitMQ, Apache Kafka), так и с использованием реляционных баз данных. Ключевые свойства очереди – сохранность задач и гарантия их доставки одному из потребителей [2]. Потребитель – это отдельный сервис или </w:t>
+        <w:t>Одним из распространённых способов организации асинхронной обработки в веб-приложениях является использование очередей задач. Эта модель предполагает наличие трёх основных компонентов: поставщика задач (</w:t>
+      </w:r>
+      <w:proofErr w:type="spellStart"/>
+      <w:r>
+        <w:t>producer</w:t>
+      </w:r>
+      <w:proofErr w:type="spellEnd"/>
+      <w:r>
+        <w:t xml:space="preserve"> или </w:t>
+      </w:r>
+      <w:proofErr w:type="spellStart"/>
+      <w:r>
+        <w:t>publisher</w:t>
+      </w:r>
+      <w:proofErr w:type="spellEnd"/>
+      <w:r>
+        <w:t>), очереди (</w:t>
+      </w:r>
+      <w:proofErr w:type="spellStart"/>
+      <w:r>
+        <w:t>queue</w:t>
+      </w:r>
+      <w:proofErr w:type="spellEnd"/>
+      <w:r>
+        <w:t>) и темы (</w:t>
+      </w:r>
+      <w:proofErr w:type="spellStart"/>
+      <w:r>
+        <w:t>topic</w:t>
+      </w:r>
+      <w:proofErr w:type="spellEnd"/>
+      <w:r>
+        <w:t>), и потребителя (</w:t>
+      </w:r>
+      <w:proofErr w:type="spellStart"/>
+      <w:r>
+        <w:t>consumer</w:t>
+      </w:r>
+      <w:proofErr w:type="spellEnd"/>
+      <w:r>
+        <w:t xml:space="preserve"> или </w:t>
+      </w:r>
+      <w:proofErr w:type="spellStart"/>
+      <w:r>
+        <w:t>subscriber</w:t>
+      </w:r>
+      <w:proofErr w:type="spellEnd"/>
+      <w:r>
+        <w:t>) [2; 5, с. 6-7]. В отличие от классической событийно-ориентированной архитектуры, где компоненты реагируют на произошедшие события предметной области [3], в модели очередей задач каждое сообщение интерпретируется как явная команда на выполнение конкретной работы (например, «отправить электронное письмо» или «сгенерировать отчёт») [2]. Такой подход проще в реализации и хорошо подходит для задач, требующих гарантированного выполнения и масштабирования обработчиков.</w:t>
+      </w:r>
+    </w:p>
+    <w:p>
+      <w:pPr>
+        <w:rPr>
+          <w:lang w:val="en-US"/>
+        </w:rPr>
+      </w:pPr>
+      <w:r>
+        <w:t>Поставщик задач – это компонент приложения (например, веб-сервер или обработчик API-запроса), который создаёт задачу и помещает её в очередь. Поставщик не занимается непосредственным выполнением задачи, а лишь формирует её описание (часто в виде JSON- или XML-сообщения) и передаёт в промежуточное хранилище. Благодаря этому время ответа пользователю сокращается до минимума [2; 5, с. 6]. Очередь представляет собой буфер, который надёжно хранит поступившие задачи до момента их обработки. Очередь может быть реализована как на основе специализированных брокеров сообщений (</w:t>
+      </w:r>
+      <w:proofErr w:type="spellStart"/>
+      <w:r>
+        <w:t>RabbitMQ</w:t>
+      </w:r>
+      <w:proofErr w:type="spellEnd"/>
+      <w:r>
+        <w:t xml:space="preserve">, Apache </w:t>
+      </w:r>
+      <w:proofErr w:type="spellStart"/>
+      <w:r>
+        <w:t>Kafka</w:t>
+      </w:r>
+      <w:proofErr w:type="spellEnd"/>
+      <w:r>
+        <w:t xml:space="preserve">), так и с использованием реляционных баз данных. Ключевые свойства очереди – сохранность задач и гарантия их доставки одному из потребителей [2]. Потребитель – это отдельный сервис или </w:t>
       </w:r>
       <w:r>
         <w:lastRenderedPageBreak/>
-        <w:t>процесс (часто называемый воркером), который извлекает задачи из очереди и выполняет предписанные действия. Потребители могут масштабироваться горизонтально: при увеличении нагрузки достаточно запустить дополнительные экземпляры воркеров, которые будут параллельно забирать задачи из очереди. Такой подход обеспечивает высокую пропускную способность системы [2; 5, с. 7].</w:t>
+        <w:t xml:space="preserve">процесс (часто называемый </w:t>
+      </w:r>
+      <w:proofErr w:type="spellStart"/>
+      <w:r>
+        <w:t>воркером</w:t>
+      </w:r>
+      <w:proofErr w:type="spellEnd"/>
+      <w:r>
+        <w:t xml:space="preserve">), который извлекает задачи из очереди и выполняет предписанные действия. Потребители могут масштабироваться горизонтально: при увеличении нагрузки достаточно запустить дополнительные экземпляры </w:t>
+      </w:r>
+      <w:proofErr w:type="spellStart"/>
+      <w:r>
+        <w:t>воркеров</w:t>
+      </w:r>
+      <w:proofErr w:type="spellEnd"/>
+      <w:r>
+        <w:t>, которые будут параллельно забирать задачи из очереди. Такой подход обеспечивает высокую пропускную способность системы [2; 5, с. 7].</w:t>
       </w:r>
     </w:p>
     <w:p>
       <w:r>
         <w:t xml:space="preserve">В зависимости от требований приложения результат </w:t>
       </w:r>
+      <w:proofErr w:type="gramStart"/>
       <w:r>
         <w:t>обработки может быть</w:t>
       </w:r>
+      <w:proofErr w:type="gramEnd"/>
       <w:r>
         <w:t xml:space="preserve"> либо проигнорирован (модель «отправил и забыл»), либо записан в постоянное хранилище (базу данных или объектное хранилище) с последующим уведомлением пользователя. Например, после обработки загруженного изображения потребитель может сохранить его в </w:t>
       </w:r>
@@ -2225,21 +2507,117 @@
     </w:p>
     <w:p>
       <w:r>
-        <w:t xml:space="preserve">Кроме того, асинхронная архитектура повышает надёжность и отказоустойчивость. Использование очередей сообщений обеспечивает сохранность задач даже при сбоях компонентов. Большинство промышленных брокеров поддерживают персистентность: сообщения записываются на диск до того, как будут обработаны. Если обработчик падает во время выполнения задачи, сообщение не теряется – оно возвращается в очередь и может быть обработано другим экземпляром обработчика после перезапуска. Это гарантирует доставку как минимум один раз (at‑least‑once) и существенно повышает общую надёжность системы. Кроме того, асинхронная архитектура </w:t>
+        <w:t xml:space="preserve">Кроме того, асинхронная архитектура повышает надёжность и отказоустойчивость. Использование очередей сообщений обеспечивает сохранность задач даже при сбоях компонентов. Большинство промышленных брокеров поддерживают </w:t>
+      </w:r>
+      <w:proofErr w:type="spellStart"/>
+      <w:r>
+        <w:t>персистентность</w:t>
+      </w:r>
+      <w:proofErr w:type="spellEnd"/>
+      <w:r>
+        <w:t>: сообщения записываются на диск до того, как будут обработаны. Если обработчик падает во время выполнения задачи, сообщение не теряется – оно возвращается в очередь и может быть обработано другим экземпляром обработчика после перезапуска. Это гарантирует доставку как минимум один раз (</w:t>
+      </w:r>
+      <w:proofErr w:type="spellStart"/>
+      <w:r>
+        <w:t>at‑least‑once</w:t>
+      </w:r>
+      <w:proofErr w:type="spellEnd"/>
+      <w:r>
+        <w:t xml:space="preserve">) и существенно повышает общую надёжность системы. Кроме того, асинхронная архитектура </w:t>
       </w:r>
       <w:r>
         <w:lastRenderedPageBreak/>
-        <w:t>позволяет изолировать сбои. Проблемы в одном из потребителей не влияют на работу поставщиков и на доступность основного приложения для пользователей. Отказ потребителя приводит лишь к временному накоплению задач в очереди, но не к потере данных [7, раздел «Reliability Guide»; 5, с. 161-180].</w:t>
-      </w:r>
-    </w:p>
-    <w:p>
-      <w:r>
-        <w:t>Вместе с тем асинхронный подход имеет и недостатки. Внедрение асинхронной обработки неизбежно ведёт к появлению дополнительных компонентов: брокеров сообщений, очередей, воркеров, хранилищ результатов. Это усложняет инфраструктуру, требует её администрирования и мониторинга. Сам код с использованием колбэков (callback) или корутин (coroutine) может быть менее очевидным для разработчиков, привыкших к синхронному стилю, хотя современные языковые конструкции (async/await) частично смягчают эту проблему [6, с. 3].</w:t>
-      </w:r>
-    </w:p>
-    <w:p>
-      <w:r>
-        <w:t>Кроме того, асинхронность не является универсальным решением. Для очень коротких операций, которые выполняются за миллисекунды, накладные расходы на создание задачи, передачу через очередь и управление состоянием могут превысить выгоду от распараллеливания. Асинхронная модель не подходит для задач, требующих немедленного ответа пользователю – например, для проверки подлинности или получения данных для отрисовки страницы. В таких сценариях синхронное взаимодействие остаётся более уместным. Также важно различать I/O-bound и CPU-bound задачи: асинхронность эффективна только для первых, тогда как для вычислительно интенсивных задач лучше использовать многопоточность или распределённые вычисления [8, с. 182, 204].</w:t>
+        <w:t>позволяет изолировать сбои. Проблемы в одном из потребителей не влияют на работу поставщиков и на доступность основного приложения для пользователей. Отказ потребителя приводит лишь к временному накоплению задач в очереди, но не к потере данных [7, раздел «</w:t>
+      </w:r>
+      <w:proofErr w:type="spellStart"/>
+      <w:r>
+        <w:t>Reliability</w:t>
+      </w:r>
+      <w:proofErr w:type="spellEnd"/>
+      <w:r>
+        <w:t xml:space="preserve"> Guide»; 5, с. 161-180].</w:t>
+      </w:r>
+    </w:p>
+    <w:p>
+      <w:r>
+        <w:t xml:space="preserve">Вместе с тем асинхронный подход имеет и недостатки. Внедрение асинхронной обработки неизбежно ведёт к появлению дополнительных компонентов: брокеров сообщений, очередей, </w:t>
+      </w:r>
+      <w:proofErr w:type="spellStart"/>
+      <w:r>
+        <w:t>воркеров</w:t>
+      </w:r>
+      <w:proofErr w:type="spellEnd"/>
+      <w:r>
+        <w:t xml:space="preserve">, хранилищ результатов. Это усложняет инфраструктуру, требует её администрирования и мониторинга. Сам код с использованием </w:t>
+      </w:r>
+      <w:proofErr w:type="spellStart"/>
+      <w:r>
+        <w:t>колбэков</w:t>
+      </w:r>
+      <w:proofErr w:type="spellEnd"/>
+      <w:r>
+        <w:t xml:space="preserve"> (</w:t>
+      </w:r>
+      <w:proofErr w:type="spellStart"/>
+      <w:r>
+        <w:t>callback</w:t>
+      </w:r>
+      <w:proofErr w:type="spellEnd"/>
+      <w:r>
+        <w:t xml:space="preserve">) или </w:t>
+      </w:r>
+      <w:proofErr w:type="spellStart"/>
+      <w:r>
+        <w:t>корутин</w:t>
+      </w:r>
+      <w:proofErr w:type="spellEnd"/>
+      <w:r>
+        <w:t xml:space="preserve"> (</w:t>
+      </w:r>
+      <w:proofErr w:type="spellStart"/>
+      <w:r>
+        <w:t>coroutine</w:t>
+      </w:r>
+      <w:proofErr w:type="spellEnd"/>
+      <w:r>
+        <w:t>) может быть менее очевидным для разработчиков, привыкших к синхронному стилю, хотя современные языковые конструкции (</w:t>
+      </w:r>
+      <w:proofErr w:type="spellStart"/>
+      <w:r>
+        <w:t>async</w:t>
+      </w:r>
+      <w:proofErr w:type="spellEnd"/>
+      <w:r>
+        <w:t>/</w:t>
+      </w:r>
+      <w:proofErr w:type="spellStart"/>
+      <w:r>
+        <w:t>await</w:t>
+      </w:r>
+      <w:proofErr w:type="spellEnd"/>
+      <w:r>
+        <w:t>) частично смягчают эту проблему [6, с. 3].</w:t>
+      </w:r>
+    </w:p>
+    <w:p>
+      <w:r>
+        <w:t>Кроме того, асинхронность не является универсальным решением. Для очень коротких операций, которые выполняются за миллисекунды, накладные расходы на создание задачи, передачу через очередь и управление состоянием могут превысить выгоду от распараллеливания. Асинхронная модель не подходит для задач, требующих немедленного ответа пользователю – например, для проверки подлинности или получения данных для отрисовки страницы. В таких сценариях синхронное взаимодействие остаётся более уместным. Также важно различать I/O-</w:t>
+      </w:r>
+      <w:proofErr w:type="spellStart"/>
+      <w:r>
+        <w:t>bound</w:t>
+      </w:r>
+      <w:proofErr w:type="spellEnd"/>
+      <w:r>
+        <w:t xml:space="preserve"> и CPU-</w:t>
+      </w:r>
+      <w:proofErr w:type="spellStart"/>
+      <w:r>
+        <w:t>bound</w:t>
+      </w:r>
+      <w:proofErr w:type="spellEnd"/>
+      <w:r>
+        <w:t xml:space="preserve"> задачи: асинхронность эффективна только для первых, тогда как для вычислительно интенсивных задач лучше использовать многопоточность или распределённые вычисления [8, с. 182, 204].</w:t>
       </w:r>
     </w:p>
     <w:p>
@@ -2253,12 +2631,36 @@
     </w:p>
     <w:p>
       <w:r>
-        <w:t>Асинхронная модель взаимодействия применяется в веб-приложениях повсеместно для решения задач, которые невозможно или нерационально выполнять синхронно в потоке пользовательского запроса. Наиболее распространённые сценарии включают отправку электронной почты и уведомлений: формирование и отправка писем через внешние SMTP-серверы или push-сервисы может занимать несколько секунд, асинхронная постановка в очередь позволяет немедленно вернуть пользователю ответ об успешном принятии запроса, гарантируя при этом доставку уведомления. К таким сценариям также относится обработка загружаемых медиафайлов: конвертация видео или аудио в различные форматы являются ресурсоёмкими операциями, выполнение таких задач в фоновых воркерах предотвращает блокировку веб-сервера и позволяет масштабировать обработку в зависимости от нагрузки. Асинхронность широко используется для генерации отчётов и выгрузки документов: создание сложных PDF-отчётов или Excel-таблиц по запросу пользователя часто требует времени, асинхронный подход позволяет поставить задачу в очередь, а затем уведомить пользователя о готовности файла, например, по ссылке для скачивания. Наконец, при взаимодействии с внешними API, если для ответа пользователю необходимо агрегировать данные из нескольких внешних источников, асинхронные HTTP-запросы позволяют выполнять их параллельно, сокращая общее время ожидания [1; 4, с. 390; 8, с. 182, 204].</w:t>
-      </w:r>
-    </w:p>
-    <w:p>
-      <w:r>
-        <w:t xml:space="preserve">Все перечисленные сценарии объединяет общая черта: они либо являются длительными (секунды и минуты), либо связаны с ожиданием внешних сервисов (I/O-bound), либо критически важны с точки зрения </w:t>
+        <w:t xml:space="preserve">Асинхронная модель взаимодействия применяется в веб-приложениях повсеместно для решения задач, которые невозможно или нерационально выполнять синхронно в потоке пользовательского запроса. Наиболее распространённые сценарии включают отправку электронной почты и уведомлений: формирование и отправка писем через внешние SMTP-серверы или </w:t>
+      </w:r>
+      <w:proofErr w:type="spellStart"/>
+      <w:r>
+        <w:t>push</w:t>
+      </w:r>
+      <w:proofErr w:type="spellEnd"/>
+      <w:r>
+        <w:t xml:space="preserve">-сервисы может занимать несколько секунд, асинхронная постановка в очередь позволяет немедленно вернуть пользователю ответ об успешном принятии запроса, гарантируя при этом доставку уведомления. К таким сценариям также относится обработка загружаемых медиафайлов: конвертация видео или аудио в различные форматы являются ресурсоёмкими операциями, выполнение таких задач в фоновых </w:t>
+      </w:r>
+      <w:proofErr w:type="spellStart"/>
+      <w:r>
+        <w:t>воркерах</w:t>
+      </w:r>
+      <w:proofErr w:type="spellEnd"/>
+      <w:r>
+        <w:t xml:space="preserve"> предотвращает блокировку веб-сервера и позволяет масштабировать обработку в зависимости от нагрузки. Асинхронность широко используется для генерации отчётов и выгрузки документов: создание сложных PDF-отчётов или Excel-таблиц по запросу пользователя часто требует времени, асинхронный подход позволяет поставить задачу в очередь, а затем уведомить пользователя о готовности файла, например, по ссылке для скачивания. Наконец, при взаимодействии с внешними API, если для ответа пользователю необходимо агрегировать данные из нескольких внешних источников, асинхронные HTTP-запросы позволяют выполнять их параллельно, сокращая общее время ожидания [1; 4, с. 390; 8, с. 182, 204].</w:t>
+      </w:r>
+    </w:p>
+    <w:p>
+      <w:r>
+        <w:t>Все перечисленные сценарии объединяет общая черта: они либо являются длительными (секунды и минуты), либо связаны с ожиданием внешних сервисов (I/O-</w:t>
+      </w:r>
+      <w:proofErr w:type="spellStart"/>
+      <w:r>
+        <w:t>bound</w:t>
+      </w:r>
+      <w:proofErr w:type="spellEnd"/>
+      <w:r>
+        <w:t xml:space="preserve">), либо критически важны с точки зрения </w:t>
       </w:r>
       <w:r>
         <w:lastRenderedPageBreak/>
@@ -2383,12 +2785,28 @@
       <w:pPr>
         <w:pStyle w:val="2"/>
       </w:pPr>
-      <w:bookmarkStart w:id="4" w:name="_Toc225600768"/>
+      <w:bookmarkStart w:id="4" w:name="_Toc225695524"/>
       <w:r>
         <w:t xml:space="preserve">1.2. </w:t>
       </w:r>
       <w:r>
-        <w:t>Очереди задач: брокеры сообщений (RabbitMQ, Apache Kafka) и реляционные базы данных</w:t>
+        <w:t>Очереди задач: брокеры сообщений (</w:t>
+      </w:r>
+      <w:proofErr w:type="spellStart"/>
+      <w:r>
+        <w:t>RabbitMQ</w:t>
+      </w:r>
+      <w:proofErr w:type="spellEnd"/>
+      <w:r>
+        <w:t xml:space="preserve">, Apache </w:t>
+      </w:r>
+      <w:proofErr w:type="spellStart"/>
+      <w:r>
+        <w:t>Kafka</w:t>
+      </w:r>
+      <w:proofErr w:type="spellEnd"/>
+      <w:r>
+        <w:t>) и реляционные базы данных</w:t>
       </w:r>
       <w:bookmarkEnd w:id="4"/>
     </w:p>
@@ -2416,7 +2834,32 @@
         <w:tab/>
       </w:r>
       <w:r>
-        <w:t>Идея заключается в создании специальной таблицы (например, jobs или tasks), где каждая запись соответствует отдельной задаче. Типичная структура такой таблицы включает идентификатор задачи, её тип, параметры</w:t>
+        <w:t xml:space="preserve">Идея заключается в создании специальной таблицы (например, </w:t>
+      </w:r>
+      <w:proofErr w:type="spellStart"/>
+      <w:r>
+        <w:rPr>
+          <w:rFonts w:ascii="Consolas" w:hAnsi="Consolas"/>
+          <w:sz w:val="24"/>
+        </w:rPr>
+        <w:t>jobs</w:t>
+      </w:r>
+      <w:proofErr w:type="spellEnd"/>
+      <w:r>
+        <w:t xml:space="preserve"> или </w:t>
+      </w:r>
+      <w:proofErr w:type="spellStart"/>
+      <w:r>
+        <w:rPr>
+          <w:rFonts w:ascii="Consolas" w:hAnsi="Consolas"/>
+          <w:sz w:val="24"/>
+          <w:szCs w:val="22"/>
+        </w:rPr>
+        <w:t>tasks</w:t>
+      </w:r>
+      <w:proofErr w:type="spellEnd"/>
+      <w:r>
+        <w:t>), где каждая запись соответствует отдельной задаче. Типичная структура такой таблицы включает идентификатор задачи, её тип, параметры</w:t>
       </w:r>
       <w:r>
         <w:t xml:space="preserve"> (часто в гибком формате </w:t>
@@ -2431,7 +2874,79 @@
         <w:t xml:space="preserve">), </w:t>
       </w:r>
       <w:r>
-        <w:t xml:space="preserve">статус (например, pending, processing, done, failed), время создания и попыток выполнения. Потребители периодически опрашивают таблицу, выбирая задачи со статусом pending, и после успешной обработки обновляют статус на done. Для предотвращения повторного выбора одной задачи разными потребителями используются блокировки на уровне строк (например, </w:t>
+        <w:t xml:space="preserve">статус (например, </w:t>
+      </w:r>
+      <w:proofErr w:type="spellStart"/>
+      <w:r>
+        <w:rPr>
+          <w:rFonts w:ascii="Consolas" w:hAnsi="Consolas"/>
+          <w:sz w:val="24"/>
+        </w:rPr>
+        <w:t>pending</w:t>
+      </w:r>
+      <w:proofErr w:type="spellEnd"/>
+      <w:r>
+        <w:t xml:space="preserve">, </w:t>
+      </w:r>
+      <w:proofErr w:type="spellStart"/>
+      <w:r>
+        <w:rPr>
+          <w:rFonts w:ascii="Consolas" w:hAnsi="Consolas"/>
+          <w:sz w:val="24"/>
+        </w:rPr>
+        <w:t>processing</w:t>
+      </w:r>
+      <w:proofErr w:type="spellEnd"/>
+      <w:r>
+        <w:t xml:space="preserve">, </w:t>
+      </w:r>
+      <w:proofErr w:type="spellStart"/>
+      <w:r>
+        <w:rPr>
+          <w:rFonts w:ascii="Consolas" w:hAnsi="Consolas"/>
+          <w:sz w:val="24"/>
+        </w:rPr>
+        <w:t>done</w:t>
+      </w:r>
+      <w:proofErr w:type="spellEnd"/>
+      <w:r>
+        <w:t xml:space="preserve">, </w:t>
+      </w:r>
+      <w:proofErr w:type="spellStart"/>
+      <w:r>
+        <w:rPr>
+          <w:rFonts w:ascii="Consolas" w:hAnsi="Consolas"/>
+          <w:sz w:val="24"/>
+        </w:rPr>
+        <w:t>failed</w:t>
+      </w:r>
+      <w:proofErr w:type="spellEnd"/>
+      <w:r>
+        <w:t xml:space="preserve">), время создания и попыток выполнения. Потребители периодически опрашивают таблицу, выбирая задачи со статусом </w:t>
+      </w:r>
+      <w:proofErr w:type="spellStart"/>
+      <w:r>
+        <w:rPr>
+          <w:rFonts w:ascii="Consolas" w:hAnsi="Consolas"/>
+          <w:sz w:val="24"/>
+        </w:rPr>
+        <w:t>pending</w:t>
+      </w:r>
+      <w:proofErr w:type="spellEnd"/>
+      <w:r>
+        <w:t xml:space="preserve">, и после успешной обработки обновляют статус на </w:t>
+      </w:r>
+      <w:proofErr w:type="spellStart"/>
+      <w:r>
+        <w:rPr>
+          <w:rFonts w:ascii="Consolas" w:hAnsi="Consolas"/>
+          <w:sz w:val="24"/>
+        </w:rPr>
+        <w:t>done</w:t>
+      </w:r>
+      <w:proofErr w:type="spellEnd"/>
+      <w:r>
+        <w:t xml:space="preserve">. Для предотвращения повторного выбора одной задачи разными потребителями используются блокировки на уровне строк (например, </w:t>
       </w:r>
       <w:r>
         <w:rPr>
@@ -2441,7 +2956,15 @@
         <w:t>SELECT ... FOR UPDATE</w:t>
       </w:r>
       <w:r>
-        <w:t xml:space="preserve"> в PostgreSQL или MySQL)</w:t>
+        <w:t xml:space="preserve"> в </w:t>
+      </w:r>
+      <w:proofErr w:type="spellStart"/>
+      <w:r>
+        <w:t>PostgreSQL</w:t>
+      </w:r>
+      <w:proofErr w:type="spellEnd"/>
+      <w:r>
+        <w:t xml:space="preserve"> или MySQL)</w:t>
       </w:r>
       <w:r>
         <w:t xml:space="preserve"> [9]</w:t>
@@ -2493,12 +3016,44 @@
     </w:p>
     <w:p>
       <w:r>
-        <w:t>Именно для решения этих проблем в современных высоконагруженных системах применяются специализированные программные продукты — брокеры сообщений. Они представляют собой промежуточное ПО, обеспечивающее надёжную асинхронную передачу данных между независимыми компонентами, выступая в роли центрального хаба коммуникации. Рассмотрим архитектуру двух наиболее популярных брокеров: RabbitMQ и Apache Kafka.</w:t>
-      </w:r>
-    </w:p>
-    <w:p>
-      <w:r>
-        <w:t>Архитектура RabbitMQ базируется на взаимодействии двух основных компонентов: обменников и очередей сообщений. Обменники функционируют как интеллектуальные маршрутизаторы, которые на основе заданных правил направляют поступающие сообщения в соответствующие очереди. Данный механизм обеспечивает архитектурную гибкость: поддержка различных типов обменников позволяет адаптировать систему под широкий спектр сценариев взаимодействия между сервисами. Отличительной особенностью RabbitMQ является его способность работать с распространенными протоколами обмена сообщениями, такими как AMQP, MQTT и STOMP. Это позиционирует брокер как универсальное средство для интеграции гетерогенных систем, требующих реализации сложной логики маршрутизации, а также для приложений, в которых применяются разнообразные паттерны обмена сообщениями</w:t>
+        <w:t xml:space="preserve">Именно для решения этих проблем в современных высоконагруженных системах применяются специализированные программные продукты — брокеры сообщений. Они представляют собой промежуточное ПО, обеспечивающее надёжную асинхронную передачу данных между независимыми компонентами, выступая в роли центрального хаба коммуникации. Рассмотрим архитектуру двух наиболее популярных брокеров: </w:t>
+      </w:r>
+      <w:proofErr w:type="spellStart"/>
+      <w:r>
+        <w:t>RabbitMQ</w:t>
+      </w:r>
+      <w:proofErr w:type="spellEnd"/>
+      <w:r>
+        <w:t xml:space="preserve"> и Apache </w:t>
+      </w:r>
+      <w:proofErr w:type="spellStart"/>
+      <w:r>
+        <w:t>Kafka</w:t>
+      </w:r>
+      <w:proofErr w:type="spellEnd"/>
+      <w:r>
+        <w:t>.</w:t>
+      </w:r>
+    </w:p>
+    <w:p>
+      <w:r>
+        <w:t xml:space="preserve">Архитектура </w:t>
+      </w:r>
+      <w:proofErr w:type="spellStart"/>
+      <w:r>
+        <w:t>RabbitMQ</w:t>
+      </w:r>
+      <w:proofErr w:type="spellEnd"/>
+      <w:r>
+        <w:t xml:space="preserve"> базируется на взаимодействии двух основных компонентов: обменников и очередей сообщений. Обменники функционируют как интеллектуальные маршрутизаторы, которые на основе заданных правил направляют поступающие сообщения в соответствующие очереди. Данный механизм обеспечивает архитектурную гибкость: поддержка различных типов обменников позволяет адаптировать систему под широкий спектр сценариев взаимодействия между сервисами. Отличительной особенностью </w:t>
+      </w:r>
+      <w:proofErr w:type="spellStart"/>
+      <w:r>
+        <w:t>RabbitMQ</w:t>
+      </w:r>
+      <w:proofErr w:type="spellEnd"/>
+      <w:r>
+        <w:t xml:space="preserve"> является его способность работать с распространенными протоколами обмена сообщениями, такими как AMQP, MQTT и STOMP. Это позиционирует брокер как универсальное средство для интеграции гетерогенных систем, требующих реализации сложной логики маршрутизации, а также для приложений, в которых применяются разнообразные паттерны обмена сообщениями</w:t>
       </w:r>
       <w:r>
         <w:t xml:space="preserve"> </w:t>
@@ -2512,7 +3067,31 @@
     </w:p>
     <w:p>
       <w:r>
-        <w:t xml:space="preserve">Архитектура Apache Kafka базируется на концепции распределенного журнала сообщений. Данные в Kafka организованы в тематические разделы — топики, которые, в свою очередь, делятся на партиции для обеспечения параллелизма обработки и распределения нагрузки. Все сообщения </w:t>
+        <w:t xml:space="preserve">Архитектура Apache </w:t>
+      </w:r>
+      <w:proofErr w:type="spellStart"/>
+      <w:r>
+        <w:t>Kafka</w:t>
+      </w:r>
+      <w:proofErr w:type="spellEnd"/>
+      <w:r>
+        <w:t xml:space="preserve"> базируется на концепции распределенного журнала сообщений. Данные в </w:t>
+      </w:r>
+      <w:proofErr w:type="spellStart"/>
+      <w:r>
+        <w:t>Kafka</w:t>
+      </w:r>
+      <w:proofErr w:type="spellEnd"/>
+      <w:r>
+        <w:t xml:space="preserve"> организованы в тематические разделы — топики, которые, в свою очередь, делятся на </w:t>
+      </w:r>
+      <w:proofErr w:type="spellStart"/>
+      <w:r>
+        <w:t>партиции</w:t>
+      </w:r>
+      <w:proofErr w:type="spellEnd"/>
+      <w:r>
+        <w:t xml:space="preserve"> для обеспечения параллелизма обработки и распределения нагрузки. Все сообщения </w:t>
       </w:r>
       <w:r>
         <w:lastRenderedPageBreak/>
@@ -2520,8 +3099,29 @@
       </w:r>
     </w:p>
     <w:p>
-      <w:r>
-        <w:t>Kafka демонстрирует наибольшую эффективность в сценариях, требующих обработки потоков данных большой интенсивности: система способна обрабатывать миллионы сообщений в секунду. Ключевым преимуществом данной архитектуры является гарантированное сохранение порядка сообщений в пределах одной партиции, что является критически важным требованием для множества бизнес-процессов. Кроме того, платформа поддерживает долговременное хранение информации. Указанные характеристики обусловливают применение Kafka преимущественно в высоконагруженных системах с большими объемами данных, а также в приложениях, ориентированных на потоковую обработку информации в режиме реального времени</w:t>
+      <w:proofErr w:type="spellStart"/>
+      <w:r>
+        <w:t>Kafka</w:t>
+      </w:r>
+      <w:proofErr w:type="spellEnd"/>
+      <w:r>
+        <w:t xml:space="preserve"> демонстрирует наибольшую эффективность в сценариях, требующих обработки потоков данных большой интенсивности: система способна обрабатывать миллионы сообщений в секунду. Ключевым преимуществом данной архитектуры является гарантированное сохранение порядка сообщений в пределах одной </w:t>
+      </w:r>
+      <w:proofErr w:type="spellStart"/>
+      <w:r>
+        <w:t>партиции</w:t>
+      </w:r>
+      <w:proofErr w:type="spellEnd"/>
+      <w:r>
+        <w:t xml:space="preserve">, что является критически важным требованием для множества бизнес-процессов. Кроме того, платформа поддерживает долговременное хранение информации. Указанные характеристики обусловливают применение </w:t>
+      </w:r>
+      <w:proofErr w:type="spellStart"/>
+      <w:r>
+        <w:t>Kafka</w:t>
+      </w:r>
+      <w:proofErr w:type="spellEnd"/>
+      <w:r>
+        <w:t xml:space="preserve"> преимущественно в высоконагруженных системах с большими объемами данных, а также в приложениях, ориентированных на потоковую обработку информации в режиме реального времени</w:t>
       </w:r>
       <w:r>
         <w:t xml:space="preserve"> [10]</w:t>
@@ -2549,7 +3149,13 @@
     </w:p>
     <w:p>
       <w:r>
-        <w:t>Результаты сравнительного анализа представлены ниже (см. Таблица 1).</w:t>
+        <w:t>Результаты сравнительного анализа представлены ниже (см. Таблица 1</w:t>
+      </w:r>
+      <w:r>
+        <w:t>.1</w:t>
+      </w:r>
+      <w:r>
+        <w:t>).</w:t>
       </w:r>
     </w:p>
     <w:p/>
@@ -2559,6 +3165,9 @@
       </w:pPr>
       <w:r>
         <w:t>Таблица 1.</w:t>
+      </w:r>
+      <w:r>
+        <w:t>1</w:t>
       </w:r>
     </w:p>
     <w:p>
@@ -2597,6 +3206,7 @@
           <w:p>
             <w:pPr>
               <w:ind w:firstLine="0"/>
+              <w:jc w:val="left"/>
               <w:rPr>
                 <w:szCs w:val="28"/>
               </w:rPr>
@@ -2685,6 +3295,7 @@
               <w:rPr>
                 <w:szCs w:val="28"/>
               </w:rPr>
+              <w:lastRenderedPageBreak/>
               <w:t>Потребление ресурсов сервера</w:t>
             </w:r>
           </w:p>
@@ -2704,14 +3315,7 @@
               <w:rPr>
                 <w:szCs w:val="28"/>
               </w:rPr>
-              <w:t xml:space="preserve">Низкое. Используется </w:t>
-            </w:r>
-            <w:r>
-              <w:rPr>
-                <w:szCs w:val="28"/>
-              </w:rPr>
-              <w:lastRenderedPageBreak/>
-              <w:t>уже существующий сервер БД</w:t>
+              <w:t>Низкое. Используется уже существующий сервер БД</w:t>
             </w:r>
           </w:p>
         </w:tc>
@@ -2730,15 +3334,7 @@
               <w:rPr>
                 <w:szCs w:val="28"/>
               </w:rPr>
-              <w:lastRenderedPageBreak/>
-              <w:t xml:space="preserve">Среднее [10]. Требуется </w:t>
-            </w:r>
-            <w:r>
-              <w:rPr>
-                <w:szCs w:val="28"/>
-              </w:rPr>
-              <w:lastRenderedPageBreak/>
-              <w:t xml:space="preserve">отдельный процесс/контейнер для брокера. Написан на языке, который использует </w:t>
+              <w:t xml:space="preserve">Среднее [10]. Требуется отдельный процесс/контейнер для брокера. Написан на языке, который использует </w:t>
             </w:r>
             <w:r>
               <w:rPr>
@@ -2770,15 +3366,7 @@
               <w:rPr>
                 <w:szCs w:val="28"/>
               </w:rPr>
-              <w:lastRenderedPageBreak/>
-              <w:t xml:space="preserve">Среднее [10]. Требуется </w:t>
-            </w:r>
-            <w:r>
-              <w:rPr>
-                <w:szCs w:val="28"/>
-              </w:rPr>
-              <w:lastRenderedPageBreak/>
-              <w:t xml:space="preserve">отдельный процесс/контейнер. Написан на языке, который использует </w:t>
+              <w:t xml:space="preserve">Среднее [10]. Требуется отдельный процесс/контейнер. Написан на языке, который использует </w:t>
             </w:r>
             <w:r>
               <w:rPr>
@@ -3080,6 +3668,7 @@
               <w:rPr>
                 <w:szCs w:val="28"/>
               </w:rPr>
+              <w:lastRenderedPageBreak/>
               <w:t>Гибкость маршрутизации</w:t>
             </w:r>
           </w:p>
@@ -3099,14 +3688,7 @@
               <w:rPr>
                 <w:szCs w:val="28"/>
               </w:rPr>
-              <w:t xml:space="preserve">Отсутствует. Все задачи кладутся в таблицы, а </w:t>
-            </w:r>
-            <w:r>
-              <w:rPr>
-                <w:szCs w:val="28"/>
-              </w:rPr>
-              <w:lastRenderedPageBreak/>
-              <w:t>выборка происходит по статусу. Любая маршрутизация будет самодельной реализацией разработчика [9</w:t>
+              <w:t>Отсутствует. Все задачи кладутся в таблицы, а выборка происходит по статусу. Любая маршрутизация будет самодельной реализацией разработчика [9</w:t>
             </w:r>
             <w:r>
               <w:rPr>
@@ -3133,7 +3715,6 @@
               <w:rPr>
                 <w:szCs w:val="28"/>
               </w:rPr>
-              <w:lastRenderedPageBreak/>
               <w:t xml:space="preserve">Очень гибкая </w:t>
             </w:r>
             <w:r>
@@ -3312,20 +3893,23 @@
             </w:r>
             <w:r>
               <w:rPr>
-                <w:szCs w:val="28"/>
+                <w:rFonts w:ascii="Consolas" w:hAnsi="Consolas"/>
+                <w:sz w:val="24"/>
                 <w:lang w:val="en-US"/>
               </w:rPr>
               <w:t>LISTEN</w:t>
             </w:r>
             <w:r>
               <w:rPr>
-                <w:szCs w:val="28"/>
+                <w:rFonts w:ascii="Consolas" w:hAnsi="Consolas"/>
+                <w:sz w:val="24"/>
               </w:rPr>
               <w:t>/</w:t>
             </w:r>
             <w:r>
               <w:rPr>
-                <w:szCs w:val="28"/>
+                <w:rFonts w:ascii="Consolas" w:hAnsi="Consolas"/>
+                <w:sz w:val="24"/>
                 <w:lang w:val="en-US"/>
               </w:rPr>
               <w:t>NOTIFY</w:t>
@@ -3398,11 +3982,40 @@
     </w:p>
     <w:p>
       <w:r>
-        <w:t xml:space="preserve">Проведённый обзор показывает, что специализированные брокеры сообщений, такие как RabbitMQ и Apache Kafka, предоставляют развитые </w:t>
-      </w:r>
-      <w:r>
         <w:lastRenderedPageBreak/>
-        <w:t>механизмы маршрутизации, высокую производительность и масштабируемость, необходимые для построения отказоустойчивых высоконагруженных систем. RabbitMQ благодаря гибкой системе обменников и подтверждений хорошо подходит для задач со сложной логикой доставки и требованиями гарантий обработки. Kafka, в свою очередь, обеспечивает колоссальную пропускную способность и долговременное хранение событий, что делает её стандартом для потоковой обработки данных и сбора логов в крупных интернет-сервисах.</w:t>
+        <w:t xml:space="preserve">Проведённый обзор показывает, что специализированные брокеры сообщений, такие как </w:t>
+      </w:r>
+      <w:proofErr w:type="spellStart"/>
+      <w:r>
+        <w:t>RabbitMQ</w:t>
+      </w:r>
+      <w:proofErr w:type="spellEnd"/>
+      <w:r>
+        <w:t xml:space="preserve"> и Apache </w:t>
+      </w:r>
+      <w:proofErr w:type="spellStart"/>
+      <w:r>
+        <w:t>Kafka</w:t>
+      </w:r>
+      <w:proofErr w:type="spellEnd"/>
+      <w:r>
+        <w:t xml:space="preserve">, предоставляют развитые механизмы маршрутизации, высокую производительность и масштабируемость, необходимые для построения отказоустойчивых высоконагруженных систем. </w:t>
+      </w:r>
+      <w:proofErr w:type="spellStart"/>
+      <w:r>
+        <w:t>RabbitMQ</w:t>
+      </w:r>
+      <w:proofErr w:type="spellEnd"/>
+      <w:r>
+        <w:t xml:space="preserve"> благодаря гибкой системе обменников и подтверждений хорошо подходит для задач со сложной логикой доставки и требованиями гарантий обработки. </w:t>
+      </w:r>
+      <w:proofErr w:type="spellStart"/>
+      <w:r>
+        <w:t>Kafka</w:t>
+      </w:r>
+      <w:proofErr w:type="spellEnd"/>
+      <w:r>
+        <w:t>, в свою очередь, обеспечивает колоссальную пропускную способность и долговременное хранение событий, что делает её стандартом для потоковой обработки данных и сбора логов в крупных интернет-сервисах.</w:t>
       </w:r>
     </w:p>
     <w:p>
@@ -3412,7 +4025,15 @@
     </w:p>
     <w:p>
       <w:r>
-        <w:t>В таких сценариях допустимым и прагматичным решением становится применение уже имеющейся реляционной базы данных (например, PostgreSQL [9]) для организации очереди задач. Хотя такой подход уступает профессиональным брокерам в производительности при высоких нагрузках и не поддерживает сложную маршрутизацию, он обладает рядом преимуществ в контексте малых проектов</w:t>
+        <w:t xml:space="preserve">В таких сценариях допустимым и прагматичным решением становится применение уже имеющейся реляционной базы данных (например, </w:t>
+      </w:r>
+      <w:proofErr w:type="spellStart"/>
+      <w:r>
+        <w:t>PostgreSQL</w:t>
+      </w:r>
+      <w:proofErr w:type="spellEnd"/>
+      <w:r>
+        <w:t xml:space="preserve"> [9]) для организации очереди задач. Хотя такой подход уступает профессиональным брокерам в производительности при высоких нагрузках и не поддерживает сложную маршрутизацию, он обладает рядом преимуществ в контексте малых проектов</w:t>
       </w:r>
       <w:r>
         <w:t>:</w:t>
@@ -3445,6 +4066,7 @@
         </w:numPr>
       </w:pPr>
       <w:r>
+        <w:lastRenderedPageBreak/>
         <w:t>Минимальное потребление ресурсов</w:t>
       </w:r>
       <w:r>
@@ -3463,7 +4085,6 @@
         </w:numPr>
       </w:pPr>
       <w:r>
-        <w:lastRenderedPageBreak/>
         <w:t>Простота реализации</w:t>
       </w:r>
       <w:r>
@@ -3520,7 +4141,7 @@
       <w:pPr>
         <w:pStyle w:val="2"/>
       </w:pPr>
-      <w:bookmarkStart w:id="5" w:name="_Toc225600769"/>
+      <w:bookmarkStart w:id="5" w:name="_Toc225695525"/>
       <w:r>
         <w:t xml:space="preserve">1.3. </w:t>
       </w:r>
@@ -3542,11 +4163,40 @@
     </w:p>
     <w:p>
       <w:r>
-        <w:t xml:space="preserve">Современный подход — объектные хранилища, предназначенные для хранения больших объёмов неструктурированных данных с доступом по HTTP/HTTPS, высокой масштабируемостью и встроенной репликацией. </w:t>
-      </w:r>
-      <w:r>
         <w:lastRenderedPageBreak/>
-        <w:t>Протокол S3 стал де-факто стандартом, а открытые S3-совместимые решения вроде MinIO, Ceph, SeaweedFS и Garage позволяют эффективно организовать хранение как исходных данных, так и результатов асинхронной обработки.</w:t>
+        <w:t xml:space="preserve">Современный подход — объектные хранилища, предназначенные для хранения больших объёмов неструктурированных данных с доступом по HTTP/HTTPS, высокой масштабируемостью и встроенной репликацией. Протокол S3 стал де-факто стандартом, а открытые S3-совместимые решения вроде </w:t>
+      </w:r>
+      <w:proofErr w:type="spellStart"/>
+      <w:r>
+        <w:t>MinIO</w:t>
+      </w:r>
+      <w:proofErr w:type="spellEnd"/>
+      <w:r>
+        <w:t xml:space="preserve">, </w:t>
+      </w:r>
+      <w:proofErr w:type="spellStart"/>
+      <w:r>
+        <w:t>Ceph</w:t>
+      </w:r>
+      <w:proofErr w:type="spellEnd"/>
+      <w:r>
+        <w:t xml:space="preserve">, </w:t>
+      </w:r>
+      <w:proofErr w:type="spellStart"/>
+      <w:r>
+        <w:t>SeaweedFS</w:t>
+      </w:r>
+      <w:proofErr w:type="spellEnd"/>
+      <w:r>
+        <w:t xml:space="preserve"> и </w:t>
+      </w:r>
+      <w:proofErr w:type="spellStart"/>
+      <w:r>
+        <w:t>Garage</w:t>
+      </w:r>
+      <w:proofErr w:type="spellEnd"/>
+      <w:r>
+        <w:t xml:space="preserve"> позволяют эффективно организовать хранение как исходных данных, так и результатов асинхронной обработки.</w:t>
       </w:r>
     </w:p>
     <w:p>
@@ -3563,7 +4213,15 @@
         </w:numPr>
       </w:pPr>
       <w:r>
-        <w:t>Объект (object) – набор данных, сопровождаемый метаданными (тип, размер, дата создания, пользовательские атрибуты) и уникальным идентификатором (ключом)</w:t>
+        <w:t>Объект (</w:t>
+      </w:r>
+      <w:proofErr w:type="spellStart"/>
+      <w:r>
+        <w:t>object</w:t>
+      </w:r>
+      <w:proofErr w:type="spellEnd"/>
+      <w:r>
+        <w:t>) – набор данных, сопровождаемый метаданными (тип, размер, дата создания, пользовательские атрибуты) и уникальным идентификатором (ключом)</w:t>
       </w:r>
       <w:r>
         <w:t xml:space="preserve"> </w:t>
@@ -3589,8 +4247,29 @@
           <w:numId w:val="13"/>
         </w:numPr>
       </w:pPr>
-      <w:r>
-        <w:t>Бакет (bucket) – логический контейнер для объектов. Бакет подобен папке, но не поддерживает вложенность на уровне архитектуры</w:t>
+      <w:proofErr w:type="spellStart"/>
+      <w:r>
+        <w:t>Бакет</w:t>
+      </w:r>
+      <w:proofErr w:type="spellEnd"/>
+      <w:r>
+        <w:t xml:space="preserve"> (</w:t>
+      </w:r>
+      <w:proofErr w:type="spellStart"/>
+      <w:r>
+        <w:t>bucket</w:t>
+      </w:r>
+      <w:proofErr w:type="spellEnd"/>
+      <w:r>
+        <w:t xml:space="preserve">) – логический контейнер для объектов. </w:t>
+      </w:r>
+      <w:proofErr w:type="spellStart"/>
+      <w:r>
+        <w:t>Бакет</w:t>
+      </w:r>
+      <w:proofErr w:type="spellEnd"/>
+      <w:r>
+        <w:t xml:space="preserve"> подобен папке, но не поддерживает вложенность на уровне архитектуры</w:t>
       </w:r>
       <w:r>
         <w:t xml:space="preserve"> [11, </w:t>
@@ -3614,7 +4293,31 @@
         </w:numPr>
       </w:pPr>
       <w:r>
-        <w:t>Ключ (key) – уникальное имя объекта внутри бакета. Пространство имён является плоским, однако часто ключи формируются по схеме с разделителями (например, users/123/avatar.jpg), что имитирует иерархию для удобства работы</w:t>
+        <w:t>Ключ (</w:t>
+      </w:r>
+      <w:proofErr w:type="spellStart"/>
+      <w:r>
+        <w:t>key</w:t>
+      </w:r>
+      <w:proofErr w:type="spellEnd"/>
+      <w:r>
+        <w:t xml:space="preserve">) – уникальное имя объекта внутри </w:t>
+      </w:r>
+      <w:proofErr w:type="spellStart"/>
+      <w:r>
+        <w:t>бакета</w:t>
+      </w:r>
+      <w:proofErr w:type="spellEnd"/>
+      <w:r>
+        <w:t xml:space="preserve">. Пространство имён является плоским, однако часто ключи формируются по схеме с разделителями (например, </w:t>
+      </w:r>
+      <w:proofErr w:type="spellStart"/>
+      <w:r>
+        <w:t>users</w:t>
+      </w:r>
+      <w:proofErr w:type="spellEnd"/>
+      <w:r>
+        <w:t>/123/avatar.jpg), что имитирует иерархию для удобства работы</w:t>
       </w:r>
       <w:r>
         <w:t xml:space="preserve"> [</w:t>
@@ -3631,7 +4334,37 @@
     </w:p>
     <w:p>
       <w:r>
-        <w:t>Доступ к объектам осуществляется через REST API с использованием стандартных HTTP методов: PUT – загрузка объекта, GET – получение объекта, DELETE – удаление</w:t>
+        <w:t xml:space="preserve">Доступ к объектам осуществляется через REST API с использованием стандартных HTTP методов: </w:t>
+      </w:r>
+      <w:r>
+        <w:rPr>
+          <w:rFonts w:ascii="Consolas" w:hAnsi="Consolas"/>
+          <w:sz w:val="24"/>
+        </w:rPr>
+        <w:t>PUT</w:t>
+      </w:r>
+      <w:r>
+        <w:t xml:space="preserve"> – загрузка объекта, </w:t>
+      </w:r>
+      <w:r>
+        <w:rPr>
+          <w:rFonts w:ascii="Consolas" w:hAnsi="Consolas"/>
+          <w:sz w:val="24"/>
+        </w:rPr>
+        <w:t>GET</w:t>
+      </w:r>
+      <w:r>
+        <w:t xml:space="preserve"> – получение объекта, </w:t>
+      </w:r>
+      <w:r>
+        <w:rPr>
+          <w:rFonts w:ascii="Consolas" w:hAnsi="Consolas"/>
+          <w:sz w:val="24"/>
+        </w:rPr>
+        <w:t>DELETE</w:t>
+      </w:r>
+      <w:r>
+        <w:t xml:space="preserve"> – удаление</w:t>
       </w:r>
       <w:r>
         <w:t xml:space="preserve"> </w:t>
@@ -3651,11 +4384,20 @@
     </w:p>
     <w:p>
       <w:r>
-        <w:t>Фактическим стандартом для объектных хранилищ стал протокол Amazon S3 (Simple Storage Service), предложенный Amazon Web Services. Спецификация его API со временем была открыта, что позволило множеству производителей и open-source сообществ создавать совместимые реализации. Благодаря этому разработчики могут использовать единые клиентские библиотеки, инструменты командной строки (например, AWS CLI) и легко мигрировать между различными поставщиками.</w:t>
-      </w:r>
-    </w:p>
-    <w:p>
-      <w:r>
+        <w:t xml:space="preserve">Фактическим стандартом для объектных хранилищ стал протокол Amazon S3 (Simple Storage Service), предложенный Amazon Web Services. Спецификация его API со временем была открыта, что позволило множеству производителей и </w:t>
+      </w:r>
+      <w:proofErr w:type="spellStart"/>
+      <w:r>
+        <w:t>open-source</w:t>
+      </w:r>
+      <w:proofErr w:type="spellEnd"/>
+      <w:r>
+        <w:t xml:space="preserve"> сообществ создавать совместимые реализации. Благодаря этому разработчики могут использовать единые клиентские библиотеки, инструменты командной строки (например, AWS CLI) и легко мигрировать между различными поставщиками.</w:t>
+      </w:r>
+    </w:p>
+    <w:p>
+      <w:r>
+        <w:lastRenderedPageBreak/>
         <w:t>В открытом программном обеспечении существуют несколько зрелых S3-совместимых решений, каждое из которых имеет свои особенности.</w:t>
       </w:r>
     </w:p>
@@ -3667,12 +4409,29 @@
           <w:numId w:val="11"/>
         </w:numPr>
       </w:pPr>
-      <w:r>
-        <w:t xml:space="preserve">MinIO – наиболее популярное решение для самостоятельного развёртывания. Написано на языке Go, отличается высокой </w:t>
-      </w:r>
-      <w:r>
-        <w:lastRenderedPageBreak/>
-        <w:t>производительностью, простотой установки (один исполняемый файл, поддержка Docker и Kubernetes). Хорошо подходит для разработки, тестирования и эксплуатации в условиях ограниченных ресурсов.</w:t>
+      <w:proofErr w:type="spellStart"/>
+      <w:r>
+        <w:t>MinIO</w:t>
+      </w:r>
+      <w:proofErr w:type="spellEnd"/>
+      <w:r>
+        <w:t xml:space="preserve"> – наиболее популярное решение для самостоятельного развёртывания. Написано на языке Go, отличается высокой производительностью, простотой установки (один исполняемый файл, поддержка </w:t>
+      </w:r>
+      <w:proofErr w:type="spellStart"/>
+      <w:r>
+        <w:t>Docker</w:t>
+      </w:r>
+      <w:proofErr w:type="spellEnd"/>
+      <w:r>
+        <w:t xml:space="preserve"> и </w:t>
+      </w:r>
+      <w:proofErr w:type="spellStart"/>
+      <w:r>
+        <w:t>Kubernetes</w:t>
+      </w:r>
+      <w:proofErr w:type="spellEnd"/>
+      <w:r>
+        <w:t>). Хорошо подходит для разработки, тестирования и эксплуатации в условиях ограниченных ресурсов.</w:t>
       </w:r>
     </w:p>
     <w:p>
@@ -3683,8 +4442,13 @@
           <w:numId w:val="11"/>
         </w:numPr>
       </w:pPr>
-      <w:r>
-        <w:t>Ceph – мощная распределённая платформа, предоставляющая не только объектное, но также блочное и файловое хранилища. Отличается высокой надёжностью и масштабируемостью, но требует глубоких знаний для установки и сопровождения. Применяется в крупных облачных инфраструктурах.</w:t>
+      <w:proofErr w:type="spellStart"/>
+      <w:r>
+        <w:t>Ceph</w:t>
+      </w:r>
+      <w:proofErr w:type="spellEnd"/>
+      <w:r>
+        <w:t xml:space="preserve"> – мощная распределённая платформа, предоставляющая не только объектное, но также блочное и файловое хранилища. Отличается высокой надёжностью и масштабируемостью, но требует глубоких знаний для установки и сопровождения. Применяется в крупных облачных инфраструктурах.</w:t>
       </w:r>
     </w:p>
     <w:p>
@@ -3695,8 +4459,21 @@
           <w:numId w:val="11"/>
         </w:numPr>
       </w:pPr>
-      <w:r>
-        <w:t>SeaweedFS – легковесная распределённая файловая система, оптимизированная для хранения очень большого количества маленьких файлов (миллиардов). Имеет S3-совместимый шлюз. Проще в настройке, чем Ceph, но функционально более ограничена.</w:t>
+      <w:proofErr w:type="spellStart"/>
+      <w:r>
+        <w:t>SeaweedFS</w:t>
+      </w:r>
+      <w:proofErr w:type="spellEnd"/>
+      <w:r>
+        <w:t xml:space="preserve"> – легковесная распределённая файловая система, оптимизированная для хранения очень большого количества маленьких файлов (миллиардов). Имеет S3-совместимый шлюз. Проще в настройке, чем </w:t>
+      </w:r>
+      <w:proofErr w:type="spellStart"/>
+      <w:r>
+        <w:t>Ceph</w:t>
+      </w:r>
+      <w:proofErr w:type="spellEnd"/>
+      <w:r>
+        <w:t>, но функционально более ограничена.</w:t>
       </w:r>
     </w:p>
     <w:p>
@@ -3707,8 +4484,29 @@
           <w:numId w:val="11"/>
         </w:numPr>
       </w:pPr>
-      <w:r>
-        <w:t>Garage – сравнительно новое решение, спроектированное с фокусом на мультидатацентровую репликацию и простоту развёртывания. Позиционируется как компактная альтернатива для edge-сред и децентрализованных систем.</w:t>
+      <w:proofErr w:type="spellStart"/>
+      <w:r>
+        <w:t>Garage</w:t>
+      </w:r>
+      <w:proofErr w:type="spellEnd"/>
+      <w:r>
+        <w:t xml:space="preserve"> – сравнительно новое решение, спроектированное с фокусом на </w:t>
+      </w:r>
+      <w:proofErr w:type="spellStart"/>
+      <w:r>
+        <w:t>мультидатацентровую</w:t>
+      </w:r>
+      <w:proofErr w:type="spellEnd"/>
+      <w:r>
+        <w:t xml:space="preserve"> репликацию и простоту развёртывания. Позиционируется как компактная альтернатива для </w:t>
+      </w:r>
+      <w:proofErr w:type="spellStart"/>
+      <w:r>
+        <w:t>edge</w:t>
+      </w:r>
+      <w:proofErr w:type="spellEnd"/>
+      <w:r>
+        <w:t>-сред и децентрализованных систем.</w:t>
       </w:r>
     </w:p>
     <w:p>
@@ -3725,7 +4523,15 @@
         </w:numPr>
       </w:pPr>
       <w:r>
-        <w:t>Поставщик – например, веб-сервер, принимающий файлы от пользователя, – загружает исходный файл в бакет и получает в ответ ключ объекта.</w:t>
+        <w:t xml:space="preserve">Поставщик – например, веб-сервер, принимающий файлы от пользователя, – загружает исходный файл в </w:t>
+      </w:r>
+      <w:proofErr w:type="spellStart"/>
+      <w:r>
+        <w:t>бакет</w:t>
+      </w:r>
+      <w:proofErr w:type="spellEnd"/>
+      <w:r>
+        <w:t xml:space="preserve"> и получает в ответ ключ объекта.</w:t>
       </w:r>
     </w:p>
     <w:p>
@@ -3749,7 +4555,27 @@
         </w:numPr>
       </w:pPr>
       <w:r>
-        <w:t>Потребитель – воркер – извлекает задачу из очереди, по ключу загружает файл из объектного хранилища, выполняет требуемые преобразования и сохраняет результат обратно в хранилище (возможно, в другой бакет или с новым ключом).</w:t>
+        <w:t xml:space="preserve">Потребитель – </w:t>
+      </w:r>
+      <w:proofErr w:type="spellStart"/>
+      <w:r>
+        <w:t>воркер</w:t>
+      </w:r>
+      <w:proofErr w:type="spellEnd"/>
+      <w:r>
+        <w:t xml:space="preserve"> – извлекает задачу из очереди, по ключу загружает файл из объектного хранилища, выполняет требуемые преобразования и </w:t>
+      </w:r>
+      <w:r>
+        <w:lastRenderedPageBreak/>
+        <w:t xml:space="preserve">сохраняет результат обратно в хранилище (возможно, в другой </w:t>
+      </w:r>
+      <w:proofErr w:type="spellStart"/>
+      <w:r>
+        <w:t>бакет</w:t>
+      </w:r>
+      <w:proofErr w:type="spellEnd"/>
+      <w:r>
+        <w:t xml:space="preserve"> или с новым ключом).</w:t>
       </w:r>
     </w:p>
     <w:p>
@@ -3761,7 +4587,6 @@
         </w:numPr>
       </w:pPr>
       <w:r>
-        <w:lastRenderedPageBreak/>
         <w:t>После завершения обработки результат становится доступным для выдачи пользователю либо через прямую ссылку на объект, либо через дополнительный сервис.</w:t>
       </w:r>
     </w:p>
@@ -3782,7 +4607,15 @@
         </w:numPr>
       </w:pPr>
       <w:r>
-        <w:t>Разгрузка очереди – вместо передачи больших бинарных данных через брокер сообщений передаётся только идентификатор объекта (например, строка ключа).</w:t>
+        <w:t xml:space="preserve">Разгрузка очереди – вместо передачи больших бинарных данных </w:t>
+      </w:r>
+      <w:proofErr w:type="gramStart"/>
+      <w:r>
+        <w:t>через брокер</w:t>
+      </w:r>
+      <w:proofErr w:type="gramEnd"/>
+      <w:r>
+        <w:t xml:space="preserve"> сообщений передаётся только идентификатор объекта (например, строка ключа).</w:t>
       </w:r>
     </w:p>
     <w:p>
@@ -3811,7 +4644,15 @@
     </w:p>
     <w:p>
       <w:r>
-        <w:t>Рассмотренные S3-совместимые хранилища различаются по архитектуре, сложности администрирования, потреблению ресурсов и областям применения. Детальное сравнение их характеристик, а также обоснование выбора конкретного продукта для проектируемой системы будет выполнено в пункте 1.4. Уже на данном этапе можно отметить, что для малых и средних проектов с ограниченными ресурсами часто предпочтительным оказывается MinIO, сочетающий высокую производительность с минимальными затратами на эксплуатацию.</w:t>
+        <w:t xml:space="preserve">Рассмотренные S3-совместимые хранилища различаются по архитектуре, сложности администрирования, потреблению ресурсов и областям применения. Детальное сравнение их характеристик, а также обоснование выбора конкретного продукта для проектируемой системы будет выполнено в пункте 1.4. Уже на данном этапе можно отметить, что для малых и средних проектов с ограниченными ресурсами часто предпочтительным оказывается </w:t>
+      </w:r>
+      <w:proofErr w:type="spellStart"/>
+      <w:r>
+        <w:t>MinIO</w:t>
+      </w:r>
+      <w:proofErr w:type="spellEnd"/>
+      <w:r>
+        <w:t>, сочетающий высокую производительность с минимальными затратами на эксплуатацию.</w:t>
       </w:r>
     </w:p>
     <w:p/>
@@ -3820,7 +4661,7 @@
       <w:pPr>
         <w:pStyle w:val="2"/>
       </w:pPr>
-      <w:bookmarkStart w:id="6" w:name="_Toc225600770"/>
+      <w:bookmarkStart w:id="6" w:name="_Toc225695526"/>
       <w:r>
         <w:t xml:space="preserve">1.4. </w:t>
       </w:r>
@@ -3832,11 +4673,56 @@
     <w:p/>
     <w:p>
       <w:r>
-        <w:t xml:space="preserve">В предыдущих разделах были рассмотрены различные подходы к организации очередей задач (реляционные базы данных, RabbitMQ, Apache Kafka) и объектные хранилища, совместимые с S3 (MinIO, Ceph, SeaweedFS, Garage). Цель данного раздела – на основе выявленных характеристик </w:t>
-      </w:r>
+        <w:t xml:space="preserve">В предыдущих разделах были рассмотрены различные подходы к организации очередей задач (реляционные базы данных, </w:t>
+      </w:r>
+      <w:proofErr w:type="spellStart"/>
+      <w:r>
+        <w:t>RabbitMQ</w:t>
+      </w:r>
+      <w:proofErr w:type="spellEnd"/>
+      <w:r>
+        <w:t xml:space="preserve">, Apache </w:t>
+      </w:r>
+      <w:proofErr w:type="spellStart"/>
+      <w:r>
+        <w:t>Kafka</w:t>
+      </w:r>
+      <w:proofErr w:type="spellEnd"/>
+      <w:r>
+        <w:t>) и объектные хранилища, совместимые с S3 (</w:t>
+      </w:r>
+      <w:proofErr w:type="spellStart"/>
+      <w:r>
+        <w:t>MinIO</w:t>
+      </w:r>
+      <w:proofErr w:type="spellEnd"/>
+      <w:r>
+        <w:t xml:space="preserve">, </w:t>
+      </w:r>
+      <w:proofErr w:type="spellStart"/>
+      <w:r>
+        <w:t>Ceph</w:t>
+      </w:r>
+      <w:proofErr w:type="spellEnd"/>
+      <w:r>
+        <w:t xml:space="preserve">, </w:t>
+      </w:r>
+      <w:proofErr w:type="spellStart"/>
+      <w:r>
+        <w:t>SeaweedFS</w:t>
+      </w:r>
+      <w:proofErr w:type="spellEnd"/>
+      <w:r>
+        <w:t xml:space="preserve">, </w:t>
+      </w:r>
+      <w:proofErr w:type="spellStart"/>
       <w:r>
         <w:lastRenderedPageBreak/>
-        <w:t>сформулировать технологический стек, который будет использован в практической части работы.</w:t>
+        <w:t>Garage</w:t>
+      </w:r>
+      <w:proofErr w:type="spellEnd"/>
+      <w:r>
+        <w:t>). Цель данного раздела – на основе выявленных характеристик сформулировать технологический стек, который будет использован в практической части работы.</w:t>
       </w:r>
     </w:p>
     <w:p>
@@ -3853,7 +4739,15 @@
         </w:numPr>
       </w:pPr>
       <w:r>
-        <w:t>Потребление ресурсов (оперативная память, процессор, дисковое пространство) – критически важно, так как система разворачивается на виртуальном сервере с минимальными характеристиками (1 vCPU, 1–2 ГБ RAM).</w:t>
+        <w:t xml:space="preserve">Потребление ресурсов (оперативная память, процессор, дисковое пространство) – критически важно, так как система разворачивается на виртуальном сервере с минимальными характеристиками (1 </w:t>
+      </w:r>
+      <w:proofErr w:type="spellStart"/>
+      <w:r>
+        <w:t>vCPU</w:t>
+      </w:r>
+      <w:proofErr w:type="spellEnd"/>
+      <w:r>
+        <w:t>, 1–2 ГБ RAM).</w:t>
       </w:r>
     </w:p>
     <w:p>
@@ -3912,7 +4806,15 @@
     </w:p>
     <w:p>
       <w:r>
-        <w:t>Реляционная база данных как очередь. Использование PostgreSQL (или другой реляционной СУБД) для хранения задач требует лишь создания дополнительной таблицы. Такой подход:</w:t>
+        <w:t xml:space="preserve">Реляционная база данных как очередь. Использование </w:t>
+      </w:r>
+      <w:proofErr w:type="spellStart"/>
+      <w:r>
+        <w:t>PostgreSQL</w:t>
+      </w:r>
+      <w:proofErr w:type="spellEnd"/>
+      <w:r>
+        <w:t xml:space="preserve"> (или другой реляционной СУБД) для хранения задач требует лишь создания дополнительной таблицы. Такой подход:</w:t>
       </w:r>
     </w:p>
     <w:p>
@@ -3970,8 +4872,13 @@
       </w:r>
     </w:p>
     <w:p>
-      <w:r>
-        <w:t>RabbitMQ. Специализированный брокер сообщений на основе протокола AMQP. Предоставляет гибкую маршрутизацию через обменники, гарантии доставки, удобный веб-интерфейс. Однако:</w:t>
+      <w:proofErr w:type="spellStart"/>
+      <w:r>
+        <w:t>RabbitMQ</w:t>
+      </w:r>
+      <w:proofErr w:type="spellEnd"/>
+      <w:r>
+        <w:t>. Специализированный брокер сообщений на основе протокола AMQP. Предоставляет гибкую маршрутизацию через обменники, гарантии доставки, удобный веб-интерфейс. Однако:</w:t>
       </w:r>
     </w:p>
     <w:p>
@@ -3983,7 +4890,15 @@
         </w:numPr>
       </w:pPr>
       <w:r>
-        <w:t>Требует установки и поддержки отдельного сервиса (Erlang VM, менеджмент-узел).</w:t>
+        <w:t>Требует установки и поддержки отдельного сервиса (</w:t>
+      </w:r>
+      <w:proofErr w:type="spellStart"/>
+      <w:r>
+        <w:t>Erlang</w:t>
+      </w:r>
+      <w:proofErr w:type="spellEnd"/>
+      <w:r>
+        <w:t xml:space="preserve"> VM, менеджмент-узел).</w:t>
       </w:r>
     </w:p>
     <w:p>
@@ -4012,7 +4927,15 @@
     </w:p>
     <w:p>
       <w:r>
-        <w:t>Apache Kafka. Платформа для потоковой обработки данных, построенная на распределённом логе. Обеспечивает колоссальную пропускную способность, долговременное хранение сообщений, горизонтальное масштабирование. Но:</w:t>
+        <w:t xml:space="preserve">Apache </w:t>
+      </w:r>
+      <w:proofErr w:type="spellStart"/>
+      <w:r>
+        <w:t>Kafka</w:t>
+      </w:r>
+      <w:proofErr w:type="spellEnd"/>
+      <w:r>
+        <w:t>. Платформа для потоковой обработки данных, построенная на распределённом логе. Обеспечивает колоссальную пропускную способность, долговременное хранение сообщений, горизонтальное масштабирование. Но:</w:t>
       </w:r>
     </w:p>
     <w:p>
@@ -4053,7 +4976,31 @@
     </w:p>
     <w:p>
       <w:r>
-        <w:t xml:space="preserve">Для нашего проекта, разворачиваемого на слабом виртуальном сервере, использование RabbitMQ или Kafka привело бы к неоправданному усложнению инфраструктуры и повышенному потреблению ресурсов. PostgreSQL же встраивается в существующее окружение без дополнительных </w:t>
+        <w:t xml:space="preserve">Для нашего проекта, разворачиваемого на слабом виртуальном сервере, использование </w:t>
+      </w:r>
+      <w:proofErr w:type="spellStart"/>
+      <w:r>
+        <w:t>RabbitMQ</w:t>
+      </w:r>
+      <w:proofErr w:type="spellEnd"/>
+      <w:r>
+        <w:t xml:space="preserve"> или </w:t>
+      </w:r>
+      <w:proofErr w:type="spellStart"/>
+      <w:r>
+        <w:t>Kafka</w:t>
+      </w:r>
+      <w:proofErr w:type="spellEnd"/>
+      <w:r>
+        <w:t xml:space="preserve"> привело бы к неоправданному усложнению инфраструктуры и повышенному потреблению ресурсов. </w:t>
+      </w:r>
+      <w:proofErr w:type="spellStart"/>
+      <w:r>
+        <w:t>PostgreSQL</w:t>
+      </w:r>
+      <w:proofErr w:type="spellEnd"/>
+      <w:r>
+        <w:t xml:space="preserve"> же встраивается в существующее окружение без дополнительных </w:t>
       </w:r>
       <w:r>
         <w:lastRenderedPageBreak/>
@@ -4070,28 +5017,80 @@
       </w:r>
     </w:p>
     <w:p>
-      <w:r>
-        <w:t>MinIO – наиболее простое в установке S3-совместимое хранилище. Запускается одним исполняемым файлом или контейнером, потребляет мало памяти (порядка 100–200 МБ), предоставляет встроенную консоль и полностью совместим с S3 API. Широкая документация и активное сообщество.</w:t>
-      </w:r>
-    </w:p>
-    <w:p>
-      <w:r>
-        <w:t>Ceph – мощная распределённая система, поддерживающая объектное, блочное и файловое хранилища. Требует развёртывания нескольких узлов, сложна в настройке, потребляет много ресурсов (десятки гигабайт RAM в кластере). Применяется в крупных облачных инфраструктурах, для нашего проекта избыточна.</w:t>
-      </w:r>
-    </w:p>
-    <w:p>
-      <w:r>
-        <w:t>SeaweedFS – легковесная распределённая файловая система, оптимизированная для большого числа мелких файлов. Имеет S3-совместимый шлюз, но требует дополнительной настройки. Может работать на ограниченных ресурсах, однако её экосистема и документация менее развиты, чем у MinIO.</w:t>
-      </w:r>
-    </w:p>
-    <w:p>
-      <w:r>
-        <w:t>Garage – современное решение с фокусом на мультидатацентровую репликацию. Позиционируется как компактная альтернатива, но пока не имеет столь широкого распространения, как MinIO, и требует более глубокого изучения.</w:t>
-      </w:r>
-    </w:p>
-    <w:p>
-      <w:r>
-        <w:t xml:space="preserve">С учётом требований к простоте развёртывания, минимальному потреблению ресурсов и наличию у автора опыта работы с MinIO (а также </w:t>
+      <w:proofErr w:type="spellStart"/>
+      <w:r>
+        <w:t>MinIO</w:t>
+      </w:r>
+      <w:proofErr w:type="spellEnd"/>
+      <w:r>
+        <w:t xml:space="preserve"> – наиболее простое в установке S3-совместимое хранилище. Запускается одним исполняемым файлом или контейнером, потребляет мало памяти (порядка 100–200 МБ), предоставляет встроенную консоль и полностью совместим с S3 API. Широкая документация и активное сообщество.</w:t>
+      </w:r>
+    </w:p>
+    <w:p>
+      <w:proofErr w:type="spellStart"/>
+      <w:r>
+        <w:t>Ceph</w:t>
+      </w:r>
+      <w:proofErr w:type="spellEnd"/>
+      <w:r>
+        <w:t xml:space="preserve"> – мощная распределённая система, поддерживающая объектное, блочное и файловое хранилища. Требует развёртывания нескольких узлов, сложна в настройке, потребляет много ресурсов (десятки гигабайт RAM в кластере). Применяется в крупных облачных инфраструктурах, для нашего проекта избыточна.</w:t>
+      </w:r>
+    </w:p>
+    <w:p>
+      <w:proofErr w:type="spellStart"/>
+      <w:r>
+        <w:t>SeaweedFS</w:t>
+      </w:r>
+      <w:proofErr w:type="spellEnd"/>
+      <w:r>
+        <w:t xml:space="preserve"> – легковесная распределённая файловая система, оптимизированная для большого числа мелких файлов. Имеет S3-совместимый шлюз, но требует дополнительной настройки. Может работать на ограниченных ресурсах, однако её экосистема и документация менее развиты, чем у </w:t>
+      </w:r>
+      <w:proofErr w:type="spellStart"/>
+      <w:r>
+        <w:t>MinIO</w:t>
+      </w:r>
+      <w:proofErr w:type="spellEnd"/>
+      <w:r>
+        <w:t>.</w:t>
+      </w:r>
+    </w:p>
+    <w:p>
+      <w:proofErr w:type="spellStart"/>
+      <w:r>
+        <w:t>Garage</w:t>
+      </w:r>
+      <w:proofErr w:type="spellEnd"/>
+      <w:r>
+        <w:t xml:space="preserve"> – современное решение с фокусом на </w:t>
+      </w:r>
+      <w:proofErr w:type="spellStart"/>
+      <w:r>
+        <w:t>мультидатацентровую</w:t>
+      </w:r>
+      <w:proofErr w:type="spellEnd"/>
+      <w:r>
+        <w:t xml:space="preserve"> репликацию. Позиционируется как компактная альтернатива, но пока не имеет столь широкого распространения, как </w:t>
+      </w:r>
+      <w:proofErr w:type="spellStart"/>
+      <w:r>
+        <w:t>MinIO</w:t>
+      </w:r>
+      <w:proofErr w:type="spellEnd"/>
+      <w:r>
+        <w:t>, и требует более глубокого изучения.</w:t>
+      </w:r>
+    </w:p>
+    <w:p>
+      <w:r>
+        <w:t xml:space="preserve">С учётом требований к простоте развёртывания, минимальному потреблению ресурсов и наличию у автора опыта работы с </w:t>
+      </w:r>
+      <w:proofErr w:type="spellStart"/>
+      <w:r>
+        <w:t>MinIO</w:t>
+      </w:r>
+      <w:proofErr w:type="spellEnd"/>
+      <w:r>
+        <w:t xml:space="preserve"> (а также </w:t>
       </w:r>
       <w:r>
         <w:lastRenderedPageBreak/>
@@ -4103,7 +5102,15 @@
         <w:t>С</w:t>
       </w:r>
       <w:r>
-        <w:t>равнение популярных S3-совместимых хранилищ показывает, что для малого проекта с ограниченными ресурсами и знакомым автору стеком оптимальным выбором является MinIO. Это решение сочетает легкость установки, минимальное потребление ресурсов и удобный интерфейс, что позволяет сконцентрироваться на разработке бизнес-логики, не отвлекаясь на сложное администрирование.</w:t>
+        <w:t xml:space="preserve">равнение популярных S3-совместимых хранилищ показывает, что для малого проекта с ограниченными ресурсами и знакомым автору стеком оптимальным выбором является </w:t>
+      </w:r>
+      <w:proofErr w:type="spellStart"/>
+      <w:r>
+        <w:t>MinIO</w:t>
+      </w:r>
+      <w:proofErr w:type="spellEnd"/>
+      <w:r>
+        <w:t>. Это решение сочетает легкость установки, минимальное потребление ресурсов и удобный интерфейс, что позволяет сконцентрироваться на разработке бизнес-логики, не отвлекаясь на сложное администрирование.</w:t>
       </w:r>
       <w:r>
         <w:t xml:space="preserve"> </w:t>
@@ -4117,14 +5124,28 @@
         <w:ind w:firstLine="0"/>
       </w:pPr>
       <w:r>
-        <w:t>Очередь задач – реализуется на базе PostgreSQL с помощью отдельной таблиц</w:t>
+        <w:t xml:space="preserve">Очередь задач – реализуется на базе </w:t>
+      </w:r>
+      <w:proofErr w:type="spellStart"/>
+      <w:r>
+        <w:t>PostgreSQL</w:t>
+      </w:r>
+      <w:proofErr w:type="spellEnd"/>
+      <w:r>
+        <w:t xml:space="preserve"> с помощью отдельной таблиц</w:t>
       </w:r>
       <w:r>
         <w:t xml:space="preserve">ы </w:t>
       </w:r>
-      <w:r>
+      <w:proofErr w:type="spellStart"/>
+      <w:r>
+        <w:rPr>
+          <w:rFonts w:ascii="Consolas" w:hAnsi="Consolas"/>
+          <w:sz w:val="24"/>
+        </w:rPr>
         <w:t>conversion_jobs</w:t>
       </w:r>
+      <w:proofErr w:type="spellEnd"/>
       <w:r>
         <w:t>. Такой подход позволяет:</w:t>
       </w:r>
@@ -4182,7 +5203,23 @@
         <w:ind w:firstLine="0"/>
       </w:pPr>
       <w:r>
-        <w:t>Объектное хранилище – используется MinIO, развёрнутое в контейнере Docker на том же сервере. Выбор обусловлен:</w:t>
+        <w:t xml:space="preserve">Объектное хранилище – используется </w:t>
+      </w:r>
+      <w:proofErr w:type="spellStart"/>
+      <w:r>
+        <w:t>MinIO</w:t>
+      </w:r>
+      <w:proofErr w:type="spellEnd"/>
+      <w:r>
+        <w:t xml:space="preserve">, развёрнутое в контейнере </w:t>
+      </w:r>
+      <w:proofErr w:type="spellStart"/>
+      <w:r>
+        <w:t>Docker</w:t>
+      </w:r>
+      <w:proofErr w:type="spellEnd"/>
+      <w:r>
+        <w:t xml:space="preserve"> на том же сервере. Выбор обусловлен:</w:t>
       </w:r>
     </w:p>
     <w:p>
@@ -4218,7 +5255,23 @@
         </w:numPr>
       </w:pPr>
       <w:r>
-        <w:t>простотой установки и настройки (одна команда docker run);</w:t>
+        <w:t xml:space="preserve">простотой установки и настройки (одна команда </w:t>
+      </w:r>
+      <w:proofErr w:type="spellStart"/>
+      <w:r>
+        <w:t>docker</w:t>
+      </w:r>
+      <w:proofErr w:type="spellEnd"/>
+      <w:r>
+        <w:t xml:space="preserve"> </w:t>
+      </w:r>
+      <w:proofErr w:type="spellStart"/>
+      <w:r>
+        <w:t>run</w:t>
+      </w:r>
+      <w:proofErr w:type="spellEnd"/>
+      <w:r>
+        <w:t>);</w:t>
       </w:r>
     </w:p>
     <w:p>
@@ -4250,28 +5303,124 @@
         <w:ind w:firstLine="0"/>
       </w:pPr>
       <w:r>
-        <w:t>Оба компонента вписываются в лимиты доступного сервера (1 vCPU, 1–2 ГБ RAM) и не требуют сложного администрирования. При этом они обеспечивают необходимый функционал для реализации сценария асинхронной обработки данных.</w:t>
+        <w:t xml:space="preserve">Оба компонента вписываются в лимиты доступного сервера (1 </w:t>
+      </w:r>
+      <w:proofErr w:type="spellStart"/>
+      <w:r>
+        <w:t>vCPU</w:t>
+      </w:r>
+      <w:proofErr w:type="spellEnd"/>
+      <w:r>
+        <w:t>, 1–2 ГБ RAM) и не требуют сложного администрирования. При этом они обеспечивают необходимый функционал для реализации сценария асинхронной обработки данных.</w:t>
       </w:r>
     </w:p>
     <w:p>
       <w:r>
         <w:lastRenderedPageBreak/>
-        <w:t>После выбора компонентов для очереди задач и объектного хранения возникает необходимость определить инструменты разработки для реализации серверной и клиентской частей системы. Выбранные языки программирования и фреймворки должны обеспечивать удобную интеграцию с PostgreSQL и MinIO, поддерживать многопоточность и REST API на сервере, а на клиенте — интерактивное управление состоянием задач и удобный пользовательский интерфейс. При этом предпочтение отдаётся технологиям с богатой документацией и активным сообществом, чтобы ускорить процесс разработки и снизить время на решение возникающих проблем.</w:t>
-      </w:r>
-    </w:p>
-    <w:p>
-      <w:r>
-        <w:t xml:space="preserve">Для реализации серверной части выбран Java 25 с использованием Spring Boot 4. Данный выбор обусловлен наличием встроенных средств для многопоточной обработки (ThreadPoolTaskExecutor), удобной интеграции с PostgreSQL через Spring Data JPA, а также богатой экосистемы для работы с S3‑совместимыми хранилищами (AWS SDK v2). Spring Boot также предоставляет готовые механизмы для создания REST API и управления зависимостями, что ускоряет разработку. </w:t>
-      </w:r>
-    </w:p>
-    <w:p>
-      <w:r>
-        <w:t xml:space="preserve">Клиентская часть реализована на TypeScript с использованием React; применение конечного автомата для управления состоянием позволяет удобно реализовать периодический опрос статуса задач. </w:t>
-      </w:r>
-    </w:p>
-    <w:p>
-      <w:r>
-        <w:t xml:space="preserve">Для упрощения развёртывания и обеспечения изоляции всех компонентов используется Docker (контейнеризация) и Docker Compose, а для обратного проксирования и автоматического получения TLS-сертификатов — Caddy. </w:t>
+        <w:t xml:space="preserve">После выбора компонентов для очереди задач и объектного хранения возникает необходимость определить инструменты разработки для реализации серверной и клиентской частей системы. Выбранные языки программирования и фреймворки должны обеспечивать удобную интеграцию с </w:t>
+      </w:r>
+      <w:proofErr w:type="spellStart"/>
+      <w:r>
+        <w:t>PostgreSQL</w:t>
+      </w:r>
+      <w:proofErr w:type="spellEnd"/>
+      <w:r>
+        <w:t xml:space="preserve"> и </w:t>
+      </w:r>
+      <w:proofErr w:type="spellStart"/>
+      <w:r>
+        <w:t>MinIO</w:t>
+      </w:r>
+      <w:proofErr w:type="spellEnd"/>
+      <w:r>
+        <w:t>, поддерживать многопоточность и REST API на сервере, а на клиенте — интерактивное управление состоянием задач и удобный пользовательский интерфейс. При этом предпочтение отдаётся технологиям с богатой документацией и активным сообществом, чтобы ускорить процесс разработки и снизить время на решение возникающих проблем.</w:t>
+      </w:r>
+    </w:p>
+    <w:p>
+      <w:r>
+        <w:t>Для реализации серверной части выбран Java 25 с использованием Spring Boot 4. Данный выбор обусловлен наличием встроенных средств для многопоточной обработки (</w:t>
+      </w:r>
+      <w:proofErr w:type="spellStart"/>
+      <w:r>
+        <w:t>ThreadPoolTaskExecutor</w:t>
+      </w:r>
+      <w:proofErr w:type="spellEnd"/>
+      <w:r>
+        <w:t xml:space="preserve">), удобной интеграции с </w:t>
+      </w:r>
+      <w:proofErr w:type="spellStart"/>
+      <w:r>
+        <w:t>PostgreSQL</w:t>
+      </w:r>
+      <w:proofErr w:type="spellEnd"/>
+      <w:r>
+        <w:t xml:space="preserve"> через Spring Data JPA, а также богатой экосистемы для работы с S3‑совместимыми хранилищами (AWS SDK v2). Spring Boot также предоставляет готовые механизмы для создания REST API и управления зависимостями, что ускоряет разработку. </w:t>
+      </w:r>
+    </w:p>
+    <w:p>
+      <w:r>
+        <w:t xml:space="preserve">Клиентская часть реализована на </w:t>
+      </w:r>
+      <w:proofErr w:type="spellStart"/>
+      <w:r>
+        <w:t>TypeScript</w:t>
+      </w:r>
+      <w:proofErr w:type="spellEnd"/>
+      <w:r>
+        <w:t xml:space="preserve"> с использованием </w:t>
+      </w:r>
+      <w:proofErr w:type="spellStart"/>
+      <w:r>
+        <w:t>React</w:t>
+      </w:r>
+      <w:proofErr w:type="spellEnd"/>
+      <w:r>
+        <w:t xml:space="preserve">; применение конечного автомата для управления состоянием позволяет удобно реализовать периодический опрос статуса задач. </w:t>
+      </w:r>
+    </w:p>
+    <w:p>
+      <w:r>
+        <w:t xml:space="preserve">Для упрощения развёртывания и обеспечения изоляции всех компонентов используется </w:t>
+      </w:r>
+      <w:proofErr w:type="spellStart"/>
+      <w:r>
+        <w:t>Docker</w:t>
+      </w:r>
+      <w:proofErr w:type="spellEnd"/>
+      <w:r>
+        <w:t xml:space="preserve"> (контейнеризация) и </w:t>
+      </w:r>
+      <w:proofErr w:type="spellStart"/>
+      <w:r>
+        <w:t>Docker</w:t>
+      </w:r>
+      <w:proofErr w:type="spellEnd"/>
+      <w:r>
+        <w:t xml:space="preserve"> </w:t>
+      </w:r>
+      <w:proofErr w:type="spellStart"/>
+      <w:r>
+        <w:t>Compose</w:t>
+      </w:r>
+      <w:proofErr w:type="spellEnd"/>
+      <w:r>
+        <w:t xml:space="preserve">, а для обратного </w:t>
+      </w:r>
+      <w:proofErr w:type="spellStart"/>
+      <w:r>
+        <w:t>проксирования</w:t>
+      </w:r>
+      <w:proofErr w:type="spellEnd"/>
+      <w:r>
+        <w:t xml:space="preserve"> и автоматического получения TLS-сертификатов — </w:t>
+      </w:r>
+      <w:proofErr w:type="spellStart"/>
+      <w:r>
+        <w:t>Caddy</w:t>
+      </w:r>
+      <w:proofErr w:type="spellEnd"/>
+      <w:r>
+        <w:t xml:space="preserve">. </w:t>
       </w:r>
     </w:p>
     <w:p>
@@ -4281,7 +5430,23 @@
     </w:p>
     <w:p>
       <w:r>
-        <w:t>На основе проделанного анализа можно сформулировать архитектурное решение для проекта. Выбор PostgreSQL для очереди задач и MinIO для хранения объектов обеспечивает баланс между простотой внедрения, экономией ресурсов и необходимой функциональностью.</w:t>
+        <w:t xml:space="preserve">На основе проделанного анализа можно сформулировать архитектурное решение для проекта. Выбор </w:t>
+      </w:r>
+      <w:proofErr w:type="spellStart"/>
+      <w:r>
+        <w:t>PostgreSQL</w:t>
+      </w:r>
+      <w:proofErr w:type="spellEnd"/>
+      <w:r>
+        <w:t xml:space="preserve"> для очереди задач и </w:t>
+      </w:r>
+      <w:proofErr w:type="spellStart"/>
+      <w:r>
+        <w:t>MinIO</w:t>
+      </w:r>
+      <w:proofErr w:type="spellEnd"/>
+      <w:r>
+        <w:t xml:space="preserve"> для хранения объектов обеспечивает баланс между простотой внедрения, экономией ресурсов и необходимой функциональностью.</w:t>
       </w:r>
       <w:r>
         <w:t xml:space="preserve"> Выбор</w:t>
@@ -4346,7 +5511,23 @@
         </w:numPr>
       </w:pPr>
       <w:r>
-        <w:t>Рассмотрены модели реализации очередей задач – от простейших на основе реляционных БД до промышленных брокеров RabbitMQ и Apache Kafka. Показано, что для малых нагрузок и ограниченных ресурсов допустимо использование реляционной СУБД.</w:t>
+        <w:t xml:space="preserve">Рассмотрены модели реализации очередей задач – от простейших на основе реляционных БД до промышленных брокеров </w:t>
+      </w:r>
+      <w:proofErr w:type="spellStart"/>
+      <w:r>
+        <w:t>RabbitMQ</w:t>
+      </w:r>
+      <w:proofErr w:type="spellEnd"/>
+      <w:r>
+        <w:t xml:space="preserve"> и Apache </w:t>
+      </w:r>
+      <w:proofErr w:type="spellStart"/>
+      <w:r>
+        <w:t>Kafka</w:t>
+      </w:r>
+      <w:proofErr w:type="spellEnd"/>
+      <w:r>
+        <w:t>. Показано, что для малых нагрузок и ограниченных ресурсов допустимо использование реляционной СУБД.</w:t>
       </w:r>
     </w:p>
     <w:p>
@@ -4358,7 +5539,47 @@
         </w:numPr>
       </w:pPr>
       <w:r>
-        <w:t>Изучены принципы работы объектных хранилищ, совместимых с S3, и проведён обзор популярных open-source решений (MinIO, Ceph, SeaweedFS, Garage).</w:t>
+        <w:t xml:space="preserve">Изучены принципы работы объектных хранилищ, совместимых с S3, и проведён обзор популярных </w:t>
+      </w:r>
+      <w:proofErr w:type="spellStart"/>
+      <w:r>
+        <w:t>open-source</w:t>
+      </w:r>
+      <w:proofErr w:type="spellEnd"/>
+      <w:r>
+        <w:t xml:space="preserve"> решений (</w:t>
+      </w:r>
+      <w:proofErr w:type="spellStart"/>
+      <w:r>
+        <w:t>MinIO</w:t>
+      </w:r>
+      <w:proofErr w:type="spellEnd"/>
+      <w:r>
+        <w:t xml:space="preserve">, </w:t>
+      </w:r>
+      <w:proofErr w:type="spellStart"/>
+      <w:r>
+        <w:t>Ceph</w:t>
+      </w:r>
+      <w:proofErr w:type="spellEnd"/>
+      <w:r>
+        <w:t xml:space="preserve">, </w:t>
+      </w:r>
+      <w:proofErr w:type="spellStart"/>
+      <w:r>
+        <w:t>SeaweedFS</w:t>
+      </w:r>
+      <w:proofErr w:type="spellEnd"/>
+      <w:r>
+        <w:t xml:space="preserve">, </w:t>
+      </w:r>
+      <w:proofErr w:type="spellStart"/>
+      <w:r>
+        <w:t>Garage</w:t>
+      </w:r>
+      <w:proofErr w:type="spellEnd"/>
+      <w:r>
+        <w:t>).</w:t>
       </w:r>
     </w:p>
     <w:p>
@@ -4370,7 +5591,23 @@
         </w:numPr>
       </w:pPr>
       <w:r>
-        <w:t>На основе сравнительного анализа выбран технологический стек: PostgreSQL для очереди задач и MinIO для объектного хранения, что полностью соответствует условиям проектирования.</w:t>
+        <w:t xml:space="preserve">На основе сравнительного анализа выбран технологический стек: </w:t>
+      </w:r>
+      <w:proofErr w:type="spellStart"/>
+      <w:r>
+        <w:t>PostgreSQL</w:t>
+      </w:r>
+      <w:proofErr w:type="spellEnd"/>
+      <w:r>
+        <w:t xml:space="preserve"> для очереди задач и </w:t>
+      </w:r>
+      <w:proofErr w:type="spellStart"/>
+      <w:r>
+        <w:t>MinIO</w:t>
+      </w:r>
+      <w:proofErr w:type="spellEnd"/>
+      <w:r>
+        <w:t xml:space="preserve"> для объектного хранения, что полностью соответствует условиям проектирования.</w:t>
       </w:r>
     </w:p>
     <w:p>
@@ -4384,7 +5621,7 @@
       <w:pPr>
         <w:pStyle w:val="1"/>
       </w:pPr>
-      <w:bookmarkStart w:id="7" w:name="_Toc225600771"/>
+      <w:bookmarkStart w:id="7" w:name="_Toc225695527"/>
       <w:r>
         <w:lastRenderedPageBreak/>
         <w:t>Глава 2. Проектирование</w:t>
@@ -4397,13 +5634,20 @@
       </w:r>
       <w:bookmarkEnd w:id="7"/>
     </w:p>
+    <w:p/>
     <w:p>
       <w:pPr>
         <w:pStyle w:val="2"/>
       </w:pPr>
-      <w:bookmarkStart w:id="8" w:name="_Toc225600772"/>
-      <w:r>
-        <w:t xml:space="preserve">2.1 </w:t>
+      <w:bookmarkStart w:id="8" w:name="_Toc225695528"/>
+      <w:r>
+        <w:t>2.1</w:t>
+      </w:r>
+      <w:r>
+        <w:t>.</w:t>
+      </w:r>
+      <w:r>
+        <w:t xml:space="preserve"> </w:t>
       </w:r>
       <w:r>
         <w:t>Архитектура сервиса и взаимодействи</w:t>
@@ -4413,43 +5657,3898 @@
       </w:r>
       <w:bookmarkEnd w:id="8"/>
     </w:p>
+    <w:p/>
+    <w:p>
+      <w:r>
+        <w:t>На основе теоретических выводов, сделанных в первой главе, разработана архитектура веб-сервиса для асинхронной конвертации медиафайлов. Система состоит из пяти основных компонентов: клиентского приложения (</w:t>
+      </w:r>
+      <w:proofErr w:type="spellStart"/>
+      <w:r>
+        <w:t>React</w:t>
+      </w:r>
+      <w:proofErr w:type="spellEnd"/>
+      <w:r>
+        <w:t xml:space="preserve"> SPA), </w:t>
+      </w:r>
+      <w:proofErr w:type="spellStart"/>
+      <w:r>
+        <w:t>reverse</w:t>
+      </w:r>
+      <w:proofErr w:type="spellEnd"/>
+      <w:r>
+        <w:t xml:space="preserve"> </w:t>
+      </w:r>
+      <w:proofErr w:type="spellStart"/>
+      <w:r>
+        <w:t>proxy</w:t>
+      </w:r>
+      <w:proofErr w:type="spellEnd"/>
+      <w:r>
+        <w:t xml:space="preserve"> (</w:t>
+      </w:r>
+      <w:proofErr w:type="spellStart"/>
+      <w:r>
+        <w:t>Caddy</w:t>
+      </w:r>
+      <w:proofErr w:type="spellEnd"/>
+      <w:r>
+        <w:t>), серверного приложения (Spring Boot), реляционной базы данных (</w:t>
+      </w:r>
+      <w:proofErr w:type="spellStart"/>
+      <w:r>
+        <w:t>PostgreSQL</w:t>
+      </w:r>
+      <w:proofErr w:type="spellEnd"/>
+      <w:r>
+        <w:t>) и объектного хранилища (</w:t>
+      </w:r>
+      <w:proofErr w:type="spellStart"/>
+      <w:r>
+        <w:t>MinIO</w:t>
+      </w:r>
+      <w:proofErr w:type="spellEnd"/>
+      <w:r>
+        <w:t>).</w:t>
+      </w:r>
+      <w:r>
+        <w:t xml:space="preserve"> </w:t>
+      </w:r>
+      <w:r>
+        <w:rPr>
+          <w:b/>
+          <w:bCs/>
+        </w:rPr>
+        <w:t>Рисунок 2.1</w:t>
+      </w:r>
+      <w:r>
+        <w:t xml:space="preserve"> показывает общую схему компонентов и их взаимосвязи.</w:t>
+      </w:r>
+    </w:p>
+    <w:p>
+      <w:r>
+        <w:rPr>
+          <w:noProof/>
+        </w:rPr>
+        <w:drawing>
+          <wp:anchor distT="0" distB="0" distL="114300" distR="114300" simplePos="0" relativeHeight="251658240" behindDoc="0" locked="0" layoutInCell="1" allowOverlap="1" wp14:anchorId="3FDEE57C" wp14:editId="49E98E14">
+            <wp:simplePos x="0" y="0"/>
+            <wp:positionH relativeFrom="column">
+              <wp:posOffset>4445</wp:posOffset>
+            </wp:positionH>
+            <wp:positionV relativeFrom="paragraph">
+              <wp:posOffset>306070</wp:posOffset>
+            </wp:positionV>
+            <wp:extent cx="5932170" cy="2591435"/>
+            <wp:effectExtent l="0" t="0" r="0" b="0"/>
+            <wp:wrapTopAndBottom/>
+            <wp:docPr id="1" name="Рисунок 1"/>
+            <wp:cNvGraphicFramePr>
+              <a:graphicFrameLocks xmlns:a="http://schemas.openxmlformats.org/drawingml/2006/main" noChangeAspect="1"/>
+            </wp:cNvGraphicFramePr>
+            <a:graphic xmlns:a="http://schemas.openxmlformats.org/drawingml/2006/main">
+              <a:graphicData uri="http://schemas.openxmlformats.org/drawingml/2006/picture">
+                <pic:pic xmlns:pic="http://schemas.openxmlformats.org/drawingml/2006/picture">
+                  <pic:nvPicPr>
+                    <pic:cNvPr id="0" name="Picture 1"/>
+                    <pic:cNvPicPr>
+                      <a:picLocks noChangeAspect="1" noChangeArrowheads="1"/>
+                    </pic:cNvPicPr>
+                  </pic:nvPicPr>
+                  <pic:blipFill>
+                    <a:blip r:embed="rId8">
+                      <a:extLst>
+                        <a:ext uri="{28A0092B-C50C-407E-A947-70E740481C1C}">
+                          <a14:useLocalDpi xmlns:a14="http://schemas.microsoft.com/office/drawing/2010/main" val="0"/>
+                        </a:ext>
+                      </a:extLst>
+                    </a:blip>
+                    <a:srcRect/>
+                    <a:stretch>
+                      <a:fillRect/>
+                    </a:stretch>
+                  </pic:blipFill>
+                  <pic:spPr bwMode="auto">
+                    <a:xfrm>
+                      <a:off x="0" y="0"/>
+                      <a:ext cx="5932170" cy="2591435"/>
+                    </a:xfrm>
+                    <a:prstGeom prst="rect">
+                      <a:avLst/>
+                    </a:prstGeom>
+                    <a:noFill/>
+                    <a:ln>
+                      <a:noFill/>
+                    </a:ln>
+                  </pic:spPr>
+                </pic:pic>
+              </a:graphicData>
+            </a:graphic>
+            <wp14:sizeRelH relativeFrom="margin">
+              <wp14:pctWidth>0</wp14:pctWidth>
+            </wp14:sizeRelH>
+            <wp14:sizeRelV relativeFrom="margin">
+              <wp14:pctHeight>0</wp14:pctHeight>
+            </wp14:sizeRelV>
+          </wp:anchor>
+        </w:drawing>
+      </w:r>
+    </w:p>
+    <w:p>
+      <w:pPr>
+        <w:jc w:val="center"/>
+        <w:rPr>
+          <w:b/>
+          <w:bCs/>
+        </w:rPr>
+      </w:pPr>
+      <w:r>
+        <w:rPr>
+          <w:b/>
+          <w:bCs/>
+        </w:rPr>
+        <w:t xml:space="preserve">Рис. </w:t>
+      </w:r>
+      <w:r>
+        <w:rPr>
+          <w:b/>
+          <w:bCs/>
+        </w:rPr>
+        <w:t>2.</w:t>
+      </w:r>
+      <w:r>
+        <w:rPr>
+          <w:b/>
+          <w:bCs/>
+        </w:rPr>
+        <w:t>1. Архитектура веб-сервиса для асинхронной конвертации медиафайлов</w:t>
+      </w:r>
+    </w:p>
+    <w:p>
+      <w:pPr>
+        <w:jc w:val="center"/>
+        <w:rPr>
+          <w:b/>
+          <w:bCs/>
+        </w:rPr>
+      </w:pPr>
+    </w:p>
+    <w:p>
+      <w:r>
+        <w:t xml:space="preserve">Клиентское приложение реализовано на </w:t>
+      </w:r>
+      <w:proofErr w:type="spellStart"/>
+      <w:r>
+        <w:t>TypeScript</w:t>
+      </w:r>
+      <w:proofErr w:type="spellEnd"/>
+      <w:r>
+        <w:t xml:space="preserve"> с использованием </w:t>
+      </w:r>
+      <w:proofErr w:type="spellStart"/>
+      <w:r>
+        <w:t>React</w:t>
+      </w:r>
+      <w:proofErr w:type="spellEnd"/>
+      <w:r>
+        <w:t xml:space="preserve">. Оно отвечает за загрузку файлов, отображение статусов задач и скачивание результатов. </w:t>
+      </w:r>
+      <w:proofErr w:type="spellStart"/>
+      <w:r>
+        <w:t>Reverse</w:t>
+      </w:r>
+      <w:proofErr w:type="spellEnd"/>
+      <w:r>
+        <w:t xml:space="preserve"> </w:t>
+      </w:r>
+      <w:proofErr w:type="spellStart"/>
+      <w:r>
+        <w:t>proxy</w:t>
+      </w:r>
+      <w:proofErr w:type="spellEnd"/>
+      <w:r>
+        <w:t xml:space="preserve"> на базе </w:t>
+      </w:r>
+      <w:proofErr w:type="spellStart"/>
+      <w:r>
+        <w:t>Caddy</w:t>
+      </w:r>
+      <w:proofErr w:type="spellEnd"/>
+      <w:r>
+        <w:t xml:space="preserve"> выполняет две функции: маршрутизацию HTTP-запросов между клиентом и сервером, а также автоматическое получение и обновление TLS-сертификатов от </w:t>
+      </w:r>
+      <w:proofErr w:type="spellStart"/>
+      <w:r>
+        <w:t>Let’s</w:t>
+      </w:r>
+      <w:proofErr w:type="spellEnd"/>
+      <w:r>
+        <w:t xml:space="preserve"> </w:t>
+      </w:r>
+      <w:proofErr w:type="spellStart"/>
+      <w:r>
+        <w:t>Encrypt</w:t>
+      </w:r>
+      <w:proofErr w:type="spellEnd"/>
+      <w:r>
+        <w:t xml:space="preserve">. Серверное приложение на Spring Boot содержит бизнес-логику: создание задач, управление очередью, конвертацию через </w:t>
+      </w:r>
+      <w:proofErr w:type="spellStart"/>
+      <w:r>
+        <w:t>FFmpeg</w:t>
+      </w:r>
+      <w:proofErr w:type="spellEnd"/>
+      <w:r>
+        <w:t xml:space="preserve"> и взаимодействие с </w:t>
+      </w:r>
+      <w:r>
+        <w:lastRenderedPageBreak/>
+        <w:t xml:space="preserve">хранилищами. </w:t>
+      </w:r>
+      <w:proofErr w:type="spellStart"/>
+      <w:r>
+        <w:t>PostgreSQL</w:t>
+      </w:r>
+      <w:proofErr w:type="spellEnd"/>
+      <w:r>
+        <w:t xml:space="preserve"> используется для хранения метаданных задач (таблица </w:t>
+      </w:r>
+      <w:proofErr w:type="spellStart"/>
+      <w:r>
+        <w:rPr>
+          <w:rFonts w:ascii="Consolas" w:hAnsi="Consolas"/>
+          <w:sz w:val="24"/>
+        </w:rPr>
+        <w:t>conversion_jobs</w:t>
+      </w:r>
+      <w:proofErr w:type="spellEnd"/>
+      <w:r>
+        <w:t xml:space="preserve">), а </w:t>
+      </w:r>
+      <w:proofErr w:type="spellStart"/>
+      <w:r>
+        <w:t>MinIO</w:t>
+      </w:r>
+      <w:proofErr w:type="spellEnd"/>
+      <w:r>
+        <w:t xml:space="preserve"> – для хранения исходных и преобразованных файлов.</w:t>
+      </w:r>
+    </w:p>
+    <w:p>
+      <w:r>
+        <w:t>Функциональные требования, предъявляемые к системе, включают:</w:t>
+      </w:r>
+    </w:p>
+    <w:p>
+      <w:pPr>
+        <w:pStyle w:val="a7"/>
+        <w:numPr>
+          <w:ilvl w:val="0"/>
+          <w:numId w:val="14"/>
+        </w:numPr>
+      </w:pPr>
+      <w:r>
+        <w:t>загрузку медиафайла с указанием типа конвертации;</w:t>
+      </w:r>
+    </w:p>
+    <w:p>
+      <w:pPr>
+        <w:pStyle w:val="a7"/>
+        <w:numPr>
+          <w:ilvl w:val="0"/>
+          <w:numId w:val="14"/>
+        </w:numPr>
+      </w:pPr>
+      <w:r>
+        <w:t>немедленное получение уникального идентификатора задачи;</w:t>
+      </w:r>
+    </w:p>
+    <w:p>
+      <w:pPr>
+        <w:pStyle w:val="a7"/>
+        <w:numPr>
+          <w:ilvl w:val="0"/>
+          <w:numId w:val="14"/>
+        </w:numPr>
+      </w:pPr>
+      <w:r>
+        <w:t>возможность отслеживать статус задачи по идентификатору;</w:t>
+      </w:r>
+    </w:p>
+    <w:p>
+      <w:pPr>
+        <w:pStyle w:val="a7"/>
+        <w:numPr>
+          <w:ilvl w:val="0"/>
+          <w:numId w:val="14"/>
+        </w:numPr>
+      </w:pPr>
+      <w:r>
+        <w:t xml:space="preserve">получение списка задач пользователя (групповой </w:t>
+      </w:r>
+      <w:r>
+        <w:t>опрос</w:t>
+      </w:r>
+      <w:r>
+        <w:t>);</w:t>
+      </w:r>
+    </w:p>
+    <w:p>
+      <w:pPr>
+        <w:pStyle w:val="a7"/>
+        <w:numPr>
+          <w:ilvl w:val="0"/>
+          <w:numId w:val="14"/>
+        </w:numPr>
+      </w:pPr>
+      <w:r>
+        <w:t>скачивание результата после успешной конвертации.</w:t>
+      </w:r>
+    </w:p>
+    <w:p>
+      <w:r>
+        <w:t xml:space="preserve">Схема взаимодействия при создании и обработке задачи проиллюстрирована на </w:t>
+      </w:r>
+      <w:r>
+        <w:rPr>
+          <w:b/>
+          <w:bCs/>
+        </w:rPr>
+        <w:t>рисунке 2.2</w:t>
+      </w:r>
+      <w:r>
+        <w:t xml:space="preserve"> (диаграмма последовательности).</w:t>
+      </w:r>
+    </w:p>
+    <w:p/>
+    <w:p>
+      <w:pPr>
+        <w:jc w:val="center"/>
+        <w:rPr>
+          <w:b/>
+          <w:bCs/>
+        </w:rPr>
+      </w:pPr>
+      <w:r>
+        <w:rPr>
+          <w:b/>
+          <w:bCs/>
+          <w:noProof/>
+        </w:rPr>
+        <w:drawing>
+          <wp:anchor distT="0" distB="0" distL="114300" distR="114300" simplePos="0" relativeHeight="251659264" behindDoc="0" locked="0" layoutInCell="1" allowOverlap="1" wp14:anchorId="295E8308" wp14:editId="05626FA5">
+            <wp:simplePos x="1533525" y="3924300"/>
+            <wp:positionH relativeFrom="column">
+              <wp:align>center</wp:align>
+            </wp:positionH>
+            <wp:positionV relativeFrom="paragraph">
+              <wp:posOffset>0</wp:posOffset>
+            </wp:positionV>
+            <wp:extent cx="5940000" cy="4816800"/>
+            <wp:effectExtent l="0" t="0" r="3810" b="3175"/>
+            <wp:wrapTopAndBottom/>
+            <wp:docPr id="3" name="Рисунок 3"/>
+            <wp:cNvGraphicFramePr>
+              <a:graphicFrameLocks xmlns:a="http://schemas.openxmlformats.org/drawingml/2006/main" noChangeAspect="1"/>
+            </wp:cNvGraphicFramePr>
+            <a:graphic xmlns:a="http://schemas.openxmlformats.org/drawingml/2006/main">
+              <a:graphicData uri="http://schemas.openxmlformats.org/drawingml/2006/picture">
+                <pic:pic xmlns:pic="http://schemas.openxmlformats.org/drawingml/2006/picture">
+                  <pic:nvPicPr>
+                    <pic:cNvPr id="0" name="Picture 3"/>
+                    <pic:cNvPicPr>
+                      <a:picLocks noChangeAspect="1" noChangeArrowheads="1"/>
+                    </pic:cNvPicPr>
+                  </pic:nvPicPr>
+                  <pic:blipFill>
+                    <a:blip r:embed="rId9">
+                      <a:extLst>
+                        <a:ext uri="{28A0092B-C50C-407E-A947-70E740481C1C}">
+                          <a14:useLocalDpi xmlns:a14="http://schemas.microsoft.com/office/drawing/2010/main" val="0"/>
+                        </a:ext>
+                      </a:extLst>
+                    </a:blip>
+                    <a:srcRect/>
+                    <a:stretch>
+                      <a:fillRect/>
+                    </a:stretch>
+                  </pic:blipFill>
+                  <pic:spPr bwMode="auto">
+                    <a:xfrm>
+                      <a:off x="0" y="0"/>
+                      <a:ext cx="5940000" cy="4816800"/>
+                    </a:xfrm>
+                    <a:prstGeom prst="rect">
+                      <a:avLst/>
+                    </a:prstGeom>
+                    <a:noFill/>
+                    <a:ln>
+                      <a:noFill/>
+                    </a:ln>
+                  </pic:spPr>
+                </pic:pic>
+              </a:graphicData>
+            </a:graphic>
+            <wp14:sizeRelH relativeFrom="margin">
+              <wp14:pctWidth>0</wp14:pctWidth>
+            </wp14:sizeRelH>
+            <wp14:sizeRelV relativeFrom="margin">
+              <wp14:pctHeight>0</wp14:pctHeight>
+            </wp14:sizeRelV>
+          </wp:anchor>
+        </w:drawing>
+      </w:r>
+      <w:r>
+        <w:rPr>
+          <w:b/>
+          <w:bCs/>
+        </w:rPr>
+        <w:t>Рис. 2</w:t>
+      </w:r>
+      <w:r>
+        <w:rPr>
+          <w:b/>
+          <w:bCs/>
+        </w:rPr>
+        <w:t>.2</w:t>
+      </w:r>
+      <w:r>
+        <w:rPr>
+          <w:b/>
+          <w:bCs/>
+        </w:rPr>
+        <w:t xml:space="preserve">. </w:t>
+      </w:r>
+      <w:r>
+        <w:rPr>
+          <w:b/>
+          <w:bCs/>
+        </w:rPr>
+        <w:t>Схема взаимодействия при создании и обработке задачи</w:t>
+      </w:r>
+    </w:p>
+    <w:p/>
+    <w:p>
+      <w:r>
+        <w:lastRenderedPageBreak/>
+        <w:t xml:space="preserve">Процесс начинается с того, что пользователь отправляет файл и параметры конвертации через клиент. Серверное приложение загружает файл в </w:t>
+      </w:r>
+      <w:proofErr w:type="spellStart"/>
+      <w:r>
+        <w:t>MinIO</w:t>
+      </w:r>
+      <w:proofErr w:type="spellEnd"/>
+      <w:r>
+        <w:t xml:space="preserve"> в </w:t>
+      </w:r>
+      <w:proofErr w:type="spellStart"/>
+      <w:r>
+        <w:t>бакет</w:t>
+      </w:r>
+      <w:proofErr w:type="spellEnd"/>
+      <w:r>
+        <w:t xml:space="preserve"> </w:t>
+      </w:r>
+      <w:proofErr w:type="spellStart"/>
+      <w:r>
+        <w:rPr>
+          <w:rFonts w:ascii="Consolas" w:hAnsi="Consolas"/>
+          <w:sz w:val="24"/>
+        </w:rPr>
+        <w:t>conversions</w:t>
+      </w:r>
+      <w:proofErr w:type="spellEnd"/>
+      <w:r>
+        <w:t xml:space="preserve">, используя ключ, сформированный методом </w:t>
+      </w:r>
+      <w:proofErr w:type="spellStart"/>
+      <w:r>
+        <w:rPr>
+          <w:rFonts w:ascii="Consolas" w:hAnsi="Consolas"/>
+          <w:sz w:val="24"/>
+        </w:rPr>
+        <w:t>KeyGenerator.inputKey</w:t>
+      </w:r>
+      <w:proofErr w:type="spellEnd"/>
+      <w:r>
+        <w:rPr>
+          <w:rFonts w:ascii="Consolas" w:hAnsi="Consolas"/>
+          <w:sz w:val="24"/>
+        </w:rPr>
+        <w:t>(</w:t>
+      </w:r>
+      <w:proofErr w:type="spellStart"/>
+      <w:r>
+        <w:rPr>
+          <w:rFonts w:ascii="Consolas" w:hAnsi="Consolas"/>
+          <w:sz w:val="24"/>
+        </w:rPr>
+        <w:t>jobId</w:t>
+      </w:r>
+      <w:proofErr w:type="spellEnd"/>
+      <w:r>
+        <w:rPr>
+          <w:rFonts w:ascii="Consolas" w:hAnsi="Consolas"/>
+          <w:sz w:val="24"/>
+        </w:rPr>
+        <w:t>,</w:t>
+      </w:r>
+      <w:r>
+        <w:rPr>
+          <w:rFonts w:ascii="Consolas" w:hAnsi="Consolas"/>
+          <w:sz w:val="24"/>
+        </w:rPr>
+        <w:t xml:space="preserve"> </w:t>
+      </w:r>
+      <w:proofErr w:type="spellStart"/>
+      <w:r>
+        <w:rPr>
+          <w:rFonts w:ascii="Consolas" w:hAnsi="Consolas"/>
+          <w:sz w:val="24"/>
+        </w:rPr>
+        <w:t>originalFilename</w:t>
+      </w:r>
+      <w:proofErr w:type="spellEnd"/>
+      <w:r>
+        <w:rPr>
+          <w:rFonts w:ascii="Consolas" w:hAnsi="Consolas"/>
+          <w:sz w:val="24"/>
+        </w:rPr>
+        <w:t>)</w:t>
+      </w:r>
+      <w:r>
+        <w:t xml:space="preserve"> — то есть вида </w:t>
+      </w:r>
+      <w:r>
+        <w:rPr>
+          <w:rFonts w:ascii="Consolas" w:hAnsi="Consolas"/>
+          <w:sz w:val="24"/>
+        </w:rPr>
+        <w:t>{</w:t>
+      </w:r>
+      <w:proofErr w:type="spellStart"/>
+      <w:r>
+        <w:rPr>
+          <w:rFonts w:ascii="Consolas" w:hAnsi="Consolas"/>
+          <w:sz w:val="24"/>
+        </w:rPr>
+        <w:t>jobId</w:t>
+      </w:r>
+      <w:proofErr w:type="spellEnd"/>
+      <w:r>
+        <w:rPr>
+          <w:rFonts w:ascii="Consolas" w:hAnsi="Consolas"/>
+          <w:sz w:val="24"/>
+        </w:rPr>
+        <w:t>}/</w:t>
+      </w:r>
+      <w:proofErr w:type="spellStart"/>
+      <w:r>
+        <w:rPr>
+          <w:rFonts w:ascii="Consolas" w:hAnsi="Consolas"/>
+          <w:sz w:val="24"/>
+        </w:rPr>
+        <w:t>input</w:t>
+      </w:r>
+      <w:proofErr w:type="spellEnd"/>
+      <w:r>
+        <w:rPr>
+          <w:rFonts w:ascii="Consolas" w:hAnsi="Consolas"/>
+          <w:sz w:val="24"/>
+        </w:rPr>
+        <w:t>/{</w:t>
+      </w:r>
+      <w:proofErr w:type="spellStart"/>
+      <w:r>
+        <w:rPr>
+          <w:rFonts w:ascii="Consolas" w:hAnsi="Consolas"/>
+          <w:sz w:val="24"/>
+        </w:rPr>
+        <w:t>санитизированное_оригинальное_имя_файла</w:t>
+      </w:r>
+      <w:proofErr w:type="spellEnd"/>
+      <w:r>
+        <w:rPr>
+          <w:rFonts w:ascii="Consolas" w:hAnsi="Consolas"/>
+          <w:sz w:val="24"/>
+        </w:rPr>
+        <w:t>}</w:t>
+      </w:r>
+      <w:r>
+        <w:t xml:space="preserve"> (недопустимые символы заменяются на _). После этого создаётся запись в таблице </w:t>
+      </w:r>
+      <w:proofErr w:type="spellStart"/>
+      <w:r>
+        <w:rPr>
+          <w:rFonts w:ascii="Consolas" w:hAnsi="Consolas"/>
+          <w:sz w:val="24"/>
+        </w:rPr>
+        <w:t>conversion_jobs</w:t>
+      </w:r>
+      <w:proofErr w:type="spellEnd"/>
+      <w:r>
+        <w:t xml:space="preserve"> со статусом </w:t>
+      </w:r>
+      <w:r>
+        <w:rPr>
+          <w:rFonts w:ascii="Consolas" w:hAnsi="Consolas"/>
+          <w:sz w:val="24"/>
+        </w:rPr>
+        <w:t>PENDING</w:t>
+      </w:r>
+      <w:r>
+        <w:t xml:space="preserve">, а клиенту возвращается </w:t>
+      </w:r>
+      <w:proofErr w:type="spellStart"/>
+      <w:r>
+        <w:rPr>
+          <w:rFonts w:ascii="Consolas" w:hAnsi="Consolas"/>
+          <w:sz w:val="24"/>
+        </w:rPr>
+        <w:t>jobId</w:t>
+      </w:r>
+      <w:proofErr w:type="spellEnd"/>
+      <w:r>
+        <w:t xml:space="preserve">. Клиент начинает периодически опрашивать </w:t>
+      </w:r>
+      <w:proofErr w:type="spellStart"/>
+      <w:r>
+        <w:t>эндпоинт</w:t>
+      </w:r>
+      <w:proofErr w:type="spellEnd"/>
+      <w:r>
+        <w:t xml:space="preserve"> </w:t>
+      </w:r>
+      <w:r>
+        <w:rPr>
+          <w:rFonts w:ascii="Consolas" w:hAnsi="Consolas"/>
+          <w:sz w:val="24"/>
+        </w:rPr>
+        <w:t>/</w:t>
+      </w:r>
+      <w:proofErr w:type="spellStart"/>
+      <w:r>
+        <w:rPr>
+          <w:rFonts w:ascii="Consolas" w:hAnsi="Consolas"/>
+          <w:sz w:val="24"/>
+        </w:rPr>
+        <w:t>api</w:t>
+      </w:r>
+      <w:proofErr w:type="spellEnd"/>
+      <w:r>
+        <w:rPr>
+          <w:rFonts w:ascii="Consolas" w:hAnsi="Consolas"/>
+          <w:sz w:val="24"/>
+        </w:rPr>
+        <w:t>/</w:t>
+      </w:r>
+      <w:proofErr w:type="spellStart"/>
+      <w:r>
+        <w:rPr>
+          <w:rFonts w:ascii="Consolas" w:hAnsi="Consolas"/>
+          <w:sz w:val="24"/>
+        </w:rPr>
+        <w:t>jobs</w:t>
+      </w:r>
+      <w:proofErr w:type="spellEnd"/>
+      <w:r>
+        <w:rPr>
+          <w:rFonts w:ascii="Consolas" w:hAnsi="Consolas"/>
+          <w:sz w:val="24"/>
+        </w:rPr>
+        <w:t>/{</w:t>
+      </w:r>
+      <w:proofErr w:type="spellStart"/>
+      <w:r>
+        <w:rPr>
+          <w:rFonts w:ascii="Consolas" w:hAnsi="Consolas"/>
+          <w:sz w:val="24"/>
+        </w:rPr>
+        <w:t>id</w:t>
+      </w:r>
+      <w:proofErr w:type="spellEnd"/>
+      <w:r>
+        <w:rPr>
+          <w:rFonts w:ascii="Consolas" w:hAnsi="Consolas"/>
+          <w:sz w:val="24"/>
+        </w:rPr>
+        <w:t>}</w:t>
+      </w:r>
+      <w:r>
+        <w:t>.</w:t>
+      </w:r>
+    </w:p>
+    <w:p>
+      <w:r>
+        <w:t>На стороне сервера работает планировщик Spring (</w:t>
+      </w:r>
+      <w:r>
+        <w:rPr>
+          <w:rFonts w:ascii="Consolas" w:hAnsi="Consolas"/>
+          <w:sz w:val="24"/>
+        </w:rPr>
+        <w:t>@Scheduled</w:t>
+      </w:r>
+      <w:r>
+        <w:t xml:space="preserve">), который каждые 5 секунд запрашивает из базы данных задачи со статусом </w:t>
+      </w:r>
+      <w:r>
+        <w:rPr>
+          <w:rFonts w:ascii="Consolas" w:hAnsi="Consolas"/>
+          <w:sz w:val="24"/>
+        </w:rPr>
+        <w:t>PENDING</w:t>
+      </w:r>
+      <w:r>
+        <w:t xml:space="preserve"> (с использованием </w:t>
+      </w:r>
+      <w:r>
+        <w:rPr>
+          <w:rFonts w:ascii="Consolas" w:hAnsi="Consolas"/>
+          <w:sz w:val="24"/>
+        </w:rPr>
+        <w:t>SELECT ... FOR UPDATE SKIP LOCKED</w:t>
+      </w:r>
+      <w:r>
+        <w:t xml:space="preserve"> для предотвращения дублирования) и передаёт их в пул </w:t>
+      </w:r>
+      <w:proofErr w:type="spellStart"/>
+      <w:r>
+        <w:t>воркеров</w:t>
+      </w:r>
+      <w:proofErr w:type="spellEnd"/>
+      <w:r>
+        <w:t xml:space="preserve">. Пул </w:t>
+      </w:r>
+      <w:proofErr w:type="spellStart"/>
+      <w:r>
+        <w:t>воркеров</w:t>
+      </w:r>
+      <w:proofErr w:type="spellEnd"/>
+      <w:r>
+        <w:t xml:space="preserve"> настроен через </w:t>
+      </w:r>
+      <w:proofErr w:type="spellStart"/>
+      <w:r>
+        <w:t>ThreadPoolTaskExecutor</w:t>
+      </w:r>
+      <w:proofErr w:type="spellEnd"/>
+      <w:r>
+        <w:t xml:space="preserve"> с фиксированным числом потоков, что позволяет контролировать нагрузку на сервер. Каждый </w:t>
+      </w:r>
+      <w:proofErr w:type="spellStart"/>
+      <w:r>
+        <w:t>воркер</w:t>
+      </w:r>
+      <w:proofErr w:type="spellEnd"/>
+      <w:r>
+        <w:t xml:space="preserve"> загружает исходный файл из </w:t>
+      </w:r>
+      <w:proofErr w:type="spellStart"/>
+      <w:r>
+        <w:t>MinIO</w:t>
+      </w:r>
+      <w:proofErr w:type="spellEnd"/>
+      <w:r>
+        <w:t xml:space="preserve">, запускает конвертацию через </w:t>
+      </w:r>
+      <w:proofErr w:type="spellStart"/>
+      <w:r>
+        <w:t>FFmpeg</w:t>
+      </w:r>
+      <w:proofErr w:type="spellEnd"/>
+      <w:r>
+        <w:t xml:space="preserve"> (обёртка </w:t>
+      </w:r>
+      <w:proofErr w:type="spellStart"/>
+      <w:r>
+        <w:t>JavaCV</w:t>
+      </w:r>
+      <w:proofErr w:type="spellEnd"/>
+      <w:r>
+        <w:t xml:space="preserve">), а результат сохраняет обратно в </w:t>
+      </w:r>
+      <w:proofErr w:type="spellStart"/>
+      <w:r>
+        <w:t>MinIO</w:t>
+      </w:r>
+      <w:proofErr w:type="spellEnd"/>
+      <w:r>
+        <w:t xml:space="preserve">, после чего обновляет статус задачи в БД на </w:t>
+      </w:r>
+      <w:r>
+        <w:rPr>
+          <w:rFonts w:ascii="Consolas" w:hAnsi="Consolas"/>
+          <w:sz w:val="24"/>
+          <w:lang w:val="en-US"/>
+        </w:rPr>
+        <w:t>DONE</w:t>
+      </w:r>
+      <w:r>
+        <w:t xml:space="preserve"> (или </w:t>
+      </w:r>
+      <w:r>
+        <w:rPr>
+          <w:rFonts w:ascii="Consolas" w:hAnsi="Consolas"/>
+          <w:sz w:val="24"/>
+        </w:rPr>
+        <w:t>FAILED</w:t>
+      </w:r>
+      <w:r>
+        <w:t xml:space="preserve"> в случае ошибки). При успешной обработке </w:t>
+      </w:r>
+      <w:r>
+        <w:t xml:space="preserve">для сохранения результата конвертации будет использоваться </w:t>
+      </w:r>
+      <w:proofErr w:type="spellStart"/>
+      <w:r>
+        <w:rPr>
+          <w:rFonts w:ascii="Consolas" w:hAnsi="Consolas"/>
+          <w:sz w:val="24"/>
+        </w:rPr>
+        <w:t>KeyGenerator.outputKey</w:t>
+      </w:r>
+      <w:proofErr w:type="spellEnd"/>
+      <w:r>
+        <w:rPr>
+          <w:rFonts w:ascii="Consolas" w:hAnsi="Consolas"/>
+          <w:sz w:val="24"/>
+        </w:rPr>
+        <w:t>(</w:t>
+      </w:r>
+      <w:proofErr w:type="spellStart"/>
+      <w:r>
+        <w:rPr>
+          <w:rFonts w:ascii="Consolas" w:hAnsi="Consolas"/>
+          <w:sz w:val="24"/>
+        </w:rPr>
+        <w:t>jobId</w:t>
+      </w:r>
+      <w:proofErr w:type="spellEnd"/>
+      <w:r>
+        <w:rPr>
+          <w:rFonts w:ascii="Consolas" w:hAnsi="Consolas"/>
+          <w:sz w:val="24"/>
+        </w:rPr>
+        <w:t xml:space="preserve">, </w:t>
+      </w:r>
+      <w:proofErr w:type="spellStart"/>
+      <w:r>
+        <w:rPr>
+          <w:rFonts w:ascii="Consolas" w:hAnsi="Consolas"/>
+          <w:sz w:val="24"/>
+        </w:rPr>
+        <w:t>outputFormat</w:t>
+      </w:r>
+      <w:proofErr w:type="spellEnd"/>
+      <w:r>
+        <w:rPr>
+          <w:rFonts w:ascii="Consolas" w:hAnsi="Consolas"/>
+          <w:sz w:val="24"/>
+        </w:rPr>
+        <w:t>)</w:t>
+      </w:r>
+      <w:r>
+        <w:t xml:space="preserve">, формирующий ключ вида </w:t>
+      </w:r>
+      <w:r>
+        <w:rPr>
+          <w:rFonts w:ascii="Consolas" w:hAnsi="Consolas"/>
+          <w:sz w:val="24"/>
+        </w:rPr>
+        <w:t>{</w:t>
+      </w:r>
+      <w:proofErr w:type="spellStart"/>
+      <w:r>
+        <w:rPr>
+          <w:rFonts w:ascii="Consolas" w:hAnsi="Consolas"/>
+          <w:sz w:val="24"/>
+        </w:rPr>
+        <w:t>jobId</w:t>
+      </w:r>
+      <w:proofErr w:type="spellEnd"/>
+      <w:r>
+        <w:rPr>
+          <w:rFonts w:ascii="Consolas" w:hAnsi="Consolas"/>
+          <w:sz w:val="24"/>
+        </w:rPr>
+        <w:t>}/</w:t>
+      </w:r>
+      <w:proofErr w:type="spellStart"/>
+      <w:r>
+        <w:rPr>
+          <w:rFonts w:ascii="Consolas" w:hAnsi="Consolas"/>
+          <w:sz w:val="24"/>
+        </w:rPr>
+        <w:t>output</w:t>
+      </w:r>
+      <w:proofErr w:type="spellEnd"/>
+      <w:r>
+        <w:rPr>
+          <w:rFonts w:ascii="Consolas" w:hAnsi="Consolas"/>
+          <w:sz w:val="24"/>
+        </w:rPr>
+        <w:t>/</w:t>
+      </w:r>
+      <w:proofErr w:type="spellStart"/>
+      <w:proofErr w:type="gramStart"/>
+      <w:r>
+        <w:rPr>
+          <w:rFonts w:ascii="Consolas" w:hAnsi="Consolas"/>
+          <w:sz w:val="24"/>
+        </w:rPr>
+        <w:t>converted</w:t>
+      </w:r>
+      <w:proofErr w:type="spellEnd"/>
+      <w:r>
+        <w:rPr>
+          <w:rFonts w:ascii="Consolas" w:hAnsi="Consolas"/>
+          <w:sz w:val="24"/>
+        </w:rPr>
+        <w:t>.{</w:t>
+      </w:r>
+      <w:proofErr w:type="spellStart"/>
+      <w:proofErr w:type="gramEnd"/>
+      <w:r>
+        <w:rPr>
+          <w:rFonts w:ascii="Consolas" w:hAnsi="Consolas"/>
+          <w:sz w:val="24"/>
+        </w:rPr>
+        <w:t>outputFormat</w:t>
+      </w:r>
+      <w:proofErr w:type="spellEnd"/>
+      <w:r>
+        <w:rPr>
+          <w:rFonts w:ascii="Consolas" w:hAnsi="Consolas"/>
+          <w:sz w:val="24"/>
+        </w:rPr>
+        <w:t>}</w:t>
+      </w:r>
+      <w:r>
+        <w:t>.</w:t>
+      </w:r>
+    </w:p>
+    <w:p>
+      <w:r>
+        <w:t xml:space="preserve">Обоснование принятых архитектурных решений подробно приведено в первой главе, но здесь следует повторить ключевые аргументы. Использование </w:t>
+      </w:r>
+      <w:proofErr w:type="spellStart"/>
+      <w:r>
+        <w:t>PostgreSQL</w:t>
+      </w:r>
+      <w:proofErr w:type="spellEnd"/>
+      <w:r>
+        <w:t xml:space="preserve"> в качестве очереди вместо специализированных брокеров (</w:t>
+      </w:r>
+      <w:proofErr w:type="spellStart"/>
+      <w:r>
+        <w:t>RabbitMQ</w:t>
+      </w:r>
+      <w:proofErr w:type="spellEnd"/>
+      <w:r>
+        <w:t xml:space="preserve">, </w:t>
+      </w:r>
+      <w:proofErr w:type="spellStart"/>
+      <w:r>
+        <w:t>Kafka</w:t>
+      </w:r>
+      <w:proofErr w:type="spellEnd"/>
+      <w:r>
+        <w:t xml:space="preserve">) обусловлено ограниченными ресурсами сервера (1 </w:t>
+      </w:r>
+      <w:proofErr w:type="spellStart"/>
+      <w:r>
+        <w:t>vCPU</w:t>
+      </w:r>
+      <w:proofErr w:type="spellEnd"/>
+      <w:r>
+        <w:t xml:space="preserve">, 1–2 ГБ RAM), невысокой ожидаемой нагрузкой (сотни задач в сутки) и желанием избежать дополнительной инфраструктуры. Двухуровневая очередь (таблица БД + планировщик + пул </w:t>
+      </w:r>
+      <w:proofErr w:type="spellStart"/>
+      <w:r>
+        <w:t>воркеров</w:t>
+      </w:r>
+      <w:proofErr w:type="spellEnd"/>
+      <w:r>
+        <w:t xml:space="preserve">) обеспечивает </w:t>
+      </w:r>
+      <w:proofErr w:type="spellStart"/>
+      <w:r>
+        <w:t>персистентность</w:t>
+      </w:r>
+      <w:proofErr w:type="spellEnd"/>
+      <w:r>
+        <w:t xml:space="preserve"> задач и защиту от перегрузки. Пул с ограниченным числом потоков предотвращает истощение ресурсов при одновременной обработке нескольких тяжёлых файлов.</w:t>
+      </w:r>
+    </w:p>
+    <w:p>
+      <w:r>
+        <w:lastRenderedPageBreak/>
+        <w:t>Таким образом, предложенная архитектура полностью соответствует целям проекта, обеспечивая асинхронную обработку медиафайлов в условиях ограниченных ресурсов.</w:t>
+      </w:r>
+      <w:r>
+        <w:t xml:space="preserve"> </w:t>
+      </w:r>
+      <w:r>
+        <w:t>Детальное проектирование базы данных и объектного хранилища будет представлено в параграфе 2.2</w:t>
+      </w:r>
+      <w:r>
+        <w:t>.</w:t>
+      </w:r>
+    </w:p>
+    <w:p/>
+    <w:p/>
     <w:p>
       <w:pPr>
         <w:pStyle w:val="2"/>
       </w:pPr>
-      <w:bookmarkStart w:id="9" w:name="_Toc225600773"/>
-      <w:r>
-        <w:t>2.2 Проектирование базы данных и объектов хранения</w:t>
+      <w:bookmarkStart w:id="9" w:name="_Toc225695529"/>
+      <w:r>
+        <w:t>2.2</w:t>
+      </w:r>
+      <w:r>
+        <w:t>.</w:t>
+      </w:r>
+      <w:r>
+        <w:t xml:space="preserve"> Проектирование базы данных и объектов хранения</w:t>
       </w:r>
       <w:bookmarkEnd w:id="9"/>
     </w:p>
+    <w:p/>
+    <w:p>
+      <w:pPr>
+        <w:rPr>
+          <w:lang w:val="en-US"/>
+        </w:rPr>
+      </w:pPr>
+      <w:r>
+        <w:t xml:space="preserve">Центральным элементом хранения метаинформации о задачах является реляционная база данных </w:t>
+      </w:r>
+      <w:proofErr w:type="spellStart"/>
+      <w:r>
+        <w:t>PostgreSQL</w:t>
+      </w:r>
+      <w:proofErr w:type="spellEnd"/>
+      <w:r>
+        <w:t xml:space="preserve">. Основная сущность – таблица </w:t>
+      </w:r>
+      <w:proofErr w:type="spellStart"/>
+      <w:r>
+        <w:rPr>
+          <w:rFonts w:ascii="Consolas" w:hAnsi="Consolas"/>
+          <w:sz w:val="24"/>
+        </w:rPr>
+        <w:t>conversion_jobs</w:t>
+      </w:r>
+      <w:proofErr w:type="spellEnd"/>
+      <w:r>
+        <w:t xml:space="preserve">, схема которой представлена в </w:t>
+      </w:r>
+      <w:r>
+        <w:rPr>
+          <w:b/>
+          <w:bCs/>
+        </w:rPr>
+        <w:t>таблице 2.1</w:t>
+      </w:r>
+      <w:r>
+        <w:t>.</w:t>
+      </w:r>
+    </w:p>
+    <w:p>
+      <w:pPr>
+        <w:rPr>
+          <w:lang w:val="en-US"/>
+        </w:rPr>
+      </w:pPr>
+    </w:p>
+    <w:p>
+      <w:pPr>
+        <w:jc w:val="right"/>
+      </w:pPr>
+      <w:r>
+        <w:t>Таблица 2.1</w:t>
+      </w:r>
+    </w:p>
+    <w:p>
+      <w:pPr>
+        <w:jc w:val="center"/>
+        <w:rPr>
+          <w:rFonts w:ascii="Consolas" w:hAnsi="Consolas"/>
+          <w:b/>
+          <w:bCs/>
+          <w:sz w:val="24"/>
+        </w:rPr>
+      </w:pPr>
+      <w:r>
+        <w:rPr>
+          <w:b/>
+          <w:bCs/>
+        </w:rPr>
+        <w:t xml:space="preserve">Схема таблицы </w:t>
+      </w:r>
+      <w:proofErr w:type="spellStart"/>
+      <w:r>
+        <w:rPr>
+          <w:rFonts w:ascii="Consolas" w:hAnsi="Consolas"/>
+          <w:b/>
+          <w:bCs/>
+          <w:sz w:val="24"/>
+          <w:lang w:val="en-US"/>
+        </w:rPr>
+        <w:t>conversion_jobs</w:t>
+      </w:r>
+      <w:proofErr w:type="spellEnd"/>
+    </w:p>
+    <w:tbl>
+      <w:tblPr>
+        <w:tblStyle w:val="af3"/>
+        <w:tblW w:w="0" w:type="auto"/>
+        <w:tblLook w:val="04A0" w:firstRow="1" w:lastRow="0" w:firstColumn="1" w:lastColumn="0" w:noHBand="0" w:noVBand="1"/>
+      </w:tblPr>
+      <w:tblGrid>
+        <w:gridCol w:w="1933"/>
+        <w:gridCol w:w="1800"/>
+        <w:gridCol w:w="2020"/>
+        <w:gridCol w:w="3592"/>
+      </w:tblGrid>
+      <w:tr>
+        <w:tc>
+          <w:tcPr>
+            <w:tcW w:w="1933" w:type="dxa"/>
+          </w:tcPr>
+          <w:p>
+            <w:pPr>
+              <w:ind w:firstLine="0"/>
+              <w:jc w:val="left"/>
+              <w:rPr>
+                <w:rFonts w:cs="Times New Roman"/>
+                <w:szCs w:val="28"/>
+              </w:rPr>
+            </w:pPr>
+            <w:r>
+              <w:rPr>
+                <w:rFonts w:cs="Times New Roman"/>
+                <w:szCs w:val="28"/>
+              </w:rPr>
+              <w:t>Поле</w:t>
+            </w:r>
+          </w:p>
+        </w:tc>
+        <w:tc>
+          <w:tcPr>
+            <w:tcW w:w="1431" w:type="dxa"/>
+          </w:tcPr>
+          <w:p>
+            <w:pPr>
+              <w:ind w:firstLine="0"/>
+              <w:jc w:val="left"/>
+              <w:rPr>
+                <w:rFonts w:cs="Times New Roman"/>
+                <w:szCs w:val="28"/>
+              </w:rPr>
+            </w:pPr>
+            <w:r>
+              <w:rPr>
+                <w:rFonts w:cs="Times New Roman"/>
+                <w:szCs w:val="28"/>
+              </w:rPr>
+              <w:t>Тип данных</w:t>
+            </w:r>
+          </w:p>
+        </w:tc>
+        <w:tc>
+          <w:tcPr>
+            <w:tcW w:w="2119" w:type="dxa"/>
+          </w:tcPr>
+          <w:p>
+            <w:pPr>
+              <w:ind w:firstLine="0"/>
+              <w:jc w:val="left"/>
+              <w:rPr>
+                <w:rFonts w:cs="Times New Roman"/>
+                <w:szCs w:val="28"/>
+              </w:rPr>
+            </w:pPr>
+            <w:r>
+              <w:rPr>
+                <w:rFonts w:cs="Times New Roman"/>
+                <w:szCs w:val="28"/>
+              </w:rPr>
+              <w:t>Ограничения</w:t>
+            </w:r>
+          </w:p>
+        </w:tc>
+        <w:tc>
+          <w:tcPr>
+            <w:tcW w:w="3862" w:type="dxa"/>
+          </w:tcPr>
+          <w:p>
+            <w:pPr>
+              <w:ind w:firstLine="0"/>
+              <w:jc w:val="left"/>
+              <w:rPr>
+                <w:rFonts w:cs="Times New Roman"/>
+                <w:szCs w:val="28"/>
+              </w:rPr>
+            </w:pPr>
+            <w:r>
+              <w:rPr>
+                <w:rFonts w:cs="Times New Roman"/>
+                <w:szCs w:val="28"/>
+              </w:rPr>
+              <w:t>Описание</w:t>
+            </w:r>
+          </w:p>
+        </w:tc>
+      </w:tr>
+      <w:tr>
+        <w:tc>
+          <w:tcPr>
+            <w:tcW w:w="1933" w:type="dxa"/>
+          </w:tcPr>
+          <w:p>
+            <w:pPr>
+              <w:ind w:firstLine="0"/>
+              <w:jc w:val="left"/>
+              <w:rPr>
+                <w:rFonts w:ascii="Consolas" w:hAnsi="Consolas" w:cs="Times New Roman"/>
+                <w:sz w:val="24"/>
+                <w:lang w:val="en-US"/>
+              </w:rPr>
+            </w:pPr>
+            <w:r>
+              <w:rPr>
+                <w:rFonts w:ascii="Consolas" w:hAnsi="Consolas" w:cs="Times New Roman"/>
+                <w:sz w:val="24"/>
+                <w:lang w:val="en-US"/>
+              </w:rPr>
+              <w:t>id</w:t>
+            </w:r>
+          </w:p>
+        </w:tc>
+        <w:tc>
+          <w:tcPr>
+            <w:tcW w:w="1431" w:type="dxa"/>
+          </w:tcPr>
+          <w:p>
+            <w:pPr>
+              <w:ind w:firstLine="0"/>
+              <w:jc w:val="left"/>
+              <w:rPr>
+                <w:rFonts w:ascii="Consolas" w:hAnsi="Consolas" w:cs="Times New Roman"/>
+                <w:sz w:val="24"/>
+                <w:lang w:val="en-US"/>
+              </w:rPr>
+            </w:pPr>
+            <w:r>
+              <w:rPr>
+                <w:rFonts w:ascii="Consolas" w:hAnsi="Consolas" w:cs="Times New Roman"/>
+                <w:sz w:val="24"/>
+                <w:lang w:val="en-US"/>
+              </w:rPr>
+              <w:t>UUID</w:t>
+            </w:r>
+          </w:p>
+        </w:tc>
+        <w:tc>
+          <w:tcPr>
+            <w:tcW w:w="2119" w:type="dxa"/>
+          </w:tcPr>
+          <w:p>
+            <w:pPr>
+              <w:ind w:firstLine="0"/>
+              <w:jc w:val="left"/>
+              <w:rPr>
+                <w:rFonts w:ascii="Consolas" w:hAnsi="Consolas" w:cs="Times New Roman"/>
+                <w:sz w:val="24"/>
+              </w:rPr>
+            </w:pPr>
+            <w:r>
+              <w:rPr>
+                <w:rFonts w:ascii="Consolas" w:hAnsi="Consolas" w:cs="Times New Roman"/>
+                <w:sz w:val="24"/>
+              </w:rPr>
+              <w:t>PRIMARY KEY, NOT NULL</w:t>
+            </w:r>
+          </w:p>
+        </w:tc>
+        <w:tc>
+          <w:tcPr>
+            <w:tcW w:w="3862" w:type="dxa"/>
+          </w:tcPr>
+          <w:p>
+            <w:pPr>
+              <w:ind w:firstLine="0"/>
+              <w:jc w:val="left"/>
+              <w:rPr>
+                <w:rFonts w:cs="Times New Roman"/>
+                <w:szCs w:val="28"/>
+              </w:rPr>
+            </w:pPr>
+            <w:r>
+              <w:rPr>
+                <w:rFonts w:cs="Times New Roman"/>
+                <w:szCs w:val="28"/>
+              </w:rPr>
+              <w:t>Первичный ключ, генерируется при создании задачи</w:t>
+            </w:r>
+          </w:p>
+        </w:tc>
+      </w:tr>
+      <w:tr>
+        <w:tc>
+          <w:tcPr>
+            <w:tcW w:w="1933" w:type="dxa"/>
+          </w:tcPr>
+          <w:p>
+            <w:pPr>
+              <w:ind w:firstLine="0"/>
+              <w:jc w:val="left"/>
+              <w:rPr>
+                <w:rFonts w:ascii="Consolas" w:hAnsi="Consolas" w:cs="Times New Roman"/>
+                <w:szCs w:val="28"/>
+                <w:lang w:val="en-US"/>
+              </w:rPr>
+            </w:pPr>
+            <w:r>
+              <w:rPr>
+                <w:rFonts w:ascii="Consolas" w:hAnsi="Consolas" w:cs="Times New Roman"/>
+                <w:sz w:val="24"/>
+                <w:lang w:val="en-US"/>
+              </w:rPr>
+              <w:t>filename</w:t>
+            </w:r>
+          </w:p>
+        </w:tc>
+        <w:tc>
+          <w:tcPr>
+            <w:tcW w:w="1431" w:type="dxa"/>
+          </w:tcPr>
+          <w:p>
+            <w:pPr>
+              <w:ind w:firstLine="0"/>
+              <w:jc w:val="left"/>
+              <w:rPr>
+                <w:rFonts w:ascii="Consolas" w:hAnsi="Consolas" w:cs="Times New Roman"/>
+                <w:szCs w:val="28"/>
+                <w:lang w:val="en-US"/>
+              </w:rPr>
+            </w:pPr>
+            <w:r>
+              <w:rPr>
+                <w:rFonts w:ascii="Consolas" w:hAnsi="Consolas" w:cs="Times New Roman"/>
+                <w:sz w:val="24"/>
+                <w:lang w:val="en-US"/>
+              </w:rPr>
+              <w:t>TEXT</w:t>
+            </w:r>
+          </w:p>
+        </w:tc>
+        <w:tc>
+          <w:tcPr>
+            <w:tcW w:w="2119" w:type="dxa"/>
+          </w:tcPr>
+          <w:p>
+            <w:pPr>
+              <w:ind w:firstLine="0"/>
+              <w:jc w:val="left"/>
+              <w:rPr>
+                <w:rFonts w:ascii="Consolas" w:hAnsi="Consolas" w:cs="Times New Roman"/>
+                <w:szCs w:val="28"/>
+              </w:rPr>
+            </w:pPr>
+            <w:r>
+              <w:rPr>
+                <w:rFonts w:ascii="Consolas" w:hAnsi="Consolas" w:cs="Times New Roman"/>
+                <w:sz w:val="24"/>
+              </w:rPr>
+              <w:t>NOT NULL</w:t>
+            </w:r>
+          </w:p>
+        </w:tc>
+        <w:tc>
+          <w:tcPr>
+            <w:tcW w:w="3862" w:type="dxa"/>
+          </w:tcPr>
+          <w:p>
+            <w:pPr>
+              <w:ind w:firstLine="0"/>
+              <w:jc w:val="left"/>
+              <w:rPr>
+                <w:rFonts w:cs="Times New Roman"/>
+                <w:szCs w:val="28"/>
+              </w:rPr>
+            </w:pPr>
+            <w:r>
+              <w:rPr>
+                <w:rFonts w:cs="Times New Roman"/>
+                <w:szCs w:val="28"/>
+              </w:rPr>
+              <w:t>Имя загруженного файла</w:t>
+            </w:r>
+          </w:p>
+        </w:tc>
+      </w:tr>
+      <w:tr>
+        <w:tc>
+          <w:tcPr>
+            <w:tcW w:w="1933" w:type="dxa"/>
+          </w:tcPr>
+          <w:p>
+            <w:pPr>
+              <w:ind w:firstLine="0"/>
+              <w:jc w:val="left"/>
+              <w:rPr>
+                <w:rFonts w:ascii="Consolas" w:hAnsi="Consolas" w:cs="Times New Roman"/>
+                <w:sz w:val="24"/>
+                <w:lang w:val="en-US"/>
+              </w:rPr>
+            </w:pPr>
+            <w:r>
+              <w:rPr>
+                <w:rFonts w:ascii="Consolas" w:hAnsi="Consolas" w:cs="Times New Roman"/>
+                <w:sz w:val="24"/>
+                <w:lang w:val="en-US"/>
+              </w:rPr>
+              <w:t>input_s3_key</w:t>
+            </w:r>
+          </w:p>
+        </w:tc>
+        <w:tc>
+          <w:tcPr>
+            <w:tcW w:w="1431" w:type="dxa"/>
+          </w:tcPr>
+          <w:p>
+            <w:pPr>
+              <w:ind w:firstLine="0"/>
+              <w:jc w:val="left"/>
+              <w:rPr>
+                <w:rFonts w:ascii="Consolas" w:hAnsi="Consolas" w:cs="Times New Roman"/>
+                <w:sz w:val="24"/>
+                <w:lang w:val="en-US"/>
+              </w:rPr>
+            </w:pPr>
+            <w:r>
+              <w:rPr>
+                <w:rFonts w:ascii="Consolas" w:hAnsi="Consolas" w:cs="Times New Roman"/>
+                <w:sz w:val="24"/>
+                <w:lang w:val="en-US"/>
+              </w:rPr>
+              <w:t>TEXT</w:t>
+            </w:r>
+          </w:p>
+        </w:tc>
+        <w:tc>
+          <w:tcPr>
+            <w:tcW w:w="2119" w:type="dxa"/>
+          </w:tcPr>
+          <w:p>
+            <w:pPr>
+              <w:ind w:firstLine="0"/>
+              <w:jc w:val="left"/>
+              <w:rPr>
+                <w:rFonts w:ascii="Consolas" w:hAnsi="Consolas" w:cs="Times New Roman"/>
+                <w:szCs w:val="28"/>
+              </w:rPr>
+            </w:pPr>
+            <w:r>
+              <w:rPr>
+                <w:rFonts w:ascii="Consolas" w:hAnsi="Consolas" w:cs="Times New Roman"/>
+                <w:sz w:val="24"/>
+              </w:rPr>
+              <w:t>NOT NULL</w:t>
+            </w:r>
+          </w:p>
+        </w:tc>
+        <w:tc>
+          <w:tcPr>
+            <w:tcW w:w="3862" w:type="dxa"/>
+          </w:tcPr>
+          <w:p>
+            <w:pPr>
+              <w:ind w:firstLine="0"/>
+              <w:jc w:val="left"/>
+              <w:rPr>
+                <w:rFonts w:cs="Times New Roman"/>
+                <w:szCs w:val="28"/>
+              </w:rPr>
+            </w:pPr>
+            <w:r>
+              <w:rPr>
+                <w:rFonts w:cs="Times New Roman"/>
+                <w:szCs w:val="28"/>
+              </w:rPr>
+              <w:t>Ключ</w:t>
+            </w:r>
+            <w:r>
+              <w:rPr>
+                <w:rFonts w:cs="Times New Roman"/>
+                <w:szCs w:val="28"/>
+              </w:rPr>
+              <w:t xml:space="preserve"> </w:t>
+            </w:r>
+            <w:r>
+              <w:rPr>
+                <w:rFonts w:cs="Times New Roman"/>
+                <w:szCs w:val="28"/>
+              </w:rPr>
+              <w:t>исходного</w:t>
+            </w:r>
+            <w:r>
+              <w:rPr>
+                <w:rFonts w:cs="Times New Roman"/>
+                <w:szCs w:val="28"/>
+              </w:rPr>
+              <w:t xml:space="preserve"> </w:t>
+            </w:r>
+            <w:r>
+              <w:rPr>
+                <w:rFonts w:cs="Times New Roman"/>
+                <w:szCs w:val="28"/>
+              </w:rPr>
+              <w:t>файла</w:t>
+            </w:r>
+            <w:r>
+              <w:rPr>
+                <w:rFonts w:cs="Times New Roman"/>
+                <w:szCs w:val="28"/>
+              </w:rPr>
+              <w:t xml:space="preserve"> </w:t>
+            </w:r>
+            <w:r>
+              <w:rPr>
+                <w:rFonts w:cs="Times New Roman"/>
+                <w:szCs w:val="28"/>
+              </w:rPr>
+              <w:t>в</w:t>
+            </w:r>
+            <w:r>
+              <w:rPr>
+                <w:rFonts w:cs="Times New Roman"/>
+                <w:szCs w:val="28"/>
+              </w:rPr>
+              <w:t xml:space="preserve"> </w:t>
+            </w:r>
+            <w:proofErr w:type="spellStart"/>
+            <w:r>
+              <w:rPr>
+                <w:rFonts w:cs="Times New Roman"/>
+                <w:szCs w:val="28"/>
+                <w:lang w:val="en-US"/>
+              </w:rPr>
+              <w:t>MinIO</w:t>
+            </w:r>
+            <w:proofErr w:type="spellEnd"/>
+            <w:r>
+              <w:rPr>
+                <w:rFonts w:cs="Times New Roman"/>
+                <w:szCs w:val="28"/>
+              </w:rPr>
+              <w:t xml:space="preserve"> (</w:t>
+            </w:r>
+            <w:r>
+              <w:rPr>
+                <w:rFonts w:cs="Times New Roman"/>
+                <w:szCs w:val="28"/>
+              </w:rPr>
+              <w:t>например</w:t>
+            </w:r>
+            <w:r>
+              <w:rPr>
+                <w:rFonts w:cs="Times New Roman"/>
+                <w:szCs w:val="28"/>
+              </w:rPr>
+              <w:t>, {</w:t>
+            </w:r>
+            <w:proofErr w:type="spellStart"/>
+            <w:r>
+              <w:rPr>
+                <w:rFonts w:cs="Times New Roman"/>
+                <w:szCs w:val="28"/>
+                <w:lang w:val="en-US"/>
+              </w:rPr>
+              <w:t>jobId</w:t>
+            </w:r>
+            <w:proofErr w:type="spellEnd"/>
+            <w:r>
+              <w:rPr>
+                <w:rFonts w:cs="Times New Roman"/>
+                <w:szCs w:val="28"/>
+              </w:rPr>
+              <w:t>}/</w:t>
+            </w:r>
+            <w:r>
+              <w:rPr>
+                <w:rFonts w:cs="Times New Roman"/>
+                <w:szCs w:val="28"/>
+                <w:lang w:val="en-US"/>
+              </w:rPr>
+              <w:t>input</w:t>
+            </w:r>
+            <w:r>
+              <w:rPr>
+                <w:rFonts w:cs="Times New Roman"/>
+                <w:szCs w:val="28"/>
+              </w:rPr>
+              <w:t>/</w:t>
+            </w:r>
+            <w:r>
+              <w:rPr>
+                <w:rFonts w:cs="Times New Roman"/>
+                <w:szCs w:val="28"/>
+                <w:lang w:val="en-US"/>
+              </w:rPr>
+              <w:t>photo</w:t>
+            </w:r>
+            <w:r>
+              <w:rPr>
+                <w:rFonts w:cs="Times New Roman"/>
+                <w:szCs w:val="28"/>
+              </w:rPr>
+              <w:t>.</w:t>
+            </w:r>
+            <w:r>
+              <w:rPr>
+                <w:rFonts w:cs="Times New Roman"/>
+                <w:szCs w:val="28"/>
+                <w:lang w:val="en-US"/>
+              </w:rPr>
+              <w:t>jpg</w:t>
+            </w:r>
+            <w:r>
+              <w:rPr>
+                <w:rFonts w:cs="Times New Roman"/>
+                <w:szCs w:val="28"/>
+              </w:rPr>
+              <w:t>)</w:t>
+            </w:r>
+          </w:p>
+        </w:tc>
+      </w:tr>
+      <w:tr>
+        <w:tc>
+          <w:tcPr>
+            <w:tcW w:w="1933" w:type="dxa"/>
+          </w:tcPr>
+          <w:p>
+            <w:pPr>
+              <w:ind w:firstLine="0"/>
+              <w:jc w:val="left"/>
+              <w:rPr>
+                <w:rFonts w:ascii="Consolas" w:hAnsi="Consolas" w:cs="Times New Roman"/>
+                <w:sz w:val="24"/>
+                <w:lang w:val="en-US"/>
+              </w:rPr>
+            </w:pPr>
+            <w:r>
+              <w:rPr>
+                <w:rFonts w:ascii="Consolas" w:hAnsi="Consolas" w:cs="Times New Roman"/>
+                <w:sz w:val="24"/>
+                <w:lang w:val="en-US"/>
+              </w:rPr>
+              <w:t>output_s3_key</w:t>
+            </w:r>
+          </w:p>
+        </w:tc>
+        <w:tc>
+          <w:tcPr>
+            <w:tcW w:w="1431" w:type="dxa"/>
+          </w:tcPr>
+          <w:p>
+            <w:pPr>
+              <w:ind w:firstLine="0"/>
+              <w:jc w:val="left"/>
+              <w:rPr>
+                <w:rFonts w:ascii="Consolas" w:hAnsi="Consolas" w:cs="Times New Roman"/>
+                <w:sz w:val="24"/>
+                <w:lang w:val="en-US"/>
+              </w:rPr>
+            </w:pPr>
+            <w:r>
+              <w:rPr>
+                <w:rFonts w:ascii="Consolas" w:hAnsi="Consolas" w:cs="Times New Roman"/>
+                <w:sz w:val="24"/>
+                <w:lang w:val="en-US"/>
+              </w:rPr>
+              <w:t>TEXT</w:t>
+            </w:r>
+          </w:p>
+        </w:tc>
+        <w:tc>
+          <w:tcPr>
+            <w:tcW w:w="2119" w:type="dxa"/>
+          </w:tcPr>
+          <w:p>
+            <w:pPr>
+              <w:ind w:firstLine="0"/>
+              <w:jc w:val="left"/>
+              <w:rPr>
+                <w:rFonts w:cs="Times New Roman"/>
+                <w:szCs w:val="28"/>
+              </w:rPr>
+            </w:pPr>
+          </w:p>
+        </w:tc>
+        <w:tc>
+          <w:tcPr>
+            <w:tcW w:w="3862" w:type="dxa"/>
+          </w:tcPr>
+          <w:p>
+            <w:pPr>
+              <w:ind w:firstLine="0"/>
+              <w:jc w:val="left"/>
+              <w:rPr>
+                <w:rFonts w:cs="Times New Roman"/>
+                <w:szCs w:val="28"/>
+              </w:rPr>
+            </w:pPr>
+            <w:r>
+              <w:rPr>
+                <w:rFonts w:cs="Times New Roman"/>
+                <w:szCs w:val="28"/>
+              </w:rPr>
+              <w:t>Ключ результата конвертации (заполняется после успешной обработки)</w:t>
+            </w:r>
+          </w:p>
+        </w:tc>
+      </w:tr>
+      <w:tr>
+        <w:tc>
+          <w:tcPr>
+            <w:tcW w:w="1933" w:type="dxa"/>
+          </w:tcPr>
+          <w:p>
+            <w:pPr>
+              <w:ind w:firstLine="0"/>
+              <w:jc w:val="left"/>
+              <w:rPr>
+                <w:rFonts w:ascii="Consolas" w:hAnsi="Consolas" w:cs="Times New Roman"/>
+                <w:sz w:val="24"/>
+                <w:lang w:val="en-US"/>
+              </w:rPr>
+            </w:pPr>
+            <w:proofErr w:type="spellStart"/>
+            <w:r>
+              <w:rPr>
+                <w:rFonts w:ascii="Consolas" w:hAnsi="Consolas" w:cs="Times New Roman"/>
+                <w:sz w:val="24"/>
+                <w:lang w:val="en-US"/>
+              </w:rPr>
+              <w:t>input_format</w:t>
+            </w:r>
+            <w:proofErr w:type="spellEnd"/>
+          </w:p>
+        </w:tc>
+        <w:tc>
+          <w:tcPr>
+            <w:tcW w:w="1431" w:type="dxa"/>
+          </w:tcPr>
+          <w:p>
+            <w:pPr>
+              <w:ind w:firstLine="0"/>
+              <w:jc w:val="left"/>
+              <w:rPr>
+                <w:rFonts w:ascii="Consolas" w:hAnsi="Consolas" w:cs="Times New Roman"/>
+                <w:sz w:val="24"/>
+              </w:rPr>
+            </w:pPr>
+            <w:proofErr w:type="spellStart"/>
+            <w:r>
+              <w:rPr>
+                <w:rFonts w:ascii="Consolas" w:hAnsi="Consolas" w:cs="Times New Roman"/>
+                <w:sz w:val="24"/>
+              </w:rPr>
+              <w:t>media_format</w:t>
+            </w:r>
+            <w:proofErr w:type="spellEnd"/>
+            <w:r>
+              <w:rPr>
+                <w:rFonts w:ascii="Consolas" w:hAnsi="Consolas" w:cs="Times New Roman"/>
+                <w:sz w:val="24"/>
+              </w:rPr>
+              <w:t xml:space="preserve"> (ENUM)</w:t>
+            </w:r>
+          </w:p>
+        </w:tc>
+        <w:tc>
+          <w:tcPr>
+            <w:tcW w:w="2119" w:type="dxa"/>
+          </w:tcPr>
+          <w:p>
+            <w:pPr>
+              <w:ind w:firstLine="0"/>
+              <w:jc w:val="left"/>
+              <w:rPr>
+                <w:rFonts w:ascii="Consolas" w:hAnsi="Consolas" w:cs="Times New Roman"/>
+                <w:szCs w:val="28"/>
+              </w:rPr>
+            </w:pPr>
+            <w:r>
+              <w:rPr>
+                <w:rFonts w:ascii="Consolas" w:hAnsi="Consolas" w:cs="Times New Roman"/>
+                <w:sz w:val="24"/>
+              </w:rPr>
+              <w:t>NOT NULL</w:t>
+            </w:r>
+          </w:p>
+        </w:tc>
+        <w:tc>
+          <w:tcPr>
+            <w:tcW w:w="3862" w:type="dxa"/>
+          </w:tcPr>
+          <w:p>
+            <w:pPr>
+              <w:ind w:firstLine="0"/>
+              <w:jc w:val="left"/>
+              <w:rPr>
+                <w:rFonts w:cs="Times New Roman"/>
+                <w:szCs w:val="28"/>
+              </w:rPr>
+            </w:pPr>
+            <w:r>
+              <w:rPr>
+                <w:rFonts w:cs="Times New Roman"/>
+                <w:szCs w:val="28"/>
+              </w:rPr>
+              <w:t>Медиаформат исходного файла</w:t>
+            </w:r>
+          </w:p>
+        </w:tc>
+      </w:tr>
+      <w:tr>
+        <w:tc>
+          <w:tcPr>
+            <w:tcW w:w="1933" w:type="dxa"/>
+          </w:tcPr>
+          <w:p>
+            <w:pPr>
+              <w:ind w:firstLine="0"/>
+              <w:jc w:val="left"/>
+              <w:rPr>
+                <w:rFonts w:ascii="Consolas" w:hAnsi="Consolas" w:cs="Times New Roman"/>
+                <w:sz w:val="24"/>
+                <w:lang w:val="en-US"/>
+              </w:rPr>
+            </w:pPr>
+            <w:proofErr w:type="spellStart"/>
+            <w:r>
+              <w:rPr>
+                <w:rFonts w:ascii="Consolas" w:hAnsi="Consolas" w:cs="Times New Roman"/>
+                <w:sz w:val="24"/>
+                <w:lang w:val="en-US"/>
+              </w:rPr>
+              <w:t>output_format</w:t>
+            </w:r>
+            <w:proofErr w:type="spellEnd"/>
+          </w:p>
+        </w:tc>
+        <w:tc>
+          <w:tcPr>
+            <w:tcW w:w="1431" w:type="dxa"/>
+          </w:tcPr>
+          <w:p>
+            <w:pPr>
+              <w:ind w:firstLine="0"/>
+              <w:jc w:val="left"/>
+              <w:rPr>
+                <w:rFonts w:ascii="Consolas" w:hAnsi="Consolas" w:cs="Times New Roman"/>
+                <w:sz w:val="24"/>
+                <w:lang w:val="en-US"/>
+              </w:rPr>
+            </w:pPr>
+            <w:proofErr w:type="spellStart"/>
+            <w:r>
+              <w:rPr>
+                <w:rFonts w:ascii="Consolas" w:hAnsi="Consolas" w:cs="Times New Roman"/>
+                <w:sz w:val="24"/>
+                <w:lang w:val="en-US"/>
+              </w:rPr>
+              <w:t>media_format</w:t>
+            </w:r>
+            <w:proofErr w:type="spellEnd"/>
+            <w:r>
+              <w:rPr>
+                <w:rFonts w:ascii="Consolas" w:hAnsi="Consolas" w:cs="Times New Roman"/>
+                <w:sz w:val="24"/>
+                <w:lang w:val="en-US"/>
+              </w:rPr>
+              <w:t xml:space="preserve"> (ENUM)</w:t>
+            </w:r>
+          </w:p>
+        </w:tc>
+        <w:tc>
+          <w:tcPr>
+            <w:tcW w:w="2119" w:type="dxa"/>
+          </w:tcPr>
+          <w:p>
+            <w:pPr>
+              <w:ind w:firstLine="0"/>
+              <w:jc w:val="left"/>
+              <w:rPr>
+                <w:rFonts w:ascii="Consolas" w:hAnsi="Consolas" w:cs="Times New Roman"/>
+                <w:szCs w:val="28"/>
+              </w:rPr>
+            </w:pPr>
+            <w:r>
+              <w:rPr>
+                <w:rFonts w:ascii="Consolas" w:hAnsi="Consolas" w:cs="Times New Roman"/>
+                <w:sz w:val="24"/>
+              </w:rPr>
+              <w:t>NOT NULL</w:t>
+            </w:r>
+          </w:p>
+        </w:tc>
+        <w:tc>
+          <w:tcPr>
+            <w:tcW w:w="3862" w:type="dxa"/>
+          </w:tcPr>
+          <w:p>
+            <w:pPr>
+              <w:ind w:firstLine="0"/>
+              <w:jc w:val="left"/>
+              <w:rPr>
+                <w:rFonts w:cs="Times New Roman"/>
+                <w:szCs w:val="28"/>
+              </w:rPr>
+            </w:pPr>
+            <w:r>
+              <w:rPr>
+                <w:rFonts w:cs="Times New Roman"/>
+                <w:szCs w:val="28"/>
+              </w:rPr>
+              <w:t xml:space="preserve">Медиаформат </w:t>
+            </w:r>
+            <w:r>
+              <w:rPr>
+                <w:rFonts w:cs="Times New Roman"/>
+                <w:szCs w:val="28"/>
+              </w:rPr>
+              <w:t>результата конверсии</w:t>
+            </w:r>
+          </w:p>
+        </w:tc>
+      </w:tr>
+      <w:tr>
+        <w:tc>
+          <w:tcPr>
+            <w:tcW w:w="1933" w:type="dxa"/>
+          </w:tcPr>
+          <w:p>
+            <w:pPr>
+              <w:ind w:firstLine="0"/>
+              <w:jc w:val="left"/>
+              <w:rPr>
+                <w:rFonts w:ascii="Consolas" w:hAnsi="Consolas" w:cs="Times New Roman"/>
+                <w:sz w:val="24"/>
+                <w:lang w:val="en-US"/>
+              </w:rPr>
+            </w:pPr>
+            <w:r>
+              <w:rPr>
+                <w:rFonts w:ascii="Consolas" w:hAnsi="Consolas" w:cs="Times New Roman"/>
+                <w:sz w:val="24"/>
+                <w:lang w:val="en-US"/>
+              </w:rPr>
+              <w:lastRenderedPageBreak/>
+              <w:t>status</w:t>
+            </w:r>
+          </w:p>
+        </w:tc>
+        <w:tc>
+          <w:tcPr>
+            <w:tcW w:w="1431" w:type="dxa"/>
+          </w:tcPr>
+          <w:p>
+            <w:pPr>
+              <w:ind w:firstLine="0"/>
+              <w:jc w:val="left"/>
+              <w:rPr>
+                <w:rFonts w:ascii="Consolas" w:hAnsi="Consolas" w:cs="Times New Roman"/>
+                <w:sz w:val="24"/>
+                <w:lang w:val="en-US"/>
+              </w:rPr>
+            </w:pPr>
+            <w:proofErr w:type="spellStart"/>
+            <w:r>
+              <w:rPr>
+                <w:rFonts w:ascii="Consolas" w:hAnsi="Consolas" w:cs="Times New Roman"/>
+                <w:sz w:val="24"/>
+                <w:lang w:val="en-US"/>
+              </w:rPr>
+              <w:t>job_status</w:t>
+            </w:r>
+            <w:proofErr w:type="spellEnd"/>
+            <w:r>
+              <w:rPr>
+                <w:rFonts w:ascii="Consolas" w:hAnsi="Consolas" w:cs="Times New Roman"/>
+                <w:sz w:val="24"/>
+                <w:lang w:val="en-US"/>
+              </w:rPr>
+              <w:t xml:space="preserve"> (ENUM)</w:t>
+            </w:r>
+          </w:p>
+        </w:tc>
+        <w:tc>
+          <w:tcPr>
+            <w:tcW w:w="2119" w:type="dxa"/>
+          </w:tcPr>
+          <w:p>
+            <w:pPr>
+              <w:ind w:firstLine="0"/>
+              <w:jc w:val="left"/>
+              <w:rPr>
+                <w:rFonts w:ascii="Consolas" w:hAnsi="Consolas" w:cs="Times New Roman"/>
+                <w:sz w:val="24"/>
+              </w:rPr>
+            </w:pPr>
+            <w:r>
+              <w:rPr>
+                <w:rFonts w:ascii="Consolas" w:hAnsi="Consolas" w:cs="Times New Roman"/>
+                <w:sz w:val="24"/>
+              </w:rPr>
+              <w:t>NOT NULL</w:t>
+            </w:r>
+          </w:p>
+        </w:tc>
+        <w:tc>
+          <w:tcPr>
+            <w:tcW w:w="3862" w:type="dxa"/>
+          </w:tcPr>
+          <w:p>
+            <w:pPr>
+              <w:ind w:firstLine="0"/>
+              <w:jc w:val="left"/>
+              <w:rPr>
+                <w:rFonts w:cs="Times New Roman"/>
+                <w:szCs w:val="28"/>
+                <w:lang w:val="en-US"/>
+              </w:rPr>
+            </w:pPr>
+            <w:r>
+              <w:rPr>
+                <w:rFonts w:cs="Times New Roman"/>
+                <w:szCs w:val="28"/>
+              </w:rPr>
+              <w:t xml:space="preserve">Текущий статус задачи. По умолчанию </w:t>
+            </w:r>
+            <w:r>
+              <w:rPr>
+                <w:rFonts w:ascii="Consolas" w:hAnsi="Consolas" w:cs="Times New Roman"/>
+                <w:sz w:val="24"/>
+                <w:lang w:val="en-US"/>
+              </w:rPr>
+              <w:t>PENDING</w:t>
+            </w:r>
+          </w:p>
+        </w:tc>
+      </w:tr>
+      <w:tr>
+        <w:tc>
+          <w:tcPr>
+            <w:tcW w:w="1933" w:type="dxa"/>
+          </w:tcPr>
+          <w:p>
+            <w:pPr>
+              <w:ind w:firstLine="0"/>
+              <w:jc w:val="left"/>
+              <w:rPr>
+                <w:rFonts w:ascii="Consolas" w:hAnsi="Consolas" w:cs="Times New Roman"/>
+                <w:sz w:val="24"/>
+              </w:rPr>
+            </w:pPr>
+            <w:proofErr w:type="spellStart"/>
+            <w:r>
+              <w:rPr>
+                <w:rFonts w:ascii="Consolas" w:hAnsi="Consolas" w:cs="Times New Roman"/>
+                <w:sz w:val="24"/>
+              </w:rPr>
+              <w:t>error_message</w:t>
+            </w:r>
+            <w:proofErr w:type="spellEnd"/>
+          </w:p>
+        </w:tc>
+        <w:tc>
+          <w:tcPr>
+            <w:tcW w:w="1431" w:type="dxa"/>
+          </w:tcPr>
+          <w:p>
+            <w:pPr>
+              <w:ind w:firstLine="0"/>
+              <w:jc w:val="left"/>
+              <w:rPr>
+                <w:rFonts w:ascii="Consolas" w:hAnsi="Consolas" w:cs="Times New Roman"/>
+                <w:sz w:val="24"/>
+                <w:lang w:val="en-US"/>
+              </w:rPr>
+            </w:pPr>
+            <w:r>
+              <w:rPr>
+                <w:rFonts w:ascii="Consolas" w:hAnsi="Consolas" w:cs="Times New Roman"/>
+                <w:sz w:val="24"/>
+                <w:lang w:val="en-US"/>
+              </w:rPr>
+              <w:t>TEXT</w:t>
+            </w:r>
+          </w:p>
+        </w:tc>
+        <w:tc>
+          <w:tcPr>
+            <w:tcW w:w="2119" w:type="dxa"/>
+          </w:tcPr>
+          <w:p>
+            <w:pPr>
+              <w:ind w:firstLine="0"/>
+              <w:jc w:val="left"/>
+              <w:rPr>
+                <w:rFonts w:ascii="Consolas" w:hAnsi="Consolas" w:cs="Times New Roman"/>
+                <w:sz w:val="24"/>
+              </w:rPr>
+            </w:pPr>
+          </w:p>
+        </w:tc>
+        <w:tc>
+          <w:tcPr>
+            <w:tcW w:w="3862" w:type="dxa"/>
+          </w:tcPr>
+          <w:p>
+            <w:pPr>
+              <w:ind w:firstLine="0"/>
+              <w:jc w:val="left"/>
+              <w:rPr>
+                <w:rFonts w:cs="Times New Roman"/>
+                <w:szCs w:val="28"/>
+              </w:rPr>
+            </w:pPr>
+            <w:r>
+              <w:rPr>
+                <w:rFonts w:cs="Times New Roman"/>
+                <w:szCs w:val="28"/>
+              </w:rPr>
+              <w:t>Текст ошибки для логирования</w:t>
+            </w:r>
+          </w:p>
+        </w:tc>
+      </w:tr>
+      <w:tr>
+        <w:tc>
+          <w:tcPr>
+            <w:tcW w:w="1933" w:type="dxa"/>
+          </w:tcPr>
+          <w:p>
+            <w:pPr>
+              <w:ind w:firstLine="0"/>
+              <w:jc w:val="left"/>
+              <w:rPr>
+                <w:rFonts w:ascii="Consolas" w:hAnsi="Consolas" w:cs="Times New Roman"/>
+                <w:sz w:val="24"/>
+              </w:rPr>
+            </w:pPr>
+            <w:proofErr w:type="spellStart"/>
+            <w:r>
+              <w:rPr>
+                <w:rFonts w:ascii="Consolas" w:hAnsi="Consolas" w:cs="Times New Roman"/>
+                <w:sz w:val="24"/>
+              </w:rPr>
+              <w:t>created_at</w:t>
+            </w:r>
+            <w:proofErr w:type="spellEnd"/>
+          </w:p>
+        </w:tc>
+        <w:tc>
+          <w:tcPr>
+            <w:tcW w:w="1431" w:type="dxa"/>
+          </w:tcPr>
+          <w:p>
+            <w:pPr>
+              <w:ind w:firstLine="0"/>
+              <w:jc w:val="left"/>
+              <w:rPr>
+                <w:rFonts w:ascii="Consolas" w:hAnsi="Consolas" w:cs="Times New Roman"/>
+                <w:sz w:val="24"/>
+                <w:lang w:val="en-US"/>
+              </w:rPr>
+            </w:pPr>
+            <w:r>
+              <w:rPr>
+                <w:rFonts w:ascii="Consolas" w:hAnsi="Consolas" w:cs="Times New Roman"/>
+                <w:sz w:val="24"/>
+                <w:lang w:val="en-US"/>
+              </w:rPr>
+              <w:t>TIMESTAMPTZ</w:t>
+            </w:r>
+          </w:p>
+        </w:tc>
+        <w:tc>
+          <w:tcPr>
+            <w:tcW w:w="2119" w:type="dxa"/>
+          </w:tcPr>
+          <w:p>
+            <w:pPr>
+              <w:ind w:firstLine="0"/>
+              <w:jc w:val="left"/>
+              <w:rPr>
+                <w:rFonts w:ascii="Consolas" w:hAnsi="Consolas" w:cs="Times New Roman"/>
+                <w:sz w:val="24"/>
+              </w:rPr>
+            </w:pPr>
+            <w:r>
+              <w:rPr>
+                <w:rFonts w:ascii="Consolas" w:hAnsi="Consolas" w:cs="Times New Roman"/>
+                <w:sz w:val="24"/>
+              </w:rPr>
+              <w:t>NOT NULL</w:t>
+            </w:r>
+          </w:p>
+        </w:tc>
+        <w:tc>
+          <w:tcPr>
+            <w:tcW w:w="3862" w:type="dxa"/>
+          </w:tcPr>
+          <w:p>
+            <w:pPr>
+              <w:ind w:firstLine="0"/>
+              <w:jc w:val="left"/>
+              <w:rPr>
+                <w:rFonts w:cs="Times New Roman"/>
+                <w:szCs w:val="28"/>
+              </w:rPr>
+            </w:pPr>
+            <w:r>
+              <w:rPr>
+                <w:rFonts w:cs="Times New Roman"/>
+                <w:szCs w:val="28"/>
+              </w:rPr>
+              <w:t>Время и дата создания задачи</w:t>
+            </w:r>
+          </w:p>
+        </w:tc>
+      </w:tr>
+      <w:tr>
+        <w:tc>
+          <w:tcPr>
+            <w:tcW w:w="1933" w:type="dxa"/>
+          </w:tcPr>
+          <w:p>
+            <w:pPr>
+              <w:ind w:firstLine="0"/>
+              <w:jc w:val="left"/>
+              <w:rPr>
+                <w:rFonts w:ascii="Consolas" w:hAnsi="Consolas" w:cs="Times New Roman"/>
+                <w:sz w:val="24"/>
+              </w:rPr>
+            </w:pPr>
+            <w:proofErr w:type="spellStart"/>
+            <w:r>
+              <w:rPr>
+                <w:rFonts w:ascii="Consolas" w:hAnsi="Consolas" w:cs="Times New Roman"/>
+                <w:sz w:val="24"/>
+              </w:rPr>
+              <w:t>processed_at</w:t>
+            </w:r>
+            <w:proofErr w:type="spellEnd"/>
+          </w:p>
+        </w:tc>
+        <w:tc>
+          <w:tcPr>
+            <w:tcW w:w="1431" w:type="dxa"/>
+          </w:tcPr>
+          <w:p>
+            <w:pPr>
+              <w:ind w:firstLine="0"/>
+              <w:jc w:val="left"/>
+              <w:rPr>
+                <w:rFonts w:ascii="Consolas" w:hAnsi="Consolas" w:cs="Times New Roman"/>
+                <w:sz w:val="24"/>
+                <w:lang w:val="en-US"/>
+              </w:rPr>
+            </w:pPr>
+            <w:r>
+              <w:rPr>
+                <w:rFonts w:ascii="Consolas" w:hAnsi="Consolas" w:cs="Times New Roman"/>
+                <w:sz w:val="24"/>
+                <w:lang w:val="en-US"/>
+              </w:rPr>
+              <w:t>TIMESTAMPTZ</w:t>
+            </w:r>
+          </w:p>
+        </w:tc>
+        <w:tc>
+          <w:tcPr>
+            <w:tcW w:w="2119" w:type="dxa"/>
+          </w:tcPr>
+          <w:p>
+            <w:pPr>
+              <w:ind w:firstLine="0"/>
+              <w:jc w:val="left"/>
+              <w:rPr>
+                <w:rFonts w:ascii="Consolas" w:hAnsi="Consolas" w:cs="Times New Roman"/>
+                <w:sz w:val="24"/>
+              </w:rPr>
+            </w:pPr>
+          </w:p>
+        </w:tc>
+        <w:tc>
+          <w:tcPr>
+            <w:tcW w:w="3862" w:type="dxa"/>
+          </w:tcPr>
+          <w:p>
+            <w:pPr>
+              <w:ind w:firstLine="0"/>
+              <w:jc w:val="left"/>
+              <w:rPr>
+                <w:rFonts w:cs="Times New Roman"/>
+                <w:szCs w:val="28"/>
+              </w:rPr>
+            </w:pPr>
+            <w:r>
+              <w:rPr>
+                <w:rFonts w:cs="Times New Roman"/>
+                <w:szCs w:val="28"/>
+              </w:rPr>
+              <w:t>Время и дата окончания обработки задачи</w:t>
+            </w:r>
+          </w:p>
+        </w:tc>
+      </w:tr>
+    </w:tbl>
+    <w:p>
+      <w:pPr>
+        <w:jc w:val="center"/>
+        <w:rPr>
+          <w:rFonts w:cs="Times New Roman"/>
+          <w:szCs w:val="28"/>
+        </w:rPr>
+      </w:pPr>
+    </w:p>
+    <w:p>
+      <w:pPr>
+        <w:rPr>
+          <w:rFonts w:cs="Times New Roman"/>
+          <w:szCs w:val="28"/>
+        </w:rPr>
+      </w:pPr>
+      <w:r>
+        <w:rPr>
+          <w:rFonts w:cs="Times New Roman"/>
+          <w:szCs w:val="28"/>
+        </w:rPr>
+        <w:t>Первичный ключ выбран типа UUID, что позволяет генерировать идентификаторы на стороне приложения без обращения к базе данных, упрощая масштабирование. Статус задачи</w:t>
+      </w:r>
+      <w:r>
+        <w:rPr>
+          <w:rFonts w:cs="Times New Roman"/>
+          <w:szCs w:val="28"/>
+        </w:rPr>
+        <w:t xml:space="preserve"> и медиаформаты</w:t>
+      </w:r>
+      <w:r>
+        <w:rPr>
+          <w:rFonts w:cs="Times New Roman"/>
+          <w:szCs w:val="28"/>
+        </w:rPr>
+        <w:t xml:space="preserve"> представлен</w:t>
+      </w:r>
+      <w:r>
+        <w:rPr>
+          <w:rFonts w:cs="Times New Roman"/>
+          <w:szCs w:val="28"/>
+        </w:rPr>
+        <w:t xml:space="preserve">ы отдельными </w:t>
+      </w:r>
+      <w:r>
+        <w:rPr>
+          <w:rFonts w:cs="Times New Roman"/>
+          <w:szCs w:val="28"/>
+          <w:lang w:val="en-US"/>
+        </w:rPr>
+        <w:t>ENUM</w:t>
+      </w:r>
+      <w:r>
+        <w:rPr>
+          <w:rFonts w:cs="Times New Roman"/>
+          <w:szCs w:val="28"/>
+        </w:rPr>
+        <w:t xml:space="preserve"> </w:t>
+      </w:r>
+      <w:r>
+        <w:rPr>
+          <w:rFonts w:cs="Times New Roman"/>
+          <w:szCs w:val="28"/>
+        </w:rPr>
+        <w:t xml:space="preserve">типами. </w:t>
+      </w:r>
+    </w:p>
+    <w:p>
+      <w:pPr>
+        <w:rPr>
+          <w:rFonts w:cs="Times New Roman"/>
+          <w:szCs w:val="28"/>
+        </w:rPr>
+      </w:pPr>
+      <w:r>
+        <w:rPr>
+          <w:rFonts w:cs="Times New Roman"/>
+          <w:szCs w:val="28"/>
+        </w:rPr>
+        <w:t xml:space="preserve">Для обеспечения производительности выборки задач, готовых к обработке, создаются индексы. Основной индекс – по полю </w:t>
+      </w:r>
+      <w:proofErr w:type="spellStart"/>
+      <w:r>
+        <w:rPr>
+          <w:rFonts w:ascii="Consolas" w:hAnsi="Consolas" w:cs="Times New Roman"/>
+          <w:sz w:val="24"/>
+        </w:rPr>
+        <w:t>status</w:t>
+      </w:r>
+      <w:proofErr w:type="spellEnd"/>
+      <w:r>
+        <w:rPr>
+          <w:rFonts w:cs="Times New Roman"/>
+          <w:szCs w:val="28"/>
+        </w:rPr>
+        <w:t xml:space="preserve"> и </w:t>
+      </w:r>
+      <w:proofErr w:type="spellStart"/>
+      <w:r>
+        <w:rPr>
+          <w:rFonts w:ascii="Consolas" w:hAnsi="Consolas" w:cs="Times New Roman"/>
+          <w:sz w:val="24"/>
+        </w:rPr>
+        <w:t>created_at</w:t>
+      </w:r>
+      <w:proofErr w:type="spellEnd"/>
+      <w:r>
+        <w:rPr>
+          <w:rFonts w:cs="Times New Roman"/>
+          <w:szCs w:val="28"/>
+        </w:rPr>
+        <w:t>, ускоряющий запросы планировщика:</w:t>
+      </w:r>
+    </w:p>
+    <w:p>
+      <w:pPr>
+        <w:rPr>
+          <w:rFonts w:ascii="Consolas" w:hAnsi="Consolas" w:cs="Times New Roman"/>
+          <w:sz w:val="24"/>
+          <w:lang w:val="en-US"/>
+        </w:rPr>
+      </w:pPr>
+      <w:r>
+        <w:rPr>
+          <w:rFonts w:ascii="Consolas" w:hAnsi="Consolas" w:cs="Times New Roman"/>
+          <w:sz w:val="24"/>
+          <w:lang w:val="en-US"/>
+        </w:rPr>
+        <w:t xml:space="preserve">CREATE INDEX </w:t>
+      </w:r>
+      <w:proofErr w:type="spellStart"/>
+      <w:r>
+        <w:rPr>
+          <w:rFonts w:ascii="Consolas" w:hAnsi="Consolas" w:cs="Times New Roman"/>
+          <w:sz w:val="24"/>
+          <w:lang w:val="en-US"/>
+        </w:rPr>
+        <w:t>idx_status_created</w:t>
+      </w:r>
+      <w:proofErr w:type="spellEnd"/>
+      <w:r>
+        <w:rPr>
+          <w:rFonts w:ascii="Consolas" w:hAnsi="Consolas" w:cs="Times New Roman"/>
+          <w:sz w:val="24"/>
+          <w:lang w:val="en-US"/>
+        </w:rPr>
+        <w:t xml:space="preserve"> ON </w:t>
+      </w:r>
+      <w:proofErr w:type="spellStart"/>
+      <w:r>
+        <w:rPr>
+          <w:rFonts w:ascii="Consolas" w:hAnsi="Consolas" w:cs="Times New Roman"/>
+          <w:sz w:val="24"/>
+          <w:lang w:val="en-US"/>
+        </w:rPr>
+        <w:t>conversion_</w:t>
+      </w:r>
+      <w:proofErr w:type="gramStart"/>
+      <w:r>
+        <w:rPr>
+          <w:rFonts w:ascii="Consolas" w:hAnsi="Consolas" w:cs="Times New Roman"/>
+          <w:sz w:val="24"/>
+          <w:lang w:val="en-US"/>
+        </w:rPr>
+        <w:t>jobs</w:t>
+      </w:r>
+      <w:proofErr w:type="spellEnd"/>
+      <w:r>
+        <w:rPr>
+          <w:rFonts w:ascii="Consolas" w:hAnsi="Consolas" w:cs="Times New Roman"/>
+          <w:sz w:val="24"/>
+          <w:lang w:val="en-US"/>
+        </w:rPr>
+        <w:t>(</w:t>
+      </w:r>
+      <w:proofErr w:type="gramEnd"/>
+      <w:r>
+        <w:rPr>
+          <w:rFonts w:ascii="Consolas" w:hAnsi="Consolas" w:cs="Times New Roman"/>
+          <w:sz w:val="24"/>
+          <w:lang w:val="en-US"/>
+        </w:rPr>
+        <w:t xml:space="preserve">status, </w:t>
+      </w:r>
+      <w:proofErr w:type="spellStart"/>
+      <w:r>
+        <w:rPr>
+          <w:rFonts w:ascii="Consolas" w:hAnsi="Consolas" w:cs="Times New Roman"/>
+          <w:sz w:val="24"/>
+          <w:lang w:val="en-US"/>
+        </w:rPr>
+        <w:t>created_at</w:t>
+      </w:r>
+      <w:proofErr w:type="spellEnd"/>
+      <w:r>
+        <w:rPr>
+          <w:rFonts w:ascii="Consolas" w:hAnsi="Consolas" w:cs="Times New Roman"/>
+          <w:sz w:val="24"/>
+          <w:lang w:val="en-US"/>
+        </w:rPr>
+        <w:t>);</w:t>
+      </w:r>
+    </w:p>
+    <w:p>
+      <w:pPr>
+        <w:rPr>
+          <w:rFonts w:cs="Times New Roman"/>
+          <w:szCs w:val="28"/>
+        </w:rPr>
+      </w:pPr>
+      <w:r>
+        <w:rPr>
+          <w:rFonts w:cs="Times New Roman"/>
+          <w:szCs w:val="28"/>
+        </w:rPr>
+        <w:t xml:space="preserve">Частичный индекс для статуса </w:t>
+      </w:r>
+      <w:r>
+        <w:rPr>
+          <w:rFonts w:ascii="Consolas" w:hAnsi="Consolas" w:cs="Times New Roman"/>
+          <w:sz w:val="24"/>
+        </w:rPr>
+        <w:t>PENDING</w:t>
+      </w:r>
+      <w:r>
+        <w:rPr>
+          <w:rFonts w:cs="Times New Roman"/>
+          <w:szCs w:val="28"/>
+        </w:rPr>
+        <w:t xml:space="preserve"> может быть полезен при большом количестве </w:t>
+      </w:r>
+      <w:r>
+        <w:rPr>
+          <w:rFonts w:cs="Times New Roman"/>
+          <w:szCs w:val="28"/>
+        </w:rPr>
+        <w:t>открытых</w:t>
+      </w:r>
+      <w:r>
+        <w:rPr>
+          <w:rFonts w:cs="Times New Roman"/>
+          <w:szCs w:val="28"/>
+        </w:rPr>
+        <w:t xml:space="preserve"> задач, но в условиях невысокой нагрузки достаточно общего индекса.</w:t>
+      </w:r>
+    </w:p>
+    <w:p>
+      <w:pPr>
+        <w:rPr>
+          <w:rFonts w:cs="Times New Roman"/>
+          <w:szCs w:val="28"/>
+        </w:rPr>
+      </w:pPr>
+      <w:r>
+        <w:rPr>
+          <w:rFonts w:cs="Times New Roman"/>
+          <w:szCs w:val="28"/>
+        </w:rPr>
+        <w:t xml:space="preserve">После создания таблицы и индексов необходимо определить, каким образом </w:t>
+      </w:r>
+      <w:proofErr w:type="spellStart"/>
+      <w:r>
+        <w:rPr>
+          <w:rFonts w:cs="Times New Roman"/>
+          <w:szCs w:val="28"/>
+        </w:rPr>
+        <w:t>PostgreSQL</w:t>
+      </w:r>
+      <w:proofErr w:type="spellEnd"/>
+      <w:r>
+        <w:rPr>
+          <w:rFonts w:cs="Times New Roman"/>
+          <w:szCs w:val="28"/>
+        </w:rPr>
+        <w:t xml:space="preserve"> будет выполнять роль очереди задач. В отличие от специализированных брокеров сообщений, реляционная база данных не имеет встроенных механизмов «вытолкнуть» задачу потребителю, однако с помощью правильно составленного SQL-запроса можно атомарно выбрать, заблокировать и изменить статус задачи, готовой к обработке.</w:t>
+      </w:r>
+    </w:p>
+    <w:p>
+      <w:pPr>
+        <w:rPr>
+          <w:lang w:val="en-US"/>
+        </w:rPr>
+      </w:pPr>
+      <w:r>
+        <w:t xml:space="preserve">Чтобы избежать состояния гонки и гарантировать, что каждая задача будет обработана только одним </w:t>
+      </w:r>
+      <w:proofErr w:type="spellStart"/>
+      <w:r>
+        <w:t>воркером</w:t>
+      </w:r>
+      <w:proofErr w:type="spellEnd"/>
+      <w:r>
+        <w:t xml:space="preserve">, используется механизм </w:t>
+      </w:r>
+      <w:r>
+        <w:rPr>
+          <w:rFonts w:ascii="Consolas" w:hAnsi="Consolas"/>
+          <w:sz w:val="24"/>
+          <w:szCs w:val="22"/>
+        </w:rPr>
+        <w:t xml:space="preserve">SELECT ... </w:t>
+      </w:r>
+      <w:r>
+        <w:rPr>
+          <w:rFonts w:ascii="Consolas" w:hAnsi="Consolas"/>
+          <w:sz w:val="24"/>
+          <w:szCs w:val="22"/>
+          <w:lang w:val="en-US"/>
+        </w:rPr>
+        <w:lastRenderedPageBreak/>
+        <w:t>FOR UPDATE SKIP LOCKED</w:t>
+      </w:r>
+      <w:r>
+        <w:rPr>
+          <w:lang w:val="en-US"/>
+        </w:rPr>
+        <w:t xml:space="preserve">. </w:t>
+      </w:r>
+      <w:r>
+        <w:t>Весь</w:t>
+      </w:r>
+      <w:r>
+        <w:rPr>
+          <w:lang w:val="en-US"/>
+        </w:rPr>
+        <w:t xml:space="preserve"> </w:t>
+      </w:r>
+      <w:r>
+        <w:t>процесс</w:t>
+      </w:r>
+      <w:r>
+        <w:rPr>
+          <w:lang w:val="en-US"/>
+        </w:rPr>
+        <w:t xml:space="preserve"> </w:t>
+      </w:r>
+      <w:r>
+        <w:t>захвата</w:t>
+      </w:r>
+      <w:r>
+        <w:rPr>
+          <w:lang w:val="en-US"/>
+        </w:rPr>
+        <w:t xml:space="preserve"> </w:t>
+      </w:r>
+      <w:r>
+        <w:t>задачи</w:t>
+      </w:r>
+      <w:r>
+        <w:rPr>
+          <w:lang w:val="en-US"/>
+        </w:rPr>
+        <w:t xml:space="preserve"> </w:t>
+      </w:r>
+      <w:r>
+        <w:t>выполняется</w:t>
+      </w:r>
+      <w:r>
+        <w:rPr>
+          <w:lang w:val="en-US"/>
+        </w:rPr>
+        <w:t xml:space="preserve"> </w:t>
+      </w:r>
+      <w:r>
+        <w:t>одним</w:t>
+      </w:r>
+      <w:r>
+        <w:rPr>
+          <w:lang w:val="en-US"/>
+        </w:rPr>
+        <w:t xml:space="preserve"> </w:t>
+      </w:r>
+      <w:r>
+        <w:t>запросом</w:t>
+      </w:r>
+      <w:r>
+        <w:rPr>
+          <w:lang w:val="en-US"/>
+        </w:rPr>
+        <w:t xml:space="preserve"> (</w:t>
+      </w:r>
+      <w:r>
+        <w:t>см</w:t>
+      </w:r>
+      <w:r>
+        <w:rPr>
+          <w:lang w:val="en-US"/>
+        </w:rPr>
+        <w:t xml:space="preserve">. </w:t>
+      </w:r>
+      <w:r>
+        <w:rPr>
+          <w:b/>
+          <w:bCs/>
+        </w:rPr>
+        <w:t>Л</w:t>
+      </w:r>
+      <w:r>
+        <w:rPr>
+          <w:b/>
+          <w:bCs/>
+        </w:rPr>
+        <w:t>истинг</w:t>
+      </w:r>
+      <w:r>
+        <w:rPr>
+          <w:b/>
+          <w:bCs/>
+          <w:lang w:val="en-US"/>
+        </w:rPr>
+        <w:t xml:space="preserve"> 2.</w:t>
+      </w:r>
+      <w:r>
+        <w:rPr>
+          <w:b/>
+          <w:bCs/>
+          <w:lang w:val="en-US"/>
+        </w:rPr>
+        <w:t>1</w:t>
+      </w:r>
+      <w:r>
+        <w:rPr>
+          <w:lang w:val="en-US"/>
+        </w:rPr>
+        <w:t>).</w:t>
+      </w:r>
+    </w:p>
+    <w:p>
+      <w:pPr>
+        <w:pStyle w:val="af2"/>
+        <w:rPr>
+          <w:rFonts w:ascii="Times New Roman" w:hAnsi="Times New Roman" w:cs="Times New Roman"/>
+          <w:color w:val="auto"/>
+          <w:sz w:val="28"/>
+          <w:szCs w:val="28"/>
+          <w:lang w:val="en-US"/>
+        </w:rPr>
+      </w:pPr>
+    </w:p>
+    <w:p>
+      <w:pPr>
+        <w:pStyle w:val="af2"/>
+        <w:ind w:firstLine="0"/>
+      </w:pPr>
+      <w:r>
+        <w:t xml:space="preserve">UPDATE </w:t>
+      </w:r>
+      <w:proofErr w:type="spellStart"/>
+      <w:r>
+        <w:t>conversion_jobs</w:t>
+      </w:r>
+      <w:proofErr w:type="spellEnd"/>
+      <w:r>
+        <w:br/>
+        <w:t xml:space="preserve">SET </w:t>
+      </w:r>
+      <w:proofErr w:type="spellStart"/>
+      <w:r>
+        <w:t>status</w:t>
+      </w:r>
+      <w:proofErr w:type="spellEnd"/>
+      <w:r>
+        <w:t xml:space="preserve"> = 'PROCESSING'</w:t>
+      </w:r>
+      <w:r>
+        <w:br/>
+        <w:t xml:space="preserve">WHERE </w:t>
+      </w:r>
+      <w:proofErr w:type="spellStart"/>
+      <w:r>
+        <w:t>id</w:t>
+      </w:r>
+      <w:proofErr w:type="spellEnd"/>
+      <w:r>
+        <w:t xml:space="preserve"> IN (</w:t>
+      </w:r>
+      <w:r>
+        <w:br/>
+        <w:t xml:space="preserve">    SELECT </w:t>
+      </w:r>
+      <w:proofErr w:type="spellStart"/>
+      <w:r>
+        <w:t>id</w:t>
+      </w:r>
+      <w:proofErr w:type="spellEnd"/>
+      <w:r>
+        <w:br/>
+        <w:t xml:space="preserve">    FROM </w:t>
+      </w:r>
+      <w:proofErr w:type="spellStart"/>
+      <w:r>
+        <w:t>conversion_jobs</w:t>
+      </w:r>
+      <w:proofErr w:type="spellEnd"/>
+      <w:r>
+        <w:br/>
+        <w:t xml:space="preserve">    WHERE </w:t>
+      </w:r>
+      <w:proofErr w:type="spellStart"/>
+      <w:r>
+        <w:t>status</w:t>
+      </w:r>
+      <w:proofErr w:type="spellEnd"/>
+      <w:r>
+        <w:t xml:space="preserve"> = 'PENDING'</w:t>
+      </w:r>
+      <w:r>
+        <w:br/>
+        <w:t xml:space="preserve">    FOR UPDATE SKIP LOCKED</w:t>
+      </w:r>
+      <w:r>
+        <w:br/>
+        <w:t xml:space="preserve">    </w:t>
+      </w:r>
+      <w:proofErr w:type="gramStart"/>
+      <w:r>
+        <w:t>LIMIT :</w:t>
+      </w:r>
+      <w:proofErr w:type="spellStart"/>
+      <w:r>
+        <w:t>limit</w:t>
+      </w:r>
+      <w:proofErr w:type="spellEnd"/>
+      <w:proofErr w:type="gramEnd"/>
+      <w:r>
+        <w:br/>
+        <w:t>)</w:t>
+      </w:r>
+      <w:r>
+        <w:br/>
+        <w:t>RETURNING *</w:t>
+      </w:r>
+    </w:p>
+    <w:p>
+      <w:pPr>
+        <w:jc w:val="center"/>
+        <w:rPr>
+          <w:b/>
+          <w:bCs/>
+        </w:rPr>
+      </w:pPr>
+      <w:r>
+        <w:rPr>
+          <w:b/>
+          <w:bCs/>
+        </w:rPr>
+        <w:t>Листинг 2.1. Запрос захвата задачи</w:t>
+      </w:r>
+    </w:p>
+    <w:p>
+      <w:pPr>
+        <w:pStyle w:val="af2"/>
+        <w:rPr>
+          <w:rFonts w:ascii="Times New Roman" w:hAnsi="Times New Roman" w:cs="Times New Roman"/>
+          <w:b/>
+          <w:bCs/>
+          <w:color w:val="auto"/>
+          <w:sz w:val="28"/>
+          <w:szCs w:val="28"/>
+        </w:rPr>
+      </w:pPr>
+    </w:p>
+    <w:p>
+      <w:r>
+        <w:t>Когда планировщик Spring (</w:t>
+      </w:r>
+      <w:r>
+        <w:rPr>
+          <w:rFonts w:ascii="Consolas" w:hAnsi="Consolas"/>
+          <w:sz w:val="24"/>
+          <w:szCs w:val="22"/>
+        </w:rPr>
+        <w:t>@Scheduled</w:t>
+      </w:r>
+      <w:r>
+        <w:t xml:space="preserve">) отправляет этот запрос базе данных, </w:t>
+      </w:r>
+      <w:proofErr w:type="spellStart"/>
+      <w:r>
+        <w:t>PostgreSQL</w:t>
+      </w:r>
+      <w:proofErr w:type="spellEnd"/>
+      <w:r>
+        <w:t xml:space="preserve"> выполняет следующие действия:</w:t>
+      </w:r>
+    </w:p>
+    <w:p>
+      <w:pPr>
+        <w:pStyle w:val="a7"/>
+        <w:numPr>
+          <w:ilvl w:val="0"/>
+          <w:numId w:val="15"/>
+        </w:numPr>
+      </w:pPr>
+      <w:r>
+        <w:t xml:space="preserve">находит </w:t>
+      </w:r>
+      <w:proofErr w:type="spellStart"/>
+      <w:r>
+        <w:rPr>
+          <w:rFonts w:ascii="Consolas" w:hAnsi="Consolas"/>
+          <w:sz w:val="24"/>
+          <w:szCs w:val="22"/>
+        </w:rPr>
+        <w:t>id</w:t>
+      </w:r>
+      <w:proofErr w:type="spellEnd"/>
+      <w:r>
+        <w:t xml:space="preserve"> задач со статусом </w:t>
+      </w:r>
+      <w:r>
+        <w:rPr>
+          <w:rFonts w:ascii="Consolas" w:hAnsi="Consolas"/>
+          <w:sz w:val="24"/>
+          <w:szCs w:val="22"/>
+        </w:rPr>
+        <w:t>PENDING</w:t>
+      </w:r>
+      <w:r>
+        <w:t>;</w:t>
+      </w:r>
+    </w:p>
+    <w:p>
+      <w:pPr>
+        <w:pStyle w:val="a7"/>
+        <w:numPr>
+          <w:ilvl w:val="0"/>
+          <w:numId w:val="15"/>
+        </w:numPr>
+      </w:pPr>
+      <w:r>
+        <w:t>блокирует найденные строки (</w:t>
+      </w:r>
+      <w:r>
+        <w:rPr>
+          <w:rFonts w:ascii="Consolas" w:hAnsi="Consolas"/>
+          <w:sz w:val="24"/>
+          <w:szCs w:val="22"/>
+        </w:rPr>
+        <w:t>FOR UPDATE SKIP LOCKED</w:t>
+      </w:r>
+      <w:r>
+        <w:t>), пропуская уже заблокированные другими транзакциями;</w:t>
+      </w:r>
+    </w:p>
+    <w:p>
+      <w:pPr>
+        <w:pStyle w:val="a7"/>
+        <w:numPr>
+          <w:ilvl w:val="0"/>
+          <w:numId w:val="15"/>
+        </w:numPr>
+      </w:pPr>
+      <w:r>
+        <w:t xml:space="preserve">обновляет статус этих задач на </w:t>
+      </w:r>
+      <w:r>
+        <w:rPr>
+          <w:rFonts w:ascii="Consolas" w:hAnsi="Consolas"/>
+          <w:sz w:val="24"/>
+          <w:szCs w:val="22"/>
+        </w:rPr>
+        <w:t>PROCESSING</w:t>
+      </w:r>
+      <w:r>
+        <w:t>;</w:t>
+      </w:r>
+    </w:p>
+    <w:p>
+      <w:pPr>
+        <w:pStyle w:val="a7"/>
+        <w:numPr>
+          <w:ilvl w:val="0"/>
+          <w:numId w:val="15"/>
+        </w:numPr>
+      </w:pPr>
+      <w:r>
+        <w:t>возвращает приложению полные записи изменённых задач.</w:t>
+      </w:r>
+    </w:p>
+    <w:p>
+      <w:r>
+        <w:t>Таким образом, вся логика конкурентной блокировки, выборки и обновления статуса выполняется внутри СУБД. Приложение получает только готовые задачи для обработки, что полностью исключает состояние гонки и упрощает код.</w:t>
+      </w:r>
+    </w:p>
+    <w:p>
+      <w:pPr>
+        <w:ind w:firstLine="708"/>
+        <w:rPr>
+          <w:rFonts w:cs="Times New Roman"/>
+          <w:szCs w:val="28"/>
+        </w:rPr>
+      </w:pPr>
+      <w:r>
+        <w:rPr>
+          <w:rFonts w:cs="Times New Roman"/>
+          <w:szCs w:val="28"/>
+        </w:rPr>
+        <w:t xml:space="preserve">Следующим важным компонентом является объектное хранилище </w:t>
+      </w:r>
+      <w:proofErr w:type="spellStart"/>
+      <w:r>
+        <w:rPr>
+          <w:rFonts w:cs="Times New Roman"/>
+          <w:szCs w:val="28"/>
+        </w:rPr>
+        <w:t>MinIO</w:t>
+      </w:r>
+      <w:proofErr w:type="spellEnd"/>
+      <w:r>
+        <w:rPr>
+          <w:rFonts w:cs="Times New Roman"/>
+          <w:szCs w:val="28"/>
+        </w:rPr>
+        <w:t xml:space="preserve">. Для хранения файлов создаётся отдельный </w:t>
+      </w:r>
+      <w:proofErr w:type="spellStart"/>
+      <w:r>
+        <w:rPr>
+          <w:rFonts w:cs="Times New Roman"/>
+          <w:szCs w:val="28"/>
+        </w:rPr>
+        <w:t>бакет</w:t>
+      </w:r>
+      <w:proofErr w:type="spellEnd"/>
+      <w:r>
+        <w:rPr>
+          <w:rFonts w:cs="Times New Roman"/>
+          <w:szCs w:val="28"/>
+          <w:lang w:val="en-US"/>
+        </w:rPr>
+        <w:t xml:space="preserve"> conversions</w:t>
+      </w:r>
+      <w:r>
+        <w:rPr>
+          <w:rFonts w:cs="Times New Roman"/>
+          <w:szCs w:val="28"/>
+        </w:rPr>
+        <w:t xml:space="preserve">. Внутри </w:t>
+      </w:r>
+      <w:proofErr w:type="spellStart"/>
+      <w:r>
+        <w:rPr>
+          <w:rFonts w:cs="Times New Roman"/>
+          <w:szCs w:val="28"/>
+        </w:rPr>
+        <w:t>бакета</w:t>
+      </w:r>
+      <w:proofErr w:type="spellEnd"/>
+      <w:r>
+        <w:rPr>
+          <w:rFonts w:cs="Times New Roman"/>
+          <w:szCs w:val="28"/>
+        </w:rPr>
+        <w:t xml:space="preserve"> используется плоская структура ключей с префиксами, имитирующая иерархию. Ключи формируются с помощью вспомогательного класса </w:t>
+      </w:r>
+      <w:proofErr w:type="spellStart"/>
+      <w:r>
+        <w:rPr>
+          <w:rFonts w:cs="Times New Roman"/>
+          <w:szCs w:val="28"/>
+        </w:rPr>
+        <w:t>KeyGenerator</w:t>
+      </w:r>
+      <w:proofErr w:type="spellEnd"/>
+      <w:r>
+        <w:rPr>
+          <w:rFonts w:cs="Times New Roman"/>
+          <w:szCs w:val="28"/>
+        </w:rPr>
+        <w:t xml:space="preserve"> (см. </w:t>
+      </w:r>
+      <w:r>
+        <w:rPr>
+          <w:rFonts w:cs="Times New Roman"/>
+          <w:b/>
+          <w:bCs/>
+          <w:szCs w:val="28"/>
+        </w:rPr>
+        <w:t>Листинг 2.2</w:t>
+      </w:r>
+      <w:r>
+        <w:rPr>
+          <w:rFonts w:cs="Times New Roman"/>
+          <w:szCs w:val="28"/>
+        </w:rPr>
+        <w:t>).</w:t>
+      </w:r>
+    </w:p>
+    <w:p>
+      <w:pPr>
+        <w:ind w:firstLine="708"/>
+        <w:rPr>
+          <w:rFonts w:cs="Times New Roman"/>
+          <w:szCs w:val="28"/>
+        </w:rPr>
+      </w:pPr>
+    </w:p>
+    <w:p>
+      <w:pPr>
+        <w:pStyle w:val="af2"/>
+        <w:rPr>
+          <w:lang w:val="en-US"/>
+        </w:rPr>
+      </w:pPr>
+      <w:r>
+        <w:rPr>
+          <w:lang w:val="en-US"/>
+        </w:rPr>
+        <w:t xml:space="preserve">package </w:t>
+      </w:r>
+      <w:proofErr w:type="spellStart"/>
+      <w:proofErr w:type="gramStart"/>
+      <w:r>
+        <w:rPr>
+          <w:lang w:val="en-US"/>
+        </w:rPr>
+        <w:t>ru.yarigo.mediaconversionservice.job.service</w:t>
+      </w:r>
+      <w:proofErr w:type="spellEnd"/>
+      <w:proofErr w:type="gramEnd"/>
+      <w:r>
+        <w:rPr>
+          <w:lang w:val="en-US"/>
+        </w:rPr>
+        <w:t>;</w:t>
+      </w:r>
+    </w:p>
+    <w:p>
+      <w:pPr>
+        <w:pStyle w:val="af2"/>
+        <w:rPr>
+          <w:lang w:val="en-US"/>
+        </w:rPr>
+      </w:pPr>
+    </w:p>
+    <w:p>
+      <w:pPr>
+        <w:pStyle w:val="af2"/>
+        <w:rPr>
+          <w:lang w:val="en-US"/>
+        </w:rPr>
+      </w:pPr>
+      <w:r>
+        <w:rPr>
+          <w:lang w:val="en-US"/>
+        </w:rPr>
+        <w:t xml:space="preserve">import </w:t>
+      </w:r>
+      <w:proofErr w:type="spellStart"/>
+      <w:proofErr w:type="gramStart"/>
+      <w:r>
+        <w:rPr>
+          <w:lang w:val="en-US"/>
+        </w:rPr>
+        <w:t>java.util</w:t>
+      </w:r>
+      <w:proofErr w:type="gramEnd"/>
+      <w:r>
+        <w:rPr>
+          <w:lang w:val="en-US"/>
+        </w:rPr>
+        <w:t>.UUID</w:t>
+      </w:r>
+      <w:proofErr w:type="spellEnd"/>
+      <w:r>
+        <w:rPr>
+          <w:lang w:val="en-US"/>
+        </w:rPr>
+        <w:t>;</w:t>
+      </w:r>
+    </w:p>
+    <w:p>
+      <w:pPr>
+        <w:pStyle w:val="af2"/>
+        <w:rPr>
+          <w:lang w:val="en-US"/>
+        </w:rPr>
+      </w:pPr>
+    </w:p>
+    <w:p>
+      <w:pPr>
+        <w:pStyle w:val="af2"/>
+        <w:rPr>
+          <w:lang w:val="en-US"/>
+        </w:rPr>
+      </w:pPr>
+      <w:r>
+        <w:rPr>
+          <w:lang w:val="en-US"/>
+        </w:rPr>
+        <w:lastRenderedPageBreak/>
+        <w:t xml:space="preserve">public class </w:t>
+      </w:r>
+      <w:proofErr w:type="spellStart"/>
+      <w:r>
+        <w:rPr>
+          <w:lang w:val="en-US"/>
+        </w:rPr>
+        <w:t>KeyGenerator</w:t>
+      </w:r>
+      <w:proofErr w:type="spellEnd"/>
+      <w:r>
+        <w:rPr>
+          <w:lang w:val="en-US"/>
+        </w:rPr>
+        <w:t xml:space="preserve"> {</w:t>
+      </w:r>
+    </w:p>
+    <w:p>
+      <w:pPr>
+        <w:pStyle w:val="af2"/>
+        <w:rPr>
+          <w:lang w:val="en-US"/>
+        </w:rPr>
+      </w:pPr>
+      <w:r>
+        <w:rPr>
+          <w:lang w:val="en-US"/>
+        </w:rPr>
+        <w:t xml:space="preserve">    public static String </w:t>
+      </w:r>
+      <w:proofErr w:type="spellStart"/>
+      <w:proofErr w:type="gramStart"/>
+      <w:r>
+        <w:rPr>
+          <w:lang w:val="en-US"/>
+        </w:rPr>
+        <w:t>inputKey</w:t>
+      </w:r>
+      <w:proofErr w:type="spellEnd"/>
+      <w:r>
+        <w:rPr>
+          <w:lang w:val="en-US"/>
+        </w:rPr>
+        <w:t>(</w:t>
+      </w:r>
+      <w:proofErr w:type="gramEnd"/>
+      <w:r>
+        <w:rPr>
+          <w:lang w:val="en-US"/>
+        </w:rPr>
+        <w:t xml:space="preserve">UUID </w:t>
+      </w:r>
+      <w:proofErr w:type="spellStart"/>
+      <w:r>
+        <w:rPr>
+          <w:lang w:val="en-US"/>
+        </w:rPr>
+        <w:t>jobId</w:t>
+      </w:r>
+      <w:proofErr w:type="spellEnd"/>
+      <w:r>
+        <w:rPr>
+          <w:lang w:val="en-US"/>
+        </w:rPr>
+        <w:t xml:space="preserve">, String </w:t>
+      </w:r>
+      <w:proofErr w:type="spellStart"/>
+      <w:r>
+        <w:rPr>
+          <w:lang w:val="en-US"/>
+        </w:rPr>
+        <w:t>originalFilename</w:t>
+      </w:r>
+      <w:proofErr w:type="spellEnd"/>
+      <w:r>
+        <w:rPr>
+          <w:lang w:val="en-US"/>
+        </w:rPr>
+        <w:t>) {</w:t>
+      </w:r>
+    </w:p>
+    <w:p>
+      <w:pPr>
+        <w:pStyle w:val="af2"/>
+        <w:rPr>
+          <w:lang w:val="en-US"/>
+        </w:rPr>
+      </w:pPr>
+      <w:r>
+        <w:rPr>
+          <w:lang w:val="en-US"/>
+        </w:rPr>
+        <w:t xml:space="preserve">        return </w:t>
+      </w:r>
+      <w:proofErr w:type="spellStart"/>
+      <w:r>
+        <w:rPr>
+          <w:lang w:val="en-US"/>
+        </w:rPr>
+        <w:t>jobId</w:t>
+      </w:r>
+      <w:proofErr w:type="spellEnd"/>
+      <w:r>
+        <w:rPr>
+          <w:lang w:val="en-US"/>
+        </w:rPr>
+        <w:t xml:space="preserve"> + "/input/" + sanitize(</w:t>
+      </w:r>
+      <w:proofErr w:type="spellStart"/>
+      <w:r>
+        <w:rPr>
+          <w:lang w:val="en-US"/>
+        </w:rPr>
+        <w:t>originalFilename</w:t>
+      </w:r>
+      <w:proofErr w:type="spellEnd"/>
+      <w:r>
+        <w:rPr>
+          <w:lang w:val="en-US"/>
+        </w:rPr>
+        <w:t>);</w:t>
+      </w:r>
+    </w:p>
+    <w:p>
+      <w:pPr>
+        <w:pStyle w:val="af2"/>
+        <w:rPr>
+          <w:lang w:val="en-US"/>
+        </w:rPr>
+      </w:pPr>
+      <w:r>
+        <w:rPr>
+          <w:lang w:val="en-US"/>
+        </w:rPr>
+        <w:t xml:space="preserve">    }</w:t>
+      </w:r>
+    </w:p>
+    <w:p>
+      <w:pPr>
+        <w:pStyle w:val="af2"/>
+        <w:rPr>
+          <w:lang w:val="en-US"/>
+        </w:rPr>
+      </w:pPr>
+    </w:p>
+    <w:p>
+      <w:pPr>
+        <w:pStyle w:val="af2"/>
+        <w:rPr>
+          <w:lang w:val="en-US"/>
+        </w:rPr>
+      </w:pPr>
+      <w:r>
+        <w:rPr>
+          <w:lang w:val="en-US"/>
+        </w:rPr>
+        <w:t xml:space="preserve">    public static String </w:t>
+      </w:r>
+      <w:proofErr w:type="spellStart"/>
+      <w:proofErr w:type="gramStart"/>
+      <w:r>
+        <w:rPr>
+          <w:lang w:val="en-US"/>
+        </w:rPr>
+        <w:t>outputKey</w:t>
+      </w:r>
+      <w:proofErr w:type="spellEnd"/>
+      <w:r>
+        <w:rPr>
+          <w:lang w:val="en-US"/>
+        </w:rPr>
+        <w:t>(</w:t>
+      </w:r>
+      <w:proofErr w:type="gramEnd"/>
+      <w:r>
+        <w:rPr>
+          <w:lang w:val="en-US"/>
+        </w:rPr>
+        <w:t xml:space="preserve">UUID </w:t>
+      </w:r>
+      <w:proofErr w:type="spellStart"/>
+      <w:r>
+        <w:rPr>
+          <w:lang w:val="en-US"/>
+        </w:rPr>
+        <w:t>jobId</w:t>
+      </w:r>
+      <w:proofErr w:type="spellEnd"/>
+      <w:r>
+        <w:rPr>
+          <w:lang w:val="en-US"/>
+        </w:rPr>
+        <w:t xml:space="preserve">, String </w:t>
+      </w:r>
+      <w:proofErr w:type="spellStart"/>
+      <w:r>
+        <w:rPr>
+          <w:lang w:val="en-US"/>
+        </w:rPr>
+        <w:t>outputFormat</w:t>
+      </w:r>
+      <w:proofErr w:type="spellEnd"/>
+      <w:r>
+        <w:rPr>
+          <w:lang w:val="en-US"/>
+        </w:rPr>
+        <w:t>) {</w:t>
+      </w:r>
+    </w:p>
+    <w:p>
+      <w:pPr>
+        <w:pStyle w:val="af2"/>
+        <w:rPr>
+          <w:lang w:val="en-US"/>
+        </w:rPr>
+      </w:pPr>
+      <w:r>
+        <w:rPr>
+          <w:lang w:val="en-US"/>
+        </w:rPr>
+        <w:t xml:space="preserve">        return </w:t>
+      </w:r>
+      <w:proofErr w:type="spellStart"/>
+      <w:r>
+        <w:rPr>
+          <w:lang w:val="en-US"/>
+        </w:rPr>
+        <w:t>jobId</w:t>
+      </w:r>
+      <w:proofErr w:type="spellEnd"/>
+      <w:r>
+        <w:rPr>
+          <w:lang w:val="en-US"/>
+        </w:rPr>
+        <w:t xml:space="preserve"> + "/output/converted." + </w:t>
+      </w:r>
+      <w:proofErr w:type="spellStart"/>
+      <w:r>
+        <w:rPr>
+          <w:lang w:val="en-US"/>
+        </w:rPr>
+        <w:t>outputFormat.toLowerCase</w:t>
+      </w:r>
+      <w:proofErr w:type="spellEnd"/>
+      <w:r>
+        <w:rPr>
+          <w:lang w:val="en-US"/>
+        </w:rPr>
+        <w:t>();</w:t>
+      </w:r>
+    </w:p>
+    <w:p>
+      <w:pPr>
+        <w:pStyle w:val="af2"/>
+        <w:rPr>
+          <w:lang w:val="en-US"/>
+        </w:rPr>
+      </w:pPr>
+      <w:r>
+        <w:rPr>
+          <w:lang w:val="en-US"/>
+        </w:rPr>
+        <w:t xml:space="preserve">    }</w:t>
+      </w:r>
+    </w:p>
+    <w:p>
+      <w:pPr>
+        <w:pStyle w:val="af2"/>
+        <w:rPr>
+          <w:lang w:val="en-US"/>
+        </w:rPr>
+      </w:pPr>
+    </w:p>
+    <w:p>
+      <w:pPr>
+        <w:pStyle w:val="af2"/>
+        <w:rPr>
+          <w:lang w:val="en-US"/>
+        </w:rPr>
+      </w:pPr>
+      <w:r>
+        <w:rPr>
+          <w:lang w:val="en-US"/>
+        </w:rPr>
+        <w:t xml:space="preserve">    private static String </w:t>
+      </w:r>
+      <w:proofErr w:type="gramStart"/>
+      <w:r>
+        <w:rPr>
+          <w:lang w:val="en-US"/>
+        </w:rPr>
+        <w:t>sanitize(</w:t>
+      </w:r>
+      <w:proofErr w:type="gramEnd"/>
+      <w:r>
+        <w:rPr>
+          <w:lang w:val="en-US"/>
+        </w:rPr>
+        <w:t>String filename) {</w:t>
+      </w:r>
+    </w:p>
+    <w:p>
+      <w:pPr>
+        <w:pStyle w:val="af2"/>
+        <w:rPr>
+          <w:lang w:val="en-US"/>
+        </w:rPr>
+      </w:pPr>
+      <w:r>
+        <w:rPr>
+          <w:lang w:val="en-US"/>
+        </w:rPr>
+        <w:t xml:space="preserve">        return </w:t>
+      </w:r>
+      <w:proofErr w:type="spellStart"/>
+      <w:proofErr w:type="gramStart"/>
+      <w:r>
+        <w:rPr>
+          <w:lang w:val="en-US"/>
+        </w:rPr>
+        <w:t>filename.replaceAll</w:t>
+      </w:r>
+      <w:proofErr w:type="spellEnd"/>
+      <w:proofErr w:type="gramEnd"/>
+      <w:r>
+        <w:rPr>
+          <w:lang w:val="en-US"/>
+        </w:rPr>
+        <w:t>("[^a-zA-Z0-9._-]", "_");</w:t>
+      </w:r>
+    </w:p>
+    <w:p>
+      <w:pPr>
+        <w:pStyle w:val="af2"/>
+      </w:pPr>
+      <w:r>
+        <w:rPr>
+          <w:lang w:val="en-US"/>
+        </w:rPr>
+        <w:t xml:space="preserve">    </w:t>
+      </w:r>
+      <w:r>
+        <w:t>}</w:t>
+      </w:r>
+    </w:p>
+    <w:p>
+      <w:pPr>
+        <w:pStyle w:val="af2"/>
+      </w:pPr>
+      <w:r>
+        <w:t>}</w:t>
+      </w:r>
+    </w:p>
+    <w:p>
+      <w:pPr>
+        <w:jc w:val="center"/>
+        <w:rPr>
+          <w:b/>
+          <w:bCs/>
+        </w:rPr>
+      </w:pPr>
+      <w:r>
+        <w:rPr>
+          <w:b/>
+          <w:bCs/>
+        </w:rPr>
+        <w:t xml:space="preserve">Листинг 2.2. Вспомогательный класс </w:t>
+      </w:r>
+      <w:proofErr w:type="spellStart"/>
+      <w:r>
+        <w:rPr>
+          <w:rFonts w:ascii="Consolas" w:hAnsi="Consolas"/>
+          <w:b/>
+          <w:bCs/>
+          <w:sz w:val="24"/>
+          <w:szCs w:val="22"/>
+          <w:lang w:val="en-US"/>
+        </w:rPr>
+        <w:t>KeyGenerator</w:t>
+      </w:r>
+      <w:proofErr w:type="spellEnd"/>
+    </w:p>
+    <w:p/>
+    <w:p>
+      <w:r>
+        <w:t xml:space="preserve">Входной файл для задачи сохраняется с ключом вида </w:t>
+      </w:r>
+      <w:r>
+        <w:rPr>
+          <w:rFonts w:ascii="Consolas" w:hAnsi="Consolas"/>
+          <w:sz w:val="24"/>
+          <w:szCs w:val="22"/>
+        </w:rPr>
+        <w:t>{</w:t>
+      </w:r>
+      <w:proofErr w:type="spellStart"/>
+      <w:r>
+        <w:rPr>
+          <w:rFonts w:ascii="Consolas" w:hAnsi="Consolas"/>
+          <w:sz w:val="24"/>
+          <w:szCs w:val="22"/>
+        </w:rPr>
+        <w:t>jobId</w:t>
+      </w:r>
+      <w:proofErr w:type="spellEnd"/>
+      <w:r>
+        <w:rPr>
+          <w:rFonts w:ascii="Consolas" w:hAnsi="Consolas"/>
+          <w:sz w:val="24"/>
+          <w:szCs w:val="22"/>
+        </w:rPr>
+        <w:t>}/</w:t>
+      </w:r>
+      <w:proofErr w:type="spellStart"/>
+      <w:r>
+        <w:rPr>
+          <w:rFonts w:ascii="Consolas" w:hAnsi="Consolas"/>
+          <w:sz w:val="24"/>
+          <w:szCs w:val="22"/>
+        </w:rPr>
+        <w:t>input</w:t>
+      </w:r>
+      <w:proofErr w:type="spellEnd"/>
+      <w:r>
+        <w:rPr>
+          <w:rFonts w:ascii="Consolas" w:hAnsi="Consolas"/>
+          <w:sz w:val="24"/>
+          <w:szCs w:val="22"/>
+        </w:rPr>
+        <w:t>/{</w:t>
+      </w:r>
+      <w:proofErr w:type="spellStart"/>
+      <w:r>
+        <w:rPr>
+          <w:rFonts w:ascii="Consolas" w:hAnsi="Consolas"/>
+          <w:sz w:val="24"/>
+          <w:szCs w:val="22"/>
+        </w:rPr>
+        <w:t>санитизированное_оригинальное_имя_файла</w:t>
+      </w:r>
+      <w:proofErr w:type="spellEnd"/>
+      <w:r>
+        <w:rPr>
+          <w:rFonts w:ascii="Consolas" w:hAnsi="Consolas"/>
+          <w:sz w:val="24"/>
+          <w:szCs w:val="22"/>
+        </w:rPr>
+        <w:t>}</w:t>
+      </w:r>
+      <w:r>
+        <w:t xml:space="preserve">, а результат конвертации помещается в </w:t>
+      </w:r>
+      <w:r>
+        <w:rPr>
+          <w:rFonts w:ascii="Consolas" w:hAnsi="Consolas"/>
+          <w:sz w:val="24"/>
+          <w:szCs w:val="22"/>
+        </w:rPr>
+        <w:t>{</w:t>
+      </w:r>
+      <w:proofErr w:type="spellStart"/>
+      <w:r>
+        <w:rPr>
+          <w:rFonts w:ascii="Consolas" w:hAnsi="Consolas"/>
+          <w:sz w:val="24"/>
+          <w:szCs w:val="22"/>
+        </w:rPr>
+        <w:t>jobId</w:t>
+      </w:r>
+      <w:proofErr w:type="spellEnd"/>
+      <w:r>
+        <w:rPr>
+          <w:rFonts w:ascii="Consolas" w:hAnsi="Consolas"/>
+          <w:sz w:val="24"/>
+          <w:szCs w:val="22"/>
+        </w:rPr>
+        <w:t>}/</w:t>
+      </w:r>
+      <w:proofErr w:type="spellStart"/>
+      <w:r>
+        <w:rPr>
+          <w:rFonts w:ascii="Consolas" w:hAnsi="Consolas"/>
+          <w:sz w:val="24"/>
+          <w:szCs w:val="22"/>
+        </w:rPr>
+        <w:t>output</w:t>
+      </w:r>
+      <w:proofErr w:type="spellEnd"/>
+      <w:r>
+        <w:rPr>
+          <w:rFonts w:ascii="Consolas" w:hAnsi="Consolas"/>
+          <w:sz w:val="24"/>
+          <w:szCs w:val="22"/>
+        </w:rPr>
+        <w:t>/</w:t>
+      </w:r>
+      <w:proofErr w:type="spellStart"/>
+      <w:proofErr w:type="gramStart"/>
+      <w:r>
+        <w:rPr>
+          <w:rFonts w:ascii="Consolas" w:hAnsi="Consolas"/>
+          <w:sz w:val="24"/>
+          <w:szCs w:val="22"/>
+        </w:rPr>
+        <w:t>converted</w:t>
+      </w:r>
+      <w:proofErr w:type="spellEnd"/>
+      <w:r>
+        <w:rPr>
+          <w:rFonts w:ascii="Consolas" w:hAnsi="Consolas"/>
+          <w:sz w:val="24"/>
+          <w:szCs w:val="22"/>
+        </w:rPr>
+        <w:t>.{</w:t>
+      </w:r>
+      <w:proofErr w:type="spellStart"/>
+      <w:proofErr w:type="gramEnd"/>
+      <w:r>
+        <w:rPr>
+          <w:rFonts w:ascii="Consolas" w:hAnsi="Consolas"/>
+          <w:sz w:val="24"/>
+          <w:szCs w:val="22"/>
+        </w:rPr>
+        <w:t>outputFormat</w:t>
+      </w:r>
+      <w:proofErr w:type="spellEnd"/>
+      <w:r>
+        <w:rPr>
+          <w:rFonts w:ascii="Consolas" w:hAnsi="Consolas"/>
+          <w:sz w:val="24"/>
+          <w:szCs w:val="22"/>
+        </w:rPr>
+        <w:t>}</w:t>
+      </w:r>
+      <w:r>
+        <w:t>. Такой подход обеспечивает уникальность файлов по каждой задаче и упрощает их последующее управление.</w:t>
+      </w:r>
+    </w:p>
+    <w:p>
+      <w:r>
+        <w:t xml:space="preserve">Такой подход обеспечивает уникальность ключей и позволяет легко удалять все файлы, связанные с задачей, по префиксу </w:t>
+      </w:r>
+      <w:r>
+        <w:rPr>
+          <w:rFonts w:ascii="Consolas" w:hAnsi="Consolas"/>
+          <w:sz w:val="24"/>
+          <w:szCs w:val="22"/>
+        </w:rPr>
+        <w:t>{</w:t>
+      </w:r>
+      <w:proofErr w:type="spellStart"/>
+      <w:r>
+        <w:rPr>
+          <w:rFonts w:ascii="Consolas" w:hAnsi="Consolas"/>
+          <w:sz w:val="24"/>
+          <w:szCs w:val="22"/>
+          <w:lang w:val="en-US"/>
+        </w:rPr>
+        <w:t>jobId</w:t>
+      </w:r>
+      <w:proofErr w:type="spellEnd"/>
+      <w:r>
+        <w:rPr>
+          <w:rFonts w:ascii="Consolas" w:hAnsi="Consolas"/>
+          <w:sz w:val="24"/>
+          <w:szCs w:val="22"/>
+        </w:rPr>
+        <w:t>}/</w:t>
+      </w:r>
+      <w:r>
+        <w:t xml:space="preserve">. Метаданные файлов (оригинальное имя, </w:t>
+      </w:r>
+      <w:r>
+        <w:rPr>
+          <w:lang w:val="en-US"/>
+        </w:rPr>
+        <w:t>MIME</w:t>
+      </w:r>
+      <w:r>
+        <w:t xml:space="preserve">-тип, размер) могут храниться как пользовательские метаданные </w:t>
+      </w:r>
+      <w:r>
+        <w:rPr>
+          <w:lang w:val="en-US"/>
+        </w:rPr>
+        <w:t>S</w:t>
+      </w:r>
+      <w:r>
+        <w:t>3, что снижает нагрузку на базу данных.</w:t>
+      </w:r>
+    </w:p>
+    <w:p>
+      <w:r>
+        <w:t>Таким образом, спроектированная схема базы данных и структура объектного хранилища обеспечивают эффективное хранение метаданных и файлов, а также поддерживают требуемую асинхронную обработку задач.</w:t>
+      </w:r>
+    </w:p>
+    <w:p/>
+    <w:p/>
     <w:p>
       <w:pPr>
         <w:pStyle w:val="2"/>
       </w:pPr>
-      <w:bookmarkStart w:id="10" w:name="_Toc225600774"/>
-      <w:r>
-        <w:t>2.3 Организация асинхронной обработки задач</w:t>
+      <w:bookmarkStart w:id="10" w:name="_Toc225695530"/>
+      <w:r>
+        <w:t>2.3</w:t>
+      </w:r>
+      <w:r>
+        <w:t>.</w:t>
+      </w:r>
+      <w:r>
+        <w:t xml:space="preserve"> Организация асинхронной обработки задач</w:t>
       </w:r>
       <w:bookmarkEnd w:id="10"/>
     </w:p>
+    <w:p/>
     <w:p>
       <w:pPr>
         <w:pStyle w:val="2"/>
       </w:pPr>
-      <w:bookmarkStart w:id="11" w:name="_Toc225600775"/>
-      <w:r>
-        <w:t>2.4 Реализация серверной и клиентской частей приложения</w:t>
+      <w:bookmarkStart w:id="11" w:name="_Toc225695531"/>
+      <w:r>
+        <w:t>2.4</w:t>
+      </w:r>
+      <w:r>
+        <w:t>.</w:t>
+      </w:r>
+      <w:r>
+        <w:t xml:space="preserve"> Реализация серверной и клиентской частей приложения</w:t>
       </w:r>
       <w:bookmarkEnd w:id="11"/>
     </w:p>
+    <w:p/>
     <w:p>
       <w:pPr>
         <w:pStyle w:val="2"/>
       </w:pPr>
-      <w:bookmarkStart w:id="12" w:name="_Toc225600776"/>
-      <w:r>
-        <w:t>2.5 Контейнеризация, развёртывание и тестирование</w:t>
+      <w:bookmarkStart w:id="12" w:name="_Toc225695532"/>
+      <w:r>
+        <w:lastRenderedPageBreak/>
+        <w:t>2.5</w:t>
+      </w:r>
+      <w:r>
+        <w:t>.</w:t>
+      </w:r>
+      <w:r>
+        <w:t xml:space="preserve"> Контейнеризация, развёртывание и тестирование</w:t>
       </w:r>
       <w:bookmarkEnd w:id="12"/>
     </w:p>
@@ -4457,7 +9556,7 @@
       <w:pPr>
         <w:pStyle w:val="1"/>
       </w:pPr>
-      <w:bookmarkStart w:id="13" w:name="_Toc225600777"/>
+      <w:bookmarkStart w:id="13" w:name="_Toc225695533"/>
       <w:r>
         <w:lastRenderedPageBreak/>
         <w:t>Заключение</w:t>
@@ -4468,7 +9567,7 @@
       <w:pPr>
         <w:pStyle w:val="1"/>
       </w:pPr>
-      <w:bookmarkStart w:id="14" w:name="_Toc225600778"/>
+      <w:bookmarkStart w:id="14" w:name="_Toc225695534"/>
       <w:r>
         <w:lastRenderedPageBreak/>
         <w:t>Список использованной литературы</w:t>
@@ -4492,15 +9591,39 @@
         <w:t>Глоссарий</w:t>
       </w:r>
       <w:r>
-        <w:t xml:space="preserve"> // The Reactive Manifesto </w:t>
+        <w:t xml:space="preserve"> // The </w:t>
+      </w:r>
+      <w:proofErr w:type="spellStart"/>
+      <w:r>
+        <w:t>Reactive</w:t>
+      </w:r>
+      <w:proofErr w:type="spellEnd"/>
+      <w:r>
+        <w:t xml:space="preserve"> </w:t>
+      </w:r>
+      <w:proofErr w:type="spellStart"/>
+      <w:r>
+        <w:t>Manifesto</w:t>
+      </w:r>
+      <w:proofErr w:type="spellEnd"/>
+      <w:r>
+        <w:t xml:space="preserve"> </w:t>
       </w:r>
       <w:r>
         <w:t>=</w:t>
       </w:r>
       <w:r>
-        <w:t xml:space="preserve"> Манифест реактивных систем : [сайт]. – 2025. – URL:</w:t>
-      </w:r>
-      <w:hyperlink r:id="rId8" w:tgtFrame="_blank" w:history="1">
+        <w:t xml:space="preserve"> Манифест реактивных </w:t>
+      </w:r>
+      <w:proofErr w:type="gramStart"/>
+      <w:r>
+        <w:t>систем :</w:t>
+      </w:r>
+      <w:proofErr w:type="gramEnd"/>
+      <w:r>
+        <w:t xml:space="preserve"> [сайт]. – 2025. – URL:</w:t>
+      </w:r>
+      <w:hyperlink r:id="rId10" w:tgtFrame="_blank" w:history="1">
         <w:r>
           <w:rPr>
             <w:rStyle w:val="ac"/>
@@ -4541,8 +9664,17 @@
         <w:rPr>
           <w:lang w:val="en-US"/>
         </w:rPr>
-        <w:t>// RisingWave</w:t>
-      </w:r>
+        <w:t xml:space="preserve">// </w:t>
+      </w:r>
+      <w:proofErr w:type="spellStart"/>
+      <w:proofErr w:type="gramStart"/>
+      <w:r>
+        <w:rPr>
+          <w:lang w:val="en-US"/>
+        </w:rPr>
+        <w:t>RisingWave</w:t>
+      </w:r>
+      <w:proofErr w:type="spellEnd"/>
       <w:r>
         <w:rPr>
           <w:lang w:val="en-US"/>
@@ -4553,9 +9685,30 @@
         <w:rPr>
           <w:lang w:val="en-US"/>
         </w:rPr>
-        <w:t>: [сайт]. – 2025. – URL:</w:t>
-      </w:r>
-      <w:hyperlink r:id="rId9" w:history="1">
+        <w:t>:</w:t>
+      </w:r>
+      <w:proofErr w:type="gramEnd"/>
+      <w:r>
+        <w:rPr>
+          <w:lang w:val="en-US"/>
+        </w:rPr>
+        <w:t xml:space="preserve"> [</w:t>
+      </w:r>
+      <w:proofErr w:type="spellStart"/>
+      <w:r>
+        <w:rPr>
+          <w:lang w:val="en-US"/>
+        </w:rPr>
+        <w:t>сайт</w:t>
+      </w:r>
+      <w:proofErr w:type="spellEnd"/>
+      <w:r>
+        <w:rPr>
+          <w:lang w:val="en-US"/>
+        </w:rPr>
+        <w:t>]. – 2025. – URL:</w:t>
+      </w:r>
+      <w:hyperlink r:id="rId11" w:history="1">
         <w:r>
           <w:rPr>
             <w:rStyle w:val="ac"/>
@@ -4574,7 +9727,35 @@
         <w:rPr>
           <w:lang w:val="en-US"/>
         </w:rPr>
-        <w:t>(дата обращения: 13.03.2026).</w:t>
+        <w:t>(</w:t>
+      </w:r>
+      <w:proofErr w:type="spellStart"/>
+      <w:r>
+        <w:rPr>
+          <w:lang w:val="en-US"/>
+        </w:rPr>
+        <w:t>дата</w:t>
+      </w:r>
+      <w:proofErr w:type="spellEnd"/>
+      <w:r>
+        <w:rPr>
+          <w:lang w:val="en-US"/>
+        </w:rPr>
+        <w:t xml:space="preserve"> </w:t>
+      </w:r>
+      <w:proofErr w:type="spellStart"/>
+      <w:r>
+        <w:rPr>
+          <w:lang w:val="en-US"/>
+        </w:rPr>
+        <w:t>обращения</w:t>
+      </w:r>
+      <w:proofErr w:type="spellEnd"/>
+      <w:r>
+        <w:rPr>
+          <w:lang w:val="en-US"/>
+        </w:rPr>
+        <w:t>: 13.03.2026).</w:t>
       </w:r>
     </w:p>
     <w:p>
@@ -4606,9 +9787,45 @@
         <w:rPr>
           <w:lang w:val="en-US"/>
         </w:rPr>
-        <w:t xml:space="preserve"> // RisingWave : [сайт]. – 2025. – URL:</w:t>
-      </w:r>
-      <w:hyperlink r:id="rId10" w:history="1">
+        <w:t xml:space="preserve"> // </w:t>
+      </w:r>
+      <w:proofErr w:type="spellStart"/>
+      <w:proofErr w:type="gramStart"/>
+      <w:r>
+        <w:rPr>
+          <w:lang w:val="en-US"/>
+        </w:rPr>
+        <w:t>RisingWave</w:t>
+      </w:r>
+      <w:proofErr w:type="spellEnd"/>
+      <w:r>
+        <w:rPr>
+          <w:lang w:val="en-US"/>
+        </w:rPr>
+        <w:t xml:space="preserve"> :</w:t>
+      </w:r>
+      <w:proofErr w:type="gramEnd"/>
+      <w:r>
+        <w:rPr>
+          <w:lang w:val="en-US"/>
+        </w:rPr>
+        <w:t xml:space="preserve"> [</w:t>
+      </w:r>
+      <w:proofErr w:type="spellStart"/>
+      <w:r>
+        <w:rPr>
+          <w:lang w:val="en-US"/>
+        </w:rPr>
+        <w:t>сайт</w:t>
+      </w:r>
+      <w:proofErr w:type="spellEnd"/>
+      <w:r>
+        <w:rPr>
+          <w:lang w:val="en-US"/>
+        </w:rPr>
+        <w:t>]. – 2025. – URL:</w:t>
+      </w:r>
+      <w:hyperlink r:id="rId12" w:history="1">
         <w:r>
           <w:rPr>
             <w:rStyle w:val="ac"/>
@@ -4621,7 +9838,35 @@
         <w:rPr>
           <w:lang w:val="en-US"/>
         </w:rPr>
-        <w:t xml:space="preserve"> (дата обращения: 13.03.2026).</w:t>
+        <w:t xml:space="preserve"> (</w:t>
+      </w:r>
+      <w:proofErr w:type="spellStart"/>
+      <w:r>
+        <w:rPr>
+          <w:lang w:val="en-US"/>
+        </w:rPr>
+        <w:t>дата</w:t>
+      </w:r>
+      <w:proofErr w:type="spellEnd"/>
+      <w:r>
+        <w:rPr>
+          <w:lang w:val="en-US"/>
+        </w:rPr>
+        <w:t xml:space="preserve"> </w:t>
+      </w:r>
+      <w:proofErr w:type="spellStart"/>
+      <w:r>
+        <w:rPr>
+          <w:lang w:val="en-US"/>
+        </w:rPr>
+        <w:t>обращения</w:t>
+      </w:r>
+      <w:proofErr w:type="spellEnd"/>
+      <w:r>
+        <w:rPr>
+          <w:lang w:val="en-US"/>
+        </w:rPr>
+        <w:t>: 13.03.2026).</w:t>
       </w:r>
     </w:p>
     <w:p>
@@ -4637,11 +9882,19 @@
         </w:rPr>
         <w:t xml:space="preserve">4. </w:t>
       </w:r>
-      <w:r>
-        <w:rPr>
-          <w:lang w:val="en-US"/>
-        </w:rPr>
-        <w:t>Urma, R.-G.</w:t>
+      <w:proofErr w:type="spellStart"/>
+      <w:r>
+        <w:rPr>
+          <w:lang w:val="en-US"/>
+        </w:rPr>
+        <w:t>Urma</w:t>
+      </w:r>
+      <w:proofErr w:type="spellEnd"/>
+      <w:r>
+        <w:rPr>
+          <w:lang w:val="en-US"/>
+        </w:rPr>
+        <w:t>, R.-G.</w:t>
       </w:r>
       <w:r>
         <w:rPr>
@@ -4659,7 +9912,21 @@
         <w:rPr>
           <w:lang w:val="en-US"/>
         </w:rPr>
-        <w:t xml:space="preserve"> / R.-G. Urma, M. Fusco, A. Mycroft. – Shelter Island: Manning Publications, 2019. – 592 </w:t>
+        <w:t xml:space="preserve"> / R.-G. </w:t>
+      </w:r>
+      <w:proofErr w:type="spellStart"/>
+      <w:r>
+        <w:rPr>
+          <w:lang w:val="en-US"/>
+        </w:rPr>
+        <w:t>Urma</w:t>
+      </w:r>
+      <w:proofErr w:type="spellEnd"/>
+      <w:r>
+        <w:rPr>
+          <w:lang w:val="en-US"/>
+        </w:rPr>
+        <w:t xml:space="preserve">, M. Fusco, A. Mycroft. – Shelter Island: Manning Publications, 2019. – 592 </w:t>
       </w:r>
       <w:r>
         <w:t>с</w:t>
@@ -4706,7 +9973,35 @@
         <w:rPr>
           <w:lang w:val="en-US"/>
         </w:rPr>
-        <w:t>. Kafka: The Definitive Guide: Real-Time Data and Stream Processing at Scale / G. Shapira, T. Palino, R. Sivaram, K. Petty. – Sebastopol: O</w:t>
+        <w:t xml:space="preserve">. Kafka: The Definitive Guide: Real-Time Data and Stream Processing at Scale / G. Shapira, T. </w:t>
+      </w:r>
+      <w:proofErr w:type="spellStart"/>
+      <w:r>
+        <w:rPr>
+          <w:lang w:val="en-US"/>
+        </w:rPr>
+        <w:t>Palino</w:t>
+      </w:r>
+      <w:proofErr w:type="spellEnd"/>
+      <w:r>
+        <w:rPr>
+          <w:lang w:val="en-US"/>
+        </w:rPr>
+        <w:t xml:space="preserve">, R. </w:t>
+      </w:r>
+      <w:proofErr w:type="spellStart"/>
+      <w:r>
+        <w:rPr>
+          <w:lang w:val="en-US"/>
+        </w:rPr>
+        <w:t>Sivaram</w:t>
+      </w:r>
+      <w:proofErr w:type="spellEnd"/>
+      <w:r>
+        <w:rPr>
+          <w:lang w:val="en-US"/>
+        </w:rPr>
+        <w:t>, K. Petty. – Sebastopol: O</w:t>
       </w:r>
       <w:r>
         <w:rPr>
@@ -4727,7 +10022,35 @@
         <w:rPr>
           <w:lang w:val="en-US"/>
         </w:rPr>
-        <w:t>. – ISBN 9781492043089. – Текст: непосредственный.</w:t>
+        <w:t xml:space="preserve">. – ISBN 9781492043089. – </w:t>
+      </w:r>
+      <w:proofErr w:type="spellStart"/>
+      <w:r>
+        <w:rPr>
+          <w:lang w:val="en-US"/>
+        </w:rPr>
+        <w:t>Текст</w:t>
+      </w:r>
+      <w:proofErr w:type="spellEnd"/>
+      <w:r>
+        <w:rPr>
+          <w:lang w:val="en-US"/>
+        </w:rPr>
+        <w:t xml:space="preserve">: </w:t>
+      </w:r>
+      <w:proofErr w:type="spellStart"/>
+      <w:r>
+        <w:rPr>
+          <w:lang w:val="en-US"/>
+        </w:rPr>
+        <w:t>непосредственный</w:t>
+      </w:r>
+      <w:proofErr w:type="spellEnd"/>
+      <w:r>
+        <w:rPr>
+          <w:lang w:val="en-US"/>
+        </w:rPr>
+        <w:t>.</w:t>
       </w:r>
     </w:p>
     <w:p>
@@ -4778,8 +10101,29 @@
       <w:r>
         <w:t xml:space="preserve">7. </w:t>
       </w:r>
-      <w:r>
-        <w:t>RabbitMQ Documentation / VMware Inc. – 2026. – Текст: электронный. – URL:https://www.rabbitmq.com/docs (дата обращения: 15.03.2026).</w:t>
+      <w:proofErr w:type="spellStart"/>
+      <w:r>
+        <w:t>RabbitMQ</w:t>
+      </w:r>
+      <w:proofErr w:type="spellEnd"/>
+      <w:r>
+        <w:t xml:space="preserve"> </w:t>
+      </w:r>
+      <w:proofErr w:type="spellStart"/>
+      <w:r>
+        <w:t>Documentation</w:t>
+      </w:r>
+      <w:proofErr w:type="spellEnd"/>
+      <w:r>
+        <w:t xml:space="preserve"> / VMware Inc. – 2026. – Текст: электронный. – </w:t>
+      </w:r>
+      <w:proofErr w:type="gramStart"/>
+      <w:r>
+        <w:t>URL:https://www.rabbitmq.com/docs</w:t>
+      </w:r>
+      <w:proofErr w:type="gramEnd"/>
+      <w:r>
+        <w:t xml:space="preserve"> (дата обращения: 15.03.2026).</w:t>
       </w:r>
     </w:p>
     <w:p>
@@ -4793,7 +10137,21 @@
         <w:rPr>
           <w:lang w:val="en-US"/>
         </w:rPr>
-        <w:t xml:space="preserve">8. Gorelick, M. High Performance Python: Practical Performant Programming for Humans / M. Gorelick, I. Ozsvald. – Sebastopol: O'Reilly Media, 2014. – 370 </w:t>
+        <w:t xml:space="preserve">8. Gorelick, M. High Performance Python: Practical Performant Programming for Humans / M. Gorelick, I. </w:t>
+      </w:r>
+      <w:proofErr w:type="spellStart"/>
+      <w:r>
+        <w:rPr>
+          <w:lang w:val="en-US"/>
+        </w:rPr>
+        <w:t>Ozsvald</w:t>
+      </w:r>
+      <w:proofErr w:type="spellEnd"/>
+      <w:r>
+        <w:rPr>
+          <w:lang w:val="en-US"/>
+        </w:rPr>
+        <w:t xml:space="preserve">. – Sebastopol: O'Reilly Media, 2014. – 370 </w:t>
       </w:r>
       <w:r>
         <w:t>с</w:t>
@@ -4820,7 +10178,21 @@
         <w:rPr>
           <w:lang w:val="en-US"/>
         </w:rPr>
-        <w:t>. – URL:https://pepa.holla.cz/wp-content/uploads/2016/08/High-Performance-Python.pdf (</w:t>
+        <w:t xml:space="preserve">. – </w:t>
+      </w:r>
+      <w:proofErr w:type="gramStart"/>
+      <w:r>
+        <w:rPr>
+          <w:lang w:val="en-US"/>
+        </w:rPr>
+        <w:t>URL:https://pepa.holla.cz/wp-content/uploads/2016/08/High-Performance-Python.pdf</w:t>
+      </w:r>
+      <w:proofErr w:type="gramEnd"/>
+      <w:r>
+        <w:rPr>
+          <w:lang w:val="en-US"/>
+        </w:rPr>
+        <w:t xml:space="preserve"> (</w:t>
       </w:r>
       <w:r>
         <w:t>дата</w:t>
@@ -4852,7 +10224,43 @@
         <w:rPr>
           <w:lang w:val="en-US"/>
         </w:rPr>
-        <w:t>9. Postgres CDC Without Debezium: Build SQS/Kafka in SQL // Stacksync : [</w:t>
+        <w:t xml:space="preserve">9. Postgres CDC Without </w:t>
+      </w:r>
+      <w:proofErr w:type="spellStart"/>
+      <w:r>
+        <w:rPr>
+          <w:lang w:val="en-US"/>
+        </w:rPr>
+        <w:t>Debezium</w:t>
+      </w:r>
+      <w:proofErr w:type="spellEnd"/>
+      <w:r>
+        <w:rPr>
+          <w:lang w:val="en-US"/>
+        </w:rPr>
+        <w:t xml:space="preserve">: Build SQS/Kafka in SQL // </w:t>
+      </w:r>
+      <w:proofErr w:type="spellStart"/>
+      <w:proofErr w:type="gramStart"/>
+      <w:r>
+        <w:rPr>
+          <w:lang w:val="en-US"/>
+        </w:rPr>
+        <w:t>Stacksync</w:t>
+      </w:r>
+      <w:proofErr w:type="spellEnd"/>
+      <w:r>
+        <w:rPr>
+          <w:lang w:val="en-US"/>
+        </w:rPr>
+        <w:t xml:space="preserve"> :</w:t>
+      </w:r>
+      <w:proofErr w:type="gramEnd"/>
+      <w:r>
+        <w:rPr>
+          <w:lang w:val="en-US"/>
+        </w:rPr>
+        <w:t xml:space="preserve"> [</w:t>
       </w:r>
       <w:r>
         <w:t>блог</w:t>
@@ -4872,9 +10280,11 @@
         </w:rPr>
         <w:t xml:space="preserve">]. – 2026. – 4 </w:t>
       </w:r>
+      <w:proofErr w:type="spellStart"/>
       <w:r>
         <w:t>янв</w:t>
       </w:r>
+      <w:proofErr w:type="spellEnd"/>
       <w:r>
         <w:rPr>
           <w:lang w:val="en-US"/>
@@ -4897,7 +10307,21 @@
         <w:rPr>
           <w:lang w:val="en-US"/>
         </w:rPr>
-        <w:t>. – URL:https://www.stacksync.com/blog/postgres-cdc-without-debezium-build-sqskafka-sql (</w:t>
+        <w:t xml:space="preserve">. – </w:t>
+      </w:r>
+      <w:proofErr w:type="gramStart"/>
+      <w:r>
+        <w:rPr>
+          <w:lang w:val="en-US"/>
+        </w:rPr>
+        <w:t>URL:https://www.stacksync.com/blog/postgres-cdc-without-debezium-build-sqskafka-sql</w:t>
+      </w:r>
+      <w:proofErr w:type="gramEnd"/>
+      <w:r>
+        <w:rPr>
+          <w:lang w:val="en-US"/>
+        </w:rPr>
+        <w:t xml:space="preserve"> (</w:t>
       </w:r>
       <w:r>
         <w:t>дата</w:t>
@@ -4924,7 +10348,39 @@
       </w:pPr>
       <w:r>
         <w:lastRenderedPageBreak/>
-        <w:t>10. Оптимизация взаимодействия микросервисов с использованием асинхронных вызовов и брокеров сообщений (Kafka, RabbitMQ) / А. Э. Баженов, А. В. Райков, М. В. Нехаев, Н. В. Ореховский // Программные системы и вычислительные методы. – 2025. – № 4. – С. 77-93. – DOI 10.7256/2454-0714.2025.4.77228. – EDN URNSWS. – Текст: электронный. – URL:https://ru.aurora-journals.com/library_read_article.php?id=77228 (дата обращения: 16.03.2026).</w:t>
+        <w:t xml:space="preserve">10. Оптимизация взаимодействия </w:t>
+      </w:r>
+      <w:proofErr w:type="spellStart"/>
+      <w:r>
+        <w:t>микросервисов</w:t>
+      </w:r>
+      <w:proofErr w:type="spellEnd"/>
+      <w:r>
+        <w:t xml:space="preserve"> с использованием асинхронных вызовов и брокеров сообщений (</w:t>
+      </w:r>
+      <w:proofErr w:type="spellStart"/>
+      <w:r>
+        <w:t>Kafka</w:t>
+      </w:r>
+      <w:proofErr w:type="spellEnd"/>
+      <w:r>
+        <w:t xml:space="preserve">, </w:t>
+      </w:r>
+      <w:proofErr w:type="spellStart"/>
+      <w:r>
+        <w:t>RabbitMQ</w:t>
+      </w:r>
+      <w:proofErr w:type="spellEnd"/>
+      <w:r>
+        <w:t xml:space="preserve">) / А. Э. Баженов, А. В. Райков, М. В. Нехаев, Н. В. Ореховский // Программные системы и вычислительные методы. – 2025. – № 4. – С. 77-93. – DOI 10.7256/2454-0714.2025.4.77228. – EDN URNSWS. – Текст: электронный. – </w:t>
+      </w:r>
+      <w:proofErr w:type="gramStart"/>
+      <w:r>
+        <w:t>URL:https://ru.aurora-journals.com/library_read_article.php?id=77228</w:t>
+      </w:r>
+      <w:proofErr w:type="gramEnd"/>
+      <w:r>
+        <w:t xml:space="preserve"> (дата обращения: 16.03.2026).</w:t>
       </w:r>
     </w:p>
     <w:p>
@@ -4938,7 +10394,21 @@
         <w:rPr>
           <w:lang w:val="en-US"/>
         </w:rPr>
-        <w:t xml:space="preserve">11. Murty, J. Programming Amazon Web Services: S3, EC2, SQS, FPS, and SimpleDB / J. Murty. – Beijing; Sebastopol: O'Reilly Media, 2008. – 640 </w:t>
+        <w:t xml:space="preserve">11. Murty, J. Programming Amazon Web Services: S3, EC2, SQS, FPS, and </w:t>
+      </w:r>
+      <w:proofErr w:type="spellStart"/>
+      <w:r>
+        <w:rPr>
+          <w:lang w:val="en-US"/>
+        </w:rPr>
+        <w:t>SimpleDB</w:t>
+      </w:r>
+      <w:proofErr w:type="spellEnd"/>
+      <w:r>
+        <w:rPr>
+          <w:lang w:val="en-US"/>
+        </w:rPr>
+        <w:t xml:space="preserve"> / J. Murty. – Beijing; Sebastopol: O'Reilly Media, 2008. – 640 </w:t>
       </w:r>
       <w:r>
         <w:t>с</w:t>
@@ -4975,7 +10445,7 @@
           <w:lang w:val="en-US"/>
         </w:rPr>
       </w:pPr>
-      <w:bookmarkStart w:id="15" w:name="_Toc225600779"/>
+      <w:bookmarkStart w:id="15" w:name="_Toc225695535"/>
       <w:r>
         <w:lastRenderedPageBreak/>
         <w:t>Приложение</w:t>
@@ -4983,7 +10453,7 @@
       <w:bookmarkEnd w:id="15"/>
     </w:p>
     <w:sectPr>
-      <w:headerReference w:type="default" r:id="rId11"/>
+      <w:headerReference w:type="default" r:id="rId13"/>
       <w:pgSz w:w="11906" w:h="16838"/>
       <w:pgMar w:top="1134" w:right="850" w:bottom="1134" w:left="1701" w:header="708" w:footer="708" w:gutter="0"/>
       <w:pgNumType w:start="0"/>
@@ -5520,6 +10990,92 @@
     </w:lvl>
   </w:abstractNum>
   <w:abstractNum w:abstractNumId="5" w15:restartNumberingAfterBreak="0">
+    <w:nsid w:val="356D4883"/>
+    <w:multiLevelType w:val="hybridMultilevel"/>
+    <w:tmpl w:val="FF5E4720"/>
+    <w:lvl w:ilvl="0" w:tplc="0419000F">
+      <w:start w:val="1"/>
+      <w:numFmt w:val="decimal"/>
+      <w:lvlText w:val="%1."/>
+      <w:lvlJc w:val="left"/>
+      <w:pPr>
+        <w:ind w:left="360" w:hanging="360"/>
+      </w:pPr>
+    </w:lvl>
+    <w:lvl w:ilvl="1" w:tplc="04190019" w:tentative="1">
+      <w:start w:val="1"/>
+      <w:numFmt w:val="lowerLetter"/>
+      <w:lvlText w:val="%2."/>
+      <w:lvlJc w:val="left"/>
+      <w:pPr>
+        <w:ind w:left="1080" w:hanging="360"/>
+      </w:pPr>
+    </w:lvl>
+    <w:lvl w:ilvl="2" w:tplc="0419001B" w:tentative="1">
+      <w:start w:val="1"/>
+      <w:numFmt w:val="lowerRoman"/>
+      <w:lvlText w:val="%3."/>
+      <w:lvlJc w:val="right"/>
+      <w:pPr>
+        <w:ind w:left="1800" w:hanging="180"/>
+      </w:pPr>
+    </w:lvl>
+    <w:lvl w:ilvl="3" w:tplc="0419000F" w:tentative="1">
+      <w:start w:val="1"/>
+      <w:numFmt w:val="decimal"/>
+      <w:lvlText w:val="%4."/>
+      <w:lvlJc w:val="left"/>
+      <w:pPr>
+        <w:ind w:left="2520" w:hanging="360"/>
+      </w:pPr>
+    </w:lvl>
+    <w:lvl w:ilvl="4" w:tplc="04190019" w:tentative="1">
+      <w:start w:val="1"/>
+      <w:numFmt w:val="lowerLetter"/>
+      <w:lvlText w:val="%5."/>
+      <w:lvlJc w:val="left"/>
+      <w:pPr>
+        <w:ind w:left="3240" w:hanging="360"/>
+      </w:pPr>
+    </w:lvl>
+    <w:lvl w:ilvl="5" w:tplc="0419001B" w:tentative="1">
+      <w:start w:val="1"/>
+      <w:numFmt w:val="lowerRoman"/>
+      <w:lvlText w:val="%6."/>
+      <w:lvlJc w:val="right"/>
+      <w:pPr>
+        <w:ind w:left="3960" w:hanging="180"/>
+      </w:pPr>
+    </w:lvl>
+    <w:lvl w:ilvl="6" w:tplc="0419000F" w:tentative="1">
+      <w:start w:val="1"/>
+      <w:numFmt w:val="decimal"/>
+      <w:lvlText w:val="%7."/>
+      <w:lvlJc w:val="left"/>
+      <w:pPr>
+        <w:ind w:left="4680" w:hanging="360"/>
+      </w:pPr>
+    </w:lvl>
+    <w:lvl w:ilvl="7" w:tplc="04190019" w:tentative="1">
+      <w:start w:val="1"/>
+      <w:numFmt w:val="lowerLetter"/>
+      <w:lvlText w:val="%8."/>
+      <w:lvlJc w:val="left"/>
+      <w:pPr>
+        <w:ind w:left="5400" w:hanging="360"/>
+      </w:pPr>
+    </w:lvl>
+    <w:lvl w:ilvl="8" w:tplc="0419001B" w:tentative="1">
+      <w:start w:val="1"/>
+      <w:numFmt w:val="lowerRoman"/>
+      <w:lvlText w:val="%9."/>
+      <w:lvlJc w:val="right"/>
+      <w:pPr>
+        <w:ind w:left="6120" w:hanging="180"/>
+      </w:pPr>
+    </w:lvl>
+  </w:abstractNum>
+  <w:abstractNum w:abstractNumId="6" w15:restartNumberingAfterBreak="0">
     <w:nsid w:val="45BD3767"/>
     <w:multiLevelType w:val="hybridMultilevel"/>
     <w:tmpl w:val="3612A522"/>
@@ -5605,7 +11161,7 @@
       </w:pPr>
     </w:lvl>
   </w:abstractNum>
-  <w:abstractNum w:abstractNumId="6" w15:restartNumberingAfterBreak="0">
+  <w:abstractNum w:abstractNumId="7" w15:restartNumberingAfterBreak="0">
     <w:nsid w:val="46782AC7"/>
     <w:multiLevelType w:val="hybridMultilevel"/>
     <w:tmpl w:val="7C7C091C"/>
@@ -5691,7 +11247,7 @@
       </w:pPr>
     </w:lvl>
   </w:abstractNum>
-  <w:abstractNum w:abstractNumId="7" w15:restartNumberingAfterBreak="0">
+  <w:abstractNum w:abstractNumId="8" w15:restartNumberingAfterBreak="0">
     <w:nsid w:val="48176BD6"/>
     <w:multiLevelType w:val="hybridMultilevel"/>
     <w:tmpl w:val="8ADC9CCE"/>
@@ -5777,7 +11333,7 @@
       </w:pPr>
     </w:lvl>
   </w:abstractNum>
-  <w:abstractNum w:abstractNumId="8" w15:restartNumberingAfterBreak="0">
+  <w:abstractNum w:abstractNumId="9" w15:restartNumberingAfterBreak="0">
     <w:nsid w:val="50A33DAA"/>
     <w:multiLevelType w:val="multilevel"/>
     <w:tmpl w:val="A74A2DC8"/>
@@ -5890,7 +11446,7 @@
       </w:pPr>
     </w:lvl>
   </w:abstractNum>
-  <w:abstractNum w:abstractNumId="9" w15:restartNumberingAfterBreak="0">
+  <w:abstractNum w:abstractNumId="10" w15:restartNumberingAfterBreak="0">
     <w:nsid w:val="5342403B"/>
     <w:multiLevelType w:val="hybridMultilevel"/>
     <w:tmpl w:val="9EE406DA"/>
@@ -5976,7 +11532,7 @@
       </w:pPr>
     </w:lvl>
   </w:abstractNum>
-  <w:abstractNum w:abstractNumId="10" w15:restartNumberingAfterBreak="0">
+  <w:abstractNum w:abstractNumId="11" w15:restartNumberingAfterBreak="0">
     <w:nsid w:val="5CC4045B"/>
     <w:multiLevelType w:val="hybridMultilevel"/>
     <w:tmpl w:val="A102676C"/>
@@ -6062,7 +11618,7 @@
       </w:pPr>
     </w:lvl>
   </w:abstractNum>
-  <w:abstractNum w:abstractNumId="11" w15:restartNumberingAfterBreak="0">
+  <w:abstractNum w:abstractNumId="12" w15:restartNumberingAfterBreak="0">
     <w:nsid w:val="73A60920"/>
     <w:multiLevelType w:val="hybridMultilevel"/>
     <w:tmpl w:val="79926AF8"/>
@@ -6148,7 +11704,93 @@
       </w:pPr>
     </w:lvl>
   </w:abstractNum>
-  <w:abstractNum w:abstractNumId="12" w15:restartNumberingAfterBreak="0">
+  <w:abstractNum w:abstractNumId="13" w15:restartNumberingAfterBreak="0">
+    <w:nsid w:val="77B11124"/>
+    <w:multiLevelType w:val="hybridMultilevel"/>
+    <w:tmpl w:val="7FB84F4A"/>
+    <w:lvl w:ilvl="0" w:tplc="0419000F">
+      <w:start w:val="1"/>
+      <w:numFmt w:val="decimal"/>
+      <w:lvlText w:val="%1."/>
+      <w:lvlJc w:val="left"/>
+      <w:pPr>
+        <w:ind w:left="360" w:hanging="360"/>
+      </w:pPr>
+    </w:lvl>
+    <w:lvl w:ilvl="1" w:tplc="04190019" w:tentative="1">
+      <w:start w:val="1"/>
+      <w:numFmt w:val="lowerLetter"/>
+      <w:lvlText w:val="%2."/>
+      <w:lvlJc w:val="left"/>
+      <w:pPr>
+        <w:ind w:left="1080" w:hanging="360"/>
+      </w:pPr>
+    </w:lvl>
+    <w:lvl w:ilvl="2" w:tplc="0419001B" w:tentative="1">
+      <w:start w:val="1"/>
+      <w:numFmt w:val="lowerRoman"/>
+      <w:lvlText w:val="%3."/>
+      <w:lvlJc w:val="right"/>
+      <w:pPr>
+        <w:ind w:left="1800" w:hanging="180"/>
+      </w:pPr>
+    </w:lvl>
+    <w:lvl w:ilvl="3" w:tplc="0419000F" w:tentative="1">
+      <w:start w:val="1"/>
+      <w:numFmt w:val="decimal"/>
+      <w:lvlText w:val="%4."/>
+      <w:lvlJc w:val="left"/>
+      <w:pPr>
+        <w:ind w:left="2520" w:hanging="360"/>
+      </w:pPr>
+    </w:lvl>
+    <w:lvl w:ilvl="4" w:tplc="04190019" w:tentative="1">
+      <w:start w:val="1"/>
+      <w:numFmt w:val="lowerLetter"/>
+      <w:lvlText w:val="%5."/>
+      <w:lvlJc w:val="left"/>
+      <w:pPr>
+        <w:ind w:left="3240" w:hanging="360"/>
+      </w:pPr>
+    </w:lvl>
+    <w:lvl w:ilvl="5" w:tplc="0419001B" w:tentative="1">
+      <w:start w:val="1"/>
+      <w:numFmt w:val="lowerRoman"/>
+      <w:lvlText w:val="%6."/>
+      <w:lvlJc w:val="right"/>
+      <w:pPr>
+        <w:ind w:left="3960" w:hanging="180"/>
+      </w:pPr>
+    </w:lvl>
+    <w:lvl w:ilvl="6" w:tplc="0419000F" w:tentative="1">
+      <w:start w:val="1"/>
+      <w:numFmt w:val="decimal"/>
+      <w:lvlText w:val="%7."/>
+      <w:lvlJc w:val="left"/>
+      <w:pPr>
+        <w:ind w:left="4680" w:hanging="360"/>
+      </w:pPr>
+    </w:lvl>
+    <w:lvl w:ilvl="7" w:tplc="04190019" w:tentative="1">
+      <w:start w:val="1"/>
+      <w:numFmt w:val="lowerLetter"/>
+      <w:lvlText w:val="%8."/>
+      <w:lvlJc w:val="left"/>
+      <w:pPr>
+        <w:ind w:left="5400" w:hanging="360"/>
+      </w:pPr>
+    </w:lvl>
+    <w:lvl w:ilvl="8" w:tplc="0419001B" w:tentative="1">
+      <w:start w:val="1"/>
+      <w:numFmt w:val="lowerRoman"/>
+      <w:lvlText w:val="%9."/>
+      <w:lvlJc w:val="right"/>
+      <w:pPr>
+        <w:ind w:left="6120" w:hanging="180"/>
+      </w:pPr>
+    </w:lvl>
+  </w:abstractNum>
+  <w:abstractNum w:abstractNumId="14" w15:restartNumberingAfterBreak="0">
     <w:nsid w:val="7869268A"/>
     <w:multiLevelType w:val="multilevel"/>
     <w:tmpl w:val="1BAE2A4E"/>
@@ -6262,13 +11904,13 @@
     </w:lvl>
   </w:abstractNum>
   <w:num w:numId="1" w16cid:durableId="1437288115">
-    <w:abstractNumId w:val="8"/>
+    <w:abstractNumId w:val="9"/>
   </w:num>
   <w:num w:numId="2" w16cid:durableId="2031834036">
-    <w:abstractNumId w:val="10"/>
+    <w:abstractNumId w:val="11"/>
   </w:num>
   <w:num w:numId="3" w16cid:durableId="1226337255">
-    <w:abstractNumId w:val="7"/>
+    <w:abstractNumId w:val="8"/>
   </w:num>
   <w:num w:numId="4" w16cid:durableId="1258634107">
     <w:abstractNumId w:val="4"/>
@@ -6277,16 +11919,16 @@
     <w:abstractNumId w:val="0"/>
   </w:num>
   <w:num w:numId="6" w16cid:durableId="2093895680">
-    <w:abstractNumId w:val="5"/>
+    <w:abstractNumId w:val="6"/>
   </w:num>
   <w:num w:numId="7" w16cid:durableId="377895148">
     <w:abstractNumId w:val="2"/>
   </w:num>
   <w:num w:numId="8" w16cid:durableId="1327247184">
-    <w:abstractNumId w:val="9"/>
+    <w:abstractNumId w:val="10"/>
   </w:num>
   <w:num w:numId="9" w16cid:durableId="1507674091">
-    <w:abstractNumId w:val="6"/>
+    <w:abstractNumId w:val="7"/>
   </w:num>
   <w:num w:numId="10" w16cid:durableId="163982045">
     <w:abstractNumId w:val="3"/>
@@ -6295,10 +11937,16 @@
     <w:abstractNumId w:val="1"/>
   </w:num>
   <w:num w:numId="12" w16cid:durableId="765686464">
-    <w:abstractNumId w:val="11"/>
+    <w:abstractNumId w:val="12"/>
   </w:num>
   <w:num w:numId="13" w16cid:durableId="1063257551">
-    <w:abstractNumId w:val="12"/>
+    <w:abstractNumId w:val="14"/>
+  </w:num>
+  <w:num w:numId="14" w16cid:durableId="963120745">
+    <w:abstractNumId w:val="13"/>
+  </w:num>
+  <w:num w:numId="15" w16cid:durableId="1163161291">
+    <w:abstractNumId w:val="5"/>
   </w:num>
   <w:numIdMacAtCleanup w:val="13"/>
 </w:numbering>
@@ -6906,7 +12554,6 @@
   <w:style w:type="character" w:default="1" w:styleId="a0">
     <w:name w:val="Default Paragraph Font"/>
     <w:uiPriority w:val="1"/>
-    <w:semiHidden/>
     <w:unhideWhenUsed/>
   </w:style>
   <w:style w:type="table" w:default="1" w:styleId="a1">

--- a/static/coursework.docx
+++ b/static/coursework.docx
@@ -2383,7 +2383,7 @@
         <w:t xml:space="preserve">Как было показано в </w:t>
       </w:r>
       <w:r>
-        <w:t>параграфе</w:t>
+        <w:t>пункте</w:t>
       </w:r>
       <w:r>
         <w:t xml:space="preserve"> 1.1, центральным элементом асинхронной обработки является очередь, в которую поставщики помещают задачи и из которой потребители их извлекают. В простейшем случае функцию такой очереди может выполнять обычная реляционная база данных, уже используемая в приложении для хранения основной информации.</w:t>
@@ -5072,7 +5072,7 @@
     </w:p>
     <w:p>
       <w:pPr>
-        <w:ind w:left="709" w:firstLine="0"/>
+        <w:ind w:firstLine="851"/>
       </w:pPr>
       <w:r>
         <w:t>На основе сравнительного анализа выбран технологический стек:</w:t>
@@ -5296,7 +5296,21 @@
           <w:b/>
           <w:bCs/>
         </w:rPr>
-        <w:t>Рис. 1. Архитектура веб-сервиса для асинхронной конвертации медиафайлов</w:t>
+        <w:t>Рис</w:t>
+      </w:r>
+      <w:r>
+        <w:rPr>
+          <w:b/>
+          <w:bCs/>
+        </w:rPr>
+        <w:t>унок</w:t>
+      </w:r>
+      <w:r>
+        <w:rPr>
+          <w:b/>
+          <w:bCs/>
+        </w:rPr>
+        <w:t xml:space="preserve"> 1. Архитектура веб-сервиса для асинхронной конвертации медиафайлов</w:t>
       </w:r>
     </w:p>
     <w:p>
@@ -5564,7 +5578,21 @@
           <w:b/>
           <w:bCs/>
         </w:rPr>
-        <w:t>Рис. 2. Схема взаимодействия при создании и обработке задачи</w:t>
+        <w:t>Рис</w:t>
+      </w:r>
+      <w:r>
+        <w:rPr>
+          <w:b/>
+          <w:bCs/>
+        </w:rPr>
+        <w:t>унок</w:t>
+      </w:r>
+      <w:r>
+        <w:rPr>
+          <w:b/>
+          <w:bCs/>
+        </w:rPr>
+        <w:t xml:space="preserve"> 2. Схема взаимодействия при создании и обработке задачи</w:t>
       </w:r>
     </w:p>
     <w:p/>
@@ -5955,7 +5983,13 @@
         <w:t xml:space="preserve"> </w:t>
       </w:r>
       <w:r>
-        <w:t>Детальное проектирование базы данных и объектного хранилища будет представлено в параграфе 2.2</w:t>
+        <w:t xml:space="preserve">Детальное проектирование базы данных и объектного хранилища будет представлено в </w:t>
+      </w:r>
+      <w:r>
+        <w:t>пункте</w:t>
+      </w:r>
+      <w:r>
+        <w:t xml:space="preserve"> 2.2</w:t>
       </w:r>
       <w:r>
         <w:t>.</w:t>
@@ -6001,11 +6035,7 @@
         <w:t xml:space="preserve">, схема которой представлена в </w:t>
       </w:r>
       <w:r>
-        <w:rPr>
-          <w:b/>
-          <w:bCs/>
-        </w:rPr>
-        <w:t>таблице 2.1</w:t>
+        <w:t>таблице 2</w:t>
       </w:r>
       <w:r>
         <w:t>.</w:t>
@@ -6017,11 +6047,12 @@
         <w:jc w:val="right"/>
       </w:pPr>
       <w:r>
-        <w:t>Таблица 2.1</w:t>
-      </w:r>
-    </w:p>
-    <w:p>
-      <w:pPr>
+        <w:t>Таблица 2</w:t>
+      </w:r>
+    </w:p>
+    <w:p>
+      <w:pPr>
+        <w:ind w:firstLine="0"/>
         <w:jc w:val="center"/>
         <w:rPr>
           <w:rFonts w:ascii="Consolas" w:hAnsi="Consolas"/>
@@ -6039,6 +6070,10 @@
       </w:r>
       <w:proofErr w:type="spellStart"/>
       <w:r>
+        <w:rPr>
+          <w:b/>
+          <w:bCs/>
+        </w:rPr>
         <w:t>conversion_jobs</w:t>
       </w:r>
       <w:proofErr w:type="spellEnd"/>
@@ -7674,7 +7709,7 @@
           <w:ilvl w:val="0"/>
           <w:numId w:val="15"/>
         </w:numPr>
-        <w:ind w:firstLine="349"/>
+        <w:ind w:left="0" w:firstLine="709"/>
       </w:pPr>
       <w:r>
         <w:t xml:space="preserve">находит </w:t>
@@ -7706,7 +7741,7 @@
           <w:ilvl w:val="0"/>
           <w:numId w:val="15"/>
         </w:numPr>
-        <w:ind w:firstLine="349"/>
+        <w:ind w:left="0" w:firstLine="709"/>
       </w:pPr>
       <w:r>
         <w:t>блокирует найденные строки (</w:t>
@@ -7725,7 +7760,7 @@
           <w:ilvl w:val="0"/>
           <w:numId w:val="15"/>
         </w:numPr>
-        <w:ind w:firstLine="349"/>
+        <w:ind w:left="0" w:firstLine="709"/>
       </w:pPr>
       <w:r>
         <w:t xml:space="preserve">обновляет статус этих задач на </w:t>
@@ -7744,7 +7779,7 @@
           <w:ilvl w:val="0"/>
           <w:numId w:val="15"/>
         </w:numPr>
-        <w:ind w:firstLine="349"/>
+        <w:ind w:left="0" w:firstLine="709"/>
       </w:pPr>
       <w:r>
         <w:t>возвращает приложению полные записи изменённых задач.</w:t>

--- a/static/coursework.docx
+++ b/static/coursework.docx
@@ -1769,7 +1769,7 @@
         <w:t xml:space="preserve">6. </w:t>
       </w:r>
       <w:r>
-        <w:t xml:space="preserve">Спроектировать схему реляционной базы данных для хранения метаданных задач и пользователей, а также структуру </w:t>
+        <w:t xml:space="preserve">Спроектировать схему реляционной базы данных для хранения метаданных задач, а также структуру </w:t>
       </w:r>
       <w:proofErr w:type="spellStart"/>
       <w:r>
@@ -5303,7 +5303,7 @@
           <w:b/>
           <w:bCs/>
         </w:rPr>
-        <w:t>унок</w:t>
+        <w:t>.</w:t>
       </w:r>
       <w:r>
         <w:rPr>
@@ -5585,7 +5585,7 @@
           <w:b/>
           <w:bCs/>
         </w:rPr>
-        <w:t>унок</w:t>
+        <w:t>.</w:t>
       </w:r>
       <w:r>
         <w:rPr>
@@ -7482,6 +7482,9 @@
       </w:r>
     </w:p>
     <w:p>
+      <w:pPr>
+        <w:ind w:left="708" w:firstLine="1"/>
+      </w:pPr>
       <w:r>
         <w:t xml:space="preserve">Чтобы избежать состояния гонки и гарантировать, что каждая задача будет обработана только одним </w:t>
       </w:r>
@@ -7505,11 +7508,8 @@
         <w:t xml:space="preserve"> </w:t>
       </w:r>
       <w:r>
-        <w:t xml:space="preserve">FOR </w:t>
-      </w:r>
-      <w:r>
         <w:lastRenderedPageBreak/>
-        <w:t>UPDATE SK</w:t>
+        <w:t>FOR UPDATE SK</w:t>
       </w:r>
       <w:r>
         <w:t>IP</w:t>
@@ -7575,9 +7575,9 @@
         <w:t>).</w:t>
       </w:r>
     </w:p>
-    <w:p/>
-    <w:p>
-      <w:pPr>
+    <w:p>
+      <w:pPr>
+        <w:spacing w:line="240" w:lineRule="auto"/>
         <w:ind w:right="-284"/>
         <w:rPr>
           <w:lang w:val="en-US"/>
@@ -7641,6 +7641,7 @@
     <w:p>
       <w:pPr>
         <w:spacing w:line="240" w:lineRule="auto"/>
+        <w:ind w:firstLine="0"/>
         <w:jc w:val="center"/>
         <w:rPr>
           <w:b/>
@@ -7652,7 +7653,14 @@
           <w:b/>
           <w:bCs/>
         </w:rPr>
-        <w:t>Рисунок</w:t>
+        <w:t>Рис</w:t>
+      </w:r>
+      <w:r>
+        <w:rPr>
+          <w:b/>
+          <w:bCs/>
+        </w:rPr>
+        <w:t>.</w:t>
       </w:r>
       <w:r>
         <w:rPr>
@@ -7866,15 +7874,7 @@
           <w:rFonts w:cs="Times New Roman"/>
           <w:szCs w:val="28"/>
         </w:rPr>
-        <w:t xml:space="preserve"> используется плоская структура ключей с префиксами, имитирующая иерархию. </w:t>
-      </w:r>
-      <w:r>
-        <w:rPr>
-          <w:rFonts w:cs="Times New Roman"/>
-          <w:szCs w:val="28"/>
-        </w:rPr>
-        <w:lastRenderedPageBreak/>
-        <w:t xml:space="preserve">Ключи формируются с помощью вспомогательного класса </w:t>
+        <w:t xml:space="preserve"> используется плоская структура ключей с префиксами, имитирующая иерархию. Ключи формируются с помощью вспомогательного класса </w:t>
       </w:r>
       <w:proofErr w:type="spellStart"/>
       <w:r>
@@ -7922,6 +7922,7 @@
           <w:noProof/>
           <w:szCs w:val="28"/>
         </w:rPr>
+        <w:lastRenderedPageBreak/>
         <w:drawing>
           <wp:anchor distT="0" distB="0" distL="114300" distR="114300" simplePos="0" relativeHeight="251661312" behindDoc="0" locked="0" layoutInCell="1" allowOverlap="1" wp14:anchorId="63FF9C87" wp14:editId="02D2B4EF">
             <wp:simplePos x="0" y="0"/>
@@ -7990,7 +7991,7 @@
           <w:b/>
           <w:bCs/>
         </w:rPr>
-        <w:t>Рисунок. 4</w:t>
+        <w:t>Рис. 4</w:t>
       </w:r>
       <w:r>
         <w:rPr>
@@ -8385,58 +8386,72 @@
           <w:b/>
           <w:bCs/>
         </w:rPr>
-        <w:t xml:space="preserve">Рисунок </w:t>
+        <w:t>Рис</w:t>
       </w:r>
       <w:r>
         <w:rPr>
           <w:b/>
           <w:bCs/>
         </w:rPr>
-        <w:t>5</w:t>
+        <w:t>.</w:t>
       </w:r>
       <w:r>
         <w:rPr>
           <w:b/>
           <w:bCs/>
         </w:rPr>
-        <w:t xml:space="preserve">. </w:t>
+        <w:t xml:space="preserve"> </w:t>
       </w:r>
       <w:r>
         <w:rPr>
           <w:b/>
           <w:bCs/>
         </w:rPr>
-        <w:t xml:space="preserve">Общая схема работы планировщика и пула </w:t>
-      </w:r>
-      <w:proofErr w:type="spellStart"/>
+        <w:t>5</w:t>
+      </w:r>
       <w:r>
         <w:rPr>
           <w:b/>
           <w:bCs/>
         </w:rPr>
+        <w:t xml:space="preserve">. </w:t>
+      </w:r>
+      <w:r>
+        <w:rPr>
+          <w:b/>
+          <w:bCs/>
+        </w:rPr>
+        <w:t xml:space="preserve">Общая схема работы планировщика и пула </w:t>
+      </w:r>
+      <w:proofErr w:type="spellStart"/>
+      <w:r>
+        <w:rPr>
+          <w:b/>
+          <w:bCs/>
+        </w:rPr>
         <w:t>воркеров</w:t>
       </w:r>
       <w:proofErr w:type="spellEnd"/>
     </w:p>
     <w:p>
       <w:r>
-        <w:t xml:space="preserve">Планировщик Spring, аннотированный @Scheduled, запускается с фиксированной задержкой (например, 5 секунд). В каждом цикле он выполняет </w:t>
+        <w:t>Планировщик Spring, аннотированный @Scheduled, запускается с фиксированной задержкой (например, 5 секунд). В каждом цикле он выполняет SQL-запрос</w:t>
+      </w:r>
+      <w:r>
+        <w:t xml:space="preserve"> захвата задач</w:t>
+      </w:r>
+      <w:r>
+        <w:t>, получая</w:t>
+      </w:r>
+      <w:r>
+        <w:t xml:space="preserve"> ограниченное число</w:t>
+      </w:r>
+      <w:r>
+        <w:t xml:space="preserve"> задач, уже переведённых в статус PROCESSING. Для каждой полученной задачи планировщик формирует </w:t>
       </w:r>
       <w:r>
         <w:lastRenderedPageBreak/>
-        <w:t>SQL-запрос</w:t>
-      </w:r>
-      <w:r>
-        <w:t xml:space="preserve"> захвата задач</w:t>
-      </w:r>
-      <w:r>
-        <w:t>, получая</w:t>
-      </w:r>
-      <w:r>
-        <w:t xml:space="preserve"> ограниченное число</w:t>
-      </w:r>
-      <w:r>
-        <w:t xml:space="preserve"> задач, уже переведённых в статус PROCESSING. Для каждой полученной задачи планировщик формирует задание и передаёт его в пул </w:t>
+        <w:t xml:space="preserve">задание и передаёт его в пул </w:t>
       </w:r>
       <w:proofErr w:type="spellStart"/>
       <w:r>
@@ -8729,11 +8744,7 @@
       </w:r>
       <w:proofErr w:type="spellEnd"/>
       <w:r>
-        <w:t xml:space="preserve">) в сочетании с атомарным захватом задач на уровне СУБД обеспечивает надёжную асинхронную обработку в условиях ограниченных ресурсов. Все компоненты спроектированы таким образом, чтобы их можно было легко масштабировать горизонтально при необходимости – достаточно запустить </w:t>
-      </w:r>
-      <w:r>
-        <w:lastRenderedPageBreak/>
-        <w:t>несколько экземпляров приложения, которые будут конкурировать за задачи через блокировки базы данных.</w:t>
+        <w:t>) в сочетании с атомарным захватом задач на уровне СУБД обеспечивает надёжную асинхронную обработку в условиях ограниченных ресурсов. Все компоненты спроектированы таким образом, чтобы их можно было легко масштабировать горизонтально при необходимости – достаточно запустить несколько экземпляров приложения, которые будут конкурировать за задачи через блокировки базы данных.</w:t>
       </w:r>
     </w:p>
     <w:p/>
@@ -9227,12 +9238,12 @@
     </w:p>
     <w:p>
       <w:r>
+        <w:t>Глобальный обработчик исключений @ControllerAdvice преобразует все ошибки в единообразный JSON-ответ с кодом HTTP и сообщением.</w:t>
+      </w:r>
+    </w:p>
+    <w:p>
+      <w:r>
         <w:lastRenderedPageBreak/>
-        <w:t>Глобальный обработчик исключений @ControllerAdvice преобразует все ошибки в единообразный JSON-ответ с кодом HTTP и сообщением.</w:t>
-      </w:r>
-    </w:p>
-    <w:p>
-      <w:r>
         <w:t xml:space="preserve">Реализация планировщика и пула </w:t>
       </w:r>
       <w:proofErr w:type="spellStart"/>
@@ -9764,27 +9775,27 @@
       </w:r>
       <w:proofErr w:type="spellEnd"/>
       <w:r>
-        <w:t xml:space="preserve"> запускается интервал (каждые 3 секунды), который собирает идентификаторы незавершённых задач и отправляет </w:t>
+        <w:t xml:space="preserve"> запускается интервал (каждые 3 секунды), который собирает идентификаторы незавершённых задач и отправляет запрос на </w:t>
+      </w:r>
+      <w:proofErr w:type="spellStart"/>
+      <w:r>
+        <w:t>эндпоинт</w:t>
+      </w:r>
+      <w:proofErr w:type="spellEnd"/>
+      <w:r>
+        <w:t xml:space="preserve"> </w:t>
+      </w:r>
+      <w:proofErr w:type="spellStart"/>
+      <w:r>
+        <w:t>fetchJobs</w:t>
+      </w:r>
+      <w:proofErr w:type="spellEnd"/>
+      <w:r>
+        <w:t xml:space="preserve">. Полученные обновлённые статусы сливаются с текущим списком задач, после чего состояние обновляется. Интервал </w:t>
       </w:r>
       <w:r>
         <w:lastRenderedPageBreak/>
-        <w:t xml:space="preserve">запрос на </w:t>
-      </w:r>
-      <w:proofErr w:type="spellStart"/>
-      <w:r>
-        <w:t>эндпоинт</w:t>
-      </w:r>
-      <w:proofErr w:type="spellEnd"/>
-      <w:r>
-        <w:t xml:space="preserve"> </w:t>
-      </w:r>
-      <w:proofErr w:type="spellStart"/>
-      <w:r>
-        <w:t>fetchJobs</w:t>
-      </w:r>
-      <w:proofErr w:type="spellEnd"/>
-      <w:r>
-        <w:t xml:space="preserve">. Полученные обновлённые статусы сливаются с текущим списком задач, после чего состояние обновляется. Интервал автоматически очищается при размонтировании компонента или изменении списка задач. Компонент </w:t>
+        <w:t xml:space="preserve">автоматически очищается при размонтировании компонента или изменении списка задач. Компонент </w:t>
       </w:r>
       <w:proofErr w:type="spellStart"/>
       <w:r>
